--- a/tese/tese_completa.docx
+++ b/tese/tese_completa.docx
@@ -445,7 +445,7 @@
         <w:rPr>
           <w:lang w:val="pt-BR"/>
         </w:rPr>
-        <w:t xml:space="preserve">nega às mulheres casadas personalidade jurídica plena; os códigos civis euro-continentais institucionalizam a subordinação das esposas aos maridos; o sufrágio é universalmente negado até o início do século XX; o acesso às profissões e ao ensino superior permanece restrito. Quanto mais as mulheres são excluídas como sujeitos políticos, mais o corpo feminino prolifera como linguagem oficial do poder. Essa contradição estrutural constitui o problema central desta pesquisa.</w:t>
+        <w:t xml:space="preserve">nega às mulheres casadas personalidade jurídica plena; os códigos civis euro-continentais institucionalizam a subordinação das esposas aos maridos; o sufrágio é negado, nas democracias ocidentais aqui estudadas, até o início do século XX (exceções fora do recorte: Wyoming 1869, Nova Zelândia 1893); o acesso às profissões e ao ensino superior permanece restrito. Quanto mais as mulheres são excluídas como sujeitos políticos, mais o corpo feminino prolifera como linguagem oficial do poder. Essa contradição estrutural constitui o problema central desta pesquisa.</w:t>
       </w:r>
     </w:p>
     <w:p>
@@ -542,7 +542,7 @@
         <w:rPr>
           <w:lang w:val="pt-BR"/>
         </w:rPr>
-        <w:t xml:space="preserve">. Os Estados Unidos, que erigiram a Estátua da Liberdade (1886), negaram às mulheres o voto federal até 1920. A República brasileira, que adotou a figura feminina da República em 1889, excluiu as mulheres do sufrágio até 1932 (parcialmente) e 1946 (plenamente).</w:t>
+        <w:t xml:space="preserve">. Os Estados Unidos, que erigiram a Estátua da Liberdade (1886), negaram às mulheres o voto federal até 1920. A República brasileira, que viu a figura feminina da República tornar-se o símbolo visual do novo regime a partir de 1889 [VERIFICAR: o Decreto n. 4/1889 estabelece bandeira, armas e selos-sinetes; a oficialização da figura é difusa e institucional, não atribuível ao decreto], excluiu as mulheres do sufrágio até 1932 (parcialmente) e 1946 (plenamente).</w:t>
       </w:r>
     </w:p>
     <w:p>
@@ -1838,7 +1838,7 @@
         <w:rPr>
           <w:lang w:val="pt-BR"/>
         </w:rPr>
-        <w:t xml:space="preserve">é o mapeamento teórico: articular as teorias do Contrato Sexual (Pateman), da Iconocracia (Mondzain) e da Visiocracia (Goodrich) para fundamentar a crítica da visualidade estatal, introduzindo os conceitos inéditos de</w:t>
+        <w:t xml:space="preserve">é o mapeamento teórico: articular as teorias do Contrato Sexual (Pateman), da Iconocracia (Mondzain) e da Visiocracia (Goodrich) para fundamentar a crítica da visualidade estatal, introduzindo os conceitos próprios de</w:t>
       </w:r>
       <w:r>
         <w:rPr>
@@ -1880,7 +1880,13 @@
         <w:rPr>
           <w:lang w:val="pt-BR"/>
         </w:rPr>
-        <w:t xml:space="preserve">.</w:t>
+        <w:t xml:space="preserve"> </w:t>
+      </w:r>
+      <w:r>
+        <w:rPr>
+          <w:lang w:val="pt-BR"/>
+        </w:rPr>
+        <w:t xml:space="preserve">[VERIFICAR: o claim de ineditismo, presente na formulação anterior, exige lastro de revisão sistemática antes de ser restaurado].</w:t>
       </w:r>
     </w:p>
     <w:p>
@@ -1917,7 +1923,7 @@
         <w:rPr>
           <w:lang w:val="pt-BR"/>
         </w:rPr>
-        <w:t xml:space="preserve">é a constituição do corpus: compilar e codificar uma amostra estratificada que, no estado atual, compreende 165 itens no ledger e 154 com codificação de purificação, visando uma meta de expansão de ~300 imagens oficiais, utilizando o protocolo de 10 indicadores ordinais de purificação, estabelecendo um banco de dados iconométrico auditável e reprodutível.</w:t>
+        <w:t xml:space="preserve">é a constituição do corpus: compilar e codificar um catálogo documentado de imagens oficiais — 336 registros no instantâneo de trabalho de setembro de 2026, dos quais 286 com codificação de purificação, em expansão contínua até a defesa —, utilizando o protocolo de 10 indicadores ordinais de purificação, estabelecendo um banco de dados iconométrico auditável e reprodutível.</w:t>
       </w:r>
     </w:p>
     <w:p>
@@ -1954,7 +1960,7 @@
         <w:rPr>
           <w:lang w:val="pt-BR"/>
         </w:rPr>
-        <w:t xml:space="preserve">é a análise inferencial: testar estatisticamente, por meio de Kruskal-Wallis e regressão logística ordinal, as correlações entre os regimes iconocráticos (Fundacional, Normativo, Militar) e a morfologia corporal das alegorias nos contextos nacionais selecionados.</w:t>
+        <w:t xml:space="preserve">é a análise iconométrica descritiva: mapear, sobre o catálogo, as distribuições por país, período, suporte e regime iconocrático, e identificar padrões e anomalias — hipóteses de padrão, não testes de significância — que orientam a leitura qualitativa dos casos paradigmáticos.</w:t>
       </w:r>
     </w:p>
     <w:p>
@@ -2175,7 +2181,7 @@
         <w:rPr>
           <w:lang w:val="pt-BR"/>
         </w:rPr>
-        <w:t xml:space="preserve">A inovação teórica desta pesquisa situa-se no padrão CAPES 6/7: introduz conceitos inéditos (Contrato Sexual Visual e Feminilidade de Estado), preenche o ponto cego da teoria política contratualista em relação às imagens, e posiciona o Brasil como nó analítico da colonialidade do ver, não como mero receptor de modelos europeus.</w:t>
+        <w:t xml:space="preserve">A inovação teórica desta pesquisa introduz conceitos próprios (Contrato Sexual Visual e Feminilidade de Estado), preenche o ponto cego da teoria política contratualista em relação às imagens, e posiciona o Brasil como nó analítico da colonialidade do ver, não como mero receptor de modelos europeus.</w:t>
       </w:r>
     </w:p>
     <w:bookmarkEnd w:id="24"/>
@@ -2233,7 +2239,31 @@
         <w:rPr>
           <w:lang w:val="pt-BR"/>
         </w:rPr>
-        <w:t xml:space="preserve">A segunda inovação é a análise de defasagem entre a temporalidade da produção visual e a temporalidade das mudanças normativas. A França adotou Marianne como símbolo oficial em 1792, mas as mulheres permaneceram excluídas do sufrágio até 1944, uma defasagem de 152 anos. A análise sistemática dessas defasagens nos casos nacionais revela um padrão estrutural: quanto maior a consolidação alegórica, maior a resistência à inclusão política.</w:t>
+        <w:t xml:space="preserve">A segunda inovação é a análise de defasagem entre a temporalidade da produção visual e a temporalidade das mudanças normativas. A França adotou Marianne como símbolo oficial em 1792 [VERIFICAR: o caráter</w:t>
+      </w:r>
+      <w:r>
+        <w:rPr>
+          <w:lang w:val="pt-BR"/>
+        </w:rPr>
+        <w:t xml:space="preserve"> </w:t>
+      </w:r>
+      <w:r>
+        <w:rPr>
+          <w:lang w:val="pt-BR"/>
+        </w:rPr>
+        <w:t xml:space="preserve">“oficial”</w:t>
+      </w:r>
+      <w:r>
+        <w:rPr>
+          <w:lang w:val="pt-BR"/>
+        </w:rPr>
+        <w:t xml:space="preserve"> </w:t>
+      </w:r>
+      <w:r>
+        <w:rPr>
+          <w:lang w:val="pt-BR"/>
+        </w:rPr>
+        <w:t xml:space="preserve">data de fins do séc. XIX; a defasagem de 152 anos depende desse marco], mas as mulheres permaneceram excluídas do sufrágio até 1944, uma defasagem de 152 anos. A análise sistemática dessas defasagens nos casos nacionais revela um padrão estrutural: quanto maior a consolidação alegórica, maior a resistência à inclusão política.</w:t>
       </w:r>
     </w:p>
     <w:p>
@@ -2407,7 +2437,7 @@
         <w:rPr>
           <w:lang w:val="pt-BR"/>
         </w:rPr>
-        <w:t xml:space="preserve">), Reino Unido (Britannia), Alemanha (Germania), Estados Unidos (Columbia/Justice), Bélgica (alegorias constitucionais e coloniais) e Brasil (República). A seleção justifica-se pela diversidade controlada que oferece. A França representa uma república revolucionária que adota a alegoria como ruptura com a monarquia. O Reino Unido representa uma monarquia constitucional imperial que mantém a alegoria (Britannia) em coexistência com as efígies reais. A Alemanha representa um Estado-nação de construção tardia (unificação em 1871) que mobiliza a alegoria para fabricar identidade nacional. Os Estados Unidos representam uma república federal que produz suas alegorias tanto por via revolucionária (Columbia) quanto por via burocrático-estatal (gravuras do Bureau of Printing). A Bélgica representa uma monarquia constitucional jovem cujo</w:t>
+        <w:t xml:space="preserve">), Reino Unido (Britannia), Alemanha (Germania), Estados Unidos (Columbia/Justice), Bélgica (alegorias constitucionais e coloniais) e Brasil (República). A seleção justifica-se pela diversidade controlada que oferece. A França representa uma república revolucionária que adota a alegoria como ruptura com a monarquia. O Reino Unido representa uma monarquia constitucional imperial que mantém a alegoria (Britannia) em coexistência com as efígies reais. A Alemanha representa um Estado-nação de construção tardia (unificação em 1871) que mobiliza a alegoria para fabricar identidade nacional. Os Estados Unidos representam uma república federal que produz suas alegorias tanto por via revolucionária (Columbia) quanto por via burocrático-estatal (gravuras do Bureau of Engraving and Printing). A Bélgica representa uma monarquia constitucional jovem cujo</w:t>
       </w:r>
       <w:r>
         <w:rPr>
@@ -2431,7 +2461,7 @@
         <w:rPr>
           <w:lang w:val="pt-BR"/>
         </w:rPr>
-        <w:t xml:space="preserve">pós-1848, estudado por Huygebaert (2015), demonstra como o governo liberal de Rogier utilizou ativamente meios visuais para fabricar legitimidade. O Brasil representa uma república pós-colonial que importa o modelo francês, mas o adapta a um contexto periférico e escravocrata.</w:t>
+        <w:t xml:space="preserve">pós-1848, estudado por Huygebaert (2015) [VERIFICAR: entrada huygebaert2015 com TODO pendente no references.bib — conferir obra exata antes da entrega], demonstra como o governo liberal de Rogier utilizou ativamente meios visuais para fabricar legitimidade. O Brasil representa uma república pós-colonial que importa o modelo francês, mas o adapta a um contexto periférico e escravocrata.</w:t>
       </w:r>
     </w:p>
     <w:p>
@@ -2549,7 +2579,7 @@
         <w:rPr>
           <w:lang w:val="pt-BR"/>
         </w:rPr>
-        <w:t xml:space="preserve">O banco de dados iconométrico, construído ao longo da pesquisa, codifica as imagens desses suportes segundo 10 indicadores ordinais de purificação, permitindo a análise estatística inferencial que sustenta as hipóteses centrais da tese.</w:t>
+        <w:t xml:space="preserve">O banco de dados iconométrico, construído ao longo da pesquisa, codifica as imagens desses suportes segundo 10 indicadores ordinais de purificação, permitindo o panorama descritivo do corpus e o diagnóstico do instrumento que identificam os padrões aprofundados pela iconologia de casos.</w:t>
       </w:r>
     </w:p>
     <w:p>
@@ -2961,7 +2991,7 @@
         <w:rPr>
           <w:lang w:val="pt-BR"/>
         </w:rPr>
-        <w:t xml:space="preserve">) apresenta a amostragem estratificada (165 itens no ledger atual, dos quais 154 com codificação de purificação, com meta de expansão a ~300 imagens), o protocolo de 10 indicadores ordinais de purificação, o sistema de codificação IconoCode integrado ao ICONCLASS, e a infraestrutura digital (GitHub, Drive, Notion).</w:t>
+        <w:t xml:space="preserve">) apresenta o corpus como catálogo documentado (336 registros no instantâneo de trabalho de setembro de 2026, dos quais 286 com codificação de purificação, em expansão até a defesa), o protocolo de 10 indicadores ordinais de purificação, o sistema de codificação IconoCode integrado ao ICONCLASS, e a infraestrutura digital (GitHub, Drive, Notion).</w:t>
       </w:r>
     </w:p>
     <w:p>
@@ -3038,27 +3068,7 @@
         <w:rPr>
           <w:lang w:val="pt-BR"/>
         </w:rPr>
-        <w:t xml:space="preserve">) apresenta o panorama descritivo do corpus, os testes de Kruskal-Wallis sobre regimes iconocráticos e morfologia corporal, a regressão logística ordinal sobre preditores do</w:t>
-      </w:r>
-      <w:r>
-        <w:rPr>
-          <w:lang w:val="pt-BR"/>
-        </w:rPr>
-        <w:t xml:space="preserve"> </w:t>
-      </w:r>
-      <w:r>
-        <w:rPr>
-          <w:b/>
-          <w:bCs/>
-          <w:lang w:val="pt-BR"/>
-        </w:rPr>
-        <w:t xml:space="preserve">endurecimento</w:t>
-      </w:r>
-      <w:r>
-        <w:rPr>
-          <w:lang w:val="pt-BR"/>
-        </w:rPr>
-        <w:t xml:space="preserve">, e a análise de correspondência sobre circulação transatlântica. O</w:t>
+        <w:t xml:space="preserve">) apresenta o panorama descritivo do corpus — distribuições por país, período, suporte e regime iconocrático — e o diagnóstico interno do instrumento de codificação, do qual emergem os padrões e as anomalias que o Capítulo 7 aprofunda em estudos de caso. O</w:t>
       </w:r>
       <w:r>
         <w:rPr>
@@ -3811,7 +3821,7 @@
         <w:rPr>
           <w:lang w:val="pt-BR"/>
         </w:rPr>
-        <w:t xml:space="preserve">esse silenciamento opera? Por quais mecanismos a metade perdida da história permanece perdida? Pateman responde no plano jurídico-político: pela naturalização pela ficção do consentimento livre, pela estrutura dos contratos concretos e pela teoria política que conta apenas metade da história. Mas essa resposta é incompleta. Pateman não examina, em nenhum momento de</w:t>
+        <w:t xml:space="preserve">esse silenciamento opera? Por quais mecanismos a metade perdida da história permanece perdida? Pateman responde no plano jurídico-político: pela naturalização da ficção do consentimento livre, pela estrutura dos contratos concretos e pela teoria política que conta apenas metade da história. Mas essa resposta é incompleta. Pateman não examina, em nenhum momento de</w:t>
       </w:r>
       <w:r>
         <w:rPr>
@@ -4089,7 +4099,31 @@
         <w:rPr>
           <w:lang w:val="pt-BR"/>
         </w:rPr>
-        <w:t xml:space="preserve">Quando a França revolucionária adotou Marianne como símbolo da República em 1792 e simultaneamente negou às mulheres o direito de voto, de reunião e de associação política; quando a Bélgica de Rogier erigiu uma personificação feminina da Constituição enquanto mantinha o sufrágio censitário exclusivamente masculino; quando o Bureau of Printing dos Estados Unidos gravou em aço a figura de uma Justiça vendada, com balança e espada, num país que negaria às mulheres o voto federal até 1920 — o contrato sexual não estava apenas em silêncio. Estava em exibição. Mas exibia-se sob a forma mais eficaz de ocultação: a substituição da presença real pela presença simbólica.</w:t>
+        <w:t xml:space="preserve">Quando a França revolucionária adotou Marianne como símbolo da República em 1792 e simultaneamente negou às mulheres o direito de voto, de reunião e de associação política [VERIFICAR: a proibição de clubes e associações femininas data de out. 1793, não é simultânea a 1792; e o nome</w:t>
+      </w:r>
+      <w:r>
+        <w:rPr>
+          <w:lang w:val="pt-BR"/>
+        </w:rPr>
+        <w:t xml:space="preserve"> </w:t>
+      </w:r>
+      <w:r>
+        <w:rPr>
+          <w:lang w:val="pt-BR"/>
+        </w:rPr>
+        <w:t xml:space="preserve">“Marianne”</w:t>
+      </w:r>
+      <w:r>
+        <w:rPr>
+          <w:lang w:val="pt-BR"/>
+        </w:rPr>
+        <w:t xml:space="preserve"> </w:t>
+      </w:r>
+      <w:r>
+        <w:rPr>
+          <w:lang w:val="pt-BR"/>
+        </w:rPr>
+        <w:t xml:space="preserve">é posterior à figura de 1792]; quando a Bélgica de Rogier erigiu uma personificação feminina da Constituição enquanto mantinha o sufrágio censitário exclusivamente masculino; quando o Bureau of Engraving and Printing dos Estados Unidos gravou em aço a figura de uma Justiça vendada, com balança e espada, num país que negaria às mulheres o voto federal até 1920 — o contrato sexual não estava apenas em silêncio. Estava em exibição. Mas exibia-se sob a forma mais eficaz de ocultação: a substituição da presença real pela presença simbólica.</w:t>
       </w:r>
     </w:p>
     <w:p>
@@ -4172,7 +4206,7 @@
         <w:rPr>
           <w:lang w:val="pt-BR"/>
         </w:rPr>
-        <w:t xml:space="preserve">Peter Goodrich, professor na Cardozo School of Law e herdeiro intelectual de Pierre Legendre (LEGENDRE, 1974; 1994), desenvolveu ao longo de três décadas de trabalho uma teoria segundo a qual o Direito opera como sistema de imagens antes de operar como sistema de normas. O conceito central é o de</w:t>
+        <w:t xml:space="preserve">Peter Goodrich, professor na Cardozo School of Law [VERIFICAR: afiliação possivelmente defasada] e herdeiro intelectual de Pierre Legendre (LEGENDRE, 1974; 1994), desenvolveu ao longo de três décadas de trabalho uma teoria segundo a qual o Direito opera como sistema de imagens antes de operar como sistema de normas. O conceito central é o de</w:t>
       </w:r>
       <w:r>
         <w:rPr>
@@ -4216,7 +4250,7 @@
         <w:rPr>
           <w:lang w:val="pt-BR"/>
         </w:rPr>
-        <w:t xml:space="preserve">(GOODRICH, 2013a, p. 506). Essa teorização, ao ancorar o jurídico em uma economia de representações e rituais de submissão, estabelece um vínculo profundo com o conceito de</w:t>
+        <w:t xml:space="preserve">(GOODRICH, 2013a, p. 506) [VERIFICAR: conferir verbatim na passagem]. Essa teorização, ao ancorar o jurídico em uma economia de representações e rituais de submissão, estabelece um vínculo profundo com o conceito de</w:t>
       </w:r>
       <w:r>
         <w:rPr>
@@ -4242,7 +4276,7 @@
         <w:rPr>
           <w:lang w:val="pt-BR"/>
         </w:rPr>
-        <w:t xml:space="preserve">formulado por Marie-José Mondzain (2002). O próprio Goodrich reconheceu essa afinidade eletiva entre visiocracia e iconocracia em</w:t>
+        <w:t xml:space="preserve">formulado por Marie-José Mondzain (2002). A obra posterior de Goodrich aproxima seu argumento do de Mondzain num registro mais geral da imagem:</w:t>
       </w:r>
       <w:r>
         <w:rPr>
@@ -4268,59 +4302,19 @@
         <w:rPr>
           <w:lang w:val="pt-BR"/>
         </w:rPr>
-        <w:t xml:space="preserve">(2017), apontando que o</w:t>
-      </w:r>
-      <w:r>
-        <w:rPr>
-          <w:lang w:val="pt-BR"/>
-        </w:rPr>
-        <w:t xml:space="preserve"> </w:t>
-      </w:r>
-      <w:r>
-        <w:rPr>
-          <w:i/>
-          <w:iCs/>
-          <w:lang w:val="pt-BR"/>
-        </w:rPr>
-        <w:t xml:space="preserve">common law</w:t>
-      </w:r>
-      <w:r>
-        <w:rPr>
-          <w:lang w:val="pt-BR"/>
-        </w:rPr>
-        <w:t xml:space="preserve"> </w:t>
-      </w:r>
-      <w:r>
-        <w:rPr>
-          <w:lang w:val="pt-BR"/>
-        </w:rPr>
-        <w:t xml:space="preserve">opera uma</w:t>
-      </w:r>
-      <w:r>
-        <w:rPr>
-          <w:lang w:val="pt-BR"/>
-        </w:rPr>
-        <w:t xml:space="preserve"> </w:t>
-      </w:r>
-      <w:r>
-        <w:rPr>
-          <w:i/>
-          <w:iCs/>
-          <w:lang w:val="pt-BR"/>
-        </w:rPr>
-        <w:t xml:space="preserve">oikonomia</w:t>
-      </w:r>
-      <w:r>
-        <w:rPr>
-          <w:lang w:val="pt-BR"/>
-        </w:rPr>
-        <w:t xml:space="preserve"> </w:t>
-      </w:r>
-      <w:r>
-        <w:rPr>
-          <w:lang w:val="pt-BR"/>
-        </w:rPr>
-        <w:t xml:space="preserve">— uma gestão e distribuição de imagens soberanas que constrói a obediência e captura a subjetividade antes mesmo que a norma discursiva se pronuncie (GOODRICH, 2017, p. 45).</w:t>
+        <w:t xml:space="preserve">(2017) apenas assinala a convergência, sem desenvolver explicitamente o conceito de iconocracia [VERIFICAR: a passagem em GOODRICH, 2017, p. 45 está pendente de conferência — a formulação anterior a esta revisão, mais forte (</w:t>
+      </w:r>
+      <w:r>
+        <w:rPr>
+          <w:lang w:val="pt-BR"/>
+        </w:rPr>
+        <w:t xml:space="preserve">“reconheceu afinidade eletiva… o common law opera uma oikonomia”</w:t>
+      </w:r>
+      <w:r>
+        <w:rPr>
+          <w:lang w:val="pt-BR"/>
+        </w:rPr>
+        <w:t xml:space="preserve">), tinha endurecido um claim que o LEIAME listava como verificação aberta].</w:t>
       </w:r>
     </w:p>
     <w:p>
@@ -4433,7 +4427,7 @@
         <w:rPr>
           <w:lang w:val="pt-BR"/>
         </w:rPr>
-        <w:t xml:space="preserve">(GOODRICH, 2012–2013, p. 139, citando Bartolus de Saxoferrato). Em tradução própria: quem exibe signos de uma dignidade que não possui incorre em sanção.</w:t>
+        <w:t xml:space="preserve">(GOODRICH, 2012–2013, p. 139, citando Bartolus de Saxoferrato [VERIFICAR: ano em formato atípico; obra não identificada no references.bib]). Em tradução própria: quem exibe signos de uma dignidade que não possui incorre em sanção.</w:t>
       </w:r>
     </w:p>
     <w:p>
@@ -4915,7 +4909,7 @@
         <w:rPr>
           <w:lang w:val="pt-BR"/>
         </w:rPr>
-        <w:t xml:space="preserve">romano (RIPA, 1603). A venda, contudo, não faz parte desse repertório original. Ela é uma inovação — e é precisely nessa inovação que se concentra o mecanismo que esta tese procura nomear.</w:t>
+        <w:t xml:space="preserve">romano [VERIFICAR: a remissão a RIPA, 1603 não sustenta as raízes antigas — Ripa codifica a alegoria, não a origina; ancorar as raízes em fonte própria ou remover a remissão]. A venda, contudo, não faz parte desse repertório original. Ela é uma inovação — e é precisamente nessa inovação que se concentra o mecanismo que esta tese procura nomear.</w:t>
       </w:r>
     </w:p>
     <w:p>
@@ -4977,7 +4971,7 @@
         <w:rPr>
           <w:lang w:val="pt-BR"/>
         </w:rPr>
-        <w:t xml:space="preserve">No nível pré-iconográfico (descrição formal), a xilogravura, de formato retangular vertical (~11 × 8 cm na edição princeps), apresenta uma composição em três planos. No plano central, uma figura feminina de corpo inteiro, vestida com túnica longa e manto, porta na mão esquerda uma balança cujos pratos estão visivelmente desiguais. Os olhos da figura estão cobertos por um tecido claro, aplicado por trás por uma segunda figura — um bobo (</w:t>
+        <w:t xml:space="preserve">No nível pré-iconográfico (descrição formal), a xilogravura, de formato retangular vertical (~11 × 8 cm na edição princeps [VERIFICAR: dimensões sem fonte]), apresenta uma composição em três planos. No plano central, uma figura feminina de corpo inteiro, vestida com túnica longa e manto, porta na mão esquerda uma balança cujos pratos estão visivelmente desiguais. Os olhos da figura estão cobertos por um tecido claro, aplicado por trás por uma segunda figura — um bobo (</w:t>
       </w:r>
       <w:r>
         <w:rPr>
@@ -4991,7 +4985,7 @@
         <w:rPr>
           <w:lang w:val="pt-BR"/>
         </w:rPr>
-        <w:t xml:space="preserve">), com guizos e orelhas de asno, posicionado atrás e acima da mulher em posição de domínio gestual: seus braços envolvem a cabeça feminina para fixar a venda. No plano inferior, figuras masculinas de toga — advogados ou juízes — manipulam os pratos da balança com as mãos. No plano superior, uma moldura arquitectónica sugere o interior de um tribunal. A composição é marcada por uma assimetria dinâmica: todos os agentes masculinos</w:t>
+        <w:t xml:space="preserve">), com guizos e orelhas de asno, posicionado atrás e acima da mulher em posição de domínio gestual: seus braços envolvem a cabeça feminina para fixar a venda. No plano inferior, figuras masculinas de toga — advogados ou juízes — manipulam os pratos da balança com as mãos. No plano superior, uma moldura arquitetônica sugere o interior de um tribunal. A composição é marcada por uma assimetria dinâmica: todos os agentes masculinos</w:t>
       </w:r>
       <w:r>
         <w:rPr>
@@ -5309,7 +5303,7 @@
         <w:rPr>
           <w:lang w:val="pt-BR"/>
         </w:rPr>
-        <w:t xml:space="preserve">A passagem — da sátira à convenção, do riso à naturalização — constitui, na hipótese deste artigo, o momento fundacional do contrato visual. Em 1494, a venda era legível como</w:t>
+        <w:t xml:space="preserve">A passagem — da sátira à convenção, do riso à naturalização — constitui, na hipótese desta tese, o momento fundacional do contrato visual. Em 1494, a venda era legível como</w:t>
       </w:r>
       <w:r>
         <w:rPr>
@@ -5375,7 +5369,7 @@
         <w:rPr>
           <w:lang w:val="pt-BR"/>
         </w:rPr>
-        <w:t xml:space="preserve">da vendação. Ninguém mais venda a Justiça; ela simplesmente</w:t>
+        <w:t xml:space="preserve">que venda a Justiça. Ninguém mais a venda; ela simplesmente</w:t>
       </w:r>
       <w:r>
         <w:rPr>
@@ -6683,7 +6677,7 @@
         <w:rPr>
           <w:lang w:val="pt-BR"/>
         </w:rPr>
-        <w:t xml:space="preserve">Essa dupla naturalização tem consequências materiais especialmente visíveis nos contextos pós-coloniais. No Brasil, a alegoria da República — importada do repertório neoclássico francês sem participação popular, como demonstrou José Murilo de Carvalho (CARVALHO, 2017) — instala um corpo feminino branco europeu como rosto da Justiça e da nação num país cuja população é majoritariamente negra e mestiça. A Justitia de Alfredo Ceschiatti, instalada diante do Supremo Tribunal Federal em Brasília em 1961, é uma figura de granito de formas modernistas simplificadas, mas de corporalidade inequivocamente europeia — uma</w:t>
+        <w:t xml:space="preserve">Essa dupla naturalização tem consequências materiais especialmente visíveis nos contextos pós-coloniais. No Brasil, a alegoria da República — importada do repertório neoclássico francês sem participação popular, como demonstrou José Murilo de Carvalho (CARVALHO, 2017) — instala um corpo feminino branco europeu como rosto da Justiça e da nação num país cuja população é majoritariamente negra e mestiça [VERIFICAR: claim demográfico sem fonte — citar censo de 1872/1890]. A Justitia de Alfredo Ceschiatti, instalada diante do Supremo Tribunal Federal em Brasília em 1961 [VERIFICAR: data e fonte; cf. Resnik &amp; Curtis], é uma figura de granito de formas modernistas simplificadas, mas de corporalidade inequivocamente europeia — uma</w:t>
       </w:r>
       <w:r>
         <w:rPr>
@@ -6701,7 +6695,7 @@
         <w:rPr>
           <w:lang w:val="pt-BR"/>
         </w:rPr>
-        <w:t xml:space="preserve">, no sentido preciso de Haraway, transplantada para o cerrado. Lélia Gonzalez já advertia que a cultura brasileira opera por um</w:t>
+        <w:t xml:space="preserve">, no sentido preciso de Haraway [VERIFICAR: invocação sem citação localizável; o Glossário lista Haraway como raiz genealógica, não fonte da definição], transplantada para o cerrado. Lélia Gonzalez já advertia que a cultura brasileira opera por um</w:t>
       </w:r>
       <w:r>
         <w:rPr>
@@ -6725,7 +6719,25 @@
         <w:rPr>
           <w:lang w:val="pt-BR"/>
         </w:rPr>
-        <w:t xml:space="preserve">que se manifesta precisamente nos espaços simbólicos onde a presença negra é apagada ao mesmo tempo em que a presença simbólica branca é naturalizada (GONZALEZ, 1984).</w:t>
+        <w:t xml:space="preserve">que se manifesta precisamente nos espaços simbólicos onde a presença negra é apagada ao mesmo tempo em que a presença simbólica branca é naturalizada (GONZALEZ, 1984 [VERIFICAR: ano da formulação</w:t>
+      </w:r>
+      <w:r>
+        <w:rPr>
+          <w:lang w:val="pt-BR"/>
+        </w:rPr>
+        <w:t xml:space="preserve"> </w:t>
+      </w:r>
+      <w:r>
+        <w:rPr>
+          <w:lang w:val="pt-BR"/>
+        </w:rPr>
+        <w:t xml:space="preserve">“racismo por denegação”</w:t>
+      </w:r>
+      <w:r>
+        <w:rPr>
+          <w:lang w:val="pt-BR"/>
+        </w:rPr>
+        <w:t xml:space="preserve">; localizar a obra exata]).</w:t>
       </w:r>
     </w:p>
     <w:p>
@@ -7307,7 +7319,25 @@
         <w:rPr>
           <w:lang w:val="pt-BR"/>
         </w:rPr>
-        <w:t xml:space="preserve">Quando o bispo germânico Nicéforo redacta sua defesa dos ícones no século IX, descreve uma plateia que alterna lágrimas e temor diante da figura de Cristo entronizado. Mondzain interpreta essa descrição como o momento em que a imagem deixa de ser objeto devocional e passa a ser tecnologia de governo, pois captura o olhar coletivo e o converte em adesão (MONDZAIN, 2002). A querela iconoclasta, longe de ter sido uma discussão teológica, inaugurou o modelo de gestão das aparências que será replicado pelos Estados nacionais. Em Bizâncio, a imagem legitima o imperador ao estampar sua autoridade num suporte que não conhece fronteiras geográficas. Na modernidade jurídica, o mesmo mecanismo se replica quando a alegoria feminina ocupa moedas, selos e tímpanos forenses.</w:t>
+        <w:t xml:space="preserve">Quando o patriarca Nicéforo de Constantinopla redige sua defesa dos ícones no século IX [VERIFICAR: em Mondzain (2002), qual defensor dos ícones é descrito — Nicéforo (patriarca de Constantinopla, séc. IX) ou Germanos I (início do séc. VIII); a versão anterior deste capítulo dizia</w:t>
+      </w:r>
+      <w:r>
+        <w:rPr>
+          <w:lang w:val="pt-BR"/>
+        </w:rPr>
+        <w:t xml:space="preserve"> </w:t>
+      </w:r>
+      <w:r>
+        <w:rPr>
+          <w:lang w:val="pt-BR"/>
+        </w:rPr>
+        <w:t xml:space="preserve">“bispo germânico”</w:t>
+      </w:r>
+      <w:r>
+        <w:rPr>
+          <w:lang w:val="pt-BR"/>
+        </w:rPr>
+        <w:t xml:space="preserve">, erro provável de confusão com Germanos], descreve uma plateia que alterna lágrimas e temor diante da figura de Cristo entronizado. Mondzain interpreta essa descrição como o momento em que a imagem deixa de ser objeto devocional e passa a ser tecnologia de governo, pois captura o olhar coletivo e o converte em adesão (MONDZAIN, 2002). A querela iconoclasta, longe de ter sido uma discussão teológica, inaugurou o modelo de gestão das aparências que será replicado pelos Estados nacionais. Em Bizâncio, a imagem legitima o imperador ao estampar sua autoridade num suporte que não conhece fronteiras geográficas. Na modernidade jurídica, o mesmo mecanismo se replica quando a alegoria feminina ocupa moedas, selos e tímpanos forenses.</w:t>
       </w:r>
     </w:p>
     <w:p>
@@ -7352,7 +7382,31 @@
         <w:rPr>
           <w:lang w:val="pt-BR"/>
         </w:rPr>
-        <w:t xml:space="preserve">Feminilidade de Estado é o nome que dou ao processo de fabricação de um corpo feminino apto a transportar o poder masculino sem jamais revendicá-lo. Ele se constrói por esvaziamento: retira-se a historicidade do corpo concreto e injeta-se em seu lugar uma pureza clássica, branca, imóvel. Legendre chamaria esse movimento de produção de um “corpo sem palavras” que fala apenas a língua do soberano (LEGENDRE, 1994). Nos suportes jurídicos, essa feminilidade institucionalizada oferece a promessa de proximidade — afinal, seu rosto sorri, sua pele parece tátil — ao mesmo tempo em que impõe distância, pois a figura não possui órgãos de fala, nem repertório gestual próprio. A economia icônica administra esse vazio como uma conta bancária: quanto mais desindividualizada a figura, maior a sua liquidez simbólica. É por isso que as alegorias conseguem atravessar oceanos e regimes políticos sem alterar a sua gramática corporal.</w:t>
+        <w:t xml:space="preserve">Feminilidade de Estado é o nome que dou ao processo de fabricação de um corpo feminino apto a transportar o poder masculino sem jamais reivindicá-lo. Ele se constrói por esvaziamento: retira-se a historicidade do corpo concreto e injeta-se em seu lugar uma pureza clássica, branca, imóvel. Legendre chamaria esse movimento de produção de um</w:t>
+      </w:r>
+      <w:r>
+        <w:rPr>
+          <w:lang w:val="pt-BR"/>
+        </w:rPr>
+        <w:t xml:space="preserve"> </w:t>
+      </w:r>
+      <w:r>
+        <w:rPr>
+          <w:lang w:val="pt-BR"/>
+        </w:rPr>
+        <w:t xml:space="preserve">“corpo sem palavras”</w:t>
+      </w:r>
+      <w:r>
+        <w:rPr>
+          <w:lang w:val="pt-BR"/>
+        </w:rPr>
+        <w:t xml:space="preserve"> </w:t>
+      </w:r>
+      <w:r>
+        <w:rPr>
+          <w:lang w:val="pt-BR"/>
+        </w:rPr>
+        <w:t xml:space="preserve">que fala apenas a língua do soberano (LEGENDRE, 1994 [VERIFICAR: qual obra sustenta a expressão entre aspas; conferir página]). Nos suportes jurídicos, essa feminilidade institucionalizada oferece a promessa de proximidade — afinal, seu rosto sorri, sua pele parece tátil — ao mesmo tempo em que impõe distância, pois a figura não possui órgãos de fala, nem repertório gestual próprio. A economia icônica administra esse vazio como uma conta bancária: quanto mais desindividualizada a figura, maior a sua liquidez simbólica. É por isso que as alegorias conseguem atravessar oceanos e regimes políticos sem alterar a sua gramática corporal.</w:t>
       </w:r>
     </w:p>
     <w:p>
@@ -7363,7 +7417,7 @@
         <w:rPr>
           <w:lang w:val="pt-BR"/>
         </w:rPr>
-        <w:t xml:space="preserve">Esse esvaziamento serve a uma engenharia jurídica específica. Ao colocar a mulher como imagem, o Estado cria um circuito de reconhecimento que não depende de direitos positivos. O cidadão olha para a moeda e identifica a pátria no rosto feminino, mas essa identificação não gera reciprocidade jurídica. A Feminilidade de Estado transforma o corpo em infraestrutura de afeto público. Quando o Estado Novo brasileiro manda erigir monumentos com a República em mármore branco, o que está em jogo é a manutenção desse circuito, ainda que as mulheres sigam excluídas das arenas decisórias. A economia política da imagem soberana, portanto, não é apenas iconográfica. É também econômica: gere scarcidades, prioriza suportes, decide que tipo de mulher poderá emprestar seu corpo à lei.</w:t>
+        <w:t xml:space="preserve">Esse esvaziamento serve a uma engenharia jurídica específica. Ao colocar a mulher como imagem, o Estado cria um circuito de reconhecimento que não depende de direitos positivos. O cidadão olha para a moeda e identifica a pátria no rosto feminino, mas essa identificação não gera reciprocidade jurídica. A Feminilidade de Estado transforma o corpo em infraestrutura de afeto público. Quando o Estado Novo brasileiro manda erigir monumentos com a República em mármore branco, o que está em jogo é a manutenção desse circuito, ainda que as mulheres sigam excluídas das arenas decisórias. A economia política da imagem soberana, portanto, não é apenas iconográfica. É também econômica: gere escassez, prioriza suportes, decide que tipo de mulher poderá emprestar seu corpo à lei.</w:t>
       </w:r>
     </w:p>
     <w:p>
@@ -7398,7 +7452,7 @@
         <w:rPr>
           <w:lang w:val="pt-BR"/>
         </w:rPr>
-        <w:t xml:space="preserve">como função institucional, capturando o desejo do sujeito por intermédio de uma imagem que ocupa o lugar estrutural do Outro absoluto (LEGENDRE, 1994). De outro lado, Anne Carson oferece a operação simbólica complementar: a hystéra, lida desde a medicina hipocrática e desde a pólis clássica, é o órgão errante que organiza a percepção do feminino como instabilidade fluida, suscetível de desordens que ameaçam a ordem masculina (CARSON, 2023). A Feminilidade de Estado opera, portanto, na junção exata entre essas duas tradições: domestica a instabilidade carsoniana — o útero móvel, a matéria dúctil, a mulher como receptáculo platônico — convertendo-a, por meio da codificação totêmica legendrense, em superfície imóvel apta a sustentar a soberania. O que o totem fixa, a hystéra ameaça desestabilizar; a alegoria estatal resolve a tensão pela via plástica do mármore e pela via simbólica do esvaziamento.</w:t>
+        <w:t xml:space="preserve">como função institucional, capturando o desejo do sujeito por intermédio de uma imagem que ocupa o lugar estrutural do Outro absoluto (LEGENDRE, 1994). De outro lado, Anne Carson oferece a operação simbólica complementar: a hystéra, lida desde a medicina hipocrática e desde a pólis clássica, é o órgão errante que organiza a percepção do feminino como instabilidade fluida, suscetível de desordens que ameaçam a ordem masculina (CARSON, 2023 [VERIFICAR: ano/edição — o ensaio da hystéra é dos anos 1990 de Carson; o Glossário remete a Carson 2000; unificar a referência em toda a tese]). A Feminilidade de Estado opera, portanto, na junção exata entre essas duas tradições: domestica a instabilidade carsoniana — o útero móvel, a matéria dúctil, a mulher como receptáculo platônico — convertendo-a, por meio da codificação totêmica legendrense, em superfície imóvel apta a sustentar a soberania. O que o totem fixa, a hystéra ameaça desestabilizar; a alegoria estatal resolve a tensão pela via plástica do mármore e pela via simbólica do esvaziamento.</w:t>
       </w:r>
     </w:p>
     <w:bookmarkEnd w:id="48"/>
@@ -7775,7 +7829,31 @@
         <w:rPr>
           <w:lang w:val="pt-BR"/>
         </w:rPr>
-        <w:t xml:space="preserve">Warburg ensinou que as imagens carregam gestos ancestrais — as Pathosformeln — que sobrevivem como tensões comprimidas (WARBURG, 2000). Quando uma Justiça segura a balança com a mão elevada e inclina minimamente o torso, ela reativa uma fórmula expressiva que atravessa dois milênios. Essa sobrevivência não é neutra. No direito, a Pathosformel funciona como assinatura: cada vez que a figura se repete, o Estado reafirma a sua ancestralidade e, com ela, a pretensão de inevitabilidade. Agamben acrescenta que toda assinatura produz zonas de exceção (AGAMBEN, 1998). Ao reafirmar a Pathosformel da Justiça vendada, o Estado autoriza a suspensão da visão concreta dos conflitos em nome de um olhar universalizado.</w:t>
+        <w:t xml:space="preserve">Warburg ensinou que as imagens carregam gestos ancestrais — as Pathosformeln — que sobrevivem como tensões comprimidas (WARBURG, 2000). Quando uma Justiça segura a balança com a mão elevada e inclina minimamente o torso, ela reativa uma fórmula expressiva que atravessa dois milênios. Essa sobrevivência não é neutra. No direito, a Pathosformel funciona como assinatura: cada vez que a figura se repete, o Estado reafirma a sua ancestralidade e, com ela, a pretensão de inevitabilidade. Agamben acrescenta que toda assinatura produz zonas de exceção (AGAMBEN, 1998 [VERIFICAR: a doutrina da</w:t>
+      </w:r>
+      <w:r>
+        <w:rPr>
+          <w:lang w:val="pt-BR"/>
+        </w:rPr>
+        <w:t xml:space="preserve"> </w:t>
+      </w:r>
+      <w:r>
+        <w:rPr>
+          <w:lang w:val="pt-BR"/>
+        </w:rPr>
+        <w:t xml:space="preserve">“assinatura”</w:t>
+      </w:r>
+      <w:r>
+        <w:rPr>
+          <w:lang w:val="pt-BR"/>
+        </w:rPr>
+        <w:t xml:space="preserve"> </w:t>
+      </w:r>
+      <w:r>
+        <w:rPr>
+          <w:lang w:val="pt-BR"/>
+        </w:rPr>
+        <w:t xml:space="preserve">não está em Homo sacer (1998) — data dos anos 2000, cf. Signatura rerum, 2008; corrigir a referência]). Ao reafirmar a Pathosformel da Justiça vendada, o Estado autoriza a suspensão da visão concreta dos conflitos em nome de um olhar universalizado.</w:t>
       </w:r>
     </w:p>
     <w:p>
@@ -7923,7 +8001,13 @@
         <w:rPr>
           <w:lang w:val="pt-BR"/>
         </w:rPr>
-        <w:t xml:space="preserve">: o particular e o geral se fundiriam numa totalidade orgânica e autossuficiente (BENJAMIN, 1984). Benjamin inverte a hierarquia. Contra a fusão romântica, ele recupera a alegoria como</w:t>
+        <w:t xml:space="preserve"> </w:t>
+      </w:r>
+      <w:r>
+        <w:rPr>
+          <w:lang w:val="pt-BR"/>
+        </w:rPr>
+        <w:t xml:space="preserve">[VERIFICAR: fonte das aspas]: o particular e o geral se fundiriam numa totalidade orgânica e autossuficiente (BENJAMIN, 1984 [VERIFICAR: página da citação direta]). Benjamin inverte a hierarquia. Contra a fusão romântica, ele recupera a alegoria como</w:t>
       </w:r>
       <w:r>
         <w:rPr>
@@ -8613,7 +8697,7 @@
         <w:rPr>
           <w:lang w:val="pt-BR"/>
         </w:rPr>
-        <w:t xml:space="preserve">(OSWALD DE ANDRADE, 1928) propõe a</w:t>
+        <w:t xml:space="preserve">(ANDRADE, 1928) propõe a</w:t>
       </w:r>
       <w:r>
         <w:rPr>
@@ -10579,7 +10663,31 @@
         <w:rPr>
           <w:lang w:val="pt-BR"/>
         </w:rPr>
-        <w:t xml:space="preserve">de Villares (BR-005) apresenta:</w:t>
+        <w:t xml:space="preserve">de Villares (BR-005 [VERIFICAR: o registro atual do corpus aponta para este item composto 1,0, com indicadores desincorporação 1, rigidez 1, uniformização 1, monocromatização 0, inscrição estatal 2, e data</w:t>
+      </w:r>
+      <w:r>
+        <w:rPr>
+          <w:lang w:val="pt-BR"/>
+        </w:rPr>
+        <w:t xml:space="preserve"> </w:t>
+      </w:r>
+      <w:r>
+        <w:rPr>
+          <w:lang w:val="pt-BR"/>
+        </w:rPr>
+        <w:t xml:space="preserve">“c. 1900”</w:t>
+      </w:r>
+      <w:r>
+        <w:rPr>
+          <w:lang w:val="pt-BR"/>
+        </w:rPr>
+        <w:t xml:space="preserve"> </w:t>
+      </w:r>
+      <w:r>
+        <w:rPr>
+          <w:lang w:val="pt-BR"/>
+        </w:rPr>
+        <w:t xml:space="preserve">— o perfil abaixo diverge integralmente do ledger; recodificação do item ou revisão da ficha são pendentes]) apresenta:</w:t>
       </w:r>
     </w:p>
     <w:p>
@@ -10743,7 +10851,7 @@
         <w:rPr>
           <w:lang w:val="pt-BR"/>
         </w:rPr>
-        <w:t xml:space="preserve">Esse perfil — endurecimento composto 2,4, regime fundacional — é o de uma alegoria que está</w:t>
+        <w:t xml:space="preserve">Esse perfil — endurecimento composto 2,4 [ledger: 1,0 — VERIFICAR], regime fundacional — é o de uma alegoria que está</w:t>
       </w:r>
       <w:r>
         <w:rPr>
@@ -10769,7 +10877,25 @@
         <w:rPr>
           <w:lang w:val="pt-BR"/>
         </w:rPr>
-        <w:t xml:space="preserve">de Purificação Clássica, mas que ainda mantém resíduos de corporalidade. O corpo de Villares ainda tem volume, sombra, textura de tecido. O que acontece nas fichas subsequentes — a litografia de Agostini na Revista Illustrada (BR-SCOUT-001), o óleo de Lopes Rodrigues (BR-SCOUT-003) — é a</w:t>
+        <w:t xml:space="preserve">de Purificação Clássica, mas que ainda mantém resíduos de corporalidade. O corpo de Villares ainda tem volume, sombra, textura de tecido. O que acontece nas fichas subsequentes — a litografia de Agostini na Revista Illustrada (BR-SCOUT-001 [VERIFICAR: ID sem registro no corpus; o candidato mais próximo é BR-019,</w:t>
+      </w:r>
+      <w:r>
+        <w:rPr>
+          <w:lang w:val="pt-BR"/>
+        </w:rPr>
+        <w:t xml:space="preserve"> </w:t>
+      </w:r>
+      <w:r>
+        <w:rPr>
+          <w:lang w:val="pt-BR"/>
+        </w:rPr>
+        <w:t xml:space="preserve">“O mundo às avessas: voto feminino”</w:t>
+      </w:r>
+      <w:r>
+        <w:rPr>
+          <w:lang w:val="pt-BR"/>
+        </w:rPr>
+        <w:t xml:space="preserve">, 1917 — atribuição a Agostini e data questionáveis: Agostini morre em 1907]), o óleo de Lopes Rodrigues (BR-SCOUT-003 [VERIFICAR: ID sem registro no corpus]) — é a</w:t>
       </w:r>
       <w:r>
         <w:rPr>
@@ -10849,7 +10975,7 @@
         <w:rPr>
           <w:lang w:val="pt-BR"/>
         </w:rPr>
-        <w:t xml:space="preserve">A terceira proposição leva o argumento para o campo jurídico. Quando o Estado brasileiro, na Primeira República, emite moedas com a Efígie da República (1906–1912, corpus item BR-119, não detalhado aqui), ele realiza uma operação análoga àquela que Pateman identifica no Contrato Sexual: a constituição de um</w:t>
+        <w:t xml:space="preserve">A terceira proposição leva o argumento para o campo jurídico. Quando o Estado brasileiro, na Primeira República, emite moedas com a Efígie da República (1906–1912, corpus item BR-1000R-1906, não detalhado aqui), ele realiza uma operação análoga àquela que Pateman identifica no Contrato Sexual: a constituição de um</w:t>
       </w:r>
       <w:r>
         <w:rPr>
@@ -11039,7 +11165,7 @@
         <w:rPr>
           <w:lang w:val="pt-BR"/>
         </w:rPr>
-        <w:t xml:space="preserve">(corpus regime: contra-alegoria, 7 itens) surge sempre como</w:t>
+        <w:t xml:space="preserve">(corpus regime: contra-alegoria — 15 itens no instantâneo de 2026-09-21, 14 codificados) surge sempre como</w:t>
       </w:r>
       <w:r>
         <w:rPr>
@@ -11231,7 +11357,7 @@
         <w:rPr>
           <w:lang w:val="pt-BR"/>
         </w:rPr>
-        <w:t xml:space="preserve">de Roty (1897, FR-038 no corpus) e à</w:t>
+        <w:t xml:space="preserve">de Roty (1897, FR-SEM-1898 no corpus) e à</w:t>
       </w:r>
       <w:r>
         <w:rPr>
@@ -11257,7 +11383,7 @@
         <w:rPr>
           <w:lang w:val="pt-BR"/>
         </w:rPr>
-        <w:t xml:space="preserve">de Moitte/Janinet (FR-SCOUT-006, enriquecendo FR-038). Neste Zwischenraum, o que se vê é uma transição</w:t>
+        <w:t xml:space="preserve">de Moitte/Janinet (FR-038 no corpus). Neste Zwischenraum, o que se vê é uma transição</w:t>
       </w:r>
       <w:r>
         <w:rPr>
@@ -11521,7 +11647,7 @@
         <w:rPr>
           <w:lang w:val="pt-BR"/>
         </w:rPr>
-        <w:t xml:space="preserve">. [data, localização a confirmar].</w:t>
+        <w:t xml:space="preserve">. [data a confirmar; item FR-038 no corpus].</w:t>
       </w:r>
       <w:r>
         <w:rPr>
@@ -13609,7 +13735,7 @@
     </w:p>
     <w:bookmarkEnd w:id="69"/>
     <w:bookmarkEnd w:id="70"/>
-    <w:bookmarkStart w:id="90" w:name="capítulo-2"/>
+    <w:bookmarkStart w:id="95" w:name="capítulo-2"/>
     <w:p>
       <w:pPr>
         <w:pStyle w:val="Heading1"/>
@@ -13631,7 +13757,7 @@
         <w:t xml:space="preserve">CAPÍTULO 2</w:t>
       </w:r>
     </w:p>
-    <w:bookmarkStart w:id="89" w:name="X744b5b60ef8cdb559c54068ec23f6a6c09a9878"/>
+    <w:bookmarkStart w:id="94" w:name="X744b5b60ef8cdb559c54068ec23f6a6c09a9878"/>
     <w:p>
       <w:pPr>
         <w:pStyle w:val="Heading2"/>
@@ -13682,7 +13808,7 @@
         <w:rPr>
           <w:lang w:val="pt-BR"/>
         </w:rPr>
-        <w:t xml:space="preserve">— Aby Warburg, sobre o Atlas Mnemosyne (reconstrução de Didi-Huberman, 2002)</w:t>
+        <w:t xml:space="preserve">— Aby Warburg, sobre o Atlas Mnemosyne (reconstrução de Didi-Huberman, 2002 [VERIFICAR: obra e página da reconstrução])</w:t>
       </w:r>
     </w:p>
     <w:p>
@@ -13733,7 +13859,7 @@
         <w:rPr>
           <w:lang w:val="pt-BR"/>
         </w:rPr>
-        <w:t xml:space="preserve">(2002, p. 28)</w:t>
+        <w:t xml:space="preserve">(2002, p. 28) [VERIFICAR: conferir citação e página]</w:t>
       </w:r>
     </w:p>
     <w:p>
@@ -14027,7 +14153,25 @@
         <w:rPr>
           <w:lang w:val="pt-BR"/>
         </w:rPr>
-        <w:t xml:space="preserve">é ativa (sentada/em pé, dinâmica/estática, armada/pacífica). Neste nível integra-se a codificação ICONCLASS (VAN DE WAAL, 1973–1985), com atenção especial ao código 48C51 (iconografia feminina em contexto político).</w:t>
+        <w:t xml:space="preserve">é ativa (sentada/em pé, dinâmica/estática, armada/pacífica). Neste nível integra-se a codificação ICONCLASS (VAN DE WAAL, 1973–1985), com atenção especial ao código 48C51 — taxonomia interna do projeto para a personificação feminina em contexto político-jurídico [VERIFICAR: no sistema oficial Iconclass, 48C51 =</w:t>
+      </w:r>
+      <w:r>
+        <w:rPr>
+          <w:lang w:val="pt-BR"/>
+        </w:rPr>
+        <w:t xml:space="preserve"> </w:t>
+      </w:r>
+      <w:r>
+        <w:rPr>
+          <w:lang w:val="pt-BR"/>
+        </w:rPr>
+        <w:t xml:space="preserve">‘painting’</w:t>
+      </w:r>
+      <w:r>
+        <w:rPr>
+          <w:lang w:val="pt-BR"/>
+        </w:rPr>
+        <w:t xml:space="preserve">; códigos oficiais presentes no corpus: 44B62, 11M44].</w:t>
       </w:r>
     </w:p>
     <w:bookmarkEnd w:id="73"/>
@@ -14944,7 +15088,7 @@
         <w:rPr>
           <w:lang w:val="pt-BR"/>
         </w:rPr>
-        <w:t xml:space="preserve">A análise estatística do corpus (165 registros no ledger atual, dos quais 154 com codificação de purificação; o congelamento analítico anterior registrou N=145, ver Capítulo 6) revelou uma distinção metodologicamente importante entre dois grupos de indicadores. Os indicadores 1–7 (</w:t>
+        <w:t xml:space="preserve">O diagnóstico do instrumento, aplicado aos instantâneos sucessivos do corpus (o ledger operacional, em expansão, registrou 336 itens em 2026-09-21, dos quais 286 com codificação de purificação; o congelamento analítico anterior registrou N=145, ver Capítulo 6), revelou uma distinção metodologicamente importante entre dois grupos de indicadores. Os indicadores 1–7 (</w:t>
       </w:r>
       <w:r>
         <w:rPr>
@@ -15247,7 +15391,7 @@
         <w:rPr>
           <w:lang w:val="pt-BR"/>
         </w:rPr>
-        <w:t xml:space="preserve">Essa distinção emergiu de forma inesperada quando dois indicadores perderam significância estatística na comparação entre regimes. A</w:t>
+        <w:t xml:space="preserve">Essa distinção emergiu de forma inesperada durante o diagnóstico do instrumento, quando dois indicadores se mostraram sensíveis ao suporte material. Num instantâneo anterior do corpus (N=145), a</w:t>
       </w:r>
       <w:r>
         <w:rPr>
@@ -15273,7 +15417,7 @@
         <w:rPr>
           <w:lang w:val="pt-BR"/>
         </w:rPr>
-        <w:t xml:space="preserve">apresentou p=0,056 no teste de Kruskal-Wallis sobre os três regimes; contudo, quando controlada pelo suporte material (analisando apenas gravuras), a significância foi recuperada com força (p=0,0006). O padrão subjacente é revelador: o regime MILITAR privilegiou cartazes policromos (propaganda requer cor para mobilizar), enquanto o regime NORMATIVO privilegiou moedas e selos monocromáticos (rotinização burocrática tende ao minimalismo cromático). O indicador mede, assim, uma interação real entre ideologia e materialidade — não um artefato.</w:t>
+        <w:t xml:space="preserve">não distinguia os regimes quando computada sobre o conjunto, mas passava a distinguí-los com força quando controlada pelo suporte (apenas gravuras). Os valores exatos dessas verificações constam do apêndice de diagnóstico do instrumento; seu estatuto é de calibragem interna, não de prova. O padrão subjacente é revelador: o regime MILITAR privilegiou cartazes policromos (propaganda requer cor para mobilizar), enquanto o regime NORMATIVO privilegiou moedas e selos monocromáticos (rotinização burocrática tende ao minimalismo cromático). O indicador mede, assim, uma interação real entre ideologia e materialidade — não um artefato.</w:t>
       </w:r>
     </w:p>
     <w:p>
@@ -15336,7 +15480,7 @@
         <w:rPr>
           <w:lang w:val="pt-BR"/>
         </w:rPr>
-        <w:t xml:space="preserve">emolduradas pela arquitetura — relevos, frontões, lareiras. Quando esses itens são excluídos, o indicador recupera significância (p=0,004), e o padrão esperado se confirma: o regime NORMATIVO enquadra mais do que o FUNDACIONAL. A recomendação para futuras aplicações do protocolo é distinguir entre enquadramento</w:t>
+        <w:t xml:space="preserve">emolduradas pela arquitetura — relevos, frontões, lareiras. Quando esses itens são excluídos, o padrão esperado se confirma no diagnóstico: o regime NORMATIVO enquadra mais do que o FUNDACIONAL. A recomendação para futuras aplicações do protocolo é distinguir entre enquadramento</w:t>
       </w:r>
       <w:r>
         <w:rPr>
@@ -15450,7 +15594,7 @@
         <w:rPr>
           <w:lang w:val="pt-BR"/>
         </w:rPr>
-        <w:t xml:space="preserve">. A análise de cluster e a comparação de medianas (Capítulo 6) confirmaram estatisticamente a existência de três regimes distintos, aos quais a análise qualitativa acrescentou um quarto.</w:t>
+        <w:t xml:space="preserve">. A tipologia foi construída por leitura densa de casos exemplares; o diagnóstico do instrumento revelou-se compatível com os três regimes propostos (Capítulo 6), sem confirmá-los como fato estatístico, e a análise qualitativa acrescentou um quarto.</w:t>
       </w:r>
     </w:p>
     <w:bookmarkStart w:id="78" w:name="regime-fundacional"/>
@@ -15555,7 +15699,7 @@
         <w:rPr>
           <w:lang w:val="pt-BR"/>
         </w:rPr>
-        <w:t xml:space="preserve">— a Liberté de Delacroix nos barricadas, a Justiça de Chifflart em voo punitivo (corpus FR-001, endurecimento 0,6), a Marianne de Steinlen empunhando espada com seio descoberto (FR-008, 0,8). O endurecimento médio é baixo (1,13).</w:t>
+        <w:t xml:space="preserve">— a Liberté de Delacroix nas barricadas, a Justiça de Chifflart em voo punitivo (corpus FR-001, endurecimento 0,6).</w:t>
       </w:r>
     </w:p>
     <w:bookmarkEnd w:id="78"/>
@@ -15589,7 +15733,7 @@
         <w:rPr>
           <w:lang w:val="pt-BR"/>
         </w:rPr>
-        <w:t xml:space="preserve">Alegorias na rotina institucional: moedas, selos, bustos cívicos, decoração de édifícios públicos. O corpo é</w:t>
+        <w:t xml:space="preserve">Alegorias na rotina institucional: moedas, selos, bustos cívicos, decoração de edifícios públicos. O corpo é</w:t>
       </w:r>
       <w:r>
         <w:rPr>
@@ -15661,7 +15805,7 @@
         <w:rPr>
           <w:lang w:val="pt-BR"/>
         </w:rPr>
-        <w:t xml:space="preserve">— o busto de Marianne nos 36.000</w:t>
+        <w:t xml:space="preserve">— o busto de Marianne nos</w:t>
       </w:r>
       <w:r>
         <w:rPr>
@@ -15687,7 +15831,7 @@
         <w:rPr>
           <w:lang w:val="pt-BR"/>
         </w:rPr>
-        <w:t xml:space="preserve">da França (FR-009, endurecimento 2,4) é o caso paradigmático. O formato do busto</w:t>
+        <w:t xml:space="preserve">da França (36 mil comunas [VERIFICAR: a presença universal do busto não está documentada — abrandar ou documentar]; FR-009, endurecimento 2,4) é o caso paradigmático. O formato do busto</w:t>
       </w:r>
       <w:r>
         <w:rPr>
@@ -15713,7 +15857,7 @@
         <w:rPr>
           <w:lang w:val="pt-BR"/>
         </w:rPr>
-        <w:t xml:space="preserve">a purificação: ele elimina fisicamente os membros, as mãos, o torso, reduzindo a figura a rosto + barrete + ombros — o mínimo semiótico. O endurecimento médio é o mais alto dos quatro regimes (1,94).</w:t>
+        <w:t xml:space="preserve">a purificação: ele elimina fisicamente os membros, as mãos, o torso, reduzindo a figura a rosto + barrete + ombros — o mínimo semiótico.</w:t>
       </w:r>
     </w:p>
     <w:bookmarkEnd w:id="79"/>
@@ -15819,7 +15963,7 @@
         <w:rPr>
           <w:lang w:val="pt-BR"/>
         </w:rPr>
-        <w:t xml:space="preserve">(FR-007, Lelong, 1917, endurecimento 1,8) ergue-se como estátua acima dos soldados que marcham, hierática mas investida de autoridade marcial. O endurecimento médio (1,87) é próximo ao normativo, mas o perfil é distinto: os indicadores de</w:t>
+        <w:t xml:space="preserve">(FR-007, Lelong, 1917, endurecimento 1,8) ergue-se como estátua acima dos soldados que marcham, hierática mas investida de autoridade marcial. O perfil é distinto do normativo: os indicadores de</w:t>
       </w:r>
       <w:r>
         <w:rPr>
@@ -16033,7 +16177,7 @@
         <w:rPr>
           <w:lang w:val="pt-BR"/>
         </w:rPr>
-        <w:t xml:space="preserve">de Félicien Rops (FR-005, 1871, endurecimento 0,8) — uma Marianne irônica, mão na cintura, lorgnette ao rosto — e a</w:t>
+        <w:t xml:space="preserve">de Félicien Rops (FR-005, 1871, endurecimento 0,8 [VERIFICAR: o ledger registra FR-005 como normativo, composto 0,5 — recodificação ou correção pendente]) — uma Marianne irônica, mão na cintura, lorgnette ao rosto — e a</w:t>
       </w:r>
       <w:r>
         <w:rPr>
@@ -16220,7 +16364,7 @@
         <w:rPr>
           <w:lang w:val="pt-BR"/>
         </w:rPr>
-        <w:t xml:space="preserve">. O endurecimento médio é de 0,63 (N=7), o mais baixo dos quatro regimes, precisamente porque a sátira recusa a purificação: o corpo permanece individual, sexualizado, expressivo, narrativo — tudo que o processo de endurecimento elimina. A contra-alegoria demonstra, por negação, o que o regime NORMATIVO suprime.</w:t>
+        <w:t xml:space="preserve">. Os scores de endurecimento são os mais baixos do corpus, precisamente porque a sátira recusa a purificação: o corpo permanece individual, sexualizado, expressivo, narrativo — tudo que o processo de endurecimento elimina. A contra-alegoria demonstra, por negação, o que o regime NORMATIVO suprime.</w:t>
       </w:r>
     </w:p>
     <w:p>
@@ -16232,7 +16376,7 @@
     </w:p>
     <w:bookmarkEnd w:id="81"/>
     <w:bookmarkEnd w:id="82"/>
-    <w:bookmarkStart w:id="86" w:name="X771e2dbc0dc6817f713e77ab981075a0a1f8381"/>
+    <w:bookmarkStart w:id="87" w:name="X300a02a44ef61126af5ca2ee4153f1c07eed621"/>
     <w:p>
       <w:pPr>
         <w:pStyle w:val="Heading3"/>
@@ -16251,7 +16395,7 @@
         <w:rPr>
           <w:lang w:val="pt-BR"/>
         </w:rPr>
-        <w:t xml:space="preserve">2.5 Validação: codificação por imagem vs. codificação por metadados</w:t>
+        <w:t xml:space="preserve">2.5 Paradigma indiciário e padrões de prova na iconografia jurídica</w:t>
       </w:r>
     </w:p>
     <w:p>
@@ -16262,6 +16406,1740 @@
         <w:rPr>
           <w:lang w:val="pt-BR"/>
         </w:rPr>
+        <w:t xml:space="preserve">Os parágrafos anteriores demonstraram que o protocolo IconoCode produz resultados</w:t>
+      </w:r>
+      <w:r>
+        <w:rPr>
+          <w:lang w:val="pt-BR"/>
+        </w:rPr>
+        <w:t xml:space="preserve"> </w:t>
+      </w:r>
+      <w:r>
+        <w:rPr>
+          <w:i/>
+          <w:iCs/>
+          <w:lang w:val="pt-BR"/>
+        </w:rPr>
+        <w:t xml:space="preserve">operacionalmente</w:t>
+      </w:r>
+      <w:r>
+        <w:rPr>
+          <w:lang w:val="pt-BR"/>
+        </w:rPr>
+        <w:t xml:space="preserve"> </w:t>
+      </w:r>
+      <w:r>
+        <w:rPr>
+          <w:lang w:val="pt-BR"/>
+        </w:rPr>
+        <w:t xml:space="preserve">robustos: o eixo de formalização burocrática dos indicadores — serialidade, inscrição estatal, heraldicização — discrimina os regimes iconocráticos no corpus atual (Capítulo 6), os casos paradigmáticos emergem de forma consistente com as hipóteses teóricas, e a seção seguinte (§2.6) documentará que os deltas entre codificação por metadados e por imagem são mensuráveis e auditáveis. Falta, porém, legitimar</w:t>
+      </w:r>
+      <w:r>
+        <w:rPr>
+          <w:lang w:val="pt-BR"/>
+        </w:rPr>
+        <w:t xml:space="preserve"> </w:t>
+      </w:r>
+      <w:r>
+        <w:rPr>
+          <w:i/>
+          <w:iCs/>
+          <w:lang w:val="pt-BR"/>
+        </w:rPr>
+        <w:t xml:space="preserve">epistemologicamente</w:t>
+      </w:r>
+      <w:r>
+        <w:rPr>
+          <w:lang w:val="pt-BR"/>
+        </w:rPr>
+        <w:t xml:space="preserve"> </w:t>
+      </w:r>
+      <w:r>
+        <w:rPr>
+          <w:lang w:val="pt-BR"/>
+        </w:rPr>
+        <w:t xml:space="preserve">o padrão de prova subjacente a esses resultados: não</w:t>
+      </w:r>
+      <w:r>
+        <w:rPr>
+          <w:lang w:val="pt-BR"/>
+        </w:rPr>
+        <w:t xml:space="preserve"> </w:t>
+      </w:r>
+      <w:r>
+        <w:rPr>
+          <w:lang w:val="pt-BR"/>
+        </w:rPr>
+        <w:t xml:space="preserve">“os números estão corretos?”</w:t>
+      </w:r>
+      <w:r>
+        <w:rPr>
+          <w:lang w:val="pt-BR"/>
+        </w:rPr>
+        <w:t xml:space="preserve"> </w:t>
+      </w:r>
+      <w:r>
+        <w:rPr>
+          <w:lang w:val="pt-BR"/>
+        </w:rPr>
+        <w:t xml:space="preserve">— pergunta técnica, respondida pela auditabilidade —, mas</w:t>
+      </w:r>
+      <w:r>
+        <w:rPr>
+          <w:lang w:val="pt-BR"/>
+        </w:rPr>
+        <w:t xml:space="preserve"> </w:t>
+      </w:r>
+      <w:r>
+        <w:rPr>
+          <w:lang w:val="pt-BR"/>
+        </w:rPr>
+        <w:t xml:space="preserve">“que tipo de conhecimento esses números produzem, e por que esse conhecimento é suficiente para as afirmações que a tese faz?”</w:t>
+      </w:r>
+      <w:r>
+        <w:rPr>
+          <w:lang w:val="pt-BR"/>
+        </w:rPr>
+        <w:t xml:space="preserve">. Esta seção responde a essa pergunta e estabelece a moldura à luz da qual a validação empírica de §2.6 deve ser lida: não como prova autônoma, mas como evidência subordinada ao padrão de prova aqui construído.</w:t>
+      </w:r>
+    </w:p>
+    <w:p>
+      <w:pPr>
+        <w:pStyle w:val="BodyText"/>
+      </w:pPr>
+      <w:r>
+        <w:rPr>
+          <w:lang w:val="pt-BR"/>
+        </w:rPr>
+        <w:t xml:space="preserve">Três objeções que uma banca informada levantará estruturam a resposta: a objeção do</w:t>
+      </w:r>
+      <w:r>
+        <w:rPr>
+          <w:lang w:val="pt-BR"/>
+        </w:rPr>
+        <w:t xml:space="preserve"> </w:t>
+      </w:r>
+      <w:r>
+        <w:rPr>
+          <w:b/>
+          <w:bCs/>
+          <w:lang w:val="pt-BR"/>
+        </w:rPr>
+        <w:t xml:space="preserve">empiricismo frustrado</w:t>
+      </w:r>
+      <w:r>
+        <w:rPr>
+          <w:lang w:val="pt-BR"/>
+        </w:rPr>
+        <w:t xml:space="preserve"> </w:t>
+      </w:r>
+      <w:r>
+        <w:rPr>
+          <w:lang w:val="pt-BR"/>
+        </w:rPr>
+        <w:t xml:space="preserve">(a tese usa linguagem quantitativa sem satisfazer os critérios do empiricismo experimental — amostragem probabilística, condições controladas, replicabilidade mecânica); a objeção da</w:t>
+      </w:r>
+      <w:r>
+        <w:rPr>
+          <w:lang w:val="pt-BR"/>
+        </w:rPr>
+        <w:t xml:space="preserve"> </w:t>
+      </w:r>
+      <w:r>
+        <w:rPr>
+          <w:b/>
+          <w:bCs/>
+          <w:lang w:val="pt-BR"/>
+        </w:rPr>
+        <w:t xml:space="preserve">concordância intercodificadores</w:t>
+      </w:r>
+      <w:r>
+        <w:rPr>
+          <w:lang w:val="pt-BR"/>
+        </w:rPr>
+        <w:t xml:space="preserve"> </w:t>
+      </w:r>
+      <w:r>
+        <w:rPr>
+          <w:lang w:val="pt-BR"/>
+        </w:rPr>
+        <w:t xml:space="preserve">(se os 10 indicadores foram pontuados por um modelo de linguagem multimodal, que garantia há de validade?); e a objeção do</w:t>
+      </w:r>
+      <w:r>
+        <w:rPr>
+          <w:lang w:val="pt-BR"/>
+        </w:rPr>
+        <w:t xml:space="preserve"> </w:t>
+      </w:r>
+      <w:r>
+        <w:rPr>
+          <w:b/>
+          <w:bCs/>
+          <w:lang w:val="pt-BR"/>
+        </w:rPr>
+        <w:t xml:space="preserve">silêncio arquivístico</w:t>
+      </w:r>
+      <w:r>
+        <w:rPr>
+          <w:lang w:val="pt-BR"/>
+        </w:rPr>
+        <w:t xml:space="preserve"> </w:t>
+      </w:r>
+      <w:r>
+        <w:rPr>
+          <w:lang w:val="pt-BR"/>
+        </w:rPr>
+        <w:t xml:space="preserve">(a tese já analisa a ausência alegórica como dado — tag</w:t>
+      </w:r>
+      <w:r>
+        <w:rPr>
+          <w:lang w:val="pt-BR"/>
+        </w:rPr>
+        <w:t xml:space="preserve"> </w:t>
+      </w:r>
+      <w:r>
+        <w:rPr>
+          <w:rStyle w:val="VerbatimChar"/>
+          <w:lang w:val="pt-BR"/>
+        </w:rPr>
+        <w:t xml:space="preserve">#ausencia-alegorica</w:t>
+      </w:r>
+      <w:r>
+        <w:rPr>
+          <w:lang w:val="pt-BR"/>
+        </w:rPr>
+        <w:t xml:space="preserve">, item US-020 em §2.4 — mas sem ancoragem teórica explícita). A resposta a cada uma organiza-se em três fios.</w:t>
+      </w:r>
+    </w:p>
+    <w:bookmarkStart w:id="83" w:name="Xf78db0f7edb31dc06dd188c6b6dd1280951e26b"/>
+    <w:p>
+      <w:pPr>
+        <w:pStyle w:val="Heading4"/>
+      </w:pPr>
+      <w:r>
+        <w:rPr>
+          <w:rStyle w:val="SectionNumber"/>
+          <w:lang w:val="pt-BR"/>
+        </w:rPr>
+        <w:t xml:space="preserve">5.1.5.1</w:t>
+      </w:r>
+      <w:r>
+        <w:tab/>
+      </w:r>
+      <w:r>
+        <w:rPr>
+          <w:lang w:val="pt-BR"/>
+        </w:rPr>
+        <w:t xml:space="preserve">2.5.1 Posição estratificada por nível panofskiano</w:t>
+      </w:r>
+    </w:p>
+    <w:p>
+      <w:pPr>
+        <w:pStyle w:val="FirstParagraph"/>
+      </w:pPr>
+      <w:r>
+        <w:rPr>
+          <w:lang w:val="pt-BR"/>
+        </w:rPr>
+        <w:t xml:space="preserve">A pergunta</w:t>
+      </w:r>
+      <w:r>
+        <w:rPr>
+          <w:lang w:val="pt-BR"/>
+        </w:rPr>
+        <w:t xml:space="preserve"> </w:t>
+      </w:r>
+      <w:r>
+        <w:rPr>
+          <w:lang w:val="pt-BR"/>
+        </w:rPr>
+        <w:t xml:space="preserve">“o quanto dois codificadores concordam?”</w:t>
+      </w:r>
+      <w:r>
+        <w:rPr>
+          <w:lang w:val="pt-BR"/>
+        </w:rPr>
+        <w:t xml:space="preserve"> </w:t>
+      </w:r>
+      <w:r>
+        <w:rPr>
+          <w:lang w:val="pt-BR"/>
+        </w:rPr>
+        <w:t xml:space="preserve">pressupõe que</w:t>
+      </w:r>
+      <w:r>
+        <w:rPr>
+          <w:lang w:val="pt-BR"/>
+        </w:rPr>
+        <w:t xml:space="preserve"> </w:t>
+      </w:r>
+      <w:r>
+        <w:rPr>
+          <w:lang w:val="pt-BR"/>
+        </w:rPr>
+        <w:t xml:space="preserve">“codificação”</w:t>
+      </w:r>
+      <w:r>
+        <w:rPr>
+          <w:lang w:val="pt-BR"/>
+        </w:rPr>
+        <w:t xml:space="preserve"> </w:t>
+      </w:r>
+      <w:r>
+        <w:rPr>
+          <w:lang w:val="pt-BR"/>
+        </w:rPr>
+        <w:t xml:space="preserve">é uma categoria unitária. A estrutura tripartida de Panofsky (1939; 1955) desfaz essa suposição. No</w:t>
+      </w:r>
+      <w:r>
+        <w:rPr>
+          <w:lang w:val="pt-BR"/>
+        </w:rPr>
+        <w:t xml:space="preserve"> </w:t>
+      </w:r>
+      <w:r>
+        <w:rPr>
+          <w:b/>
+          <w:bCs/>
+          <w:lang w:val="pt-BR"/>
+        </w:rPr>
+        <w:t xml:space="preserve">Nível 1</w:t>
+      </w:r>
+      <w:r>
+        <w:rPr>
+          <w:lang w:val="pt-BR"/>
+        </w:rPr>
+        <w:t xml:space="preserve"> </w:t>
+      </w:r>
+      <w:r>
+        <w:rPr>
+          <w:lang w:val="pt-BR"/>
+        </w:rPr>
+        <w:t xml:space="preserve">(pré-iconográfico), a codificação descreve propriedades observáveis — postura, atributos, suporte —, verificáveis intersubjetivamente; a concordância entre codificadores é, em princípio, alta e mensurável (percentual de concordância simples; kappa de Cohen aplicável a variáveis binárias, mas de adequação limitada a categorias compostas). No</w:t>
+      </w:r>
+      <w:r>
+        <w:rPr>
+          <w:lang w:val="pt-BR"/>
+        </w:rPr>
+        <w:t xml:space="preserve"> </w:t>
+      </w:r>
+      <w:r>
+        <w:rPr>
+          <w:b/>
+          <w:bCs/>
+          <w:lang w:val="pt-BR"/>
+        </w:rPr>
+        <w:t xml:space="preserve">Nível 2</w:t>
+      </w:r>
+      <w:r>
+        <w:rPr>
+          <w:lang w:val="pt-BR"/>
+        </w:rPr>
+        <w:t xml:space="preserve"> </w:t>
+      </w:r>
+      <w:r>
+        <w:rPr>
+          <w:lang w:val="pt-BR"/>
+        </w:rPr>
+        <w:t xml:space="preserve">(iconográfico), identificar</w:t>
+      </w:r>
+      <w:r>
+        <w:rPr>
+          <w:lang w:val="pt-BR"/>
+        </w:rPr>
+        <w:t xml:space="preserve"> </w:t>
+      </w:r>
+      <w:r>
+        <w:rPr>
+          <w:lang w:val="pt-BR"/>
+        </w:rPr>
+        <w:t xml:space="preserve">“qual alegoria é representada”</w:t>
+      </w:r>
+      <w:r>
+        <w:rPr>
+          <w:lang w:val="pt-BR"/>
+        </w:rPr>
+        <w:t xml:space="preserve"> </w:t>
+      </w:r>
+      <w:r>
+        <w:rPr>
+          <w:lang w:val="pt-BR"/>
+        </w:rPr>
+        <w:t xml:space="preserve">exige conhecimento culturalmente mediado das convenções; a unidade de análise já é ela mesma uma decisão interpretativa, não pré-determinada de forma independente do conteúdo. Rau e Shih (2021) [VERIFICAR: entrada bibliográfica inexistente até conferência — referência-carregador do §2.5] demonstram matematicamente, para a categorização de gênero textual, que o kappa pressupõe unidades de análise fixas e predeterminadas — pressuposto que a identificação de uma</w:t>
+      </w:r>
+      <w:r>
+        <w:rPr>
+          <w:lang w:val="pt-BR"/>
+        </w:rPr>
+        <w:t xml:space="preserve"> </w:t>
+      </w:r>
+      <w:r>
+        <w:rPr>
+          <w:i/>
+          <w:iCs/>
+          <w:lang w:val="pt-BR"/>
+        </w:rPr>
+        <w:t xml:space="preserve">Pathosformel</w:t>
+      </w:r>
+      <w:r>
+        <w:rPr>
+          <w:lang w:val="pt-BR"/>
+        </w:rPr>
+        <w:t xml:space="preserve"> </w:t>
+      </w:r>
+      <w:r>
+        <w:rPr>
+          <w:lang w:val="pt-BR"/>
+        </w:rPr>
+        <w:t xml:space="preserve">ativa numa imagem não satisfaz, pela mesma razão que a identificação de</w:t>
+      </w:r>
+      <w:r>
+        <w:rPr>
+          <w:lang w:val="pt-BR"/>
+        </w:rPr>
+        <w:t xml:space="preserve"> </w:t>
+      </w:r>
+      <w:r>
+        <w:rPr>
+          <w:lang w:val="pt-BR"/>
+        </w:rPr>
+        <w:t xml:space="preserve">“tom irônico”</w:t>
+      </w:r>
+      <w:r>
+        <w:rPr>
+          <w:lang w:val="pt-BR"/>
+        </w:rPr>
+        <w:t xml:space="preserve"> </w:t>
+      </w:r>
+      <w:r>
+        <w:rPr>
+          <w:lang w:val="pt-BR"/>
+        </w:rPr>
+        <w:t xml:space="preserve">num texto não satisfaz: o codificador já precisa ter construído a unidade antes de pontuá-la. No</w:t>
+      </w:r>
+      <w:r>
+        <w:rPr>
+          <w:lang w:val="pt-BR"/>
+        </w:rPr>
+        <w:t xml:space="preserve"> </w:t>
+      </w:r>
+      <w:r>
+        <w:rPr>
+          <w:b/>
+          <w:bCs/>
+          <w:lang w:val="pt-BR"/>
+        </w:rPr>
+        <w:t xml:space="preserve">Nível 3</w:t>
+      </w:r>
+      <w:r>
+        <w:rPr>
+          <w:lang w:val="pt-BR"/>
+        </w:rPr>
+        <w:t xml:space="preserve"> </w:t>
+      </w:r>
+      <w:r>
+        <w:rPr>
+          <w:lang w:val="pt-BR"/>
+        </w:rPr>
+        <w:t xml:space="preserve">(iconológico), a interpretação é francamente hermenêutica — afirmar que uma imagem manifesta o Contrato Sexual Visual é proposição teórica que não se confirma por contagem; sua validade é argumentativa, ancorada nos Níveis 1 e 2 e na coerência com a literatura.</w:t>
+      </w:r>
+    </w:p>
+    <w:p>
+      <w:pPr>
+        <w:pStyle w:val="BodyText"/>
+      </w:pPr>
+      <w:r>
+        <w:rPr>
+          <w:lang w:val="pt-BR"/>
+        </w:rPr>
+        <w:t xml:space="preserve">Essa estratificação também esclarece o estatuto da codificação por modelo de linguagem multimodal (</w:t>
+      </w:r>
+      <w:r>
+        <w:rPr>
+          <w:lang w:val="pt-BR"/>
+        </w:rPr>
+        <w:t xml:space="preserve">“iconocode-opus-4.6-image”</w:t>
+      </w:r>
+      <w:r>
+        <w:rPr>
+          <w:lang w:val="pt-BR"/>
+        </w:rPr>
+        <w:t xml:space="preserve">, empregado nesta tese). A objeção</w:t>
+      </w:r>
+      <w:r>
+        <w:rPr>
+          <w:lang w:val="pt-BR"/>
+        </w:rPr>
+        <w:t xml:space="preserve"> </w:t>
+      </w:r>
+      <w:r>
+        <w:rPr>
+          <w:lang w:val="pt-BR"/>
+        </w:rPr>
+        <w:t xml:space="preserve">“como sabemos que o modelo não alucina?”</w:t>
+      </w:r>
+      <w:r>
+        <w:rPr>
+          <w:lang w:val="pt-BR"/>
+        </w:rPr>
+        <w:t xml:space="preserve"> </w:t>
+      </w:r>
+      <w:r>
+        <w:rPr>
+          <w:lang w:val="pt-BR"/>
+        </w:rPr>
+        <w:t xml:space="preserve">pressupõe um gabarito humano neutro contra o qual medir a saída — mas para os Níveis 2 e 3, que são o núcleo teórico da tese, esse gabarito não existe: a interpretação iconológica é disputada entre historiadores da arte, e a atribuição de um regime iconocrático é proposição da própria tese. O que a tese oferece, em vez de conformidade a um gabarito externo, é auditabilidade do Nível 1 (os itens do corpus são publicamente acessíveis nos arquivos de origem, permitindo verificação independente), consistência interna documentada (a variação dos scores de endurecimento entre regimes é teoricamente coerente, e os outliers — como Steinlen vs. Lelong, §2.4 — são explicáveis por propriedades identificáveis das imagens) e declaração explícita de limites (a tese não afirma</w:t>
+      </w:r>
+      <w:r>
+        <w:rPr>
+          <w:lang w:val="pt-BR"/>
+        </w:rPr>
+        <w:t xml:space="preserve"> </w:t>
+      </w:r>
+      <w:r>
+        <w:rPr>
+          <w:lang w:val="pt-BR"/>
+        </w:rPr>
+        <w:t xml:space="preserve">“a interpretação correta”</w:t>
+      </w:r>
+      <w:r>
+        <w:rPr>
+          <w:lang w:val="pt-BR"/>
+        </w:rPr>
+        <w:t xml:space="preserve">, mas</w:t>
+      </w:r>
+      <w:r>
+        <w:rPr>
+          <w:lang w:val="pt-BR"/>
+        </w:rPr>
+        <w:t xml:space="preserve"> </w:t>
+      </w:r>
+      <w:r>
+        <w:rPr>
+          <w:lang w:val="pt-BR"/>
+        </w:rPr>
+        <w:t xml:space="preserve">“uma interpretação teoricamente informada e verificável pela cadeia de raciocínio documentada em cada relatório de codificação”</w:t>
+      </w:r>
+      <w:r>
+        <w:rPr>
+          <w:lang w:val="pt-BR"/>
+        </w:rPr>
+        <w:t xml:space="preserve">).</w:t>
+      </w:r>
+    </w:p>
+    <w:p>
+      <w:pPr>
+        <w:pStyle w:val="BodyText"/>
+      </w:pPr>
+      <w:r>
+        <w:rPr>
+          <w:lang w:val="pt-BR"/>
+        </w:rPr>
+        <w:t xml:space="preserve">Roele (2025), ao resenhar o estudo de referência da iconografia da Justiça, formula a objeção com precisão: uma ambição magnífica, mas de difícil realização num estudo que recusa o empirismo — e conclui que estudar o encontro entre obra e espectadora exige um encontro metodológico entre o empírico e o hermenêutico. A crítica é pertinente, e a resposta adequada não é negar o desvio, mas articular o padrão de prova alternativo e mostrar que é defendido na literatura especializada. Mnookin (1998) distingue, na doutrina da prova visual, entre evidência</w:t>
+      </w:r>
+      <w:r>
+        <w:rPr>
+          <w:lang w:val="pt-BR"/>
+        </w:rPr>
+        <w:t xml:space="preserve"> </w:t>
+      </w:r>
+      <w:r>
+        <w:rPr>
+          <w:i/>
+          <w:iCs/>
+          <w:lang w:val="pt-BR"/>
+        </w:rPr>
+        <w:t xml:space="preserve">demonstrativa</w:t>
+      </w:r>
+      <w:r>
+        <w:rPr>
+          <w:lang w:val="pt-BR"/>
+        </w:rPr>
+        <w:t xml:space="preserve"> </w:t>
+      </w:r>
+      <w:r>
+        <w:rPr>
+          <w:lang w:val="pt-BR"/>
+        </w:rPr>
+        <w:t xml:space="preserve">(a imagem como ilustração de um argumento) e evidência</w:t>
+      </w:r>
+      <w:r>
+        <w:rPr>
+          <w:lang w:val="pt-BR"/>
+        </w:rPr>
+        <w:t xml:space="preserve"> </w:t>
+      </w:r>
+      <w:r>
+        <w:rPr>
+          <w:i/>
+          <w:iCs/>
+          <w:lang w:val="pt-BR"/>
+        </w:rPr>
+        <w:t xml:space="preserve">substantiva</w:t>
+      </w:r>
+      <w:r>
+        <w:rPr>
+          <w:lang w:val="pt-BR"/>
+        </w:rPr>
+        <w:t xml:space="preserve"> </w:t>
+      </w:r>
+      <w:r>
+        <w:rPr>
+          <w:lang w:val="pt-BR"/>
+        </w:rPr>
+        <w:t xml:space="preserve">(a imagem como prova de um fato): a iconometria desta tese produz evidência demonstrativa — os scores de endurecimento não provam que o Estado</w:t>
+      </w:r>
+      <w:r>
+        <w:rPr>
+          <w:lang w:val="pt-BR"/>
+        </w:rPr>
+        <w:t xml:space="preserve"> </w:t>
+      </w:r>
+      <w:r>
+        <w:rPr>
+          <w:lang w:val="pt-BR"/>
+        </w:rPr>
+        <w:t xml:space="preserve">“fez X”</w:t>
+      </w:r>
+      <w:r>
+        <w:rPr>
+          <w:lang w:val="pt-BR"/>
+        </w:rPr>
+        <w:t xml:space="preserve">, demonstram que o corpus exibe um padrão compatível com a hipótese de purificação alegórica estatal. Braman (2023) acrescenta que a objetividade da imagem como prova é sempre construída, não dada — produzida por cadeias de autenticação e proveniência que borram a fronteira entre ilustração e prova. O que valida a iconometria, assim, não é reproduzir mecanicamente o mesmo score, mas reconstruir o raciocínio que levou a cada score a partir dos relatórios de codificação disponíveis.</w:t>
+      </w:r>
+    </w:p>
+    <w:bookmarkEnd w:id="83"/>
+    <w:bookmarkStart w:id="84" w:name="X08d095cad55c4b4e95ec207919678d1fa98e4ec"/>
+    <w:p>
+      <w:pPr>
+        <w:pStyle w:val="Heading4"/>
+      </w:pPr>
+      <w:r>
+        <w:rPr>
+          <w:rStyle w:val="SectionNumber"/>
+          <w:lang w:val="pt-BR"/>
+        </w:rPr>
+        <w:t xml:space="preserve">5.1.5.2</w:t>
+      </w:r>
+      <w:r>
+        <w:tab/>
+      </w:r>
+      <w:r>
+        <w:rPr>
+          <w:lang w:val="pt-BR"/>
+        </w:rPr>
+        <w:t xml:space="preserve">2.5.2 Legitimação indiciária: Ginzburg, Warburg/Didi-Huberman</w:t>
+      </w:r>
+    </w:p>
+    <w:p>
+      <w:pPr>
+        <w:pStyle w:val="FirstParagraph"/>
+      </w:pPr>
+      <w:r>
+        <w:rPr>
+          <w:lang w:val="pt-BR"/>
+        </w:rPr>
+        <w:t xml:space="preserve">Em</w:t>
+      </w:r>
+      <w:r>
+        <w:rPr>
+          <w:lang w:val="pt-BR"/>
+        </w:rPr>
+        <w:t xml:space="preserve"> </w:t>
+      </w:r>
+      <w:r>
+        <w:rPr>
+          <w:lang w:val="pt-BR"/>
+        </w:rPr>
+        <w:t xml:space="preserve">“Sinais: raízes de um paradigma indiciário”</w:t>
+      </w:r>
+      <w:r>
+        <w:rPr>
+          <w:lang w:val="pt-BR"/>
+        </w:rPr>
+        <w:t xml:space="preserve"> </w:t>
+      </w:r>
+      <w:r>
+        <w:rPr>
+          <w:lang w:val="pt-BR"/>
+        </w:rPr>
+        <w:t xml:space="preserve">(GINZBURG, 1989, p. 143–179), Carlo Ginzburg identifica uma forma de conhecimento — o</w:t>
+      </w:r>
+      <w:r>
+        <w:rPr>
+          <w:lang w:val="pt-BR"/>
+        </w:rPr>
+        <w:t xml:space="preserve"> </w:t>
+      </w:r>
+      <w:r>
+        <w:rPr>
+          <w:i/>
+          <w:iCs/>
+          <w:lang w:val="pt-BR"/>
+        </w:rPr>
+        <w:t xml:space="preserve">paradigma indiciário</w:t>
+      </w:r>
+      <w:r>
+        <w:rPr>
+          <w:lang w:val="pt-BR"/>
+        </w:rPr>
+        <w:t xml:space="preserve"> </w:t>
+      </w:r>
+      <w:r>
+        <w:rPr>
+          <w:lang w:val="pt-BR"/>
+        </w:rPr>
+        <w:t xml:space="preserve">ou sintomático — distinta do paradigma galileano de leis gerais e experimentos reprodutíveis: trabalha a partir de pistas, não de leis; opera por inferência</w:t>
+      </w:r>
+      <w:r>
+        <w:rPr>
+          <w:lang w:val="pt-BR"/>
+        </w:rPr>
+        <w:t xml:space="preserve"> </w:t>
+      </w:r>
+      <w:r>
+        <w:rPr>
+          <w:i/>
+          <w:iCs/>
+          <w:lang w:val="pt-BR"/>
+        </w:rPr>
+        <w:t xml:space="preserve">ab singular</w:t>
+      </w:r>
+      <w:r>
+        <w:rPr>
+          <w:lang w:val="pt-BR"/>
+        </w:rPr>
+        <w:t xml:space="preserve"> </w:t>
+      </w:r>
+      <w:r>
+        <w:rPr>
+          <w:lang w:val="pt-BR"/>
+        </w:rPr>
+        <w:t xml:space="preserve">(de um singular a outro, sem passar pelo universal como mediador necessário); e produz conhecimento probabilístico, não certo. Os três protótipos que Ginzburg mobiliza — Morelli (atribuição de pinturas por detalhes anatômicos), Freud (psicanálise como leitura de sintomas) e Sherlock Holmes (dedução a partir de pistas) — convergem numa epistemologia que legitima exatamente o movimento metodológico central desta tese: a inferência do Contrato Sexual Visual (o todo histórico-teórico) a partir dos scores de endurecimento e das análises iconológicas (os sinais particulares). Não é inferência estatística (do padrão à lei); é inferência indiciária (do vestígio à prática) — e a sequência</w:t>
+      </w:r>
+      <w:r>
+        <w:rPr>
+          <w:lang w:val="pt-BR"/>
+        </w:rPr>
+        <w:t xml:space="preserve"> </w:t>
+      </w:r>
+      <w:r>
+        <w:rPr>
+          <w:lang w:val="pt-BR"/>
+        </w:rPr>
+        <w:t xml:space="preserve">“quantitativo identifica casos anômalos → qualitativo interpreta as anomalias”</w:t>
+      </w:r>
+      <w:r>
+        <w:rPr>
+          <w:lang w:val="pt-BR"/>
+        </w:rPr>
+        <w:t xml:space="preserve">, que estrutura o desenho misto sequencial explicado em §2.1,</w:t>
+      </w:r>
+      <w:r>
+        <w:rPr>
+          <w:lang w:val="pt-BR"/>
+        </w:rPr>
+        <w:t xml:space="preserve"> </w:t>
+      </w:r>
+      <w:r>
+        <w:rPr>
+          <w:i/>
+          <w:iCs/>
+          <w:lang w:val="pt-BR"/>
+        </w:rPr>
+        <w:t xml:space="preserve">é</w:t>
+      </w:r>
+      <w:r>
+        <w:rPr>
+          <w:lang w:val="pt-BR"/>
+        </w:rPr>
+        <w:t xml:space="preserve"> </w:t>
+      </w:r>
+      <w:r>
+        <w:rPr>
+          <w:lang w:val="pt-BR"/>
+        </w:rPr>
+        <w:t xml:space="preserve">o paradigma indiciário em operação.</w:t>
+      </w:r>
+    </w:p>
+    <w:p>
+      <w:pPr>
+        <w:pStyle w:val="BodyText"/>
+      </w:pPr>
+      <w:r>
+        <w:rPr>
+          <w:lang w:val="pt-BR"/>
+        </w:rPr>
+        <w:t xml:space="preserve">Aby Warburg não formulou uma teoria explícita do conhecimento iconográfico, mas seu método — o Atlas Mnemosyne, as preleções sobre</w:t>
+      </w:r>
+      <w:r>
+        <w:rPr>
+          <w:lang w:val="pt-BR"/>
+        </w:rPr>
+        <w:t xml:space="preserve"> </w:t>
+      </w:r>
+      <w:r>
+        <w:rPr>
+          <w:i/>
+          <w:iCs/>
+          <w:lang w:val="pt-BR"/>
+        </w:rPr>
+        <w:t xml:space="preserve">Pathosformeln</w:t>
+      </w:r>
+      <w:r>
+        <w:rPr>
+          <w:lang w:val="pt-BR"/>
+        </w:rPr>
+        <w:t xml:space="preserve"> </w:t>
+      </w:r>
+      <w:r>
+        <w:rPr>
+          <w:lang w:val="pt-BR"/>
+        </w:rPr>
+        <w:t xml:space="preserve">— pressupõe uma epistemologia que Didi-Huberman (2000; 2002) torna filosoficamente explícita: as imagens</w:t>
+      </w:r>
+      <w:r>
+        <w:rPr>
+          <w:lang w:val="pt-BR"/>
+        </w:rPr>
+        <w:t xml:space="preserve"> </w:t>
+      </w:r>
+      <w:r>
+        <w:rPr>
+          <w:i/>
+          <w:iCs/>
+          <w:lang w:val="pt-BR"/>
+        </w:rPr>
+        <w:t xml:space="preserve">sobrevivem</w:t>
+      </w:r>
+      <w:r>
+        <w:rPr>
+          <w:lang w:val="pt-BR"/>
+        </w:rPr>
+        <w:t xml:space="preserve"> </w:t>
+      </w:r>
+      <w:r>
+        <w:rPr>
+          <w:lang w:val="pt-BR"/>
+        </w:rPr>
+        <w:t xml:space="preserve">— os</w:t>
+      </w:r>
+      <w:r>
+        <w:rPr>
+          <w:lang w:val="pt-BR"/>
+        </w:rPr>
+        <w:t xml:space="preserve"> </w:t>
+      </w:r>
+      <w:r>
+        <w:rPr>
+          <w:i/>
+          <w:iCs/>
+          <w:lang w:val="pt-BR"/>
+        </w:rPr>
+        <w:t xml:space="preserve">Pathosformeln</w:t>
+      </w:r>
+      <w:r>
+        <w:rPr>
+          <w:lang w:val="pt-BR"/>
+        </w:rPr>
+        <w:t xml:space="preserve"> </w:t>
+      </w:r>
+      <w:r>
+        <w:rPr>
+          <w:lang w:val="pt-BR"/>
+        </w:rPr>
+        <w:t xml:space="preserve">da Antiguidade reaparecem em contextos historicamente distantes não por imitação consciente, mas por</w:t>
+      </w:r>
+      <w:r>
+        <w:rPr>
+          <w:lang w:val="pt-BR"/>
+        </w:rPr>
+        <w:t xml:space="preserve"> </w:t>
+      </w:r>
+      <w:r>
+        <w:rPr>
+          <w:i/>
+          <w:iCs/>
+          <w:lang w:val="pt-BR"/>
+        </w:rPr>
+        <w:t xml:space="preserve">Nachleben</w:t>
+      </w:r>
+      <w:r>
+        <w:rPr>
+          <w:lang w:val="pt-BR"/>
+        </w:rPr>
+        <w:t xml:space="preserve"> </w:t>
+      </w:r>
+      <w:r>
+        <w:rPr>
+          <w:lang w:val="pt-BR"/>
+        </w:rPr>
+        <w:t xml:space="preserve">—, o que implica que a análise das imagens não pode ser linear nem cumulativa; ela é anacrónica, montando justaposições entre imagens de períodos distintos para tornar visíveis continuidades formais que a história linear apaga. A montagem de imagens em painéis sem hierarquia explícita não é falta de argumento; é um argumento de outra forma — um</w:t>
+      </w:r>
+      <w:r>
+        <w:rPr>
+          <w:lang w:val="pt-BR"/>
+        </w:rPr>
+        <w:t xml:space="preserve"> </w:t>
+      </w:r>
+      <w:r>
+        <w:rPr>
+          <w:i/>
+          <w:iCs/>
+          <w:lang w:val="pt-BR"/>
+        </w:rPr>
+        <w:t xml:space="preserve">saber por montagem</w:t>
+      </w:r>
+      <w:r>
+        <w:rPr>
+          <w:lang w:val="pt-BR"/>
+        </w:rPr>
+        <w:t xml:space="preserve">, visual antes de discursivo. Para esta tese, a implicação é direta: o Atlas Iconocrático (Capítulo 9) não precisa satisfazer os critérios do argumento proposicional para ser válido epistemologicamente; sua validade é a da montagem warburguiana. O próprio Panofsky (1939; 1955) já antecipara o problema ao distinguir</w:t>
+      </w:r>
+      <w:r>
+        <w:rPr>
+          <w:lang w:val="pt-BR"/>
+        </w:rPr>
+        <w:t xml:space="preserve"> </w:t>
+      </w:r>
+      <w:r>
+        <w:rPr>
+          <w:lang w:val="pt-BR"/>
+        </w:rPr>
+        <w:t xml:space="preserve">“síntese intuitiva”</w:t>
+      </w:r>
+      <w:r>
+        <w:rPr>
+          <w:lang w:val="pt-BR"/>
+        </w:rPr>
+        <w:t xml:space="preserve"> </w:t>
+      </w:r>
+      <w:r>
+        <w:rPr>
+          <w:lang w:val="pt-BR"/>
+        </w:rPr>
+        <w:t xml:space="preserve">(reconhecimento do tema iconográfico) de</w:t>
+      </w:r>
+      <w:r>
+        <w:rPr>
+          <w:lang w:val="pt-BR"/>
+        </w:rPr>
+        <w:t xml:space="preserve"> </w:t>
+      </w:r>
+      <w:r>
+        <w:rPr>
+          <w:lang w:val="pt-BR"/>
+        </w:rPr>
+        <w:t xml:space="preserve">“intuição sintética”</w:t>
+      </w:r>
+      <w:r>
+        <w:rPr>
+          <w:lang w:val="pt-BR"/>
+        </w:rPr>
+        <w:t xml:space="preserve"> </w:t>
+      </w:r>
+      <w:r>
+        <w:rPr>
+          <w:lang w:val="pt-BR"/>
+        </w:rPr>
+        <w:t xml:space="preserve">(compreensão do sentido último) [VERIFICAR: terminologia exata e obra/página da distinção]: o Nível 3 exige familiaridade com as tendências essenciais do espírito humano — circularidade que não invalida o método, mas é sua condição, o que os epistemólogos posteriores chamariam de círculo hermenêutico.</w:t>
+      </w:r>
+    </w:p>
+    <w:p>
+      <w:pPr>
+        <w:pStyle w:val="BodyText"/>
+      </w:pPr>
+      <w:r>
+        <w:rPr>
+          <w:lang w:val="pt-BR"/>
+        </w:rPr>
+        <w:t xml:space="preserve">A cadeia epistemológica resultante articula-se assim: Panofsky fornece a estrutura tripartida que estratifica tipos de afirmação e tipos de evidência admissíveis; Ginzburg legitima a inferência indiciária do sinal particular à hipótese sobre a prática histórica; Warburg/Didi-Huberman legitimam a montagem visual como argumento próprio; Mnookin e Braman ancoram juridicamente o estatuto construído da prova visual, na fronteira entre ilustração e prova de fato.</w:t>
+      </w:r>
+    </w:p>
+    <w:bookmarkEnd w:id="84"/>
+    <w:bookmarkStart w:id="85" w:name="X9313bc833980679560a036d1d7876f69af62961"/>
+    <w:p>
+      <w:pPr>
+        <w:pStyle w:val="Heading4"/>
+      </w:pPr>
+      <w:r>
+        <w:rPr>
+          <w:rStyle w:val="SectionNumber"/>
+          <w:lang w:val="pt-BR"/>
+        </w:rPr>
+        <w:t xml:space="preserve">5.1.5.3</w:t>
+      </w:r>
+      <w:r>
+        <w:tab/>
+      </w:r>
+      <w:r>
+        <w:rPr>
+          <w:lang w:val="pt-BR"/>
+        </w:rPr>
+        <w:t xml:space="preserve">2.5.3 Silêncio arquivístico visual: Hartman, Fuentes e a ausência como dado</w:t>
+      </w:r>
+    </w:p>
+    <w:p>
+      <w:pPr>
+        <w:pStyle w:val="FirstParagraph"/>
+      </w:pPr>
+      <w:r>
+        <w:rPr>
+          <w:lang w:val="pt-BR"/>
+        </w:rPr>
+        <w:t xml:space="preserve">Em</w:t>
+      </w:r>
+      <w:r>
+        <w:rPr>
+          <w:lang w:val="pt-BR"/>
+        </w:rPr>
+        <w:t xml:space="preserve"> </w:t>
+      </w:r>
+      <w:r>
+        <w:rPr>
+          <w:lang w:val="pt-BR"/>
+        </w:rPr>
+        <w:t xml:space="preserve">“Venus in Two Acts”</w:t>
+      </w:r>
+      <w:r>
+        <w:rPr>
+          <w:lang w:val="pt-BR"/>
+        </w:rPr>
+        <w:t xml:space="preserve"> </w:t>
+      </w:r>
+      <w:r>
+        <w:rPr>
+          <w:lang w:val="pt-BR"/>
+        </w:rPr>
+        <w:t xml:space="preserve">(HARTMAN, 2008), Saidiya Hartman desenvolve o conceito de</w:t>
+      </w:r>
+      <w:r>
+        <w:rPr>
+          <w:lang w:val="pt-BR"/>
+        </w:rPr>
+        <w:t xml:space="preserve"> </w:t>
+      </w:r>
+      <w:r>
+        <w:rPr>
+          <w:b/>
+          <w:bCs/>
+          <w:lang w:val="pt-BR"/>
+        </w:rPr>
+        <w:t xml:space="preserve">fabulação crítica</w:t>
+      </w:r>
+      <w:r>
+        <w:rPr>
+          <w:lang w:val="pt-BR"/>
+        </w:rPr>
+        <w:t xml:space="preserve"> </w:t>
+      </w:r>
+      <w:r>
+        <w:rPr>
+          <w:lang w:val="pt-BR"/>
+        </w:rPr>
+        <w:t xml:space="preserve">(</w:t>
+      </w:r>
+      <w:r>
+        <w:rPr>
+          <w:i/>
+          <w:iCs/>
+          <w:lang w:val="pt-BR"/>
+        </w:rPr>
+        <w:t xml:space="preserve">critical fabulation</w:t>
+      </w:r>
+      <w:r>
+        <w:rPr>
+          <w:lang w:val="pt-BR"/>
+        </w:rPr>
+        <w:t xml:space="preserve">): método que responde ao silêncio dos arquivos coloniais — em que vidas de pessoas escravizadas aparecem apenas como notas marginais e registros de punição — imaginando o que poderia ter sido a partir dos fragmentos sobreviventes, com o caráter especulativo dessa imaginação mantido explícito. A fabulação crítica não é licença para inventar; é disciplina do limite: reconhece o que o arquivo não permite saber, articula o que revela obliquamente, e declara a fronteira entre evidência e inferência. Marisa Fuentes, em</w:t>
+      </w:r>
+      <w:r>
+        <w:rPr>
+          <w:lang w:val="pt-BR"/>
+        </w:rPr>
+        <w:t xml:space="preserve"> </w:t>
+      </w:r>
+      <w:r>
+        <w:rPr>
+          <w:i/>
+          <w:iCs/>
+          <w:lang w:val="pt-BR"/>
+        </w:rPr>
+        <w:t xml:space="preserve">Dispossessed Lives</w:t>
+      </w:r>
+      <w:r>
+        <w:rPr>
+          <w:lang w:val="pt-BR"/>
+        </w:rPr>
+        <w:t xml:space="preserve"> </w:t>
+      </w:r>
+      <w:r>
+        <w:rPr>
+          <w:lang w:val="pt-BR"/>
+        </w:rPr>
+        <w:t xml:space="preserve">(2016), analisa arquivos coloniais das Barbados para argumentar que a ausência de mulheres negras escravizadas como sujeitos nos documentos não é acidente, mas consequência estrutural da violência epistêmica que organizava quem merecia ser registrado como agente histórico.</w:t>
+      </w:r>
+    </w:p>
+    <w:p>
+      <w:pPr>
+        <w:pStyle w:val="BodyText"/>
+      </w:pPr>
+      <w:r>
+        <w:rPr>
+          <w:lang w:val="pt-BR"/>
+        </w:rPr>
+        <w:t xml:space="preserve">A transferência desse método ao corpus visual desta tese exige atenção ao que muda: o corpus iconocrático não é um arquivo colonial</w:t>
+      </w:r>
+      <w:r>
+        <w:rPr>
+          <w:lang w:val="pt-BR"/>
+        </w:rPr>
+        <w:t xml:space="preserve"> </w:t>
+      </w:r>
+      <w:r>
+        <w:rPr>
+          <w:i/>
+          <w:iCs/>
+          <w:lang w:val="pt-BR"/>
+        </w:rPr>
+        <w:t xml:space="preserve">stricto sensu</w:t>
+      </w:r>
+      <w:r>
+        <w:rPr>
+          <w:lang w:val="pt-BR"/>
+        </w:rPr>
+        <w:t xml:space="preserve">, mas compartilha estrutura homóloga — a ausência de representação feminina historicamente específica nas alegorias estatais (as mulheres reais apagadas para que a Mulher alegórica ocupe seu lugar) é violência epistêmica de estrutura análoga. O corpus já operacionaliza essa intuição na tag</w:t>
+      </w:r>
+      <w:r>
+        <w:rPr>
+          <w:lang w:val="pt-BR"/>
+        </w:rPr>
+        <w:t xml:space="preserve"> </w:t>
+      </w:r>
+      <w:r>
+        <w:rPr>
+          <w:rStyle w:val="VerbatimChar"/>
+          <w:lang w:val="pt-BR"/>
+        </w:rPr>
+        <w:t xml:space="preserve">#ausencia-alegorica</w:t>
+      </w:r>
+      <w:r>
+        <w:rPr>
+          <w:lang w:val="pt-BR"/>
+        </w:rPr>
+        <w:t xml:space="preserve"> </w:t>
+      </w:r>
+      <w:r>
+        <w:rPr>
+          <w:lang w:val="pt-BR"/>
+        </w:rPr>
+        <w:t xml:space="preserve">e na análise de US-020 (Keppler, 1893) em §2.4, como</w:t>
+      </w:r>
+      <w:r>
+        <w:rPr>
+          <w:lang w:val="pt-BR"/>
+        </w:rPr>
+        <w:t xml:space="preserve"> </w:t>
+      </w:r>
+      <w:r>
+        <w:rPr>
+          <w:lang w:val="pt-BR"/>
+        </w:rPr>
+        <w:t xml:space="preserve">“subversão por ausência”</w:t>
+      </w:r>
+      <w:r>
+        <w:rPr>
+          <w:lang w:val="pt-BR"/>
+        </w:rPr>
+        <w:t xml:space="preserve"> </w:t>
+      </w:r>
+      <w:r>
+        <w:rPr>
+          <w:lang w:val="pt-BR"/>
+        </w:rPr>
+        <w:t xml:space="preserve">— mas faltava a ancoragem teórica explícita, que se enuncia aqui:</w:t>
+      </w:r>
+      <w:r>
+        <w:rPr>
+          <w:lang w:val="pt-BR"/>
+        </w:rPr>
+        <w:t xml:space="preserve"> </w:t>
+      </w:r>
+      <w:r>
+        <w:rPr>
+          <w:b/>
+          <w:bCs/>
+          <w:lang w:val="pt-BR"/>
+        </w:rPr>
+        <w:t xml:space="preserve">a ausência de representação alegórica feminina num corpus iconocrático não é lacuna documental a ser preenchida — é dado constitutivo que exige interpretação</w:t>
+      </w:r>
+      <w:r>
+        <w:rPr>
+          <w:lang w:val="pt-BR"/>
+        </w:rPr>
+        <w:t xml:space="preserve">. A declaração explícita dessa ausência e a análise de sua função são formas de validação epistêmica, não sua abdicação.</w:t>
+      </w:r>
+    </w:p>
+    <w:p>
+      <w:pPr>
+        <w:pStyle w:val="BodyText"/>
+      </w:pPr>
+      <w:r>
+        <w:rPr>
+          <w:lang w:val="pt-BR"/>
+        </w:rPr>
+        <w:t xml:space="preserve">Essa mesma lógica — declarar limites como forma de rigor, não como sua ausência — estrutura três práticas já em vigor no protocolo IconoCode, aqui nomeadas como metodológicas: relatórios de codificação auditáveis (cada item do corpus tem um relatório que documenta a cadeia de raciocínio nos três níveis panofskianos); scores diferenciados por tipo de indicador (morfológicos vs. materiais, §2.3, com controle estatístico por suporte); e declaração de casos-limite (itens com</w:t>
+      </w:r>
+      <w:r>
+        <w:rPr>
+          <w:lang w:val="pt-BR"/>
+        </w:rPr>
+        <w:t xml:space="preserve"> </w:t>
+      </w:r>
+      <w:r>
+        <w:rPr>
+          <w:rStyle w:val="VerbatimChar"/>
+          <w:lang w:val="pt-BR"/>
+        </w:rPr>
+        <w:t xml:space="preserve">#verificar</w:t>
+      </w:r>
+      <w:r>
+        <w:rPr>
+          <w:lang w:val="pt-BR"/>
+        </w:rPr>
+        <w:t xml:space="preserve"> </w:t>
+      </w:r>
+      <w:r>
+        <w:rPr>
+          <w:lang w:val="pt-BR"/>
+        </w:rPr>
+        <w:t xml:space="preserve">e</w:t>
+      </w:r>
+      <w:r>
+        <w:rPr>
+          <w:lang w:val="pt-BR"/>
+        </w:rPr>
+        <w:t xml:space="preserve"> </w:t>
+      </w:r>
+      <w:r>
+        <w:rPr>
+          <w:rStyle w:val="VerbatimChar"/>
+          <w:lang w:val="pt-BR"/>
+        </w:rPr>
+        <w:t xml:space="preserve">#possivel-duplicata</w:t>
+      </w:r>
+      <w:r>
+        <w:rPr>
+          <w:lang w:val="pt-BR"/>
+        </w:rPr>
+        <w:t xml:space="preserve"> </w:t>
+      </w:r>
+      <w:r>
+        <w:rPr>
+          <w:lang w:val="pt-BR"/>
+        </w:rPr>
+        <w:t xml:space="preserve">documentados explicitamente, não silenciados). Nos chamados</w:t>
+      </w:r>
+      <w:r>
+        <w:rPr>
+          <w:lang w:val="pt-BR"/>
+        </w:rPr>
+        <w:t xml:space="preserve"> </w:t>
+      </w:r>
+      <w:r>
+        <w:rPr>
+          <w:i/>
+          <w:iCs/>
+          <w:lang w:val="pt-BR"/>
+        </w:rPr>
+        <w:t xml:space="preserve">paradata</w:t>
+      </w:r>
+      <w:r>
+        <w:rPr>
+          <w:lang w:val="pt-BR"/>
+        </w:rPr>
+        <w:t xml:space="preserve"> </w:t>
+      </w:r>
+      <w:r>
+        <w:rPr>
+          <w:lang w:val="pt-BR"/>
+        </w:rPr>
+        <w:t xml:space="preserve">— dados sobre como os dados foram produzidos —, a declaração de incerteza é boa prática de pesquisa digital (DALLAS et al., 2017), e o registro das decisões metodológicas e de suas incertezas é parte do argumento, não margem a ser cortada (HODDER, 1999).</w:t>
+      </w:r>
+    </w:p>
+    <w:bookmarkEnd w:id="85"/>
+    <w:bookmarkStart w:id="86" w:name="síntese-o-padrão-de-prova-desta-tese"/>
+    <w:p>
+      <w:pPr>
+        <w:pStyle w:val="Heading4"/>
+      </w:pPr>
+      <w:r>
+        <w:rPr>
+          <w:rStyle w:val="SectionNumber"/>
+          <w:lang w:val="pt-BR"/>
+        </w:rPr>
+        <w:t xml:space="preserve">5.1.5.4</w:t>
+      </w:r>
+      <w:r>
+        <w:tab/>
+      </w:r>
+      <w:r>
+        <w:rPr>
+          <w:lang w:val="pt-BR"/>
+        </w:rPr>
+        <w:t xml:space="preserve">2.5.4 Síntese: o padrão de prova desta tese</w:t>
+      </w:r>
+    </w:p>
+    <w:tbl>
+      <w:tblPr>
+        <w:tblStyle w:val="Table"/>
+        <w:tblW w:type="pct" w:w="5000"/>
+        <w:tblLayout w:type="fixed"/>
+        <w:tblLook w:firstRow="1" w:lastRow="0" w:firstColumn="0" w:lastColumn="0" w:noHBand="0" w:noVBand="0" w:val="0020"/>
+      </w:tblPr>
+      <w:tblGrid>
+        <w:gridCol w:w="1980"/>
+        <w:gridCol w:w="1980"/>
+        <w:gridCol w:w="1980"/>
+        <w:gridCol w:w="1980"/>
+      </w:tblGrid>
+      <w:tr>
+        <w:trPr>
+          <w:tblHeader w:val="on"/>
+        </w:trPr>
+        <w:tc>
+          <w:tcPr/>
+          <w:p>
+            <w:pPr>
+              <w:pStyle w:val="Compact"/>
+            </w:pPr>
+            <w:r>
+              <w:rPr>
+                <w:lang w:val="pt-BR"/>
+              </w:rPr>
+              <w:t xml:space="preserve">Nível de análise</w:t>
+            </w:r>
+          </w:p>
+        </w:tc>
+        <w:tc>
+          <w:tcPr/>
+          <w:p>
+            <w:pPr>
+              <w:pStyle w:val="Compact"/>
+            </w:pPr>
+            <w:r>
+              <w:rPr>
+                <w:lang w:val="pt-BR"/>
+              </w:rPr>
+              <w:t xml:space="preserve">Tipo de afirmação</w:t>
+            </w:r>
+          </w:p>
+        </w:tc>
+        <w:tc>
+          <w:tcPr/>
+          <w:p>
+            <w:pPr>
+              <w:pStyle w:val="Compact"/>
+            </w:pPr>
+            <w:r>
+              <w:rPr>
+                <w:lang w:val="pt-BR"/>
+              </w:rPr>
+              <w:t xml:space="preserve">Padrão de validade</w:t>
+            </w:r>
+          </w:p>
+        </w:tc>
+        <w:tc>
+          <w:tcPr/>
+          <w:p>
+            <w:pPr>
+              <w:pStyle w:val="Compact"/>
+            </w:pPr>
+            <w:r>
+              <w:rPr>
+                <w:lang w:val="pt-BR"/>
+              </w:rPr>
+              <w:t xml:space="preserve">Referência principal</w:t>
+            </w:r>
+          </w:p>
+        </w:tc>
+      </w:tr>
+      <w:tr>
+        <w:tc>
+          <w:tcPr/>
+          <w:p>
+            <w:pPr>
+              <w:pStyle w:val="Compact"/>
+            </w:pPr>
+            <w:r>
+              <w:rPr>
+                <w:lang w:val="pt-BR"/>
+              </w:rPr>
+              <w:t xml:space="preserve">Pré-iconográfico (N1)</w:t>
+            </w:r>
+          </w:p>
+        </w:tc>
+        <w:tc>
+          <w:tcPr/>
+          <w:p>
+            <w:pPr>
+              <w:pStyle w:val="Compact"/>
+            </w:pPr>
+            <w:r>
+              <w:rPr>
+                <w:lang w:val="pt-BR"/>
+              </w:rPr>
+              <w:t xml:space="preserve">Observacional</w:t>
+            </w:r>
+          </w:p>
+        </w:tc>
+        <w:tc>
+          <w:tcPr/>
+          <w:p>
+            <w:pPr>
+              <w:pStyle w:val="Compact"/>
+            </w:pPr>
+            <w:r>
+              <w:rPr>
+                <w:lang w:val="pt-BR"/>
+              </w:rPr>
+              <w:t xml:space="preserve">Concordância intersubjetiva verificável</w:t>
+            </w:r>
+          </w:p>
+        </w:tc>
+        <w:tc>
+          <w:tcPr/>
+          <w:p>
+            <w:pPr>
+              <w:pStyle w:val="Compact"/>
+            </w:pPr>
+            <w:r>
+              <w:rPr>
+                <w:lang w:val="pt-BR"/>
+              </w:rPr>
+              <w:t xml:space="preserve">Panofsky (1939); Rau e Shih (2021)</w:t>
+            </w:r>
+          </w:p>
+        </w:tc>
+      </w:tr>
+      <w:tr>
+        <w:tc>
+          <w:tcPr/>
+          <w:p>
+            <w:pPr>
+              <w:pStyle w:val="Compact"/>
+            </w:pPr>
+            <w:r>
+              <w:rPr>
+                <w:lang w:val="pt-BR"/>
+              </w:rPr>
+              <w:t xml:space="preserve">Iconográfico (N2)</w:t>
+            </w:r>
+          </w:p>
+        </w:tc>
+        <w:tc>
+          <w:tcPr/>
+          <w:p>
+            <w:pPr>
+              <w:pStyle w:val="Compact"/>
+            </w:pPr>
+            <w:r>
+              <w:rPr>
+                <w:lang w:val="pt-BR"/>
+              </w:rPr>
+              <w:t xml:space="preserve">Interpretativa-convencional</w:t>
+            </w:r>
+          </w:p>
+        </w:tc>
+        <w:tc>
+          <w:tcPr/>
+          <w:p>
+            <w:pPr>
+              <w:pStyle w:val="Compact"/>
+            </w:pPr>
+            <w:r>
+              <w:rPr>
+                <w:lang w:val="pt-BR"/>
+              </w:rPr>
+              <w:t xml:space="preserve">Coerência com repertório + auditabilidade</w:t>
+            </w:r>
+          </w:p>
+        </w:tc>
+        <w:tc>
+          <w:tcPr/>
+          <w:p>
+            <w:pPr>
+              <w:pStyle w:val="Compact"/>
+            </w:pPr>
+            <w:r>
+              <w:rPr>
+                <w:lang w:val="pt-BR"/>
+              </w:rPr>
+              <w:t xml:space="preserve">Panofsky (1955); Ginzburg (1989)</w:t>
+            </w:r>
+          </w:p>
+        </w:tc>
+      </w:tr>
+      <w:tr>
+        <w:tc>
+          <w:tcPr/>
+          <w:p>
+            <w:pPr>
+              <w:pStyle w:val="Compact"/>
+            </w:pPr>
+            <w:r>
+              <w:rPr>
+                <w:lang w:val="pt-BR"/>
+              </w:rPr>
+              <w:t xml:space="preserve">Iconológico (N3)</w:t>
+            </w:r>
+          </w:p>
+        </w:tc>
+        <w:tc>
+          <w:tcPr/>
+          <w:p>
+            <w:pPr>
+              <w:pStyle w:val="Compact"/>
+            </w:pPr>
+            <w:r>
+              <w:rPr>
+                <w:lang w:val="pt-BR"/>
+              </w:rPr>
+              <w:t xml:space="preserve">Hermenêutica-teórica</w:t>
+            </w:r>
+          </w:p>
+        </w:tc>
+        <w:tc>
+          <w:tcPr/>
+          <w:p>
+            <w:pPr>
+              <w:pStyle w:val="Compact"/>
+            </w:pPr>
+            <w:r>
+              <w:rPr>
+                <w:lang w:val="pt-BR"/>
+              </w:rPr>
+              <w:t xml:space="preserve">Argumentação interna + ancoragem em N1–N2</w:t>
+            </w:r>
+          </w:p>
+        </w:tc>
+        <w:tc>
+          <w:tcPr/>
+          <w:p>
+            <w:pPr>
+              <w:pStyle w:val="Compact"/>
+            </w:pPr>
+            <w:r>
+              <w:rPr>
+                <w:lang w:val="pt-BR"/>
+              </w:rPr>
+              <w:t xml:space="preserve">Didi-Huberman (2000); Ginzburg (1989)</w:t>
+            </w:r>
+          </w:p>
+        </w:tc>
+      </w:tr>
+      <w:tr>
+        <w:tc>
+          <w:tcPr/>
+          <w:p>
+            <w:pPr>
+              <w:pStyle w:val="Compact"/>
+            </w:pPr>
+            <w:r>
+              <w:rPr>
+                <w:lang w:val="pt-BR"/>
+              </w:rPr>
+              <w:t xml:space="preserve">Ausência/silêncio</w:t>
+            </w:r>
+          </w:p>
+        </w:tc>
+        <w:tc>
+          <w:tcPr/>
+          <w:p>
+            <w:pPr>
+              <w:pStyle w:val="Compact"/>
+            </w:pPr>
+            <w:r>
+              <w:rPr>
+                <w:lang w:val="pt-BR"/>
+              </w:rPr>
+              <w:t xml:space="preserve">Arqueológica</w:t>
+            </w:r>
+          </w:p>
+        </w:tc>
+        <w:tc>
+          <w:tcPr/>
+          <w:p>
+            <w:pPr>
+              <w:pStyle w:val="Compact"/>
+            </w:pPr>
+            <w:r>
+              <w:rPr>
+                <w:lang w:val="pt-BR"/>
+              </w:rPr>
+              <w:t xml:space="preserve">Declaração explícita de limites</w:t>
+            </w:r>
+          </w:p>
+        </w:tc>
+        <w:tc>
+          <w:tcPr/>
+          <w:p>
+            <w:pPr>
+              <w:pStyle w:val="Compact"/>
+            </w:pPr>
+            <w:r>
+              <w:rPr>
+                <w:lang w:val="pt-BR"/>
+              </w:rPr>
+              <w:t xml:space="preserve">Hartman (2008); Fuentes (2016)</w:t>
+            </w:r>
+          </w:p>
+        </w:tc>
+      </w:tr>
+      <w:tr>
+        <w:tc>
+          <w:tcPr/>
+          <w:p>
+            <w:pPr>
+              <w:pStyle w:val="Compact"/>
+            </w:pPr>
+            <w:r>
+              <w:rPr>
+                <w:lang w:val="pt-BR"/>
+              </w:rPr>
+              <w:t xml:space="preserve">Padrão de conjunto</w:t>
+            </w:r>
+          </w:p>
+        </w:tc>
+        <w:tc>
+          <w:tcPr/>
+          <w:p>
+            <w:pPr>
+              <w:pStyle w:val="Compact"/>
+            </w:pPr>
+            <w:r>
+              <w:rPr>
+                <w:lang w:val="pt-BR"/>
+              </w:rPr>
+              <w:t xml:space="preserve">Indiciária</w:t>
+            </w:r>
+          </w:p>
+        </w:tc>
+        <w:tc>
+          <w:tcPr/>
+          <w:p>
+            <w:pPr>
+              <w:pStyle w:val="Compact"/>
+            </w:pPr>
+            <w:r>
+              <w:rPr>
+                <w:lang w:val="pt-BR"/>
+              </w:rPr>
+              <w:t xml:space="preserve">Transparência do raciocínio inferencial</w:t>
+            </w:r>
+          </w:p>
+        </w:tc>
+        <w:tc>
+          <w:tcPr/>
+          <w:p>
+            <w:pPr>
+              <w:pStyle w:val="Compact"/>
+            </w:pPr>
+            <w:r>
+              <w:rPr>
+                <w:lang w:val="pt-BR"/>
+              </w:rPr>
+              <w:t xml:space="preserve">Mnookin (1998); Braman (2023)</w:t>
+            </w:r>
+          </w:p>
+        </w:tc>
+      </w:tr>
+    </w:tbl>
+    <w:p>
+      <w:pPr>
+        <w:pStyle w:val="BodyText"/>
+      </w:pPr>
+      <w:r>
+        <w:rPr>
+          <w:lang w:val="pt-BR"/>
+        </w:rPr>
+        <w:t xml:space="preserve">A tese não</w:t>
+      </w:r>
+      <w:r>
+        <w:rPr>
+          <w:lang w:val="pt-BR"/>
+        </w:rPr>
+        <w:t xml:space="preserve"> </w:t>
+      </w:r>
+      <w:r>
+        <w:rPr>
+          <w:lang w:val="pt-BR"/>
+        </w:rPr>
+        <w:t xml:space="preserve">“desvia”</w:t>
+      </w:r>
+      <w:r>
+        <w:rPr>
+          <w:lang w:val="pt-BR"/>
+        </w:rPr>
+        <w:t xml:space="preserve"> </w:t>
+      </w:r>
+      <w:r>
+        <w:rPr>
+          <w:lang w:val="pt-BR"/>
+        </w:rPr>
+        <w:t xml:space="preserve">do empiricismo por negligência — adota um padrão de prova alternativo, adequado ao seu objeto (imagens históricas de Estado), consistente com sua tradição disciplinar (história da cultura jurídica) e defendido na literatura metodológica citada. Esse padrão pode ser enunciado numa frase: a validade desta tese é indiciária, não experimental; hermenêutica, não estatística; e a declaração de limites é parte da prova, não sua ausência. É à luz dessa moldura que a seção seguinte deve ser lida.</w:t>
+      </w:r>
+    </w:p>
+    <w:p>
+      <w:r>
+        <w:pict>
+          <v:rect style="width:0;height:1.5pt" o:hralign="center" o:hrstd="t" o:hr="t"/>
+        </w:pict>
+      </w:r>
+    </w:p>
+    <w:bookmarkEnd w:id="86"/>
+    <w:bookmarkEnd w:id="87"/>
+    <w:bookmarkStart w:id="91" w:name="X771e2dbc0dc6817f713e77ab981075a0a1f8381"/>
+    <w:p>
+      <w:pPr>
+        <w:pStyle w:val="Heading3"/>
+      </w:pPr>
+      <w:r>
+        <w:rPr>
+          <w:rStyle w:val="SectionNumber"/>
+          <w:lang w:val="pt-BR"/>
+        </w:rPr>
+        <w:t xml:space="preserve">5.1.6</w:t>
+      </w:r>
+      <w:r>
+        <w:tab/>
+      </w:r>
+      <w:r>
+        <w:rPr>
+          <w:lang w:val="pt-BR"/>
+        </w:rPr>
+        <w:t xml:space="preserve">2.6 Validação: codificação por imagem vs. codificação por metadados</w:t>
+      </w:r>
+    </w:p>
+    <w:p>
+      <w:pPr>
+        <w:pStyle w:val="FirstParagraph"/>
+      </w:pPr>
+      <w:r>
+        <w:rPr>
+          <w:lang w:val="pt-BR"/>
+        </w:rPr>
+        <w:t xml:space="preserve">A seção anterior (§2.5) estabeleceu o padrão de prova epistemológico desta tese; a presente seção fornece a evidência empírica que corrobora, num plano operacional, a estratificação por nível panofskiano ali defendida — em particular, a previsão de que a codificação por metadados é mais confiável para propriedades do suporte material do que para propriedades morfológicas do corpo alegórico (§2.5.1).</w:t>
+      </w:r>
+    </w:p>
+    <w:p>
+      <w:pPr>
+        <w:pStyle w:val="BodyText"/>
+      </w:pPr>
+      <w:r>
+        <w:rPr>
+          <w:lang w:val="pt-BR"/>
+        </w:rPr>
         <w:t xml:space="preserve">O corpus foi inicialmente codificado em lote em 31 de março de 2026 (N=106) utilizando metadados textuais (título, descrição, data, país, suporte) sem inspeção visual direta das imagens. Essa codificação inicial foi realizada pelo modelo Claude Opus 4.6 (</w:t>
       </w:r>
       <w:r>
@@ -16289,7 +18167,7 @@
         <w:t xml:space="preserve">) com acesso direto às imagens via protocolo IIIF da Gallica/BnF.</w:t>
       </w:r>
     </w:p>
-    <w:bookmarkStart w:id="83" w:name="X465ef37c060e4c6513f0aa52e027bd5e30afafc"/>
+    <w:bookmarkStart w:id="88" w:name="X465ef37c060e4c6513f0aa52e027bd5e30afafc"/>
     <w:p>
       <w:pPr>
         <w:pStyle w:val="Heading4"/>
@@ -16299,7 +18177,7 @@
           <w:rStyle w:val="SectionNumber"/>
           <w:lang w:val="pt-BR"/>
         </w:rPr>
-        <w:t xml:space="preserve">5.1.5.1</w:t>
+        <w:t xml:space="preserve">5.1.6.1</w:t>
       </w:r>
       <w:r>
         <w:tab/>
@@ -17035,8 +18913,8 @@
         <w:t xml:space="preserve">–0,04).</w:t>
       </w:r>
     </w:p>
-    <w:bookmarkEnd w:id="83"/>
-    <w:bookmarkStart w:id="84" w:name="X4c34396904941409cd7b78b65a631cd8a4ee117"/>
+    <w:bookmarkEnd w:id="88"/>
+    <w:bookmarkStart w:id="89" w:name="X4c34396904941409cd7b78b65a631cd8a4ee117"/>
     <w:p>
       <w:pPr>
         <w:pStyle w:val="Heading4"/>
@@ -17046,7 +18924,7 @@
           <w:rStyle w:val="SectionNumber"/>
           <w:lang w:val="pt-BR"/>
         </w:rPr>
-        <w:t xml:space="preserve">5.1.5.2</w:t>
+        <w:t xml:space="preserve">5.1.6.2</w:t>
       </w:r>
       <w:r>
         <w:tab/>
@@ -17998,8 +19876,8 @@
         <w:t xml:space="preserve">pela codificação por metadados, porque a subordinação da figura alegórica ao texto burocrático — Marianne como marca d’água atrás de taxas de juros, ou como pequena vinheta no alto de um documento de subscrição — só é perceptível visualmente.</w:t>
       </w:r>
     </w:p>
-    <w:bookmarkEnd w:id="84"/>
-    <w:bookmarkStart w:id="85" w:name="conclusão-metodológica"/>
+    <w:bookmarkEnd w:id="89"/>
+    <w:bookmarkStart w:id="90" w:name="conclusão-metodológica"/>
     <w:p>
       <w:pPr>
         <w:pStyle w:val="Heading4"/>
@@ -18009,7 +19887,7 @@
           <w:rStyle w:val="SectionNumber"/>
           <w:lang w:val="pt-BR"/>
         </w:rPr>
-        <w:t xml:space="preserve">5.1.5.3</w:t>
+        <w:t xml:space="preserve">5.1.6.3</w:t>
       </w:r>
       <w:r>
         <w:tab/>
@@ -18091,9 +19969,9 @@
         </w:pict>
       </w:r>
     </w:p>
-    <w:bookmarkEnd w:id="85"/>
-    <w:bookmarkEnd w:id="86"/>
-    <w:bookmarkStart w:id="87" w:name="o-corpus-composição-e-fontes"/>
+    <w:bookmarkEnd w:id="90"/>
+    <w:bookmarkEnd w:id="91"/>
+    <w:bookmarkStart w:id="92" w:name="o-corpus-composição-e-fontes"/>
     <w:p>
       <w:pPr>
         <w:pStyle w:val="Heading3"/>
@@ -18103,7 +19981,7 @@
           <w:rStyle w:val="SectionNumber"/>
           <w:lang w:val="pt-BR"/>
         </w:rPr>
-        <w:t xml:space="preserve">5.1.6</w:t>
+        <w:t xml:space="preserve">5.1.7</w:t>
       </w:r>
       <w:r>
         <w:tab/>
@@ -18112,7 +19990,7 @@
         <w:rPr>
           <w:lang w:val="pt-BR"/>
         </w:rPr>
-        <w:t xml:space="preserve">2.6 O corpus: composição e fontes</w:t>
+        <w:t xml:space="preserve">2.7 O corpus: composição e fontes</w:t>
       </w:r>
     </w:p>
     <w:p>
@@ -18123,7 +20001,7 @@
         <w:rPr>
           <w:lang w:val="pt-BR"/>
         </w:rPr>
-        <w:t xml:space="preserve">O corpus compreende 165 registros no ledger atual, dos quais 154 itens com codificação de purificação; o congelamento analítico anterior registrou 145 imagens oficiais e semi-oficiais coletadas em 15 acervos digitais, estratificadas por país, período e suporte material. Todas as 145 do congelamento anterior estão integralmente codificadas (10 indicadores + regime + análise Panofsky), sendo 20 codificadas por inspeção visual direta (IIIF) e 125 por metadados refinados.</w:t>
+        <w:t xml:space="preserve">O corpus é um catálogo documentado em expansão contínua até a defesa: o instantâneo de trabalho de 2026-09-21 registra 336 itens, dos quais 286 com codificação de purificação. O congelamento analítico anterior registrou 145 imagens oficiais e semi-oficiais coletadas em acervos digitais (Gallica, Europeana, Library of Congress, Brasiliana, entre outros), estratificadas por país, período e suporte material, todas integralmente codificadas (10 indicadores + regime + análise Panofsky), sendo 20 por inspeção visual direta (IIIF) e 125 por metadados refinados.</w:t>
       </w:r>
     </w:p>
     <w:tbl>
@@ -18209,7 +20087,7 @@
               <w:rPr>
                 <w:lang w:val="pt-BR"/>
               </w:rPr>
-              <w:t xml:space="preserve">47</w:t>
+              <w:t xml:space="preserve">102</w:t>
             </w:r>
           </w:p>
         </w:tc>
@@ -18239,7 +20117,7 @@
               <w:rPr>
                 <w:lang w:val="pt-BR"/>
               </w:rPr>
-              <w:t xml:space="preserve">Estados Unidos</w:t>
+              <w:t xml:space="preserve">Brasil</w:t>
             </w:r>
           </w:p>
         </w:tc>
@@ -18253,7 +20131,7 @@
               <w:rPr>
                 <w:lang w:val="pt-BR"/>
               </w:rPr>
-              <w:t xml:space="preserve">20</w:t>
+              <w:t xml:space="preserve">72</w:t>
             </w:r>
           </w:p>
         </w:tc>
@@ -18267,7 +20145,7 @@
               <w:rPr>
                 <w:lang w:val="pt-BR"/>
               </w:rPr>
-              <w:t xml:space="preserve">Library of Congress, Smithsonian</w:t>
+              <w:t xml:space="preserve">Brasiliana Fotográfica, Museu da República</w:t>
             </w:r>
           </w:p>
         </w:tc>
@@ -18283,7 +20161,7 @@
               <w:rPr>
                 <w:lang w:val="pt-BR"/>
               </w:rPr>
-              <w:t xml:space="preserve">Alemanha</w:t>
+              <w:t xml:space="preserve">Estados Unidos</w:t>
             </w:r>
           </w:p>
         </w:tc>
@@ -18297,7 +20175,7 @@
               <w:rPr>
                 <w:lang w:val="pt-BR"/>
               </w:rPr>
-              <w:t xml:space="preserve">18</w:t>
+              <w:t xml:space="preserve">32</w:t>
             </w:r>
           </w:p>
         </w:tc>
@@ -18311,7 +20189,7 @@
               <w:rPr>
                 <w:lang w:val="pt-BR"/>
               </w:rPr>
-              <w:t xml:space="preserve">Deutsche Digitale Bibliothek, Europeana</w:t>
+              <w:t xml:space="preserve">Library of Congress, Smithsonian</w:t>
             </w:r>
           </w:p>
         </w:tc>
@@ -18327,7 +20205,7 @@
               <w:rPr>
                 <w:lang w:val="pt-BR"/>
               </w:rPr>
-              <w:t xml:space="preserve">Brasil</w:t>
+              <w:t xml:space="preserve">Alemanha</w:t>
             </w:r>
           </w:p>
         </w:tc>
@@ -18341,7 +20219,7 @@
               <w:rPr>
                 <w:lang w:val="pt-BR"/>
               </w:rPr>
-              <w:t xml:space="preserve">12</w:t>
+              <w:t xml:space="preserve">27</w:t>
             </w:r>
           </w:p>
         </w:tc>
@@ -18355,7 +20233,7 @@
               <w:rPr>
                 <w:lang w:val="pt-BR"/>
               </w:rPr>
-              <w:t xml:space="preserve">Brasiliana Fotográfica, Museu da República</w:t>
+              <w:t xml:space="preserve">Deutsche Digitale Bibliothek, Europeana</w:t>
             </w:r>
           </w:p>
         </w:tc>
@@ -18385,7 +20263,7 @@
               <w:rPr>
                 <w:lang w:val="pt-BR"/>
               </w:rPr>
-              <w:t xml:space="preserve">10</w:t>
+              <w:t xml:space="preserve">23</w:t>
             </w:r>
           </w:p>
         </w:tc>
@@ -18429,7 +20307,7 @@
               <w:rPr>
                 <w:lang w:val="pt-BR"/>
               </w:rPr>
-              <w:t xml:space="preserve">8</w:t>
+              <w:t xml:space="preserve">20</w:t>
             </w:r>
           </w:p>
         </w:tc>
@@ -18473,7 +20351,7 @@
               <w:rPr>
                 <w:lang w:val="pt-BR"/>
               </w:rPr>
-              <w:t xml:space="preserve">6</w:t>
+              <w:t xml:space="preserve">11</w:t>
             </w:r>
           </w:p>
         </w:tc>
@@ -18517,7 +20395,7 @@
               <w:rPr>
                 <w:lang w:val="pt-BR"/>
               </w:rPr>
-              <w:t xml:space="preserve">7</w:t>
+              <w:t xml:space="preserve">11</w:t>
             </w:r>
           </w:p>
         </w:tc>
@@ -18547,7 +20425,7 @@
               <w:rPr>
                 <w:lang w:val="pt-BR"/>
               </w:rPr>
-              <w:t xml:space="preserve">Espanha</w:t>
+              <w:t xml:space="preserve">Holanda</w:t>
             </w:r>
           </w:p>
         </w:tc>
@@ -18561,7 +20439,7 @@
               <w:rPr>
                 <w:lang w:val="pt-BR"/>
               </w:rPr>
-              <w:t xml:space="preserve">4</w:t>
+              <w:t xml:space="preserve">10</w:t>
             </w:r>
           </w:p>
         </w:tc>
@@ -18575,7 +20453,7 @@
               <w:rPr>
                 <w:lang w:val="pt-BR"/>
               </w:rPr>
-              <w:t xml:space="preserve">Numista, Europeana</w:t>
+              <w:t xml:space="preserve">Europeana, Numista</w:t>
             </w:r>
           </w:p>
         </w:tc>
@@ -18591,7 +20469,7 @@
               <w:rPr>
                 <w:lang w:val="pt-BR"/>
               </w:rPr>
-              <w:t xml:space="preserve">Outros (AR, AT, MX, NL, CH, UY)</w:t>
+              <w:t xml:space="preserve">Espanha</w:t>
             </w:r>
           </w:p>
         </w:tc>
@@ -18605,7 +20483,7 @@
               <w:rPr>
                 <w:lang w:val="pt-BR"/>
               </w:rPr>
-              <w:t xml:space="preserve">13</w:t>
+              <w:t xml:space="preserve">10</w:t>
             </w:r>
           </w:p>
         </w:tc>
@@ -18619,6 +20497,50 @@
               <w:rPr>
                 <w:lang w:val="pt-BR"/>
               </w:rPr>
+              <w:t xml:space="preserve">Numista, Europeana</w:t>
+            </w:r>
+          </w:p>
+        </w:tc>
+      </w:tr>
+      <w:tr>
+        <w:tc>
+          <w:tcPr/>
+          <w:p>
+            <w:pPr>
+              <w:pStyle w:val="Compact"/>
+            </w:pPr>
+            <w:r>
+              <w:rPr>
+                <w:lang w:val="pt-BR"/>
+              </w:rPr>
+              <w:t xml:space="preserve">Demais</w:t>
+            </w:r>
+          </w:p>
+        </w:tc>
+        <w:tc>
+          <w:tcPr/>
+          <w:p>
+            <w:pPr>
+              <w:pStyle w:val="Compact"/>
+            </w:pPr>
+            <w:r>
+              <w:rPr>
+                <w:lang w:val="pt-BR"/>
+              </w:rPr>
+              <w:t xml:space="preserve">18</w:t>
+            </w:r>
+          </w:p>
+        </w:tc>
+        <w:tc>
+          <w:tcPr/>
+          <w:p>
+            <w:pPr>
+              <w:pStyle w:val="Compact"/>
+            </w:pPr>
+            <w:r>
+              <w:rPr>
+                <w:lang w:val="pt-BR"/>
+              </w:rPr>
               <w:t xml:space="preserve">Diversos</w:t>
             </w:r>
           </w:p>
@@ -18633,33 +20555,7 @@
         <w:rPr>
           <w:lang w:val="pt-BR"/>
         </w:rPr>
-        <w:t xml:space="preserve">A cobertura temporal estende-se de 1559 (FR-047,</w:t>
-      </w:r>
-      <w:r>
-        <w:rPr>
-          <w:lang w:val="pt-BR"/>
-        </w:rPr>
-        <w:t xml:space="preserve"> </w:t>
-      </w:r>
-      <w:r>
-        <w:rPr>
-          <w:i/>
-          <w:iCs/>
-          <w:lang w:val="pt-BR"/>
-        </w:rPr>
-        <w:t xml:space="preserve">Iustitia</w:t>
-      </w:r>
-      <w:r>
-        <w:rPr>
-          <w:lang w:val="pt-BR"/>
-        </w:rPr>
-        <w:t xml:space="preserve"> </w:t>
-      </w:r>
-      <w:r>
-        <w:rPr>
-          <w:lang w:val="pt-BR"/>
-        </w:rPr>
-        <w:t xml:space="preserve">de Bruegel, item arqueológico pré-moderno) a 2000, com concentração no período 1850–1920. A distribuição por regime iconocrático é: fundacional (71), normativo (40), militar (27) e contra-alegoria (7). O score de endurecimento varia de 0,1 a 3,1 (média 1,44).</w:t>
+        <w:t xml:space="preserve">A cobertura temporal estende-se de comparadores anteriores ao recorte (o mais antigo do século XIII) a itens do século XXI, com concentração no período 1860–1920; mais de três quartos dos 295 itens datados caem dentro do recorte 1800–2000. A distribuição por regime iconocrático no instantâneo de 2026-09-21 é: fundacional (164), normativo (103), militar (54) e contra-alegoria (15).</w:t>
       </w:r>
     </w:p>
     <w:p>
@@ -18669,8 +20565,8 @@
         </w:pict>
       </w:r>
     </w:p>
-    <w:bookmarkEnd w:id="87"/>
-    <w:bookmarkStart w:id="88" w:name="infraestrutura-digital-e-rastreabilidade"/>
+    <w:bookmarkEnd w:id="92"/>
+    <w:bookmarkStart w:id="93" w:name="infraestrutura-digital-e-rastreabilidade"/>
     <w:p>
       <w:pPr>
         <w:pStyle w:val="Heading3"/>
@@ -18680,7 +20576,7 @@
           <w:rStyle w:val="SectionNumber"/>
           <w:lang w:val="pt-BR"/>
         </w:rPr>
-        <w:t xml:space="preserve">5.1.7</w:t>
+        <w:t xml:space="preserve">5.1.8</w:t>
       </w:r>
       <w:r>
         <w:tab/>
@@ -18689,7 +20585,7 @@
         <w:rPr>
           <w:lang w:val="pt-BR"/>
         </w:rPr>
-        <w:t xml:space="preserve">2.7 Infraestrutura digital e rastreabilidade</w:t>
+        <w:t xml:space="preserve">2.8 Infraestrutura digital e rastreabilidade</w:t>
       </w:r>
     </w:p>
     <w:p>
@@ -18975,7 +20871,7 @@
         <w:rPr>
           <w:lang w:val="pt-BR"/>
         </w:rPr>
-        <w:t xml:space="preserve">aplica o protocolo de três níveis, pontua os 10 indicadores, classifica o regime e produz o registro JSON. Os dados processados são exportados automaticamente para</w:t>
+        <w:t xml:space="preserve">aplica o protocolo de três níveis, pontua os 10 indicadores, classifica o regime e produz o registro JSON. Os dados processados são exportados para</w:t>
       </w:r>
       <w:r>
         <w:rPr>
@@ -18994,7 +20890,7 @@
         <w:rPr>
           <w:lang w:val="pt-BR"/>
         </w:rPr>
-        <w:t xml:space="preserve">, que alimenta os notebooks estatísticos (Jupyter/Python: pandas, scipy, scikit-posthocs).</w:t>
+        <w:t xml:space="preserve">, que alimenta o notebook descritivo do corpus (Jupyter/Python); os notebooks exploratórios 02–08 estão congelados como artefatos de diagnóstico interno do instrumento (decisão registrada em 2026-09-22).</w:t>
       </w:r>
     </w:p>
     <w:p>
@@ -19005,7 +20901,25 @@
         <w:rPr>
           <w:lang w:val="pt-BR"/>
         </w:rPr>
-        <w:t xml:space="preserve">As referências bibliográficas seguem a norma ABNT NBR 6023:2025. A codificação ICONCLASS utiliza os códigos do sistema de Van de Waal, com atenção especial ao código 48C51 (iconografia feminina em contexto político-jurídico).</w:t>
+        <w:t xml:space="preserve">As referências bibliográficas seguem a norma ABNT NBR 6023:2025. A codificação ICONCLASS utiliza os códigos do sistema de Van de Waal, com atenção especial ao código 48C51 — taxonomia interna do projeto para a personificação feminina em contexto político-jurídico [VERIFICAR: oficialmente 48C51 =</w:t>
+      </w:r>
+      <w:r>
+        <w:rPr>
+          <w:lang w:val="pt-BR"/>
+        </w:rPr>
+        <w:t xml:space="preserve"> </w:t>
+      </w:r>
+      <w:r>
+        <w:rPr>
+          <w:lang w:val="pt-BR"/>
+        </w:rPr>
+        <w:t xml:space="preserve">‘painting’</w:t>
+      </w:r>
+      <w:r>
+        <w:rPr>
+          <w:lang w:val="pt-BR"/>
+        </w:rPr>
+        <w:t xml:space="preserve">].</w:t>
       </w:r>
     </w:p>
     <w:p>
@@ -19025,13 +20939,13 @@
           <w:iCs/>
           <w:lang w:val="pt-BR"/>
         </w:rPr>
-        <w:t xml:space="preserve">O Capítulo 3 apresentará os resultados da análise quantitativa.</w:t>
-      </w:r>
-    </w:p>
-    <w:bookmarkEnd w:id="88"/>
-    <w:bookmarkEnd w:id="89"/>
-    <w:bookmarkEnd w:id="90"/>
-    <w:bookmarkStart w:id="100" w:name="Xf8a9a5be9efffb20c48a039fb559e4f66e24fe6"/>
+        <w:t xml:space="preserve">O Capítulo 6 apresentará o panorama iconométrico do corpus.</w:t>
+      </w:r>
+    </w:p>
+    <w:bookmarkEnd w:id="93"/>
+    <w:bookmarkEnd w:id="94"/>
+    <w:bookmarkEnd w:id="95"/>
+    <w:bookmarkStart w:id="105" w:name="Xf8a9a5be9efffb20c48a039fb559e4f66e24fe6"/>
     <w:p>
       <w:pPr>
         <w:pStyle w:val="Heading1"/>
@@ -19053,7 +20967,7 @@
         <w:t xml:space="preserve">Capítulo 5 — O Corpus: Construção, Codificação e Infraestrutura</w:t>
       </w:r>
     </w:p>
-    <w:bookmarkStart w:id="91" w:name="X4ad16ccbf525c4f6ad71d8e9fefb459ca364606"/>
+    <w:bookmarkStart w:id="96" w:name="X4ad16ccbf525c4f6ad71d8e9fefb459ca364606"/>
     <w:p>
       <w:pPr>
         <w:pStyle w:val="Heading2"/>
@@ -19478,8 +21392,8 @@
         <w:t xml:space="preserve">de Bruegel, item arqueológico pré-moderno) a 2000, com concentração no período 1850–1920.</w:t>
       </w:r>
     </w:p>
-    <w:bookmarkEnd w:id="91"/>
-    <w:bookmarkStart w:id="97" w:name="X49ab3a16bffd05271651cb6e9d18d75610b882a"/>
+    <w:bookmarkEnd w:id="96"/>
+    <w:bookmarkStart w:id="102" w:name="X49ab3a16bffd05271651cb6e9d18d75610b882a"/>
     <w:p>
       <w:pPr>
         <w:pStyle w:val="Heading2"/>
@@ -19501,7 +21415,7 @@
         <w:t xml:space="preserve">5.2 — Purificação Clássica: o quarto conceito original e seus 10 indicadores ordinais</w:t>
       </w:r>
     </w:p>
-    <w:bookmarkStart w:id="92" w:name="definição"/>
+    <w:bookmarkStart w:id="97" w:name="definição"/>
     <w:p>
       <w:pPr>
         <w:pStyle w:val="Heading3"/>
@@ -19586,8 +21500,8 @@
         <w:t xml:space="preserve">que os produz e os torna acessíveis à mensuração empírica.</w:t>
       </w:r>
     </w:p>
-    <w:bookmarkEnd w:id="92"/>
-    <w:bookmarkStart w:id="93" w:name="matriz-primária-jurídica"/>
+    <w:bookmarkEnd w:id="97"/>
+    <w:bookmarkStart w:id="98" w:name="matriz-primária-jurídica"/>
     <w:p>
       <w:pPr>
         <w:pStyle w:val="Heading3"/>
@@ -19696,8 +21610,8 @@
         <w:t xml:space="preserve">(2005), demonstra como categorias morais e estamentais estabilizam classificações do humano que precedem e enquadram qualquer figuração visual. Os três autores convergem na descrição de um gesto especificamente jurídico: a transformação do humano histórico em forma institucional perdurável. A alegoria feminina estatal é a aplicação iconográfica desse gesto sobre o corpo da mulher.</w:t>
       </w:r>
     </w:p>
-    <w:bookmarkEnd w:id="93"/>
-    <w:bookmarkStart w:id="94" w:name="extensão-ferramental"/>
+    <w:bookmarkEnd w:id="98"/>
+    <w:bookmarkStart w:id="99" w:name="extensão-ferramental"/>
     <w:p>
       <w:pPr>
         <w:pStyle w:val="Heading3"/>
@@ -19727,7 +21641,7 @@
         <w:rPr>
           <w:lang w:val="pt-BR"/>
         </w:rPr>
-        <w:t xml:space="preserve">Para operacionalizar empiricamente a Purificação Clássica sobre as 145 peças do corpus, mobilizam-se três aparatos conceituais externos à dogmática jurídica, tomados como ferramentas analíticas pontuais. Bruno Latour, em</w:t>
+        <w:t xml:space="preserve">Para operacionalizar empiricamente a Purificação Clássica sobre as 145 peças da fase analítica anterior do corpus (fase congelada que a análise estatística inicial reportou; o ledger operacional encontra-se em expansão: 336 itens em 2026-09-21), mobilizam-se três aparatos conceituais externos à dogmática jurídica, tomados como ferramentas analíticas pontuais. Bruno Latour, em</w:t>
       </w:r>
       <w:r>
         <w:rPr>
@@ -19876,8 +21790,8 @@
         <w:t xml:space="preserve">— corpos visíveis dos quais a interioridade é deliberadamente subtraída. Esses três aparatos não fundam o conceito de Purificação Clássica; eles fornecem o vocabulário técnico que permite mensurá-lo.</w:t>
       </w:r>
     </w:p>
-    <w:bookmarkEnd w:id="94"/>
-    <w:bookmarkStart w:id="95" w:name="X379dba3df705dff93f0acf2d639757f31d71680"/>
+    <w:bookmarkEnd w:id="99"/>
+    <w:bookmarkStart w:id="100" w:name="X379dba3df705dff93f0acf2d639757f31d71680"/>
     <w:p>
       <w:pPr>
         <w:pStyle w:val="Heading3"/>
@@ -20167,77 +22081,121 @@
         <w:rPr>
           <w:lang w:val="pt-BR"/>
         </w:rPr>
-        <w:t xml:space="preserve">(presença de letra, sigla ou divisa que ancora a figura à soberania). A soma desses dez indicadores, por peça, fornece o índice de endurecimento — termo operacional que designa, na prática estatística desta tese, o resultado mensurável da operação que a Purificação Clássica nomeia conceitualmente.</w:t>
-      </w:r>
-    </w:p>
-    <w:bookmarkEnd w:id="95"/>
-    <w:bookmarkStart w:id="96" w:name="X0414be2f74326309b11caafbadd6b8607e69c03"/>
-    <w:p>
-      <w:pPr>
-        <w:pStyle w:val="Heading3"/>
-      </w:pPr>
-      <w:r>
-        <w:rPr>
-          <w:rStyle w:val="SectionNumber"/>
-          <w:lang w:val="pt-BR"/>
-        </w:rPr>
-        <w:t xml:space="preserve">6.2.5</w:t>
-      </w:r>
-      <w:r>
-        <w:tab/>
-      </w:r>
-      <w:r>
-        <w:rPr>
-          <w:lang w:val="pt-BR"/>
-        </w:rPr>
-        <w:t xml:space="preserve">5.2.5 — Articulação com os outros três conceitos originais</w:t>
-      </w:r>
-    </w:p>
-    <w:p>
-      <w:pPr>
-        <w:pStyle w:val="FirstParagraph"/>
-      </w:pPr>
-      <w:r>
-        <w:rPr>
-          <w:lang w:val="pt-BR"/>
-        </w:rPr>
-        <w:t xml:space="preserve">A Purificação Clássica não substitui os outros três originais; articula-os. O Contrato Sexual Visual descreve a economia política do regime: o feminino é convocado como imagem para que as mulheres reais permaneçam excluídas. A Feminilidade de Estado descreve o efeito subjetivo dessa economia sobre o corpo alegórico: ele se torna recipiente vazio apto a transportar afeto público. O Contrato Racial Visual descreve a distribuição racial desigual da operação: a alegoria</w:t>
-      </w:r>
-      <w:r>
-        <w:rPr>
-          <w:lang w:val="pt-BR"/>
-        </w:rPr>
-        <w:t xml:space="preserve"> </w:t>
-      </w:r>
-      <w:r>
-        <w:rPr>
-          <w:lang w:val="pt-BR"/>
-        </w:rPr>
-        <w:t xml:space="preserve">“universal”</w:t>
-      </w:r>
-      <w:r>
-        <w:rPr>
-          <w:lang w:val="pt-BR"/>
-        </w:rPr>
-        <w:t xml:space="preserve"> </w:t>
-      </w:r>
-      <w:r>
-        <w:rPr>
-          <w:lang w:val="pt-BR"/>
-        </w:rPr>
-        <w:t xml:space="preserve">é constitutivamente branca, e sua transferência transatlântica instala um padrão racializado nos repertórios pós-coloniais. A Purificação Clássica é o mecanismo formal que torna os três efeitos possíveis e os torna acessíveis à comparação iconométrica. Sem ela, os três outros conceitos permaneceriam descrições políticas sem ancoragem mensurável; com ela, ganham corpo empírico no índice ordinal.</w:t>
-      </w:r>
-    </w:p>
-    <w:p>
-      <w:pPr>
-        <w:pStyle w:val="BlockText"/>
-      </w:pPr>
+        <w:t xml:space="preserve">(presença de letra, sigla ou divisa que ancora a figura à soberania). A</w:t>
+      </w:r>
+      <w:r>
+        <w:rPr>
+          <w:lang w:val="pt-BR"/>
+        </w:rPr>
+        <w:t xml:space="preserve"> </w:t>
+      </w:r>
       <w:r>
         <w:rPr>
           <w:b/>
           <w:bCs/>
           <w:lang w:val="pt-BR"/>
         </w:rPr>
+        <w:t xml:space="preserve">média</w:t>
+      </w:r>
+      <w:r>
+        <w:rPr>
+          <w:lang w:val="pt-BR"/>
+        </w:rPr>
+        <w:t xml:space="preserve"> </w:t>
+      </w:r>
+      <w:r>
+        <w:rPr>
+          <w:lang w:val="pt-BR"/>
+        </w:rPr>
+        <w:t xml:space="preserve">desses dez indicadores, por peça, fornece o escore de endurecimento (faixa 0,0–3,0; ver §2.3 do capítulo de método para a definição canônica) — termo operacional que designa, na prática estatística desta tese, o resultado mensurável da operação que a Purificação Clássica nomeia conceitualmente. [Correção 2026-09-22: a definição anterior dizia</w:t>
+      </w:r>
+      <w:r>
+        <w:rPr>
+          <w:lang w:val="pt-BR"/>
+        </w:rPr>
+        <w:t xml:space="preserve"> </w:t>
+      </w:r>
+      <w:r>
+        <w:rPr>
+          <w:lang w:val="pt-BR"/>
+        </w:rPr>
+        <w:t xml:space="preserve">“soma”</w:t>
+      </w:r>
+      <w:r>
+        <w:rPr>
+          <w:lang w:val="pt-BR"/>
+        </w:rPr>
+        <w:t xml:space="preserve">, em contradição com a média 0–3 usada no capítulo de método e no codebook.]</w:t>
+      </w:r>
+    </w:p>
+    <w:bookmarkEnd w:id="100"/>
+    <w:bookmarkStart w:id="101" w:name="X0414be2f74326309b11caafbadd6b8607e69c03"/>
+    <w:p>
+      <w:pPr>
+        <w:pStyle w:val="Heading3"/>
+      </w:pPr>
+      <w:r>
+        <w:rPr>
+          <w:rStyle w:val="SectionNumber"/>
+          <w:lang w:val="pt-BR"/>
+        </w:rPr>
+        <w:t xml:space="preserve">6.2.5</w:t>
+      </w:r>
+      <w:r>
+        <w:tab/>
+      </w:r>
+      <w:r>
+        <w:rPr>
+          <w:lang w:val="pt-BR"/>
+        </w:rPr>
+        <w:t xml:space="preserve">5.2.5 — Articulação com os outros três conceitos originais</w:t>
+      </w:r>
+    </w:p>
+    <w:p>
+      <w:pPr>
+        <w:pStyle w:val="FirstParagraph"/>
+      </w:pPr>
+      <w:r>
+        <w:rPr>
+          <w:lang w:val="pt-BR"/>
+        </w:rPr>
+        <w:t xml:space="preserve">A Purificação Clássica não substitui os outros três originais; articula-os. O Contrato Sexual Visual descreve a economia política do regime: o feminino é convocado como imagem para que as mulheres reais permaneçam excluídas. A Feminilidade de Estado descreve o efeito subjetivo dessa economia sobre o corpo alegórico: ele se torna recipiente vazio apto a transportar afeto público. O Contrato Racial Visual descreve a distribuição racial desigual da operação: a alegoria</w:t>
+      </w:r>
+      <w:r>
+        <w:rPr>
+          <w:lang w:val="pt-BR"/>
+        </w:rPr>
+        <w:t xml:space="preserve"> </w:t>
+      </w:r>
+      <w:r>
+        <w:rPr>
+          <w:lang w:val="pt-BR"/>
+        </w:rPr>
+        <w:t xml:space="preserve">“universal”</w:t>
+      </w:r>
+      <w:r>
+        <w:rPr>
+          <w:lang w:val="pt-BR"/>
+        </w:rPr>
+        <w:t xml:space="preserve"> </w:t>
+      </w:r>
+      <w:r>
+        <w:rPr>
+          <w:lang w:val="pt-BR"/>
+        </w:rPr>
+        <w:t xml:space="preserve">é constitutivamente branca, e sua transferência transatlântica instala um padrão racializado nos repertórios pós-coloniais. A Purificação Clássica é o mecanismo formal que torna os três efeitos possíveis e os torna acessíveis à comparação iconométrica. Sem ela, os três outros conceitos permaneceriam descrições políticas sem ancoragem mensurável; com ela, ganham corpo empírico no índice ordinal.</w:t>
+      </w:r>
+    </w:p>
+    <w:p>
+      <w:pPr>
+        <w:pStyle w:val="BlockText"/>
+      </w:pPr>
+      <w:r>
+        <w:rPr>
+          <w:b/>
+          <w:bCs/>
+          <w:lang w:val="pt-BR"/>
+        </w:rPr>
         <w:t xml:space="preserve">Nota sobre o recorte:</w:t>
       </w:r>
       <w:r>
@@ -20253,9 +22211,9 @@
         <w:t xml:space="preserve">A Purificação Clássica, tal como aqui formulada, não engaja a tradição decolonial latino-americana (Lugones, Curiel, Segato) como filiação programática; tais autoras serão mobilizadas pontualmente no Cap. 3 para a discussão do Contrato Racial Visual. Tampouco se filia aos desdobramentos pós-2000 das teorias tecnopolíticas do corpo: aqui, a questão não é a mediação digital da subjetividade, mas a purificação clássica do corpo feminino pelo repertório visual do Estado. Os operadores Haraway/Latour/Descola entram, neste capítulo, como ferramentas analíticas para a mensuração da operação jurídica de purificação descrita por Kantorowicz, Legendre e Hespanha — não como adesão ao projeto político-tecnológico ciberfeminista. Essa discussão é reservada a desdobramentos pós-defesa.</w:t>
       </w:r>
     </w:p>
-    <w:bookmarkEnd w:id="96"/>
-    <w:bookmarkEnd w:id="97"/>
-    <w:bookmarkStart w:id="98" w:name="Xb010fdb689e473922056e5905ee393bbae53312"/>
+    <w:bookmarkEnd w:id="101"/>
+    <w:bookmarkEnd w:id="102"/>
+    <w:bookmarkStart w:id="103" w:name="Xb010fdb689e473922056e5905ee393bbae53312"/>
     <w:p>
       <w:pPr>
         <w:pStyle w:val="Heading2"/>
@@ -20277,8 +22235,8 @@
         <w:t xml:space="preserve">5.3 — Sistema de codificação IconoCode e integração ICONCLASS</w:t>
       </w:r>
     </w:p>
-    <w:bookmarkEnd w:id="98"/>
-    <w:bookmarkStart w:id="99" w:name="X039fbaf7f11a02dba737e9445ac21469bd6a869"/>
+    <w:bookmarkEnd w:id="103"/>
+    <w:bookmarkStart w:id="104" w:name="X039fbaf7f11a02dba737e9445ac21469bd6a869"/>
     <w:p>
       <w:pPr>
         <w:pStyle w:val="Heading2"/>
@@ -20605,9 +22563,9 @@
         <w:t xml:space="preserve">, que alimenta os notebooks estatísticos (Jupyter/Python: pandas, scipy, scikit-posthocs).</w:t>
       </w:r>
     </w:p>
-    <w:bookmarkEnd w:id="99"/>
-    <w:bookmarkEnd w:id="100"/>
-    <w:bookmarkStart w:id="107" w:name="capítulo-6"/>
+    <w:bookmarkEnd w:id="104"/>
+    <w:bookmarkEnd w:id="105"/>
+    <w:bookmarkStart w:id="112" w:name="capítulo-6"/>
     <w:p>
       <w:pPr>
         <w:pStyle w:val="Heading1"/>
@@ -20629,7 +22587,7 @@
         <w:t xml:space="preserve">CAPÍTULO 6</w:t>
       </w:r>
     </w:p>
-    <w:bookmarkStart w:id="106" w:name="X9340eea989866e28c383e4ffa939974c6403641"/>
+    <w:bookmarkStart w:id="111" w:name="X9340eea989866e28c383e4ffa939974c6403641"/>
     <w:p>
       <w:pPr>
         <w:pStyle w:val="Heading2"/>
@@ -20690,7 +22648,7 @@
         </w:pict>
       </w:r>
     </w:p>
-    <w:bookmarkStart w:id="104" w:name="X19b117f77e4b7bba20c87010702850b4f53dcf7"/>
+    <w:bookmarkStart w:id="109" w:name="X19b117f77e4b7bba20c87010702850b4f53dcf7"/>
     <w:p>
       <w:pPr>
         <w:pStyle w:val="Heading3"/>
@@ -20720,7 +22678,7 @@
         <w:rPr>
           <w:lang w:val="pt-BR"/>
         </w:rPr>
-        <w:t xml:space="preserve">A análise quantitativa do corpus ICONOCRACIA permite, em primeira instância, mapear a distribuição espacial, temporal e institucional das alegorias femininas que compõem a base empírica desta tese. Com um total de</w:t>
+        <w:t xml:space="preserve">A análise quantitativa do corpus ICONOCRACIA permite, em primeira instância, mapear a distribuição espacial, temporal e institucional das alegorias femininas que compõem a base empírica desta tese. O corpus é um catálogo documentado em expansão: o instantâneo de trabalho de setembro de 2026 registra</w:t>
       </w:r>
       <w:r>
         <w:rPr>
@@ -20734,22 +22692,16 @@
           <w:bCs/>
           <w:lang w:val="pt-BR"/>
         </w:rPr>
-        <w:t xml:space="preserve">265 registros</w:t>
-      </w:r>
-      <w:r>
-        <w:rPr>
-          <w:lang w:val="pt-BR"/>
-        </w:rPr>
-        <w:t xml:space="preserve"> </w:t>
-      </w:r>
-      <w:r>
-        <w:rPr>
-          <w:lang w:val="pt-BR"/>
-        </w:rPr>
-        <w:t xml:space="preserve">(dos quais 165 compõem o núcleo analítico consolidado e 100 registros de sincronização e validação), a amostra revela padrões de concentração que corroboram a centralidade do modelo franco-atlântico na cultura jurídica do século XIX.</w:t>
-      </w:r>
-    </w:p>
-    <w:bookmarkStart w:id="101" w:name="distribuição-geográfica-e-institucional"/>
+        <w:t xml:space="preserve">336 itens</w:t>
+      </w:r>
+      <w:r>
+        <w:rPr>
+          <w:lang w:val="pt-BR"/>
+        </w:rPr>
+        <w:t xml:space="preserve">, dos quais 286 com codificação de purificação (o ledger operacional segue aberto até a defesa; as distribuições abaixo referem-se a esse instantâneo). Os padrões de concentração corroboram a centralidade do modelo franco-atlântico na cultura jurídica do século XIX.</w:t>
+      </w:r>
+    </w:p>
+    <w:bookmarkStart w:id="106" w:name="distribuição-geográfica-e-institucional"/>
     <w:p>
       <w:pPr>
         <w:pStyle w:val="Heading4"/>
@@ -20779,7 +22731,7 @@
         <w:rPr>
           <w:lang w:val="pt-BR"/>
         </w:rPr>
-        <w:t xml:space="preserve">A França emerge como o polo dominante da amostra, representando</w:t>
+        <w:t xml:space="preserve">A França emerge como o polo dominante do catálogo, representando</w:t>
       </w:r>
       <w:r>
         <w:rPr>
@@ -20793,7 +22745,7 @@
           <w:bCs/>
           <w:lang w:val="pt-BR"/>
         </w:rPr>
-        <w:t xml:space="preserve">32,5% (86 registros)</w:t>
+        <w:t xml:space="preserve">30,4% (102 registros)</w:t>
       </w:r>
       <w:r>
         <w:rPr>
@@ -20869,7 +22821,7 @@
           <w:bCs/>
           <w:lang w:val="pt-BR"/>
         </w:rPr>
-        <w:t xml:space="preserve">16,2% (43 registros)</w:t>
+        <w:t xml:space="preserve">21,4% (72 registros)</w:t>
       </w:r>
       <w:r>
         <w:rPr>
@@ -20886,7 +22838,7 @@
         <w:rPr>
           <w:lang w:val="pt-BR"/>
         </w:rPr>
-        <w:t xml:space="preserve">Os Estados Unidos (10,9%), a Alemanha (8,7%) e o Reino Unido (7,9%) completam o núcleo central, enquanto países como Bélgica, Itália, Holanda e Portugal oferecem variações significativas que permitem testar a universalidade do protocolo</w:t>
+        <w:t xml:space="preserve">Os Estados Unidos (9,5%), a Alemanha (8,0%) e o Reino Unido (6,8%) completam o núcleo central, enquanto países como Itália (6,0%), Portugal, Bélgica, Holanda e Espanha oferecem variações significativas que permitem testar a universalidade do protocolo</w:t>
       </w:r>
       <w:r>
         <w:rPr>
@@ -20995,7 +22947,7 @@
               <w:rPr>
                 <w:lang w:val="pt-BR"/>
               </w:rPr>
-              <w:t xml:space="preserve">86</w:t>
+              <w:t xml:space="preserve">102</w:t>
             </w:r>
           </w:p>
         </w:tc>
@@ -21010,7 +22962,7 @@
               <w:rPr>
                 <w:lang w:val="pt-BR"/>
               </w:rPr>
-              <w:t xml:space="preserve">32,5%</w:t>
+              <w:t xml:space="preserve">30,4%</w:t>
             </w:r>
           </w:p>
         </w:tc>
@@ -21041,7 +22993,7 @@
               <w:rPr>
                 <w:lang w:val="pt-BR"/>
               </w:rPr>
-              <w:t xml:space="preserve">43</w:t>
+              <w:t xml:space="preserve">72</w:t>
             </w:r>
           </w:p>
         </w:tc>
@@ -21056,7 +23008,7 @@
               <w:rPr>
                 <w:lang w:val="pt-BR"/>
               </w:rPr>
-              <w:t xml:space="preserve">16,2%</w:t>
+              <w:t xml:space="preserve">21,4%</w:t>
             </w:r>
           </w:p>
         </w:tc>
@@ -21087,7 +23039,7 @@
               <w:rPr>
                 <w:lang w:val="pt-BR"/>
               </w:rPr>
-              <w:t xml:space="preserve">29</w:t>
+              <w:t xml:space="preserve">32</w:t>
             </w:r>
           </w:p>
         </w:tc>
@@ -21102,7 +23054,7 @@
               <w:rPr>
                 <w:lang w:val="pt-BR"/>
               </w:rPr>
-              <w:t xml:space="preserve">10,9%</w:t>
+              <w:t xml:space="preserve">9,5%</w:t>
             </w:r>
           </w:p>
         </w:tc>
@@ -21133,7 +23085,7 @@
               <w:rPr>
                 <w:lang w:val="pt-BR"/>
               </w:rPr>
-              <w:t xml:space="preserve">23</w:t>
+              <w:t xml:space="preserve">27</w:t>
             </w:r>
           </w:p>
         </w:tc>
@@ -21148,7 +23100,7 @@
               <w:rPr>
                 <w:lang w:val="pt-BR"/>
               </w:rPr>
-              <w:t xml:space="preserve">8,7%</w:t>
+              <w:t xml:space="preserve">8,0%</w:t>
             </w:r>
           </w:p>
         </w:tc>
@@ -21179,7 +23131,7 @@
               <w:rPr>
                 <w:lang w:val="pt-BR"/>
               </w:rPr>
-              <w:t xml:space="preserve">21</w:t>
+              <w:t xml:space="preserve">23</w:t>
             </w:r>
           </w:p>
         </w:tc>
@@ -21194,7 +23146,7 @@
               <w:rPr>
                 <w:lang w:val="pt-BR"/>
               </w:rPr>
-              <w:t xml:space="preserve">7,9%</w:t>
+              <w:t xml:space="preserve">6,8%</w:t>
             </w:r>
           </w:p>
         </w:tc>
@@ -21210,7 +23162,7 @@
               <w:rPr>
                 <w:lang w:val="pt-BR"/>
               </w:rPr>
-              <w:t xml:space="preserve">Outros (17 regiões)</w:t>
+              <w:t xml:space="preserve">Demais países e regiões</w:t>
             </w:r>
           </w:p>
         </w:tc>
@@ -21225,7 +23177,7 @@
               <w:rPr>
                 <w:lang w:val="pt-BR"/>
               </w:rPr>
-              <w:t xml:space="preserve">63</w:t>
+              <w:t xml:space="preserve">80</w:t>
             </w:r>
           </w:p>
         </w:tc>
@@ -21246,8 +23198,8 @@
         </w:tc>
       </w:tr>
     </w:tbl>
-    <w:bookmarkEnd w:id="101"/>
-    <w:bookmarkStart w:id="102" w:name="distribuição-por-regime-iconocrático"/>
+    <w:bookmarkEnd w:id="106"/>
+    <w:bookmarkStart w:id="107" w:name="distribuição-por-regime-iconocrático"/>
     <w:p>
       <w:pPr>
         <w:pStyle w:val="Heading4"/>
@@ -21317,7 +23269,7 @@
           <w:bCs/>
           <w:lang w:val="pt-BR"/>
         </w:rPr>
-        <w:t xml:space="preserve">106 registros (40%)</w:t>
+        <w:t xml:space="preserve">164 registros (48,8%)</w:t>
       </w:r>
       <w:r>
         <w:rPr>
@@ -21368,7 +23320,7 @@
           <w:bCs/>
           <w:lang w:val="pt-BR"/>
         </w:rPr>
-        <w:t xml:space="preserve">27,5% (73 registros)</w:t>
+        <w:t xml:space="preserve">30,7% (103 registros)</w:t>
       </w:r>
       <w:r>
         <w:rPr>
@@ -21408,19 +23360,19 @@
           <w:bCs/>
           <w:lang w:val="pt-BR"/>
         </w:rPr>
-        <w:t xml:space="preserve">12,8% (34 registros)</w:t>
-      </w:r>
-      <w:r>
-        <w:rPr>
-          <w:lang w:val="pt-BR"/>
-        </w:rPr>
-        <w:t xml:space="preserve"> </w:t>
-      </w:r>
-      <w:r>
-        <w:rPr>
-          <w:lang w:val="pt-BR"/>
-        </w:rPr>
-        <w:t xml:space="preserve">da amostra. Por fim, as</w:t>
+        <w:t xml:space="preserve">16,1% (54 registros)</w:t>
+      </w:r>
+      <w:r>
+        <w:rPr>
+          <w:lang w:val="pt-BR"/>
+        </w:rPr>
+        <w:t xml:space="preserve"> </w:t>
+      </w:r>
+      <w:r>
+        <w:rPr>
+          <w:lang w:val="pt-BR"/>
+        </w:rPr>
+        <w:t xml:space="preserve">do catálogo. Por fim, as</w:t>
       </w:r>
       <w:r>
         <w:rPr>
@@ -21446,7 +23398,7 @@
         <w:rPr>
           <w:lang w:val="pt-BR"/>
         </w:rPr>
-        <w:t xml:space="preserve">(4,2%) funcionam como o grupo de controle que demonstra, por subversão, os limites da</w:t>
+        <w:t xml:space="preserve">(4,5%, 15 registros) funcionam como o grupo de controle que demonstra, por subversão, os limites da</w:t>
       </w:r>
       <w:r>
         <w:rPr>
@@ -21473,8 +23425,8 @@
         <w:t xml:space="preserve">estatal.</w:t>
       </w:r>
     </w:p>
-    <w:bookmarkEnd w:id="102"/>
-    <w:bookmarkStart w:id="103" w:name="arco-temporal-e-densidade-iconográfica"/>
+    <w:bookmarkEnd w:id="107"/>
+    <w:bookmarkStart w:id="108" w:name="arco-temporal-e-densidade-iconográfica"/>
     <w:p>
       <w:pPr>
         <w:pStyle w:val="Heading4"/>
@@ -21504,7 +23456,7 @@
         <w:rPr>
           <w:lang w:val="pt-BR"/>
         </w:rPr>
-        <w:t xml:space="preserve">O arco temporal do corpus estende-se por mais de sete séculos (1239–2014), mas sua densidade analítica concentra-se entre</w:t>
+        <w:t xml:space="preserve">O arco temporal do catálogo estende-se por mais de sete séculos (1239–2021) — os itens fora do recorte 1800–2000 funcionam como comparadores arqueológicos e contemporâneos —, mas sua densidade analítica concentra-se entre</w:t>
       </w:r>
       <w:r>
         <w:rPr>
@@ -21524,7 +23476,13 @@
         <w:rPr>
           <w:lang w:val="pt-BR"/>
         </w:rPr>
-        <w:t xml:space="preserve">, período que coincide com a consolidação do Estado-nação moderno e a expansão industrial da imagem estatal. A década de</w:t>
+        <w:t xml:space="preserve"> </w:t>
+      </w:r>
+      <w:r>
+        <w:rPr>
+          <w:lang w:val="pt-BR"/>
+        </w:rPr>
+        <w:t xml:space="preserve">(mais da metade dos 295 itens datados), período que coincide com a consolidação do Estado-nação moderno e a expansão industrial da imagem estatal. A década de</w:t>
       </w:r>
       <w:r>
         <w:rPr>
@@ -21552,7 +23510,7 @@
           <w:bCs/>
           <w:lang w:val="pt-BR"/>
         </w:rPr>
-        <w:t xml:space="preserve">14,3%</w:t>
+        <w:t xml:space="preserve">36 registros datados</w:t>
       </w:r>
       <w:r>
         <w:rPr>
@@ -21595,7 +23553,25 @@
         <w:rPr>
           <w:lang w:val="pt-BR"/>
         </w:rPr>
-        <w:t xml:space="preserve">(iconografia feminina em contexto político) é a âncora do corpus, aparecendo em</w:t>
+        <w:t xml:space="preserve">— taxonomia interna do projeto para a personificação feminina em contexto político [VERIFICAR: no sistema oficial Iconclass, 48C51 =</w:t>
+      </w:r>
+      <w:r>
+        <w:rPr>
+          <w:lang w:val="pt-BR"/>
+        </w:rPr>
+        <w:t xml:space="preserve"> </w:t>
+      </w:r>
+      <w:r>
+        <w:rPr>
+          <w:lang w:val="pt-BR"/>
+        </w:rPr>
+        <w:t xml:space="preserve">‘painting’</w:t>
+      </w:r>
+      <w:r>
+        <w:rPr>
+          <w:lang w:val="pt-BR"/>
+        </w:rPr>
+        <w:t xml:space="preserve">; códigos oficiais presentes no corpus: 44B62, 11M44] — é a âncora do corpus, aparecendo em</w:t>
       </w:r>
       <w:r>
         <w:rPr>
@@ -21609,19 +23585,19 @@
           <w:bCs/>
           <w:lang w:val="pt-BR"/>
         </w:rPr>
-        <w:t xml:space="preserve">21,1%</w:t>
-      </w:r>
-      <w:r>
-        <w:rPr>
-          <w:lang w:val="pt-BR"/>
-        </w:rPr>
-        <w:t xml:space="preserve"> </w:t>
-      </w:r>
-      <w:r>
-        <w:rPr>
-          <w:lang w:val="pt-BR"/>
-        </w:rPr>
-        <w:t xml:space="preserve">das ocorrências codificadas. Essa convergência demonstra que, independentemente das variações nacionais, o uso da feminilidade como tecnologia de representação política segue um léxico compartilhado, o que justifica a aplicação de um protocolo comparativo global.</w:t>
+        <w:t xml:space="preserve">22,6%</w:t>
+      </w:r>
+      <w:r>
+        <w:rPr>
+          <w:lang w:val="pt-BR"/>
+        </w:rPr>
+        <w:t xml:space="preserve"> </w:t>
+      </w:r>
+      <w:r>
+        <w:rPr>
+          <w:lang w:val="pt-BR"/>
+        </w:rPr>
+        <w:t xml:space="preserve">das ocorrências codificadas (76 de 336 registros no instantâneo de 2026-09-21). Essa convergência demonstra que, independentemente das variações nacionais, o uso da feminilidade como tecnologia de representação política segue um léxico compartilhado, o que justifica a aplicação de um protocolo comparativo global.</w:t>
       </w:r>
     </w:p>
     <w:p>
@@ -21631,9 +23607,9 @@
         </w:pict>
       </w:r>
     </w:p>
-    <w:bookmarkEnd w:id="103"/>
-    <w:bookmarkEnd w:id="104"/>
-    <w:bookmarkStart w:id="105" w:name="X6058ed56a0f392c663e61b37defb067022a5065"/>
+    <w:bookmarkEnd w:id="108"/>
+    <w:bookmarkEnd w:id="109"/>
+    <w:bookmarkStart w:id="110" w:name="X331aaa8059bb35016a833e708c7d6ff9a06d5ad"/>
     <w:p>
       <w:pPr>
         <w:pStyle w:val="Heading3"/>
@@ -21652,7 +23628,7 @@
         <w:rPr>
           <w:lang w:val="pt-BR"/>
         </w:rPr>
-        <w:t xml:space="preserve">6.2 O Endurecimento sob Exame: Médias e Variações</w:t>
+        <w:t xml:space="preserve">6.2 O Endurecimento sob Exame: a matriz dos itens âncora</w:t>
       </w:r>
     </w:p>
     <w:p>
@@ -22605,7 +24581,7 @@
                 <w:bCs/>
                 <w:lang w:val="pt-BR"/>
               </w:rPr>
-              <w:t xml:space="preserve">3.0</w:t>
+              <w:t xml:space="preserve">1.7</w:t>
             </w:r>
           </w:p>
         </w:tc>
@@ -22703,7 +24679,7 @@
         <w:rPr>
           <w:lang w:val="pt-BR"/>
         </w:rPr>
-        <w:t xml:space="preserve">(SCOUT-562), enquanto dispositivo ontológico fundacional, atinge pontuação máxima (3.0), suprimindo quase que inteiramente a corporalidade humana. No extremo oposto, a</w:t>
+        <w:t xml:space="preserve">(SCOUT-562), dispositivo normativo por excelência, concentra-se no eixo de formalização burocrática — heraldização, apagamento narrativo, serialidade e inscrição estatal no grau máximo — e atinge score 1,7 [VERIFICAR: valor canônico corrigido em 2026-09-22; impressões anteriores deste capítulo traziam 3,0, herdado de uma sessão de codificação de junho já retificada no ledger]. No extremo oposto, a</w:t>
       </w:r>
       <w:r>
         <w:rPr>
@@ -22729,13 +24705,13 @@
         <w:rPr>
           <w:lang w:val="pt-BR"/>
         </w:rPr>
-        <w:t xml:space="preserve">(FR-094) atinge score basal (0.0), preservando a textura corpórea de seus modelos vivos. Este gradiente quantitativo subsidia as conclusões qualitativas, vinculando a não-abstração aos processos de dominação hídrica e comércio ultramarino.</w:t>
-      </w:r>
-    </w:p>
-    <w:bookmarkEnd w:id="105"/>
-    <w:bookmarkEnd w:id="106"/>
-    <w:bookmarkEnd w:id="107"/>
-    <w:bookmarkStart w:id="115" w:name="X10f02d5973796b069f9647a2ec35b651950acf3"/>
+        <w:t xml:space="preserve">(FR-094) atinge score basal (0,0), preservando a textura corpórea de seus modelos vivos. O gradiente quantitativo subsidia as conclusões qualitativas, vinculando a não-abstração aos processos de dominação hídrica e comércio ultramarino.</w:t>
+      </w:r>
+    </w:p>
+    <w:bookmarkEnd w:id="110"/>
+    <w:bookmarkEnd w:id="111"/>
+    <w:bookmarkEnd w:id="112"/>
+    <w:bookmarkStart w:id="120" w:name="X10f02d5973796b069f9647a2ec35b651950acf3"/>
     <w:p>
       <w:pPr>
         <w:pStyle w:val="Heading1"/>
@@ -23194,7 +25170,7 @@
         <w:t xml:space="preserve">Ceschiatti) à contra-alegoria que devolve o corpo à figura (a Marianne mutilada de 2018).</w:t>
       </w:r>
     </w:p>
-    <w:bookmarkStart w:id="109" w:name="marianne-da-barricada-ao-selo"/>
+    <w:bookmarkStart w:id="114" w:name="marianne-da-barricada-ao-selo"/>
     <w:p>
       <w:pPr>
         <w:pStyle w:val="Heading2"/>
@@ -23450,19 +25426,7 @@
         <w:rPr>
           <w:lang w:val="pt-BR"/>
         </w:rPr>
-        <w:t xml:space="preserve">dessexualização 0, rigidez postural 0, apagamento narrativo 0 (escore composto 0,1). Iconografia</w:t>
-      </w:r>
-      <w:r>
-        <w:rPr>
-          <w:lang w:val="pt-BR"/>
-        </w:rPr>
-        <w:softHyphen/>
-      </w:r>
-      <w:r>
-        <w:rPr>
-          <w:lang w:val="pt-BR"/>
-        </w:rPr>
-        <w:t xml:space="preserve">mente,</w:t>
+        <w:t xml:space="preserve">dessexualização 0, rigidez postural 0, apagamento narrativo 0 (escore composto 0,1). Iconograficamente,</w:t>
       </w:r>
       <w:r>
         <w:rPr>
@@ -23648,19 +25612,31 @@
         <w:rPr>
           <w:lang w:val="pt-BR"/>
         </w:rPr>
-        <w:t xml:space="preserve">de 1 franc de 1897, FR-038,</w:t>
-      </w:r>
-      <w:r>
-        <w:rPr>
-          <w:lang w:val="pt-BR"/>
-        </w:rPr>
-        <w:t xml:space="preserve"> </w:t>
-      </w:r>
-      <w:r>
-        <w:rPr>
-          <w:lang w:val="pt-BR"/>
-        </w:rPr>
-        <w:t xml:space="preserve">composto 2,7, tratada no Cap. 9) mostra outra coisa. A figura caminha, sim, mas o gesto de semear</w:t>
+        <w:t xml:space="preserve">de 1 franc de 1897,</w:t>
+      </w:r>
+      <w:r>
+        <w:rPr>
+          <w:lang w:val="pt-BR"/>
+        </w:rPr>
+        <w:t xml:space="preserve"> </w:t>
+      </w:r>
+      <w:r>
+        <w:rPr>
+          <w:lang w:val="pt-BR"/>
+        </w:rPr>
+        <w:t xml:space="preserve">FR-SEM-1898, composto 2,5 no registro atual [VERIFICAR: o texto e o Cap. 9 usavam 2,7, estimado</w:t>
+      </w:r>
+      <w:r>
+        <w:rPr>
+          <w:lang w:val="pt-BR"/>
+        </w:rPr>
+        <w:t xml:space="preserve"> </w:t>
+      </w:r>
+      <w:r>
+        <w:rPr>
+          <w:lang w:val="pt-BR"/>
+        </w:rPr>
+        <w:t xml:space="preserve">pré-codificação; conferir contra o ledger antes da entrega]) mostra outra coisa. A figura caminha, sim, mas o gesto de semear</w:t>
       </w:r>
       <w:r>
         <w:rPr>
@@ -23863,7 +25839,7 @@
         <w:rPr>
           <w:rStyle w:val="FootnoteReference"/>
         </w:rPr>
-        <w:footnoteReference w:id="108"/>
+        <w:footnoteReference w:id="113"/>
       </w:r>
     </w:p>
     <w:p>
@@ -24300,8 +26276,8 @@
         <w:t xml:space="preserve">inversão em 7.4, com a Justiça vandalizada de Brasília.</w:t>
       </w:r>
     </w:p>
-    <w:bookmarkEnd w:id="109"/>
-    <w:bookmarkStart w:id="110" w:name="X68e9164639514f2a75b52c8be802aae731638a9"/>
+    <w:bookmarkEnd w:id="114"/>
+    <w:bookmarkStart w:id="115" w:name="X68e9164639514f2a75b52c8be802aae731638a9"/>
     <w:p>
       <w:pPr>
         <w:pStyle w:val="Heading2"/>
@@ -25170,8 +27146,8 @@
         <w:t xml:space="preserve">marca o limite do caso, não a sua prova.</w:t>
       </w:r>
     </w:p>
-    <w:bookmarkEnd w:id="110"/>
-    <w:bookmarkStart w:id="111" w:name="columbia-e-justice-no-capitólio"/>
+    <w:bookmarkEnd w:id="115"/>
+    <w:bookmarkStart w:id="116" w:name="columbia-e-justice-no-capitólio"/>
     <w:p>
       <w:pPr>
         <w:pStyle w:val="Heading2"/>
@@ -25982,7 +27958,32 @@
         <w:rPr>
           <w:lang w:val="pt-BR"/>
         </w:rPr>
-        <w:t xml:space="preserve">baixa a desincorporação de 1 para 0 com uma anotação decisiva:</w:t>
+        <w:t xml:space="preserve">baixa a desincorporação de 1 para 0 [VERIFICAR: o campo segue 1 no registro atual de</w:t>
+      </w:r>
+      <w:r>
+        <w:rPr>
+          <w:lang w:val="pt-BR"/>
+        </w:rPr>
+        <w:t xml:space="preserve"> </w:t>
+      </w:r>
+      <w:r>
+        <w:rPr>
+          <w:rStyle w:val="VerbatimChar"/>
+          <w:lang w:val="pt-BR"/>
+        </w:rPr>
+        <w:t xml:space="preserve">2419621d</w:t>
+      </w:r>
+      <w:r>
+        <w:rPr>
+          <w:lang w:val="pt-BR"/>
+        </w:rPr>
+        <w:t xml:space="preserve"> </w:t>
+      </w:r>
+      <w:r>
+        <w:rPr>
+          <w:lang w:val="pt-BR"/>
+        </w:rPr>
+        <w:t xml:space="preserve">— atualizar a frase ou o registro] com uma anotação decisiva:</w:t>
       </w:r>
       <w:r>
         <w:rPr>
@@ -26073,8 +28074,8 @@
         <w:t xml:space="preserve">contra-alegoria não pela destruição (como a Marianne de 2018), mas pela reencarnação.</w:t>
       </w:r>
     </w:p>
-    <w:bookmarkEnd w:id="111"/>
-    <w:bookmarkStart w:id="112" w:name="Xb3a556b0eabd37267148a6b6f669fa6fad8287e"/>
+    <w:bookmarkEnd w:id="116"/>
+    <w:bookmarkStart w:id="117" w:name="Xb3a556b0eabd37267148a6b6f669fa6fad8287e"/>
     <w:p>
       <w:pPr>
         <w:pStyle w:val="Heading2"/>
@@ -26294,33 +28295,33 @@
       </w:r>
       <w:r>
         <w:rPr>
-          <w:i/>
-          <w:iCs/>
-          <w:lang w:val="pt-BR"/>
-        </w:rPr>
-        <w:t xml:space="preserve">sentada (contida), cega</w:t>
-      </w:r>
-      <w:r>
-        <w:rPr>
-          <w:i/>
-          <w:iCs/>
-          <w:lang w:val="pt-BR"/>
-        </w:rPr>
-        <w:t xml:space="preserve"> </w:t>
-      </w:r>
-      <w:r>
-        <w:rPr>
-          <w:i/>
-          <w:iCs/>
-          <w:lang w:val="pt-BR"/>
-        </w:rPr>
-        <w:t xml:space="preserve">(passiva), armada (violência delegada), silenciosa</w:t>
-      </w:r>
-      <w:r>
-        <w:rPr>
-          <w:lang w:val="pt-BR"/>
-        </w:rPr>
-        <w:t xml:space="preserve">. Cada atributo é uma subtração: a contenção</w:t>
+          <w:lang w:val="pt-BR"/>
+        </w:rPr>
+        <w:t xml:space="preserve">“sentada (contida), cega</w:t>
+      </w:r>
+      <w:r>
+        <w:rPr>
+          <w:lang w:val="pt-BR"/>
+        </w:rPr>
+        <w:t xml:space="preserve"> </w:t>
+      </w:r>
+      <w:r>
+        <w:rPr>
+          <w:lang w:val="pt-BR"/>
+        </w:rPr>
+        <w:t xml:space="preserve">(passiva), armada (violência delegada), silenciosa”</w:t>
+      </w:r>
+      <w:r>
+        <w:rPr>
+          <w:lang w:val="pt-BR"/>
+        </w:rPr>
+        <w:t xml:space="preserve"> </w:t>
+      </w:r>
+      <w:r>
+        <w:rPr>
+          <w:lang w:val="pt-BR"/>
+        </w:rPr>
+        <w:t xml:space="preserve">(nota de codificação do item BR-009, citada verbatim). Cada atributo é uma subtração: a contenção</w:t>
       </w:r>
       <w:r>
         <w:rPr>
@@ -26735,8 +28736,8 @@
         <w:t xml:space="preserve">a face de bronze. A iconoclastia é, aqui, a prova negativa da tese.</w:t>
       </w:r>
     </w:p>
-    <w:bookmarkEnd w:id="112"/>
-    <w:bookmarkStart w:id="113" w:name="o-palais-de-justice-de-bruxelas"/>
+    <w:bookmarkEnd w:id="117"/>
+    <w:bookmarkStart w:id="118" w:name="o-palais-de-justice-de-bruxelas"/>
     <w:p>
       <w:pPr>
         <w:pStyle w:val="Heading2"/>
@@ -26980,49 +28981,69 @@
       </w:r>
       <w:r>
         <w:rPr>
-          <w:i/>
-          <w:iCs/>
-          <w:lang w:val="pt-BR"/>
-        </w:rPr>
-        <w:t xml:space="preserve">beleza feminina = face cultural do edifício; autoridade</w:t>
-      </w:r>
-      <w:r>
-        <w:rPr>
-          <w:i/>
-          <w:iCs/>
-          <w:lang w:val="pt-BR"/>
-        </w:rPr>
-        <w:t xml:space="preserve"> </w:t>
-      </w:r>
-      <w:r>
-        <w:rPr>
-          <w:i/>
-          <w:iCs/>
+          <w:lang w:val="pt-BR"/>
+        </w:rPr>
+        <w:t xml:space="preserve">“beleza feminina = face cultural do edifício; autoridade</w:t>
+      </w:r>
+      <w:r>
+        <w:rPr>
+          <w:lang w:val="pt-BR"/>
+        </w:rPr>
+        <w:t xml:space="preserve"> </w:t>
+      </w:r>
+      <w:r>
+        <w:rPr>
           <w:lang w:val="pt-BR"/>
         </w:rPr>
         <w:t xml:space="preserve">masculina = núcleo operativo; as mulheres tornam-se colunas, e, no interior, todos os retratos são de</w:t>
       </w:r>
       <w:r>
         <w:rPr>
-          <w:i/>
-          <w:iCs/>
-          <w:lang w:val="pt-BR"/>
-        </w:rPr>
-        <w:t xml:space="preserve"> </w:t>
-      </w:r>
-      <w:r>
-        <w:rPr>
-          <w:i/>
-          <w:iCs/>
-          <w:lang w:val="pt-BR"/>
-        </w:rPr>
-        <w:t xml:space="preserve">juristas homens</w:t>
-      </w:r>
-      <w:r>
-        <w:rPr>
-          <w:lang w:val="pt-BR"/>
-        </w:rPr>
-        <w:t xml:space="preserve">. É a formulação mais literal possível do Contrato Sexual Visual: a fachada exibe o</w:t>
+          <w:lang w:val="pt-BR"/>
+        </w:rPr>
+        <w:t xml:space="preserve"> </w:t>
+      </w:r>
+      <w:r>
+        <w:rPr>
+          <w:lang w:val="pt-BR"/>
+        </w:rPr>
+        <w:t xml:space="preserve">juristas homens”</w:t>
+      </w:r>
+      <w:r>
+        <w:rPr>
+          <w:lang w:val="pt-BR"/>
+        </w:rPr>
+        <w:t xml:space="preserve"> </w:t>
+      </w:r>
+      <w:r>
+        <w:rPr>
+          <w:lang w:val="pt-BR"/>
+        </w:rPr>
+        <w:t xml:space="preserve">(nota de codificação do item, citada verbatim [VERIFICAR:</w:t>
+      </w:r>
+      <w:r>
+        <w:rPr>
+          <w:lang w:val="pt-BR"/>
+        </w:rPr>
+        <w:t xml:space="preserve"> </w:t>
+      </w:r>
+      <w:r>
+        <w:rPr>
+          <w:lang w:val="pt-BR"/>
+        </w:rPr>
+        <w:t xml:space="preserve">“todos os retratos”</w:t>
+      </w:r>
+      <w:r>
+        <w:rPr>
+          <w:lang w:val="pt-BR"/>
+        </w:rPr>
+        <w:t xml:space="preserve"> </w:t>
+      </w:r>
+      <w:r>
+        <w:rPr>
+          <w:lang w:val="pt-BR"/>
+        </w:rPr>
+        <w:t xml:space="preserve">— universal não verificado]). É a formulação mais literal possível do Contrato Sexual Visual: a fachada exibe o</w:t>
       </w:r>
       <w:r>
         <w:rPr>
@@ -27431,8 +29452,8 @@
         <w:t xml:space="preserve">o que acontece quando essa serenidade vira edifício.</w:t>
       </w:r>
     </w:p>
-    <w:bookmarkEnd w:id="113"/>
-    <w:bookmarkStart w:id="114" w:name="X9271b46cd275c1e29978f4d8ad7b202086751b0"/>
+    <w:bookmarkEnd w:id="118"/>
+    <w:bookmarkStart w:id="119" w:name="X9271b46cd275c1e29978f4d8ad7b202086751b0"/>
     <w:p>
       <w:pPr>
         <w:pStyle w:val="Heading2"/>
@@ -28092,9 +30113,9 @@
         <w:t xml:space="preserve">mantê-las visíveis no nível correto.</w:t>
       </w:r>
     </w:p>
-    <w:bookmarkEnd w:id="114"/>
-    <w:bookmarkEnd w:id="115"/>
-    <w:bookmarkStart w:id="119" w:name="Xe9489bcf89baa7cbbb63eb79968dc4cf9182020"/>
+    <w:bookmarkEnd w:id="119"/>
+    <w:bookmarkEnd w:id="120"/>
+    <w:bookmarkStart w:id="124" w:name="Xe9489bcf89baa7cbbb63eb79968dc4cf9182020"/>
     <w:p>
       <w:pPr>
         <w:pStyle w:val="Heading1"/>
@@ -28389,7 +30410,7 @@
         <w:t xml:space="preserve">Capítulo 9 apresenta os oito painéis que dela resultam.</w:t>
       </w:r>
     </w:p>
-    <w:bookmarkStart w:id="116" w:name="X8020449724d679c2d032921348973c42f9384d5"/>
+    <w:bookmarkStart w:id="121" w:name="X8020449724d679c2d032921348973c42f9384d5"/>
     <w:p>
       <w:pPr>
         <w:pStyle w:val="Heading2"/>
@@ -29271,8 +31292,8 @@
         <w:t xml:space="preserve">visual e um argumento verificável.</w:t>
       </w:r>
     </w:p>
-    <w:bookmarkEnd w:id="116"/>
-    <w:bookmarkStart w:id="117" w:name="critérios-de-composição-dos-painéis"/>
+    <w:bookmarkEnd w:id="121"/>
+    <w:bookmarkStart w:id="122" w:name="critérios-de-composição-dos-painéis"/>
     <w:p>
       <w:pPr>
         <w:pStyle w:val="Heading2"/>
@@ -30098,8 +32119,8 @@
         <w:t xml:space="preserve">em vez de apenas afirmar.</w:t>
       </w:r>
     </w:p>
-    <w:bookmarkEnd w:id="117"/>
-    <w:bookmarkStart w:id="118" w:name="Xdc014ca45af7c10750ba4208f5692bbc14003af"/>
+    <w:bookmarkEnd w:id="122"/>
+    <w:bookmarkStart w:id="123" w:name="Xdc014ca45af7c10750ba4208f5692bbc14003af"/>
     <w:p>
       <w:pPr>
         <w:pStyle w:val="Heading2"/>
@@ -30352,7 +32373,37 @@
         <w:rPr>
           <w:lang w:val="pt-BR"/>
         </w:rPr>
-        <w:t xml:space="preserve">. O Atlas Iconocrático conserva a topologia — o sentido está no</w:t>
+        <w:t xml:space="preserve"> </w:t>
+      </w:r>
+      <w:r>
+        <w:rPr>
+          <w:lang w:val="pt-BR"/>
+        </w:rPr>
+        <w:t xml:space="preserve">[VERIFICAR:</w:t>
+      </w:r>
+      <w:r>
+        <w:rPr>
+          <w:lang w:val="pt-BR"/>
+        </w:rPr>
+        <w:t xml:space="preserve"> </w:t>
+      </w:r>
+      <w:r>
+        <w:rPr>
+          <w:lang w:val="pt-BR"/>
+        </w:rPr>
+        <w:t xml:space="preserve">“Zwischenraum”</w:t>
+      </w:r>
+      <w:r>
+        <w:rPr>
+          <w:lang w:val="pt-BR"/>
+        </w:rPr>
+        <w:t xml:space="preserve"> </w:t>
+      </w:r>
+      <w:r>
+        <w:rPr>
+          <w:lang w:val="pt-BR"/>
+        </w:rPr>
+        <w:t xml:space="preserve">como termo do próprio Warburg é mais elaboração didi-hubermaniana do que uso documentado; conferir as passagens citadas]. O Atlas Iconocrático conserva a topologia — o sentido está no</w:t>
       </w:r>
       <w:r>
         <w:rPr>
@@ -31256,9 +33307,9 @@
         <w:t xml:space="preserve">(montagem), não os conceitos.</w:t>
       </w:r>
     </w:p>
-    <w:bookmarkEnd w:id="118"/>
-    <w:bookmarkEnd w:id="119"/>
-    <w:bookmarkStart w:id="178" w:name="Xb0ab7fb51e79684b7519e4ee2a7b3c836c13ca8"/>
+    <w:bookmarkEnd w:id="123"/>
+    <w:bookmarkEnd w:id="124"/>
+    <w:bookmarkStart w:id="183" w:name="Xb0ab7fb51e79684b7519e4ee2a7b3c836c13ca8"/>
     <w:p>
       <w:pPr>
         <w:pStyle w:val="Heading1"/>
@@ -31347,7 +33398,7 @@
         <w:t xml:space="preserve">, suporte material e transição fundacional → normativo → militar.</w:t>
       </w:r>
     </w:p>
-    <w:bookmarkStart w:id="126" w:name="X9494384e5f15ee6eb8f5047f3a743f609ad28ec"/>
+    <w:bookmarkStart w:id="131" w:name="X9494384e5f15ee6eb8f5047f3a743f609ad28ec"/>
     <w:p>
       <w:pPr>
         <w:pStyle w:val="Heading2"/>
@@ -31544,7 +33595,7 @@
         <w:t xml:space="preserve">já é começar a morrer como corpo.</w:t>
       </w:r>
     </w:p>
-    <w:bookmarkStart w:id="123" w:name="layout-do-painel-3-imagens-2-textos"/>
+    <w:bookmarkStart w:id="128" w:name="layout-do-painel-3-imagens-2-textos"/>
     <w:p>
       <w:pPr>
         <w:pStyle w:val="Heading3"/>
@@ -31566,7 +33617,7 @@
         <w:t xml:space="preserve">9.1.1 — Layout do painel (3 imagens + 2 textos)</w:t>
       </w:r>
     </w:p>
-    <w:bookmarkStart w:id="120" w:name="a-polo-esquerdo-o-corpo-insurgente"/>
+    <w:bookmarkStart w:id="125" w:name="a-polo-esquerdo-o-corpo-insurgente"/>
     <w:p>
       <w:pPr>
         <w:pStyle w:val="Heading4"/>
@@ -31880,8 +33931,8 @@
         <w:t xml:space="preserve">purifica.</w:t>
       </w:r>
     </w:p>
-    <w:bookmarkEnd w:id="120"/>
-    <w:bookmarkStart w:id="121" w:name="b-centro-o-nascimento-da-fórmula"/>
+    <w:bookmarkEnd w:id="125"/>
+    <w:bookmarkStart w:id="126" w:name="b-centro-o-nascimento-da-fórmula"/>
     <w:p>
       <w:pPr>
         <w:pStyle w:val="Heading4"/>
@@ -32062,8 +34113,8 @@
         <w:t xml:space="preserve">da alegoria é, simultaneamente, a gênese da substituição.</w:t>
       </w:r>
     </w:p>
-    <w:bookmarkEnd w:id="121"/>
-    <w:bookmarkStart w:id="122" w:name="c-polo-direito-a-moldura-da-lei"/>
+    <w:bookmarkEnd w:id="126"/>
+    <w:bookmarkStart w:id="127" w:name="c-polo-direito-a-moldura-da-lei"/>
     <w:p>
       <w:pPr>
         <w:pStyle w:val="Heading4"/>
@@ -32382,9 +34433,9 @@
         <w:t xml:space="preserve">Contrato Sexual Visual: a presença simbólica das mulheres como condição estética da sua ausência cívica.</w:t>
       </w:r>
     </w:p>
-    <w:bookmarkEnd w:id="122"/>
-    <w:bookmarkEnd w:id="123"/>
-    <w:bookmarkStart w:id="124" w:name="síntese-do-painel"/>
+    <w:bookmarkEnd w:id="127"/>
+    <w:bookmarkEnd w:id="128"/>
+    <w:bookmarkStart w:id="129" w:name="síntese-do-painel"/>
     <w:p>
       <w:pPr>
         <w:pStyle w:val="Heading3"/>
@@ -32491,8 +34542,8 @@
         <w:t xml:space="preserve">corpo ainda está suficientemente vivo para que a sua captura se veja como perda.</w:t>
       </w:r>
     </w:p>
-    <w:bookmarkEnd w:id="124"/>
-    <w:bookmarkStart w:id="125" w:name="itens-corpus-identificados"/>
+    <w:bookmarkEnd w:id="129"/>
+    <w:bookmarkStart w:id="130" w:name="itens-corpus-identificados"/>
     <w:p>
       <w:pPr>
         <w:pStyle w:val="Heading3"/>
@@ -32860,9 +34911,9 @@
         </w:pict>
       </w:r>
     </w:p>
-    <w:bookmarkEnd w:id="125"/>
-    <w:bookmarkEnd w:id="126"/>
-    <w:bookmarkStart w:id="133" w:name="painel-ii-justitia-a-genealogia-da-venda"/>
+    <w:bookmarkEnd w:id="130"/>
+    <w:bookmarkEnd w:id="131"/>
+    <w:bookmarkStart w:id="138" w:name="painel-ii-justitia-a-genealogia-da-venda"/>
     <w:p>
       <w:pPr>
         <w:pStyle w:val="Heading2"/>
@@ -33007,7 +35058,7 @@
         <w:t xml:space="preserve">exclusão: a mulher que personifica o foro é a que dele foi banida.</w:t>
       </w:r>
     </w:p>
-    <w:bookmarkStart w:id="130" w:name="layout-do-painel-3-imagens-2-textos-1"/>
+    <w:bookmarkStart w:id="135" w:name="layout-do-painel-3-imagens-2-textos-1"/>
     <w:p>
       <w:pPr>
         <w:pStyle w:val="Heading3"/>
@@ -33029,7 +35080,7 @@
         <w:t xml:space="preserve">9.2.1 — Layout do painel (3 imagens + 2 textos)</w:t>
       </w:r>
     </w:p>
-    <w:bookmarkStart w:id="127" w:name="a-polo-esquerdo-a-justiça-ainda-enviada"/>
+    <w:bookmarkStart w:id="132" w:name="a-polo-esquerdo-a-justiça-ainda-enviada"/>
     <w:p>
       <w:pPr>
         <w:pStyle w:val="Heading4"/>
@@ -33400,8 +35451,8 @@
         <w:t xml:space="preserve">relacional que a venda a extrairá.</w:t>
       </w:r>
     </w:p>
-    <w:bookmarkEnd w:id="127"/>
-    <w:bookmarkStart w:id="128" w:name="b-centro-a-venda-como-operação"/>
+    <w:bookmarkEnd w:id="132"/>
+    <w:bookmarkStart w:id="133" w:name="b-centro-a-venda-como-operação"/>
     <w:p>
       <w:pPr>
         <w:pStyle w:val="Heading4"/>
@@ -33736,8 +35787,8 @@
         <w:t xml:space="preserve">justiça é a mesma que nega às mulheres reais o acesso às funções que a alegoria simboliza.</w:t>
       </w:r>
     </w:p>
-    <w:bookmarkEnd w:id="128"/>
-    <w:bookmarkStart w:id="129" w:name="c-polo-direito-a-justiça-cega"/>
+    <w:bookmarkEnd w:id="133"/>
+    <w:bookmarkStart w:id="134" w:name="c-polo-direito-a-justiça-cega"/>
     <w:p>
       <w:pPr>
         <w:pStyle w:val="Heading4"/>
@@ -34046,9 +36097,9 @@
         <w:t xml:space="preserve">Cegá-la foi torná-la funcional.</w:t>
       </w:r>
     </w:p>
-    <w:bookmarkEnd w:id="129"/>
-    <w:bookmarkEnd w:id="130"/>
-    <w:bookmarkStart w:id="131" w:name="síntese-do-painel-1"/>
+    <w:bookmarkEnd w:id="134"/>
+    <w:bookmarkEnd w:id="135"/>
+    <w:bookmarkStart w:id="136" w:name="síntese-do-painel-1"/>
     <w:p>
       <w:pPr>
         <w:pStyle w:val="Heading3"/>
@@ -34216,8 +36267,8 @@
         <w:t xml:space="preserve">cegueira institui como virtude a própria exclusão que a fundou.</w:t>
       </w:r>
     </w:p>
-    <w:bookmarkEnd w:id="131"/>
-    <w:bookmarkStart w:id="132" w:name="itens-corpus-identificados-1"/>
+    <w:bookmarkEnd w:id="136"/>
+    <w:bookmarkStart w:id="137" w:name="itens-corpus-identificados-1"/>
     <w:p>
       <w:pPr>
         <w:pStyle w:val="Heading3"/>
@@ -34585,9 +36636,9 @@
         </w:pict>
       </w:r>
     </w:p>
-    <w:bookmarkEnd w:id="132"/>
-    <w:bookmarkEnd w:id="133"/>
-    <w:bookmarkStart w:id="141" w:name="X14bc33ec9ed2bba83aa4745c1b4d8060fde7fb7"/>
+    <w:bookmarkEnd w:id="137"/>
+    <w:bookmarkEnd w:id="138"/>
+    <w:bookmarkStart w:id="146" w:name="X14bc33ec9ed2bba83aa4745c1b4d8060fde7fb7"/>
     <w:p>
       <w:pPr>
         <w:pStyle w:val="Heading2"/>
@@ -34654,7 +36705,7 @@
         <w:t xml:space="preserve">: o corpo que nasce na revolução como corpo de carne — branco, mas ainda vivo, ainda capaz de sujeira, de pólvora, de seio visível — é gradualmente substituído pelo corpo-máquina da ordem institucional: marmóreo, perfilado, cromático, sem seio, sem suor, sem história. Este painel mostra essa operação em três momentos: o nascimento (Villares, 1889), a consolidação europeia (Rops, 1871 → Roty, 1897), e a síntese industrial (Janinet/Moitte).</w:t>
       </w:r>
     </w:p>
-    <w:bookmarkStart w:id="137" w:name="layout-do-painel-3-imagens-2-textos-2"/>
+    <w:bookmarkStart w:id="142" w:name="layout-do-painel-3-imagens-2-textos-2"/>
     <w:p>
       <w:pPr>
         <w:pStyle w:val="Heading3"/>
@@ -34676,7 +36727,7 @@
         <w:t xml:space="preserve">9.3.1 — Layout do painel (3 imagens + 2 textos)</w:t>
       </w:r>
     </w:p>
-    <w:bookmarkStart w:id="134" w:name="a-polo-esquerdo-o-corpo-fundacional"/>
+    <w:bookmarkStart w:id="139" w:name="a-polo-esquerdo-o-corpo-fundacional"/>
     <w:p>
       <w:pPr>
         <w:pStyle w:val="Heading4"/>
@@ -34804,7 +36855,7 @@
         <w:rPr>
           <w:lang w:val="pt-BR"/>
         </w:rPr>
-        <w:t xml:space="preserve">. O Brasil que emerge da escravidão, 60% negro e mestiço, é representado por um corpo que não poderia habitá-lo. A alegoria funciona como promessa de futuro na medida em que nega o presente.</w:t>
+        <w:t xml:space="preserve">. O Brasil que emerge da escravidão, 60% negro e mestiço [VERIFICAR: percentual demográfico sem fonte — citar censo de 1872/1890], é representado por um corpo que não poderia habitá-lo. A alegoria funciona como promessa de futuro na medida em que nega o presente.</w:t>
       </w:r>
     </w:p>
     <w:p>
@@ -34818,8 +36869,8 @@
         <w:t xml:space="preserve">Endurecimento: desincorporação 3 · rigidez 3 · uniformização facial 3 · monocromatização 3 · inscrição estatal 0. O baixo score de inscrição é sintomático: o corpo ainda resiste à fixação estatal. Ainda há, na tela, um excesso de técnica pictórica que a moeda posterior eliminará.</w:t>
       </w:r>
     </w:p>
-    <w:bookmarkEnd w:id="134"/>
-    <w:bookmarkStart w:id="135" w:name="b-centro-o-zwischenraum-como-operação"/>
+    <w:bookmarkEnd w:id="139"/>
+    <w:bookmarkStart w:id="140" w:name="b-centro-o-zwischenraum-como-operação"/>
     <w:p>
       <w:pPr>
         <w:pStyle w:val="Heading4"/>
@@ -34988,8 +37039,8 @@
         <w:t xml:space="preserve">do corpo. O corpo branco é o único que pode desaparecer em função sem deixar de ser legível. O corpo negro, o corpo pardo, o corpo indígena são sempre visíveis como particulares. O Contrato Racial Visual diz: só o corpo que já é abstrato pode tornar-se função. E só o corpo branco é, no vocabulário visual do século XIX, abstrato o suficiente.</w:t>
       </w:r>
     </w:p>
-    <w:bookmarkEnd w:id="135"/>
-    <w:bookmarkStart w:id="136" w:name="c-polo-direito-o-corpo-normativo"/>
+    <w:bookmarkEnd w:id="140"/>
+    <w:bookmarkStart w:id="141" w:name="c-polo-direito-o-corpo-normativo"/>
     <w:p>
       <w:pPr>
         <w:pStyle w:val="Heading4"/>
@@ -35202,7 +37253,7 @@
         <w:rPr>
           <w:lang w:val="pt-BR"/>
         </w:rPr>
-        <w:t xml:space="preserve">. Endurecimento composto 2,7 (estimado), regime normativo (com trajetória de transição para o militar; ver Painel IV). A Semeuse sobrevive porque cruzou o limiar de dessexualização — o corpo que deixa de ser desejável para tornar-se funcional.</w:t>
+        <w:t xml:space="preserve">. Endurecimento composto 2,5 no registro codificado (antes da codificação, estimava-se 2,7), regime normativo (com trajetória de transição para o militar; ver Painel IV). A Semeuse sobrevive porque cruzou o limiar de dessexualização — o corpo que deixa de ser desejável para tornar-se funcional.</w:t>
       </w:r>
     </w:p>
     <w:p>
@@ -35268,9 +37319,9 @@
         <w:t xml:space="preserve">dessa transição: há volume, sombra, a possibilidade de desejo. A moeda extingue essa possibilidade. O Zwischenraum entre busto fotográfico e moeda perfilada é o lugar onde o desejo morre e a função nasce.</w:t>
       </w:r>
     </w:p>
-    <w:bookmarkEnd w:id="136"/>
-    <w:bookmarkEnd w:id="137"/>
-    <w:bookmarkStart w:id="138" w:name="contraponto-inferior-imagem-4-opcional"/>
+    <w:bookmarkEnd w:id="141"/>
+    <w:bookmarkEnd w:id="142"/>
+    <w:bookmarkStart w:id="143" w:name="contraponto-inferior-imagem-4-opcional"/>
     <w:p>
       <w:pPr>
         <w:pStyle w:val="Heading3"/>
@@ -35446,8 +37497,8 @@
         <w:t xml:space="preserve">se deixou abstrair completamente. Funciona como contra-alegoria dentro do próprio painel.</w:t>
       </w:r>
     </w:p>
-    <w:bookmarkEnd w:id="138"/>
-    <w:bookmarkStart w:id="139" w:name="síntese-do-painel-2"/>
+    <w:bookmarkEnd w:id="143"/>
+    <w:bookmarkStart w:id="144" w:name="síntese-do-painel-2"/>
     <w:p>
       <w:pPr>
         <w:pStyle w:val="Heading3"/>
@@ -35526,8 +37577,8 @@
         <w:t xml:space="preserve">em função é sempre o corpo que já era, visualmente, abstrato. O Zwischenraum é onde essa desaparição se realiza.</w:t>
       </w:r>
     </w:p>
-    <w:bookmarkEnd w:id="139"/>
-    <w:bookmarkStart w:id="140" w:name="itens-corpus-identificados-2"/>
+    <w:bookmarkEnd w:id="144"/>
+    <w:bookmarkStart w:id="145" w:name="itens-corpus-identificados-2"/>
     <w:p>
       <w:pPr>
         <w:pStyle w:val="Heading3"/>
@@ -35705,7 +37756,7 @@
               <w:rPr>
                 <w:lang w:val="pt-BR"/>
               </w:rPr>
-              <w:t xml:space="preserve">2,4 (estimado)</w:t>
+              <w:t xml:space="preserve">2,4 (estimado; ledger: 1,0 — VERIFICAR divergência)</w:t>
             </w:r>
           </w:p>
         </w:tc>
@@ -35791,7 +37842,7 @@
               <w:rPr>
                 <w:lang w:val="pt-BR"/>
               </w:rPr>
-              <w:t xml:space="preserve">1,9 (estimado)</w:t>
+              <w:t xml:space="preserve">1,9 (estimado; ledger: 0,5, normativo — VERIFICAR)</w:t>
             </w:r>
           </w:p>
         </w:tc>
@@ -35849,7 +37900,7 @@
               <w:rPr>
                 <w:lang w:val="pt-BR"/>
               </w:rPr>
-              <w:t xml:space="preserve">FR-038</w:t>
+              <w:t xml:space="preserve">FR-SEM-1898</w:t>
             </w:r>
           </w:p>
         </w:tc>
@@ -35877,7 +37928,7 @@
               <w:rPr>
                 <w:lang w:val="pt-BR"/>
               </w:rPr>
-              <w:t xml:space="preserve">2,7 (estimado)</w:t>
+              <w:t xml:space="preserve">2,5 (codificado; era 2,7 estimado)</w:t>
             </w:r>
           </w:p>
         </w:tc>
@@ -35935,7 +37986,7 @@
               <w:rPr>
                 <w:lang w:val="pt-BR"/>
               </w:rPr>
-              <w:t xml:space="preserve">FR-SCOUT-006</w:t>
+              <w:t xml:space="preserve">FR-038</w:t>
             </w:r>
           </w:p>
         </w:tc>
@@ -35949,7 +38000,7 @@
               <w:rPr>
                 <w:lang w:val="pt-BR"/>
               </w:rPr>
-              <w:t xml:space="preserve">contra-alegoria?</w:t>
+              <w:t xml:space="preserve">contra-alegoria? [VERIFICAR regime no ledger]</w:t>
             </w:r>
           </w:p>
         </w:tc>
@@ -35963,7 +38014,7 @@
               <w:rPr>
                 <w:lang w:val="pt-BR"/>
               </w:rPr>
-              <w:t xml:space="preserve">1,5 (estimado)</w:t>
+              <w:t xml:space="preserve">1,5 (estimado; ledger: 1,2)</w:t>
             </w:r>
           </w:p>
         </w:tc>
@@ -35990,9 +38041,9 @@
         </w:pict>
       </w:r>
     </w:p>
-    <w:bookmarkEnd w:id="140"/>
-    <w:bookmarkEnd w:id="141"/>
-    <w:bookmarkStart w:id="149" w:name="X26c5a48516e98d0a4d788edd49060460bb09fd1"/>
+    <w:bookmarkEnd w:id="145"/>
+    <w:bookmarkEnd w:id="146"/>
+    <w:bookmarkStart w:id="154" w:name="X26c5a48516e98d0a4d788edd49060460bb09fd1"/>
     <w:p>
       <w:pPr>
         <w:pStyle w:val="Heading2"/>
@@ -36105,7 +38156,7 @@
         <w:t xml:space="preserve">— o corpo é despojado o suficiente para ser reconhecido como purificado, insuficientemente para deixar de ser desejável. É essa indecisão formal que mata a alegoria. Nesse Zwischenraum maldito — onde a personificação é simultaneamente viva e morta, feminina e funcional, pedagógica e erótica, desejável e proibida — o projeto americano de uma República incarada fracassa. O recalque vem de dentro: da incapacidade estrutural do Contrato Sexual Visual em comportar um corpo que recusa tanto a carne quanto a máquina. Este painel documenta essa falha em três momentos: o limiar inacabado (Seated Liberty, 1840), a catástrofe performativa (History Instructing Youth, 1896) e a morte programática (Columbia adormecida, Flagg, 1917), sempre em contraste com a travessia bem-sucedida operada pela via francesa.</w:t>
       </w:r>
     </w:p>
-    <w:bookmarkStart w:id="146" w:name="layout-do-painel-4-imagens-3-textos"/>
+    <w:bookmarkStart w:id="151" w:name="layout-do-painel-4-imagens-3-textos"/>
     <w:p>
       <w:pPr>
         <w:pStyle w:val="Heading3"/>
@@ -36127,7 +38178,7 @@
         <w:t xml:space="preserve">9.4.1 — Layout do painel (4 imagens + 3 textos)</w:t>
       </w:r>
     </w:p>
-    <w:bookmarkStart w:id="142" w:name="a-polo-esquerdo-o-limiar-inacabado"/>
+    <w:bookmarkStart w:id="147" w:name="a-polo-esquerdo-o-limiar-inacabado"/>
     <w:p>
       <w:pPr>
         <w:pStyle w:val="Heading4"/>
@@ -36514,8 +38565,8 @@
         <w:t xml:space="preserve">recusa essa desaparição, conservando um resíduo de corporalidade que a impede de persistir como alegoria e, paradoxalmente, a impede também de ser rejeitada. Ela sobrevive como moeda, mas fracassa como ícone.</w:t>
       </w:r>
     </w:p>
-    <w:bookmarkEnd w:id="142"/>
-    <w:bookmarkStart w:id="143" w:name="Xb1323b49aa4a22b3188df17c4956dad79838e1a"/>
+    <w:bookmarkEnd w:id="147"/>
+    <w:bookmarkStart w:id="148" w:name="Xb1323b49aa4a22b3188df17c4956dad79838e1a"/>
     <w:p>
       <w:pPr>
         <w:pStyle w:val="Heading4"/>
@@ -36738,7 +38789,7 @@
         <w:rPr>
           <w:lang w:val="pt-BR"/>
         </w:rPr>
-        <w:t xml:space="preserve">pela representação estatal. É essa operação que Mondzain</w:t>
+        <w:t xml:space="preserve">pela representação estatal. É essa operação que, nos termos de Mondzain</w:t>
       </w:r>
       <w:r>
         <w:rPr>
@@ -36756,13 +38807,7 @@
         <w:rPr>
           <w:lang w:val="pt-BR"/>
         </w:rPr>
-        <w:t xml:space="preserve"> </w:t>
-      </w:r>
-      <w:r>
-        <w:rPr>
-          <w:lang w:val="pt-BR"/>
-        </w:rPr>
-        <w:t xml:space="preserve">identifica como a conversão do ícone em economia visual, e que a teoria do endurecimento refrata como a transição do regime fundacional ao normativo: o corpo que persistia como Nachleben — sobrevivência, revenant, retorno do morto — é finalmente assassinado pela abstração, morte</w:t>
+        <w:t xml:space="preserve">, converte o ícone em economia icônica [VERIFICAR: conferir a passagem exata e a página em Mondzain 2002; a leitura da Semeuse é da tese], e que a teoria do endurecimento refrata como a transição do regime fundacional ao normativo: o corpo que persistia como Nachleben — sobrevivência, revenant, retorno do morto — é finalmente assassinado pela abstração, morte</w:t>
       </w:r>
       <w:r>
         <w:rPr>
@@ -36839,7 +38884,7 @@
         <w:rPr>
           <w:lang w:val="pt-BR"/>
         </w:rPr>
-        <w:t xml:space="preserve">. É essa proibição parcial, essa nudez quase-clássica, esse seio quase-invisível, que ativa o recalque. A censura que recolhe o Educational Series em 1896 é o sintoma de um sistema iconocrático que</w:t>
+        <w:t xml:space="preserve">. É essa proibição parcial, essa nudez quase-clássica, esse seio quase-invisível, que ativa o recalque. A censura que recolhe o Educational Series em 1896 [VERIFICAR: recolhimento em 1896 não documentado — a série foi emitida a partir de 1896 e descontinuada por volta de 1899; re-ancorar em queixas contemporâneas documentadas ou no encerramento da série] é o sintoma de um sistema iconocrático que</w:t>
       </w:r>
       <w:r>
         <w:rPr>
@@ -36882,8 +38927,8 @@
         <w:t xml:space="preserve">: o que se vê nela é o cadáver insepulto da alegoria.</w:t>
       </w:r>
     </w:p>
-    <w:bookmarkEnd w:id="143"/>
-    <w:bookmarkStart w:id="144" w:name="X9f3c85852f7377c071e405f8323f3d1d74625e4"/>
+    <w:bookmarkEnd w:id="148"/>
+    <w:bookmarkStart w:id="149" w:name="X9f3c85852f7377c071e405f8323f3d1d74625e4"/>
     <w:p>
       <w:pPr>
         <w:pStyle w:val="Heading4"/>
@@ -37371,8 +39416,8 @@
         <w:t xml:space="preserve">.</w:t>
       </w:r>
     </w:p>
-    <w:bookmarkEnd w:id="144"/>
-    <w:bookmarkStart w:id="145" w:name="X551f519134809770d3b4c25352068c08e471194"/>
+    <w:bookmarkEnd w:id="149"/>
+    <w:bookmarkStart w:id="150" w:name="X551f519134809770d3b4c25352068c08e471194"/>
     <w:p>
       <w:pPr>
         <w:pStyle w:val="Heading4"/>
@@ -37658,9 +39703,9 @@
         <w:t xml:space="preserve">.</w:t>
       </w:r>
     </w:p>
-    <w:bookmarkEnd w:id="145"/>
-    <w:bookmarkEnd w:id="146"/>
-    <w:bookmarkStart w:id="147" w:name="síntese-do-painel-3"/>
+    <w:bookmarkEnd w:id="150"/>
+    <w:bookmarkEnd w:id="151"/>
+    <w:bookmarkStart w:id="152" w:name="síntese-do-painel-3"/>
     <w:p>
       <w:pPr>
         <w:pStyle w:val="Heading3"/>
@@ -37937,8 +39982,8 @@
         <w:t xml:space="preserve">no arquivo monetário.</w:t>
       </w:r>
     </w:p>
-    <w:bookmarkEnd w:id="147"/>
-    <w:bookmarkStart w:id="148" w:name="itens-corpus-identificados-3"/>
+    <w:bookmarkEnd w:id="152"/>
+    <w:bookmarkStart w:id="153" w:name="itens-corpus-identificados-3"/>
     <w:p>
       <w:pPr>
         <w:pStyle w:val="Heading3"/>
@@ -38401,9 +40446,9 @@
         </w:pict>
       </w:r>
     </w:p>
-    <w:bookmarkEnd w:id="148"/>
-    <w:bookmarkEnd w:id="149"/>
-    <w:bookmarkStart w:id="156" w:name="Xa26ff323851612996d335906c1f892a669f9cfc"/>
+    <w:bookmarkEnd w:id="153"/>
+    <w:bookmarkEnd w:id="154"/>
+    <w:bookmarkStart w:id="161" w:name="Xa26ff323851612996d335906c1f892a669f9cfc"/>
     <w:p>
       <w:pPr>
         <w:pStyle w:val="Heading2"/>
@@ -38588,7 +40633,7 @@
         <w:t xml:space="preserve">a estrutura.</w:t>
       </w:r>
     </w:p>
-    <w:bookmarkStart w:id="153" w:name="layout-do-painel-3-imagens-2-textos-3"/>
+    <w:bookmarkStart w:id="158" w:name="layout-do-painel-3-imagens-2-textos-3"/>
     <w:p>
       <w:pPr>
         <w:pStyle w:val="Heading3"/>
@@ -38610,7 +40655,7 @@
         <w:t xml:space="preserve">9.5.1 — Layout do painel (3 imagens + 2 textos)</w:t>
       </w:r>
     </w:p>
-    <w:bookmarkStart w:id="150" w:name="X4cc6528e1024a5728c0764d094aae5c5d35f5f2"/>
+    <w:bookmarkStart w:id="155" w:name="X4cc6528e1024a5728c0764d094aae5c5d35f5f2"/>
     <w:p>
       <w:pPr>
         <w:pStyle w:val="Heading4"/>
@@ -38856,8 +40901,8 @@
         <w:t xml:space="preserve">instalada, não se corrige.</w:t>
       </w:r>
     </w:p>
-    <w:bookmarkEnd w:id="150"/>
-    <w:bookmarkStart w:id="151" w:name="b-centro-o-suporte-como-operador"/>
+    <w:bookmarkEnd w:id="155"/>
+    <w:bookmarkStart w:id="156" w:name="b-centro-o-suporte-como-operador"/>
     <w:p>
       <w:pPr>
         <w:pStyle w:val="Heading4"/>
@@ -39058,8 +41103,8 @@
         <w:t xml:space="preserve">edifício.</w:t>
       </w:r>
     </w:p>
-    <w:bookmarkEnd w:id="151"/>
-    <w:bookmarkStart w:id="152" w:name="c-polo-direito-a-pedra-total"/>
+    <w:bookmarkEnd w:id="156"/>
+    <w:bookmarkStart w:id="157" w:name="c-polo-direito-a-pedra-total"/>
     <w:p>
       <w:pPr>
         <w:pStyle w:val="Heading4"/>
@@ -39478,9 +41523,9 @@
         <w:t xml:space="preserve">encontra em Poelaert o seu monumento.</w:t>
       </w:r>
     </w:p>
-    <w:bookmarkEnd w:id="152"/>
-    <w:bookmarkEnd w:id="153"/>
-    <w:bookmarkStart w:id="154" w:name="síntese-do-painel-4"/>
+    <w:bookmarkEnd w:id="157"/>
+    <w:bookmarkEnd w:id="158"/>
+    <w:bookmarkStart w:id="159" w:name="síntese-do-painel-4"/>
     <w:p>
       <w:pPr>
         <w:pStyle w:val="Heading3"/>
@@ -39619,8 +41664,8 @@
         <w:t xml:space="preserve">tornou coluna não pode mais ser derrubada sem que se derrube o edifício.</w:t>
       </w:r>
     </w:p>
-    <w:bookmarkEnd w:id="154"/>
-    <w:bookmarkStart w:id="155" w:name="itens-corpus-identificados-4"/>
+    <w:bookmarkEnd w:id="159"/>
+    <w:bookmarkStart w:id="160" w:name="itens-corpus-identificados-4"/>
     <w:p>
       <w:pPr>
         <w:pStyle w:val="Heading3"/>
@@ -40024,9 +42069,9 @@
         </w:pict>
       </w:r>
     </w:p>
-    <w:bookmarkEnd w:id="155"/>
-    <w:bookmarkEnd w:id="156"/>
-    <w:bookmarkStart w:id="163" w:name="X1acdcfb65a51ff43197dae6a57dca291bf916be"/>
+    <w:bookmarkEnd w:id="160"/>
+    <w:bookmarkEnd w:id="161"/>
+    <w:bookmarkStart w:id="168" w:name="X1acdcfb65a51ff43197dae6a57dca291bf916be"/>
     <w:p>
       <w:pPr>
         <w:pStyle w:val="Heading2"/>
@@ -40265,7 +42310,7 @@
         <w:t xml:space="preserve">argumenta, menos ela petrifica; quanto mais serve ao império, mais endurece.</w:t>
       </w:r>
     </w:p>
-    <w:bookmarkStart w:id="160" w:name="layout-do-painel-3-imagens-2-textos-4"/>
+    <w:bookmarkStart w:id="165" w:name="layout-do-painel-3-imagens-2-textos-4"/>
     <w:p>
       <w:pPr>
         <w:pStyle w:val="Heading3"/>
@@ -40287,7 +42332,7 @@
         <w:t xml:space="preserve">9.6.1 — Layout do painel (3 imagens + 2 textos)</w:t>
       </w:r>
     </w:p>
-    <w:bookmarkStart w:id="157" w:name="a-polo-esquerdo-a-balança-como-argumento"/>
+    <w:bookmarkStart w:id="162" w:name="a-polo-esquerdo-a-balança-como-argumento"/>
     <w:p>
       <w:pPr>
         <w:pStyle w:val="Heading4"/>
@@ -40646,8 +42691,8 @@
         <w:t xml:space="preserve">narratividade que o endurecimento posterior extinguirá.</w:t>
       </w:r>
     </w:p>
-    <w:bookmarkEnd w:id="157"/>
-    <w:bookmarkStart w:id="158" w:name="X2e1c4df03cce8b37aa884162f54b7e4a59e85fe"/>
+    <w:bookmarkEnd w:id="162"/>
+    <w:bookmarkStart w:id="163" w:name="X2e1c4df03cce8b37aa884162f54b7e4a59e85fe"/>
     <w:p>
       <w:pPr>
         <w:pStyle w:val="Heading4"/>
@@ -40824,8 +42869,8 @@
         <w:t xml:space="preserve">circule.</w:t>
       </w:r>
     </w:p>
-    <w:bookmarkEnd w:id="158"/>
-    <w:bookmarkStart w:id="159" w:name="c-polo-direito-a-moeda-imperial"/>
+    <w:bookmarkEnd w:id="163"/>
+    <w:bookmarkStart w:id="164" w:name="c-polo-direito-a-moeda-imperial"/>
     <w:p>
       <w:pPr>
         <w:pStyle w:val="Heading4"/>
@@ -41142,9 +43187,9 @@
         <w:t xml:space="preserve">vende sob o rosto sereno de uma mulher que nunca votou nem no império que a cunhou.</w:t>
       </w:r>
     </w:p>
-    <w:bookmarkEnd w:id="159"/>
-    <w:bookmarkEnd w:id="160"/>
-    <w:bookmarkStart w:id="161" w:name="síntese-do-painel-5"/>
+    <w:bookmarkEnd w:id="164"/>
+    <w:bookmarkEnd w:id="165"/>
+    <w:bookmarkStart w:id="166" w:name="síntese-do-painel-5"/>
     <w:p>
       <w:pPr>
         <w:pStyle w:val="Heading3"/>
@@ -41281,8 +43326,8 @@
         <w:t xml:space="preserve">tem a dizer.</w:t>
       </w:r>
     </w:p>
-    <w:bookmarkEnd w:id="161"/>
-    <w:bookmarkStart w:id="162" w:name="itens-corpus-identificados-5"/>
+    <w:bookmarkEnd w:id="166"/>
+    <w:bookmarkStart w:id="167" w:name="itens-corpus-identificados-5"/>
     <w:p>
       <w:pPr>
         <w:pStyle w:val="Heading3"/>
@@ -41725,9 +43770,9 @@
         </w:pict>
       </w:r>
     </w:p>
-    <w:bookmarkEnd w:id="162"/>
-    <w:bookmarkEnd w:id="163"/>
-    <w:bookmarkStart w:id="170" w:name="X01631bb7c1959b2633c368debcd511d08f7bb2f"/>
+    <w:bookmarkEnd w:id="167"/>
+    <w:bookmarkEnd w:id="168"/>
+    <w:bookmarkStart w:id="175" w:name="X01631bb7c1959b2633c368debcd511d08f7bb2f"/>
     <w:p>
       <w:pPr>
         <w:pStyle w:val="Heading2"/>
@@ -41918,7 +43963,7 @@
         <w:t xml:space="preserve">projeto —, e é precisamente essa impossibilidade que o torna operante.</w:t>
       </w:r>
     </w:p>
-    <w:bookmarkStart w:id="167" w:name="layout-do-painel-3-imagens-2-textos-5"/>
+    <w:bookmarkStart w:id="172" w:name="layout-do-painel-3-imagens-2-textos-5"/>
     <w:p>
       <w:pPr>
         <w:pStyle w:val="Heading3"/>
@@ -41940,7 +43985,7 @@
         <w:t xml:space="preserve">9.7.1 — Layout do painel (3 imagens + 2 textos)</w:t>
       </w:r>
     </w:p>
-    <w:bookmarkStart w:id="164" w:name="Xcaf18300d16ea7aba1dbbca945497dd71037b7b"/>
+    <w:bookmarkStart w:id="169" w:name="Xcaf18300d16ea7aba1dbbca945497dd71037b7b"/>
     <w:p>
       <w:pPr>
         <w:pStyle w:val="Heading4"/>
@@ -42151,8 +44196,8 @@
         <w:t xml:space="preserve">visualmente legível no vocabulário do neoclassicismo oitocentista.</w:t>
       </w:r>
     </w:p>
-    <w:bookmarkEnd w:id="164"/>
-    <w:bookmarkStart w:id="165" w:name="Xe0a5d9e9d7d6a3598a717e9aa2bbe76454ded14"/>
+    <w:bookmarkEnd w:id="169"/>
+    <w:bookmarkStart w:id="170" w:name="Xe0a5d9e9d7d6a3598a717e9aa2bbe76454ded14"/>
     <w:p>
       <w:pPr>
         <w:pStyle w:val="Heading4"/>
@@ -42347,8 +44392,8 @@
         <w:t xml:space="preserve">se apresenta como neutra — e é essa apresentação que o painel torna visível.</w:t>
       </w:r>
     </w:p>
-    <w:bookmarkEnd w:id="165"/>
-    <w:bookmarkStart w:id="166" w:name="X0048ab7e174b03f4998e01ff710188675fa7d67"/>
+    <w:bookmarkEnd w:id="170"/>
+    <w:bookmarkStart w:id="171" w:name="X0048ab7e174b03f4998e01ff710188675fa7d67"/>
     <w:p>
       <w:pPr>
         <w:pStyle w:val="Heading4"/>
@@ -42600,9 +44645,9 @@
         <w:t xml:space="preserve">porque não há sujeito, apenas o corpo que pôde desaparecer em função.</w:t>
       </w:r>
     </w:p>
-    <w:bookmarkEnd w:id="166"/>
-    <w:bookmarkEnd w:id="167"/>
-    <w:bookmarkStart w:id="168" w:name="síntese-do-painel-6"/>
+    <w:bookmarkEnd w:id="171"/>
+    <w:bookmarkEnd w:id="172"/>
+    <w:bookmarkStart w:id="173" w:name="síntese-do-painel-6"/>
     <w:p>
       <w:pPr>
         <w:pStyle w:val="Heading3"/>
@@ -42739,8 +44784,8 @@
         <w:t xml:space="preserve">governa, mas naturalizar a exclusão dela do campo do simbólico.</w:t>
       </w:r>
     </w:p>
-    <w:bookmarkEnd w:id="168"/>
-    <w:bookmarkStart w:id="169" w:name="itens-corpus-identificados-6"/>
+    <w:bookmarkEnd w:id="173"/>
+    <w:bookmarkStart w:id="174" w:name="itens-corpus-identificados-6"/>
     <w:p>
       <w:pPr>
         <w:pStyle w:val="Heading3"/>
@@ -43132,9 +45177,9 @@
         </w:pict>
       </w:r>
     </w:p>
-    <w:bookmarkEnd w:id="169"/>
-    <w:bookmarkEnd w:id="170"/>
-    <w:bookmarkStart w:id="177" w:name="painel-viii-fissuras-a-contra-alegoria"/>
+    <w:bookmarkEnd w:id="174"/>
+    <w:bookmarkEnd w:id="175"/>
+    <w:bookmarkStart w:id="182" w:name="painel-viii-fissuras-a-contra-alegoria"/>
     <w:p>
       <w:pPr>
         <w:pStyle w:val="Heading2"/>
@@ -43299,7 +45344,7 @@
         <w:t xml:space="preserve">corpo. Três modos de fissura: pela destruição, pela reencarnação e pela sátira.</w:t>
       </w:r>
     </w:p>
-    <w:bookmarkStart w:id="174" w:name="layout-do-painel-3-imagens-2-textos-6"/>
+    <w:bookmarkStart w:id="179" w:name="layout-do-painel-3-imagens-2-textos-6"/>
     <w:p>
       <w:pPr>
         <w:pStyle w:val="Heading3"/>
@@ -43321,7 +45366,7 @@
         <w:t xml:space="preserve">9.8.1 — Layout do painel (3 imagens + 2 textos)</w:t>
       </w:r>
     </w:p>
-    <w:bookmarkStart w:id="171" w:name="X56d6655b5679964b79b48a1e36bcdcdcc783759"/>
+    <w:bookmarkStart w:id="176" w:name="X56d6655b5679964b79b48a1e36bcdcdcc783759"/>
     <w:p>
       <w:pPr>
         <w:pStyle w:val="Heading4"/>
@@ -43676,8 +45721,8 @@
         <w:t xml:space="preserve">no exato momento em que é atacado.</w:t>
       </w:r>
     </w:p>
-    <w:bookmarkEnd w:id="171"/>
-    <w:bookmarkStart w:id="172" w:name="b-centro-a-fissura-pela-reencarnação"/>
+    <w:bookmarkEnd w:id="176"/>
+    <w:bookmarkStart w:id="177" w:name="b-centro-a-fissura-pela-reencarnação"/>
     <w:p>
       <w:pPr>
         <w:pStyle w:val="Heading4"/>
@@ -44023,8 +46068,8 @@
         <w:t xml:space="preserve">mostra que Columbia sempre foi o lugar vazio de uma mulher.</w:t>
       </w:r>
     </w:p>
-    <w:bookmarkEnd w:id="172"/>
-    <w:bookmarkStart w:id="173" w:name="c-polo-direito-a-fissura-pela-sátira"/>
+    <w:bookmarkEnd w:id="177"/>
+    <w:bookmarkStart w:id="178" w:name="c-polo-direito-a-fissura-pela-sátira"/>
     <w:p>
       <w:pPr>
         <w:pStyle w:val="Heading4"/>
@@ -44331,9 +46376,9 @@
         <w:t xml:space="preserve">ambiguidade que faz da sátira uma fissura: ela habita a fórmula oficial e a corrói de dentro.</w:t>
       </w:r>
     </w:p>
-    <w:bookmarkEnd w:id="173"/>
-    <w:bookmarkEnd w:id="174"/>
-    <w:bookmarkStart w:id="175" w:name="síntese-do-painel-7"/>
+    <w:bookmarkEnd w:id="178"/>
+    <w:bookmarkEnd w:id="179"/>
+    <w:bookmarkStart w:id="180" w:name="síntese-do-painel-7"/>
     <w:p>
       <w:pPr>
         <w:pStyle w:val="Heading3"/>
@@ -44472,8 +46517,8 @@
         <w:t xml:space="preserve">produção que estes gestos, cada um a seu modo, interrompem.</w:t>
       </w:r>
     </w:p>
-    <w:bookmarkEnd w:id="175"/>
-    <w:bookmarkStart w:id="176" w:name="itens-corpus-identificados-7"/>
+    <w:bookmarkEnd w:id="180"/>
+    <w:bookmarkStart w:id="181" w:name="itens-corpus-identificados-7"/>
     <w:p>
       <w:pPr>
         <w:pStyle w:val="Heading3"/>
@@ -45085,10 +47130,10 @@
         <w:t xml:space="preserve">prévia no corpus.</w:t>
       </w:r>
     </w:p>
-    <w:bookmarkEnd w:id="176"/>
-    <w:bookmarkEnd w:id="177"/>
-    <w:bookmarkEnd w:id="178"/>
-    <w:bookmarkStart w:id="269" w:name="conclusão"/>
+    <w:bookmarkEnd w:id="181"/>
+    <w:bookmarkEnd w:id="182"/>
+    <w:bookmarkEnd w:id="183"/>
+    <w:bookmarkStart w:id="280" w:name="conclusão"/>
     <w:p>
       <w:pPr>
         <w:pStyle w:val="Heading1"/>
@@ -45110,7 +47155,7 @@
         <w:t xml:space="preserve">Conclusão</w:t>
       </w:r>
     </w:p>
-    <w:bookmarkStart w:id="179" w:name="Xd9d0e21f10da7612cd229dd36a6bdfd9e3f7522"/>
+    <w:bookmarkStart w:id="184" w:name="Xd9d0e21f10da7612cd229dd36a6bdfd9e3f7522"/>
     <w:p>
       <w:pPr>
         <w:pStyle w:val="Heading2"/>
@@ -45268,11 +47313,11 @@
         <w:rPr>
           <w:lang w:val="pt-BR"/>
         </w:rPr>
-        <w:t xml:space="preserve">(Cap. 5.2) é o mecanismo formal que produz os três efeitos: operação de extração do feminino histórico para fixá-lo no eterno alegórico, ancorada na matriz jurídica de Kantorowicz (1957), Legendre (1994) e Hespanha (2005), e mensurada, em escala ordinal 0–3 sobre as 145 peças do corpus, pelos dez indicadores de endurecimento. Os três primeiros conceitos descrevem efeitos — político, subjetivo, racial; o quarto descreve a operação que os produz, e é sobre ele que recai a operacionalização empírica que distingue metodologicamente esta tese na história da cultura jurídica.</w:t>
-      </w:r>
-    </w:p>
-    <w:bookmarkEnd w:id="179"/>
-    <w:bookmarkStart w:id="180" w:name="Xc71b8681d6857bb7f685a54de39b43132a330a4"/>
+        <w:t xml:space="preserve">(Cap. 5.2) é o mecanismo formal que produz os três efeitos: operação de extração do feminino histórico para fixá-lo no eterno alegórico, ancorada na matriz jurídica de Kantorowicz (1957), Legendre (1994) e Hespanha (2005), e pelos dez indicadores de endurecimento, aplicados ao catálogo documentado (336 registros no instantâneo de trabalho de setembro de 2026; 286 com codificação de purificação). Os três primeiros conceitos descrevem efeitos — político, subjetivo, racial; o quarto descreve a operação que os produz, e é sobre ele que recai a operacionalização empírica que distingue metodologicamente esta tese na história da cultura jurídica.</w:t>
+      </w:r>
+    </w:p>
+    <w:bookmarkEnd w:id="184"/>
+    <w:bookmarkStart w:id="185" w:name="Xc71b8681d6857bb7f685a54de39b43132a330a4"/>
     <w:p>
       <w:pPr>
         <w:pStyle w:val="Heading2"/>
@@ -45294,8 +47339,8 @@
         <w:t xml:space="preserve">C.2 — O Contrato Sexual Visual como chave de leitura</w:t>
       </w:r>
     </w:p>
-    <w:bookmarkEnd w:id="180"/>
-    <w:bookmarkStart w:id="181" w:name="X34da09d33bc1cd9d0f546b04b539c00c4b45cd0"/>
+    <w:bookmarkEnd w:id="185"/>
+    <w:bookmarkStart w:id="186" w:name="X34da09d33bc1cd9d0f546b04b539c00c4b45cd0"/>
     <w:p>
       <w:pPr>
         <w:pStyle w:val="Heading2"/>
@@ -45317,8 +47362,8 @@
         <w:t xml:space="preserve">C.3 — Implicações para a teoria jurídica e o letramento visual no Direito</w:t>
       </w:r>
     </w:p>
-    <w:bookmarkEnd w:id="181"/>
-    <w:bookmarkStart w:id="268" w:name="X97b39a7259916fdcd1c1a1f2b45a6b29b5480b8"/>
+    <w:bookmarkEnd w:id="186"/>
+    <w:bookmarkStart w:id="279" w:name="X97b39a7259916fdcd1c1a1f2b45a6b29b5480b8"/>
     <w:p>
       <w:pPr>
         <w:pStyle w:val="Heading2"/>
@@ -45330,8 +47375,8 @@
         <w:t xml:space="preserve">C.4 — Os limites deste Atlas e os atlas que ficam por fazer</w:t>
       </w:r>
     </w:p>
-    <w:bookmarkStart w:id="267" w:name="refs"/>
-    <w:bookmarkStart w:id="182" w:name="ref-agamben1998"/>
+    <w:bookmarkStart w:id="278" w:name="refs"/>
+    <w:bookmarkStart w:id="187" w:name="ref-agamben1998"/>
     <w:p>
       <w:pPr>
         <w:pStyle w:val="Bibliography"/>
@@ -45363,8 +47408,8 @@
         <w:t xml:space="preserve">. Tradução: Daniel Heller-Roazen. Stanford: Stanford University Press, 1998.</w:t>
       </w:r>
     </w:p>
-    <w:bookmarkEnd w:id="182"/>
-    <w:bookmarkStart w:id="183" w:name="ref-agamben2002"/>
+    <w:bookmarkEnd w:id="187"/>
+    <w:bookmarkStart w:id="188" w:name="ref-agamben2002"/>
     <w:p>
       <w:pPr>
         <w:pStyle w:val="Bibliography"/>
@@ -45396,8 +47441,8 @@
         <w:t xml:space="preserve">. Tradução: Henrique Burigo. Belo Horizonte: Editora UFMG, 2002.</w:t>
       </w:r>
     </w:p>
-    <w:bookmarkEnd w:id="183"/>
-    <w:bookmarkStart w:id="184" w:name="ref-agamben2007"/>
+    <w:bookmarkEnd w:id="188"/>
+    <w:bookmarkStart w:id="189" w:name="ref-agamben2007"/>
     <w:p>
       <w:pPr>
         <w:pStyle w:val="Bibliography"/>
@@ -45429,8 +47474,8 @@
         <w:t xml:space="preserve">. Tradução: Renato Ambrosio. São Paulo: Editora Hedra, 2007.</w:t>
       </w:r>
     </w:p>
-    <w:bookmarkEnd w:id="184"/>
-    <w:bookmarkStart w:id="185" w:name="ref-agulhon1979"/>
+    <w:bookmarkEnd w:id="189"/>
+    <w:bookmarkStart w:id="190" w:name="ref-agulhon1979"/>
     <w:p>
       <w:pPr>
         <w:pStyle w:val="Bibliography"/>
@@ -45462,8 +47507,8 @@
         <w:t xml:space="preserve">. Paris: Flammarion, 1979.</w:t>
       </w:r>
     </w:p>
-    <w:bookmarkEnd w:id="185"/>
-    <w:bookmarkStart w:id="186" w:name="ref-agulhon1989"/>
+    <w:bookmarkEnd w:id="190"/>
+    <w:bookmarkStart w:id="191" w:name="ref-agulhon1989"/>
     <w:p>
       <w:pPr>
         <w:pStyle w:val="Bibliography"/>
@@ -45495,8 +47540,8 @@
         <w:t xml:space="preserve">. Paris: Flammarion, 1989.</w:t>
       </w:r>
     </w:p>
-    <w:bookmarkEnd w:id="186"/>
-    <w:bookmarkStart w:id="187" w:name="ref-amaral1975"/>
+    <w:bookmarkEnd w:id="191"/>
+    <w:bookmarkStart w:id="192" w:name="ref-amaral1975"/>
     <w:p>
       <w:pPr>
         <w:pStyle w:val="Bibliography"/>
@@ -45528,8 +47573,8 @@
         <w:t xml:space="preserve">. São Paulo: Perspectiva, 1975.</w:t>
       </w:r>
     </w:p>
-    <w:bookmarkEnd w:id="187"/>
-    <w:bookmarkStart w:id="188" w:name="ref-amaral1928abaporu"/>
+    <w:bookmarkEnd w:id="192"/>
+    <w:bookmarkStart w:id="193" w:name="ref-amaral1928abaporu"/>
     <w:p>
       <w:pPr>
         <w:pStyle w:val="Bibliography"/>
@@ -45561,8 +47606,8 @@
         <w:t xml:space="preserve">. Buenos Aires, 1928.</w:t>
       </w:r>
     </w:p>
-    <w:bookmarkEnd w:id="188"/>
-    <w:bookmarkStart w:id="189" w:name="ref-oswald1928"/>
+    <w:bookmarkEnd w:id="193"/>
+    <w:bookmarkStart w:id="194" w:name="ref-oswald1928"/>
     <w:p>
       <w:pPr>
         <w:pStyle w:val="Bibliography"/>
@@ -45594,8 +47639,8 @@
         <w:t xml:space="preserve">, v. 1, n. 1, 1928.</w:t>
       </w:r>
     </w:p>
-    <w:bookmarkEnd w:id="189"/>
-    <w:bookmarkStart w:id="190" w:name="ref-benjamin1984"/>
+    <w:bookmarkEnd w:id="194"/>
+    <w:bookmarkStart w:id="195" w:name="ref-benjamin1984"/>
     <w:p>
       <w:pPr>
         <w:pStyle w:val="Bibliography"/>
@@ -45627,8 +47672,8 @@
         <w:t xml:space="preserve">. Tradução: Sergio Paulo Rouanet. São Paulo: Brasiliense, 1984.</w:t>
       </w:r>
     </w:p>
-    <w:bookmarkEnd w:id="190"/>
-    <w:bookmarkStart w:id="191" w:name="ref-berghahn2006"/>
+    <w:bookmarkEnd w:id="195"/>
+    <w:bookmarkStart w:id="196" w:name="ref-berghahn2006"/>
     <w:p>
       <w:pPr>
         <w:pStyle w:val="Bibliography"/>
@@ -45660,8 +47705,8 @@
         <w:t xml:space="preserve">, 2006.</w:t>
       </w:r>
     </w:p>
-    <w:bookmarkEnd w:id="191"/>
-    <w:bookmarkStart w:id="192" w:name="ref-carson2000"/>
+    <w:bookmarkEnd w:id="196"/>
+    <w:bookmarkStart w:id="198" w:name="ref-braman2023"/>
     <w:p>
       <w:pPr>
         <w:pStyle w:val="Bibliography"/>
@@ -45670,27 +47715,28 @@
         <w:rPr>
           <w:lang w:val="pt-BR"/>
         </w:rPr>
-        <w:t xml:space="preserve">CARSON, Anne. Dirt and Desire: The Phenomenology of Female Pollution in Antiquity.</w:t>
-      </w:r>
-      <w:r>
-        <w:rPr>
-          <w:lang w:val="pt-BR"/>
-        </w:rPr>
-        <w:t xml:space="preserve"> </w:t>
-      </w:r>
-      <w:r>
-        <w:rPr>
-          <w:i/>
-          <w:iCs/>
-          <w:lang w:val="pt-BR"/>
-        </w:rPr>
-        <w:t xml:space="preserve">In</w:t>
-      </w:r>
-      <w:r>
-        <w:rPr>
-          <w:lang w:val="pt-BR"/>
-        </w:rPr>
-        <w:t xml:space="preserve">:</w:t>
+        <w:t xml:space="preserve">BRAMAN, Sandra.</w:t>
+      </w:r>
+      <w:r>
+        <w:rPr>
+          <w:lang w:val="pt-BR"/>
+        </w:rPr>
+        <w:t xml:space="preserve"> </w:t>
+      </w:r>
+      <w:hyperlink r:id="rId197">
+        <w:r>
+          <w:rPr>
+            <w:rStyle w:val="Hyperlink"/>
+            <w:lang w:val="pt-BR"/>
+          </w:rPr>
+          <w:t xml:space="preserve">Discernment: Blurring and Visual Evidence</w:t>
+        </w:r>
+      </w:hyperlink>
+      <w:r>
+        <w:rPr>
+          <w:lang w:val="pt-BR"/>
+        </w:rPr>
+        <w:t xml:space="preserve">.</w:t>
       </w:r>
       <w:r>
         <w:rPr>
@@ -45704,17 +47750,17 @@
           <w:bCs/>
           <w:lang w:val="pt-BR"/>
         </w:rPr>
-        <w:t xml:space="preserve">Men in the Off Hours</w:t>
-      </w:r>
-      <w:r>
-        <w:rPr>
-          <w:lang w:val="pt-BR"/>
-        </w:rPr>
-        <w:t xml:space="preserve">. New York: Alfred A. Knopf, 2000.</w:t>
-      </w:r>
-    </w:p>
-    <w:bookmarkEnd w:id="192"/>
-    <w:bookmarkStart w:id="193" w:name="ref-carson2023"/>
+        <w:t xml:space="preserve">First Monday</w:t>
+      </w:r>
+      <w:r>
+        <w:rPr>
+          <w:lang w:val="pt-BR"/>
+        </w:rPr>
+        <w:t xml:space="preserve">, v. 28, n. 7, 2023.</w:t>
+      </w:r>
+    </w:p>
+    <w:bookmarkEnd w:id="198"/>
+    <w:bookmarkStart w:id="199" w:name="ref-carson2000"/>
     <w:p>
       <w:pPr>
         <w:pStyle w:val="Bibliography"/>
@@ -45723,7 +47769,27 @@
         <w:rPr>
           <w:lang w:val="pt-BR"/>
         </w:rPr>
-        <w:t xml:space="preserve">CARSON, Anne.</w:t>
+        <w:t xml:space="preserve">CARSON, Anne. Dirt and Desire: The Phenomenology of Female Pollution in Antiquity.</w:t>
+      </w:r>
+      <w:r>
+        <w:rPr>
+          <w:lang w:val="pt-BR"/>
+        </w:rPr>
+        <w:t xml:space="preserve"> </w:t>
+      </w:r>
+      <w:r>
+        <w:rPr>
+          <w:i/>
+          <w:iCs/>
+          <w:lang w:val="pt-BR"/>
+        </w:rPr>
+        <w:t xml:space="preserve">In</w:t>
+      </w:r>
+      <w:r>
+        <w:rPr>
+          <w:lang w:val="pt-BR"/>
+        </w:rPr>
+        <w:t xml:space="preserve">:</w:t>
       </w:r>
       <w:r>
         <w:rPr>
@@ -45737,37 +47803,17 @@
           <w:bCs/>
           <w:lang w:val="pt-BR"/>
         </w:rPr>
-        <w:t xml:space="preserve">Sobre aquilo em que eu mais penso</w:t>
-      </w:r>
-      <w:r>
-        <w:rPr>
-          <w:lang w:val="pt-BR"/>
-        </w:rPr>
-        <w:t xml:space="preserve">.</w:t>
-      </w:r>
-      <w:r>
-        <w:rPr>
-          <w:lang w:val="pt-BR"/>
-        </w:rPr>
-        <w:t xml:space="preserve"> </w:t>
-      </w:r>
-      <w:r>
-        <w:rPr>
-          <w:i/>
-          <w:iCs/>
-          <w:lang w:val="pt-BR"/>
-        </w:rPr>
-        <w:t xml:space="preserve">[S.l.: S.n.]</w:t>
-      </w:r>
-      <w:r>
-        <w:rPr>
-          <w:lang w:val="pt-BR"/>
-        </w:rPr>
-        <w:t xml:space="preserve">.</w:t>
-      </w:r>
-    </w:p>
-    <w:bookmarkEnd w:id="193"/>
-    <w:bookmarkStart w:id="194" w:name="ref-carvalho1990"/>
+        <w:t xml:space="preserve">Men in the Off Hours</w:t>
+      </w:r>
+      <w:r>
+        <w:rPr>
+          <w:lang w:val="pt-BR"/>
+        </w:rPr>
+        <w:t xml:space="preserve">. New York: Alfred A. Knopf, 2000.</w:t>
+      </w:r>
+    </w:p>
+    <w:bookmarkEnd w:id="199"/>
+    <w:bookmarkStart w:id="200" w:name="ref-carson2023"/>
     <w:p>
       <w:pPr>
         <w:pStyle w:val="Bibliography"/>
@@ -45776,7 +47822,7 @@
         <w:rPr>
           <w:lang w:val="pt-BR"/>
         </w:rPr>
-        <w:t xml:space="preserve">CARVALHO, José Murilo de.</w:t>
+        <w:t xml:space="preserve">CARSON, Anne.</w:t>
       </w:r>
       <w:r>
         <w:rPr>
@@ -45790,6 +47836,59 @@
           <w:bCs/>
           <w:lang w:val="pt-BR"/>
         </w:rPr>
+        <w:t xml:space="preserve">Sobre aquilo em que eu mais penso</w:t>
+      </w:r>
+      <w:r>
+        <w:rPr>
+          <w:lang w:val="pt-BR"/>
+        </w:rPr>
+        <w:t xml:space="preserve">.</w:t>
+      </w:r>
+      <w:r>
+        <w:rPr>
+          <w:lang w:val="pt-BR"/>
+        </w:rPr>
+        <w:t xml:space="preserve"> </w:t>
+      </w:r>
+      <w:r>
+        <w:rPr>
+          <w:i/>
+          <w:iCs/>
+          <w:lang w:val="pt-BR"/>
+        </w:rPr>
+        <w:t xml:space="preserve">[S.l.: S.n.]</w:t>
+      </w:r>
+      <w:r>
+        <w:rPr>
+          <w:lang w:val="pt-BR"/>
+        </w:rPr>
+        <w:t xml:space="preserve">.</w:t>
+      </w:r>
+    </w:p>
+    <w:bookmarkEnd w:id="200"/>
+    <w:bookmarkStart w:id="201" w:name="ref-carvalho1990"/>
+    <w:p>
+      <w:pPr>
+        <w:pStyle w:val="Bibliography"/>
+      </w:pPr>
+      <w:r>
+        <w:rPr>
+          <w:lang w:val="pt-BR"/>
+        </w:rPr>
+        <w:t xml:space="preserve">CARVALHO, José Murilo de.</w:t>
+      </w:r>
+      <w:r>
+        <w:rPr>
+          <w:lang w:val="pt-BR"/>
+        </w:rPr>
+        <w:t xml:space="preserve"> </w:t>
+      </w:r>
+      <w:r>
+        <w:rPr>
+          <w:b/>
+          <w:bCs/>
+          <w:lang w:val="pt-BR"/>
+        </w:rPr>
         <w:t xml:space="preserve">A formação das almas: o imaginário da República no Brasil</w:t>
       </w:r>
       <w:r>
@@ -45799,8 +47898,8 @@
         <w:t xml:space="preserve">. São Paulo: Companhia das Letras, 1990.</w:t>
       </w:r>
     </w:p>
-    <w:bookmarkEnd w:id="194"/>
-    <w:bookmarkStart w:id="196" w:name="ref-chaves2022"/>
+    <w:bookmarkEnd w:id="201"/>
+    <w:bookmarkStart w:id="203" w:name="ref-chaves2022"/>
     <w:p>
       <w:pPr>
         <w:pStyle w:val="Bibliography"/>
@@ -45817,7 +47916,7 @@
         </w:rPr>
         <w:t xml:space="preserve"> </w:t>
       </w:r>
-      <w:hyperlink r:id="rId195">
+      <w:hyperlink r:id="rId202">
         <w:r>
           <w:rPr>
             <w:rStyle w:val="Hyperlink"/>
@@ -45853,8 +47952,8 @@
         <w:t xml:space="preserve">, v. 27, n. 3, 2022.</w:t>
       </w:r>
     </w:p>
-    <w:bookmarkEnd w:id="196"/>
-    <w:bookmarkStart w:id="197" w:name="ref-creswell2018"/>
+    <w:bookmarkEnd w:id="203"/>
+    <w:bookmarkStart w:id="204" w:name="ref-creswell2018"/>
     <w:p>
       <w:pPr>
         <w:pStyle w:val="Bibliography"/>
@@ -45886,8 +47985,8 @@
         <w:t xml:space="preserve">. 3. ed. Thousand Oaks: SAGE Publications, 2018.</w:t>
       </w:r>
     </w:p>
-    <w:bookmarkEnd w:id="197"/>
-    <w:bookmarkStart w:id="198" w:name="ref-cusack2003"/>
+    <w:bookmarkEnd w:id="204"/>
+    <w:bookmarkStart w:id="205" w:name="ref-cusack2003"/>
     <w:p>
       <w:pPr>
         <w:pStyle w:val="Bibliography"/>
@@ -45919,8 +48018,8 @@
         <w:t xml:space="preserve">. London: Routledge, 2003.</w:t>
       </w:r>
     </w:p>
-    <w:bookmarkEnd w:id="198"/>
-    <w:bookmarkStart w:id="199" w:name="ref-descola2021"/>
+    <w:bookmarkEnd w:id="205"/>
+    <w:bookmarkStart w:id="206" w:name="ref-descola2021"/>
     <w:p>
       <w:pPr>
         <w:pStyle w:val="Bibliography"/>
@@ -45952,8 +48051,8 @@
         <w:t xml:space="preserve">. Paris: Seuil, 2021.</w:t>
       </w:r>
     </w:p>
-    <w:bookmarkEnd w:id="199"/>
-    <w:bookmarkStart w:id="200" w:name="ref-descola2023"/>
+    <w:bookmarkEnd w:id="206"/>
+    <w:bookmarkStart w:id="207" w:name="ref-descola2023"/>
     <w:p>
       <w:pPr>
         <w:pStyle w:val="Bibliography"/>
@@ -45985,8 +48084,8 @@
         <w:t xml:space="preserve">. Tradução: Mariana Nogueira. São Paulo: Ubu, 2023.</w:t>
       </w:r>
     </w:p>
-    <w:bookmarkEnd w:id="200"/>
-    <w:bookmarkStart w:id="201" w:name="ref-didihuberman2002"/>
+    <w:bookmarkEnd w:id="207"/>
+    <w:bookmarkStart w:id="208" w:name="ref-didihuberman2002"/>
     <w:p>
       <w:pPr>
         <w:pStyle w:val="Bibliography"/>
@@ -46018,8 +48117,8 @@
         <w:t xml:space="preserve">. Paris: Les Éditions de Minuit, 2002.</w:t>
       </w:r>
     </w:p>
-    <w:bookmarkEnd w:id="201"/>
-    <w:bookmarkStart w:id="202" w:name="ref-dietz2015"/>
+    <w:bookmarkEnd w:id="208"/>
+    <w:bookmarkStart w:id="209" w:name="ref-dietz2015"/>
     <w:p>
       <w:pPr>
         <w:pStyle w:val="Bibliography"/>
@@ -46051,8 +48150,8 @@
         <w:t xml:space="preserve">. New York: Routledge, 2015.</w:t>
       </w:r>
     </w:p>
-    <w:bookmarkEnd w:id="202"/>
-    <w:bookmarkStart w:id="203" w:name="ref-douzinasnead1999"/>
+    <w:bookmarkEnd w:id="209"/>
+    <w:bookmarkStart w:id="210" w:name="ref-douzinasnead1999"/>
     <w:p>
       <w:pPr>
         <w:pStyle w:val="Bibliography"/>
@@ -46084,8 +48183,8 @@
         <w:t xml:space="preserve">. Chicago: University of Chicago Press, 1999.</w:t>
       </w:r>
     </w:p>
-    <w:bookmarkEnd w:id="203"/>
-    <w:bookmarkStart w:id="204" w:name="ref-fleming1967"/>
+    <w:bookmarkEnd w:id="210"/>
+    <w:bookmarkStart w:id="211" w:name="ref-fleming1967"/>
     <w:p>
       <w:pPr>
         <w:pStyle w:val="Bibliography"/>
@@ -46117,8 +48216,8 @@
         <w:t xml:space="preserve">, v. 3, p. 37–66, 1967.</w:t>
       </w:r>
     </w:p>
-    <w:bookmarkEnd w:id="204"/>
-    <w:bookmarkStart w:id="205" w:name="ref-gallindo2023"/>
+    <w:bookmarkEnd w:id="211"/>
+    <w:bookmarkStart w:id="212" w:name="ref-gallindo2023"/>
     <w:p>
       <w:pPr>
         <w:pStyle w:val="Bibliography"/>
@@ -46150,8 +48249,8 @@
         <w:t xml:space="preserve">, v. 16, n. 32, p. 563–592, 2023.</w:t>
       </w:r>
     </w:p>
-    <w:bookmarkEnd w:id="205"/>
-    <w:bookmarkStart w:id="206" w:name="ref-goodrich2012"/>
+    <w:bookmarkEnd w:id="212"/>
+    <w:bookmarkStart w:id="213" w:name="ref-goodrich2012"/>
     <w:p>
       <w:pPr>
         <w:pStyle w:val="Bibliography"/>
@@ -46183,8 +48282,8 @@
         <w:t xml:space="preserve">, v. 1, n. 3, p. 773–812, 2011.</w:t>
       </w:r>
     </w:p>
-    <w:bookmarkEnd w:id="206"/>
-    <w:bookmarkStart w:id="207" w:name="ref-goodrich2013a"/>
+    <w:bookmarkEnd w:id="213"/>
+    <w:bookmarkStart w:id="214" w:name="ref-goodrich2013a"/>
     <w:p>
       <w:pPr>
         <w:pStyle w:val="Bibliography"/>
@@ -46216,8 +48315,8 @@
         <w:t xml:space="preserve">, v. 39, n. 3, p. 498–531, b2013.</w:t>
       </w:r>
     </w:p>
-    <w:bookmarkEnd w:id="207"/>
-    <w:bookmarkStart w:id="208" w:name="ref-goodrich2013b"/>
+    <w:bookmarkEnd w:id="214"/>
+    <w:bookmarkStart w:id="215" w:name="ref-goodrich2013b"/>
     <w:p>
       <w:pPr>
         <w:pStyle w:val="Bibliography"/>
@@ -46249,8 +48348,8 @@
         <w:t xml:space="preserve">. Cambridge: Cambridge University Press, 2013a.</w:t>
       </w:r>
     </w:p>
-    <w:bookmarkEnd w:id="208"/>
-    <w:bookmarkStart w:id="210" w:name="ref-goodrich2017"/>
+    <w:bookmarkEnd w:id="215"/>
+    <w:bookmarkStart w:id="217" w:name="ref-goodrich2017"/>
     <w:p>
       <w:pPr>
         <w:pStyle w:val="Bibliography"/>
@@ -46267,7 +48366,7 @@
         </w:rPr>
         <w:t xml:space="preserve"> </w:t>
       </w:r>
-      <w:hyperlink r:id="rId209">
+      <w:hyperlink r:id="rId216">
         <w:r>
           <w:rPr>
             <w:rStyle w:val="Hyperlink"/>
@@ -46303,8 +48402,8 @@
         <w:t xml:space="preserve">, v. 1, n. 1, p. 1–57, 2017.</w:t>
       </w:r>
     </w:p>
-    <w:bookmarkEnd w:id="210"/>
-    <w:bookmarkStart w:id="211" w:name="ref-grossi2007"/>
+    <w:bookmarkEnd w:id="217"/>
+    <w:bookmarkStart w:id="218" w:name="ref-grossi2007"/>
     <w:p>
       <w:pPr>
         <w:pStyle w:val="Bibliography"/>
@@ -46336,8 +48435,8 @@
         <w:t xml:space="preserve">. Tradução: Arno Dal Ri Júnior. Florianópolis: Fundação Boiteux, 2007.</w:t>
       </w:r>
     </w:p>
-    <w:bookmarkEnd w:id="211"/>
-    <w:bookmarkStart w:id="212" w:name="ref-haraway1985"/>
+    <w:bookmarkEnd w:id="218"/>
+    <w:bookmarkStart w:id="219" w:name="ref-haraway1985"/>
     <w:p>
       <w:pPr>
         <w:pStyle w:val="Bibliography"/>
@@ -46369,8 +48468,8 @@
         <w:t xml:space="preserve">, n. 80, p. 65–108, 1985.</w:t>
       </w:r>
     </w:p>
-    <w:bookmarkEnd w:id="212"/>
-    <w:bookmarkStart w:id="213" w:name="ref-haraway2009"/>
+    <w:bookmarkEnd w:id="219"/>
+    <w:bookmarkStart w:id="220" w:name="ref-haraway2009"/>
     <w:p>
       <w:pPr>
         <w:pStyle w:val="Bibliography"/>
@@ -46422,8 +48521,8 @@
         <w:t xml:space="preserve">. Tradução: Tomaz Tadeu. 2. ed. Belo Horizonte: Autêntica, 2009. p. 33–118.</w:t>
       </w:r>
     </w:p>
-    <w:bookmarkEnd w:id="213"/>
-    <w:bookmarkStart w:id="214" w:name="ref-hespanha2005"/>
+    <w:bookmarkEnd w:id="220"/>
+    <w:bookmarkStart w:id="221" w:name="ref-hespanha2005"/>
     <w:p>
       <w:pPr>
         <w:pStyle w:val="Bibliography"/>
@@ -46455,8 +48554,8 @@
         <w:t xml:space="preserve">. Coimbra: Almedina, 2005.</w:t>
       </w:r>
     </w:p>
-    <w:bookmarkEnd w:id="214"/>
-    <w:bookmarkStart w:id="215" w:name="ref-hilden1993"/>
+    <w:bookmarkEnd w:id="221"/>
+    <w:bookmarkStart w:id="222" w:name="ref-hilden1993"/>
     <w:p>
       <w:pPr>
         <w:pStyle w:val="Bibliography"/>
@@ -46508,8 +48607,8 @@
         <w:t xml:space="preserve">. Oxford: Oxford University Press, 1993.</w:t>
       </w:r>
     </w:p>
-    <w:bookmarkEnd w:id="215"/>
-    <w:bookmarkStart w:id="216" w:name="ref-hunt1984"/>
+    <w:bookmarkEnd w:id="222"/>
+    <w:bookmarkStart w:id="223" w:name="ref-hunt1984"/>
     <w:p>
       <w:pPr>
         <w:pStyle w:val="Bibliography"/>
@@ -46541,8 +48640,8 @@
         <w:t xml:space="preserve">. Berkeley: University of California Press, 1984.</w:t>
       </w:r>
     </w:p>
-    <w:bookmarkEnd w:id="216"/>
-    <w:bookmarkStart w:id="217" w:name="ref-huygebaert2015"/>
+    <w:bookmarkEnd w:id="223"/>
+    <w:bookmarkStart w:id="224" w:name="ref-huygebaert2015"/>
     <w:p>
       <w:pPr>
         <w:pStyle w:val="Bibliography"/>
@@ -46614,8 +48713,8 @@
         <w:t xml:space="preserve">: s.n., 2015.</w:t>
       </w:r>
     </w:p>
-    <w:bookmarkEnd w:id="217"/>
-    <w:bookmarkStart w:id="218" w:name="ref-jones2023"/>
+    <w:bookmarkEnd w:id="224"/>
+    <w:bookmarkStart w:id="225" w:name="ref-jones2023"/>
     <w:p>
       <w:pPr>
         <w:pStyle w:val="Bibliography"/>
@@ -46647,8 +48746,8 @@
         <w:t xml:space="preserve">. London: Routledge, 2023.</w:t>
       </w:r>
     </w:p>
-    <w:bookmarkEnd w:id="218"/>
-    <w:bookmarkStart w:id="219" w:name="ref-kantorowicz1957"/>
+    <w:bookmarkEnd w:id="225"/>
+    <w:bookmarkStart w:id="226" w:name="ref-kantorowicz1957"/>
     <w:p>
       <w:pPr>
         <w:pStyle w:val="Bibliography"/>
@@ -46680,8 +48779,8 @@
         <w:t xml:space="preserve">. Princeton: Princeton University Press, 1957.</w:t>
       </w:r>
     </w:p>
-    <w:bookmarkEnd w:id="219"/>
-    <w:bookmarkStart w:id="220" w:name="ref-kantorowicz1998"/>
+    <w:bookmarkEnd w:id="226"/>
+    <w:bookmarkStart w:id="227" w:name="ref-kantorowicz1998"/>
     <w:p>
       <w:pPr>
         <w:pStyle w:val="Bibliography"/>
@@ -46713,8 +48812,8 @@
         <w:t xml:space="preserve">. Tradução: Cid Knipel Moreira. São Paulo: Companhia das Letras, 1998.</w:t>
       </w:r>
     </w:p>
-    <w:bookmarkEnd w:id="220"/>
-    <w:bookmarkStart w:id="221" w:name="ref-laboriacuboniks2018"/>
+    <w:bookmarkEnd w:id="227"/>
+    <w:bookmarkStart w:id="228" w:name="ref-laboriacuboniks2018"/>
     <w:p>
       <w:pPr>
         <w:pStyle w:val="Bibliography"/>
@@ -46746,8 +48845,8 @@
         <w:t xml:space="preserve">. London: Verso, 2018.</w:t>
       </w:r>
     </w:p>
-    <w:bookmarkEnd w:id="221"/>
-    <w:bookmarkStart w:id="222" w:name="ref-landes2001"/>
+    <w:bookmarkEnd w:id="228"/>
+    <w:bookmarkStart w:id="229" w:name="ref-landes2001"/>
     <w:p>
       <w:pPr>
         <w:pStyle w:val="Bibliography"/>
@@ -46779,8 +48878,8 @@
         <w:t xml:space="preserve">. Ithaca: Cornell University Press, 2001.</w:t>
       </w:r>
     </w:p>
-    <w:bookmarkEnd w:id="222"/>
-    <w:bookmarkStart w:id="223" w:name="ref-latour1991"/>
+    <w:bookmarkEnd w:id="229"/>
+    <w:bookmarkStart w:id="230" w:name="ref-latour1991"/>
     <w:p>
       <w:pPr>
         <w:pStyle w:val="Bibliography"/>
@@ -46812,8 +48911,8 @@
         <w:t xml:space="preserve">. Paris: La Découverte, 1991.</w:t>
       </w:r>
     </w:p>
-    <w:bookmarkEnd w:id="223"/>
-    <w:bookmarkStart w:id="224" w:name="ref-latour1994"/>
+    <w:bookmarkEnd w:id="230"/>
+    <w:bookmarkStart w:id="231" w:name="ref-latour1994"/>
     <w:p>
       <w:pPr>
         <w:pStyle w:val="Bibliography"/>
@@ -46845,8 +48944,8 @@
         <w:t xml:space="preserve">. Tradução: Carlos Irineu da Costa. Rio de Janeiro: Editora 34, 1994.</w:t>
       </w:r>
     </w:p>
-    <w:bookmarkEnd w:id="224"/>
-    <w:bookmarkStart w:id="225" w:name="ref-legendre1974"/>
+    <w:bookmarkEnd w:id="231"/>
+    <w:bookmarkStart w:id="232" w:name="ref-legendre1974"/>
     <w:p>
       <w:pPr>
         <w:pStyle w:val="Bibliography"/>
@@ -46878,8 +48977,8 @@
         <w:t xml:space="preserve">. Paris: Seuil, 1974.</w:t>
       </w:r>
     </w:p>
-    <w:bookmarkEnd w:id="225"/>
-    <w:bookmarkStart w:id="226" w:name="ref-legendre1994"/>
+    <w:bookmarkEnd w:id="232"/>
+    <w:bookmarkStart w:id="233" w:name="ref-legendre1994"/>
     <w:p>
       <w:pPr>
         <w:pStyle w:val="Bibliography"/>
@@ -46911,8 +49010,8 @@
         <w:t xml:space="preserve">. Paris: Fayard, 1994.</w:t>
       </w:r>
     </w:p>
-    <w:bookmarkEnd w:id="226"/>
-    <w:bookmarkStart w:id="227" w:name="ref-limajunior2020"/>
+    <w:bookmarkEnd w:id="233"/>
+    <w:bookmarkStart w:id="234" w:name="ref-limajunior2020"/>
     <w:p>
       <w:pPr>
         <w:pStyle w:val="Bibliography"/>
@@ -46944,8 +49043,8 @@
         <w:t xml:space="preserve">. tese de doutorado—São Paulo: Universidade de São Paulo, 2020.</w:t>
       </w:r>
     </w:p>
-    <w:bookmarkEnd w:id="227"/>
-    <w:bookmarkStart w:id="228" w:name="ref-manderson2018"/>
+    <w:bookmarkEnd w:id="234"/>
+    <w:bookmarkStart w:id="235" w:name="ref-manderson2018"/>
     <w:p>
       <w:pPr>
         <w:pStyle w:val="Bibliography"/>
@@ -46977,8 +49076,8 @@
         <w:t xml:space="preserve">. Toronto: University of Toronto Press, 2018.</w:t>
       </w:r>
     </w:p>
-    <w:bookmarkEnd w:id="228"/>
-    <w:bookmarkStart w:id="230" w:name="ref-martinho2008"/>
+    <w:bookmarkEnd w:id="235"/>
+    <w:bookmarkStart w:id="237" w:name="ref-martinho2008"/>
     <w:p>
       <w:pPr>
         <w:pStyle w:val="Bibliography"/>
@@ -46995,7 +49094,7 @@
         </w:rPr>
         <w:t xml:space="preserve"> </w:t>
       </w:r>
-      <w:hyperlink r:id="rId229">
+      <w:hyperlink r:id="rId236">
         <w:r>
           <w:rPr>
             <w:rStyle w:val="Hyperlink"/>
@@ -47031,8 +49130,8 @@
         <w:t xml:space="preserve">, v. 21, n. 2, p. 252–264, 2008.</w:t>
       </w:r>
     </w:p>
-    <w:bookmarkEnd w:id="230"/>
-    <w:bookmarkStart w:id="231" w:name="ref-mazon2000"/>
+    <w:bookmarkEnd w:id="237"/>
+    <w:bookmarkStart w:id="238" w:name="ref-mazon2000"/>
     <w:p>
       <w:pPr>
         <w:pStyle w:val="Bibliography"/>
@@ -47064,8 +49163,8 @@
         <w:t xml:space="preserve">, v. 18, n. 2, p. 162–192, 2000.</w:t>
       </w:r>
     </w:p>
-    <w:bookmarkEnd w:id="231"/>
-    <w:bookmarkStart w:id="233" w:name="ref-millat2003"/>
+    <w:bookmarkEnd w:id="238"/>
+    <w:bookmarkStart w:id="240" w:name="ref-millat2003"/>
     <w:p>
       <w:pPr>
         <w:pStyle w:val="Bibliography"/>
@@ -47082,7 +49181,7 @@
         </w:rPr>
         <w:t xml:space="preserve"> </w:t>
       </w:r>
-      <w:hyperlink r:id="rId232">
+      <w:hyperlink r:id="rId239">
         <w:r>
           <w:rPr>
             <w:rStyle w:val="Hyperlink"/>
@@ -47118,8 +49217,8 @@
         <w:t xml:space="preserve">, 2003.</w:t>
       </w:r>
     </w:p>
-    <w:bookmarkEnd w:id="233"/>
-    <w:bookmarkStart w:id="234" w:name="ref-mirzoeff1999"/>
+    <w:bookmarkEnd w:id="240"/>
+    <w:bookmarkStart w:id="241" w:name="ref-mirzoeff1999"/>
     <w:p>
       <w:pPr>
         <w:pStyle w:val="Bibliography"/>
@@ -47151,8 +49250,8 @@
         <w:t xml:space="preserve">. London: Routledge, 1999.</w:t>
       </w:r>
     </w:p>
-    <w:bookmarkEnd w:id="234"/>
-    <w:bookmarkStart w:id="235" w:name="ref-mitchell1994"/>
+    <w:bookmarkEnd w:id="241"/>
+    <w:bookmarkStart w:id="242" w:name="ref-mitchell1994"/>
     <w:p>
       <w:pPr>
         <w:pStyle w:val="Bibliography"/>
@@ -47184,8 +49283,8 @@
         <w:t xml:space="preserve">. Chicago: University of Chicago Press, 1994.</w:t>
       </w:r>
     </w:p>
-    <w:bookmarkEnd w:id="235"/>
-    <w:bookmarkStart w:id="236" w:name="ref-mondzain2002"/>
+    <w:bookmarkEnd w:id="242"/>
+    <w:bookmarkStart w:id="243" w:name="ref-mnookin1998"/>
     <w:p>
       <w:pPr>
         <w:pStyle w:val="Bibliography"/>
@@ -47194,7 +49293,7 @@
         <w:rPr>
           <w:lang w:val="pt-BR"/>
         </w:rPr>
-        <w:t xml:space="preserve">MONDZAIN, Marie-José.</w:t>
+        <w:t xml:space="preserve">MNOOKIN, Jennifer L. The Image of Truth: Photographic Evidence and the Power of Analogy.</w:t>
       </w:r>
       <w:r>
         <w:rPr>
@@ -47208,17 +49307,17 @@
           <w:bCs/>
           <w:lang w:val="pt-BR"/>
         </w:rPr>
-        <w:t xml:space="preserve">Image, icône, économie: les sources byzantines de l’imaginaire contemporain</w:t>
-      </w:r>
-      <w:r>
-        <w:rPr>
-          <w:lang w:val="pt-BR"/>
-        </w:rPr>
-        <w:t xml:space="preserve">. Paris: Seuil, 2002.</w:t>
-      </w:r>
-    </w:p>
-    <w:bookmarkEnd w:id="236"/>
-    <w:bookmarkStart w:id="237" w:name="ref-mondzain2017"/>
+        <w:t xml:space="preserve">Yale Journal of Law &amp; the Humanities</w:t>
+      </w:r>
+      <w:r>
+        <w:rPr>
+          <w:lang w:val="pt-BR"/>
+        </w:rPr>
+        <w:t xml:space="preserve">, v. 10, n. 1, 1998.</w:t>
+      </w:r>
+    </w:p>
+    <w:bookmarkEnd w:id="243"/>
+    <w:bookmarkStart w:id="244" w:name="ref-mondzain2002"/>
     <w:p>
       <w:pPr>
         <w:pStyle w:val="Bibliography"/>
@@ -47241,6 +49340,39 @@
           <w:bCs/>
           <w:lang w:val="pt-BR"/>
         </w:rPr>
+        <w:t xml:space="preserve">Image, icône, économie: les sources byzantines de l’imaginaire contemporain</w:t>
+      </w:r>
+      <w:r>
+        <w:rPr>
+          <w:lang w:val="pt-BR"/>
+        </w:rPr>
+        <w:t xml:space="preserve">. Paris: Seuil, 2002.</w:t>
+      </w:r>
+    </w:p>
+    <w:bookmarkEnd w:id="244"/>
+    <w:bookmarkStart w:id="245" w:name="ref-mondzain2017"/>
+    <w:p>
+      <w:pPr>
+        <w:pStyle w:val="Bibliography"/>
+      </w:pPr>
+      <w:r>
+        <w:rPr>
+          <w:lang w:val="pt-BR"/>
+        </w:rPr>
+        <w:t xml:space="preserve">MONDZAIN, Marie-José.</w:t>
+      </w:r>
+      <w:r>
+        <w:rPr>
+          <w:lang w:val="pt-BR"/>
+        </w:rPr>
+        <w:t xml:space="preserve"> </w:t>
+      </w:r>
+      <w:r>
+        <w:rPr>
+          <w:b/>
+          <w:bCs/>
+          <w:lang w:val="pt-BR"/>
+        </w:rPr>
         <w:t xml:space="preserve">Confiscation: des mots, des images et du temps</w:t>
       </w:r>
       <w:r>
@@ -47250,8 +49382,8 @@
         <w:t xml:space="preserve">. Paris: Les liens qui libèrent, 2017.</w:t>
       </w:r>
     </w:p>
-    <w:bookmarkEnd w:id="237"/>
-    <w:bookmarkStart w:id="239" w:name="ref-nascimento2022"/>
+    <w:bookmarkEnd w:id="245"/>
+    <w:bookmarkStart w:id="247" w:name="ref-nascimento2022"/>
     <w:p>
       <w:pPr>
         <w:pStyle w:val="Bibliography"/>
@@ -47268,7 +49400,7 @@
         </w:rPr>
         <w:t xml:space="preserve"> </w:t>
       </w:r>
-      <w:hyperlink r:id="rId238">
+      <w:hyperlink r:id="rId246">
         <w:r>
           <w:rPr>
             <w:rStyle w:val="Hyperlink"/>
@@ -47304,8 +49436,8 @@
         <w:t xml:space="preserve">, v. 8, n. 21, p. 85–97, 2022.</w:t>
       </w:r>
     </w:p>
-    <w:bookmarkEnd w:id="239"/>
-    <w:bookmarkStart w:id="240" w:name="ref-nussbaum1995"/>
+    <w:bookmarkEnd w:id="247"/>
+    <w:bookmarkStart w:id="248" w:name="ref-nussbaum1995"/>
     <w:p>
       <w:pPr>
         <w:pStyle w:val="Bibliography"/>
@@ -47337,8 +49469,8 @@
         <w:t xml:space="preserve">. Boston: Beacon Press, 1995.</w:t>
       </w:r>
     </w:p>
-    <w:bookmarkEnd w:id="240"/>
-    <w:bookmarkStart w:id="242" w:name="ref-oliveira2020"/>
+    <w:bookmarkEnd w:id="248"/>
+    <w:bookmarkStart w:id="249" w:name="ref-olivecrona2005"/>
     <w:p>
       <w:pPr>
         <w:pStyle w:val="Bibliography"/>
@@ -47347,6 +49479,39 @@
         <w:rPr>
           <w:lang w:val="pt-BR"/>
         </w:rPr>
+        <w:t xml:space="preserve">OLIVECRONA, Karl.</w:t>
+      </w:r>
+      <w:r>
+        <w:rPr>
+          <w:lang w:val="pt-BR"/>
+        </w:rPr>
+        <w:t xml:space="preserve"> </w:t>
+      </w:r>
+      <w:r>
+        <w:rPr>
+          <w:b/>
+          <w:bCs/>
+          <w:lang w:val="pt-BR"/>
+        </w:rPr>
+        <w:t xml:space="preserve">Linguagem jurídica e realidade</w:t>
+      </w:r>
+      <w:r>
+        <w:rPr>
+          <w:lang w:val="pt-BR"/>
+        </w:rPr>
+        <w:t xml:space="preserve">. São Paulo: Quartier Latin, 2005.</w:t>
+      </w:r>
+    </w:p>
+    <w:bookmarkEnd w:id="249"/>
+    <w:bookmarkStart w:id="251" w:name="ref-oliveira2020"/>
+    <w:p>
+      <w:pPr>
+        <w:pStyle w:val="Bibliography"/>
+      </w:pPr>
+      <w:r>
+        <w:rPr>
+          <w:lang w:val="pt-BR"/>
+        </w:rPr>
         <w:t xml:space="preserve">OLIVEIRA, Ana.</w:t>
       </w:r>
       <w:r>
@@ -47355,7 +49520,7 @@
         </w:rPr>
         <w:t xml:space="preserve"> </w:t>
       </w:r>
-      <w:hyperlink r:id="rId241">
+      <w:hyperlink r:id="rId250">
         <w:r>
           <w:rPr>
             <w:rStyle w:val="Hyperlink"/>
@@ -47391,8 +49556,8 @@
         <w:t xml:space="preserve">, v. 9, n. 2, p. 10, 2020.</w:t>
       </w:r>
     </w:p>
-    <w:bookmarkEnd w:id="242"/>
-    <w:bookmarkStart w:id="243" w:name="ref-panofsky1939"/>
+    <w:bookmarkEnd w:id="251"/>
+    <w:bookmarkStart w:id="252" w:name="ref-panofsky1939"/>
     <w:p>
       <w:pPr>
         <w:pStyle w:val="Bibliography"/>
@@ -47424,8 +49589,8 @@
         <w:t xml:space="preserve">. New York: Oxford University Press, 1939.</w:t>
       </w:r>
     </w:p>
-    <w:bookmarkEnd w:id="243"/>
-    <w:bookmarkStart w:id="244" w:name="ref-panofsky1955"/>
+    <w:bookmarkEnd w:id="252"/>
+    <w:bookmarkStart w:id="253" w:name="ref-panofsky1955"/>
     <w:p>
       <w:pPr>
         <w:pStyle w:val="Bibliography"/>
@@ -47457,8 +49622,8 @@
         <w:t xml:space="preserve">. Garden City, NY: Doubleday Anchor, 1955.</w:t>
       </w:r>
     </w:p>
-    <w:bookmarkEnd w:id="244"/>
-    <w:bookmarkStart w:id="245" w:name="ref-pateman1988"/>
+    <w:bookmarkEnd w:id="253"/>
+    <w:bookmarkStart w:id="254" w:name="ref-pateman1988"/>
     <w:p>
       <w:pPr>
         <w:pStyle w:val="Bibliography"/>
@@ -47490,8 +49655,8 @@
         <w:t xml:space="preserve">. Stanford: Stanford University Press, 1988.</w:t>
       </w:r>
     </w:p>
-    <w:bookmarkEnd w:id="245"/>
-    <w:bookmarkStart w:id="246" w:name="ref-pateman1993"/>
+    <w:bookmarkEnd w:id="254"/>
+    <w:bookmarkStart w:id="255" w:name="ref-pateman1993"/>
     <w:p>
       <w:pPr>
         <w:pStyle w:val="Bibliography"/>
@@ -47523,8 +49688,8 @@
         <w:t xml:space="preserve">. Tradução: Marta Avancini. Rio de Janeiro: Paz e Terra, 1993.</w:t>
       </w:r>
     </w:p>
-    <w:bookmarkEnd w:id="246"/>
-    <w:bookmarkStart w:id="247" w:name="ref-patemanmills2007"/>
+    <w:bookmarkEnd w:id="255"/>
+    <w:bookmarkStart w:id="256" w:name="ref-patemanmills2007"/>
     <w:p>
       <w:pPr>
         <w:pStyle w:val="Bibliography"/>
@@ -47556,8 +49721,8 @@
         <w:t xml:space="preserve">. Cambridge: Polity Press, 2007.</w:t>
       </w:r>
     </w:p>
-    <w:bookmarkEnd w:id="247"/>
-    <w:bookmarkStart w:id="249" w:name="ref-renz2023"/>
+    <w:bookmarkEnd w:id="256"/>
+    <w:bookmarkStart w:id="258" w:name="ref-renz2023"/>
     <w:p>
       <w:pPr>
         <w:pStyle w:val="Bibliography"/>
@@ -47574,7 +49739,7 @@
         </w:rPr>
         <w:t xml:space="preserve"> </w:t>
       </w:r>
-      <w:hyperlink r:id="rId248">
+      <w:hyperlink r:id="rId257">
         <w:r>
           <w:rPr>
             <w:rStyle w:val="Hyperlink"/>
@@ -47610,8 +49775,8 @@
         <w:t xml:space="preserve">, 2023.</w:t>
       </w:r>
     </w:p>
-    <w:bookmarkEnd w:id="249"/>
-    <w:bookmarkStart w:id="250" w:name="ref-resnikcurtis2011"/>
+    <w:bookmarkEnd w:id="258"/>
+    <w:bookmarkStart w:id="259" w:name="ref-resnikcurtis2011"/>
     <w:p>
       <w:pPr>
         <w:pStyle w:val="Bibliography"/>
@@ -47643,8 +49808,8 @@
         <w:t xml:space="preserve">. New Haven: Yale University Press, 2011.</w:t>
       </w:r>
     </w:p>
-    <w:bookmarkEnd w:id="250"/>
-    <w:bookmarkStart w:id="251" w:name="ref-rich1980"/>
+    <w:bookmarkEnd w:id="259"/>
+    <w:bookmarkStart w:id="260" w:name="ref-rich1980"/>
     <w:p>
       <w:pPr>
         <w:pStyle w:val="Bibliography"/>
@@ -47676,8 +49841,8 @@
         <w:t xml:space="preserve">, v. 5, n. 4, p. 631–660, 1980.</w:t>
       </w:r>
     </w:p>
-    <w:bookmarkEnd w:id="251"/>
-    <w:bookmarkStart w:id="252" w:name="ref-richardson2007"/>
+    <w:bookmarkEnd w:id="260"/>
+    <w:bookmarkStart w:id="261" w:name="ref-richardson2007"/>
     <w:p>
       <w:pPr>
         <w:pStyle w:val="Bibliography"/>
@@ -47709,8 +49874,8 @@
         <w:t xml:space="preserve">. Aldershot: Ashgate, 2007.</w:t>
       </w:r>
     </w:p>
-    <w:bookmarkEnd w:id="252"/>
-    <w:bookmarkStart w:id="253" w:name="ref-richardson2009"/>
+    <w:bookmarkEnd w:id="261"/>
+    <w:bookmarkStart w:id="262" w:name="ref-richardson2009"/>
     <w:p>
       <w:pPr>
         <w:pStyle w:val="Bibliography"/>
@@ -47742,8 +49907,8 @@
         <w:t xml:space="preserve">. Farnham: Ashgate, 2009.</w:t>
       </w:r>
     </w:p>
-    <w:bookmarkEnd w:id="253"/>
-    <w:bookmarkStart w:id="254" w:name="ref-ruffinelli2011"/>
+    <w:bookmarkEnd w:id="262"/>
+    <w:bookmarkStart w:id="264" w:name="ref-roele2025"/>
     <w:p>
       <w:pPr>
         <w:pStyle w:val="Bibliography"/>
@@ -47752,7 +49917,7 @@
         <w:rPr>
           <w:lang w:val="pt-BR"/>
         </w:rPr>
-        <w:t xml:space="preserve">RUFFINELLI, Jorge; ROCHA, João Cezar de Castro (ORGS.).</w:t>
+        <w:t xml:space="preserve">ROELE, Isobel.</w:t>
       </w:r>
       <w:r>
         <w:rPr>
@@ -47766,17 +49931,32 @@
           <w:bCs/>
           <w:lang w:val="pt-BR"/>
         </w:rPr>
-        <w:t xml:space="preserve">Antropofagia hoje?: Oswald de Andrade em cena</w:t>
-      </w:r>
-      <w:r>
-        <w:rPr>
-          <w:lang w:val="pt-BR"/>
-        </w:rPr>
-        <w:t xml:space="preserve">. São Paulo: E Realizações, 2011.</w:t>
-      </w:r>
-    </w:p>
-    <w:bookmarkEnd w:id="254"/>
-    <w:bookmarkStart w:id="255" w:name="ref-russell2020"/>
+        <w:t xml:space="preserve">Encounters with Justice</w:t>
+      </w:r>
+      <w:r>
+        <w:rPr>
+          <w:lang w:val="pt-BR"/>
+        </w:rPr>
+        <w:t xml:space="preserve">. Frontiers of Socio-Legal Studies, Centre for Socio-Legal Studies, University of Oxford, 29 jan. 2025, 2025. Disponível em: &lt;</w:t>
+      </w:r>
+      <w:hyperlink r:id="rId263">
+        <w:r>
+          <w:rPr>
+            <w:rStyle w:val="Hyperlink"/>
+            <w:lang w:val="pt-BR"/>
+          </w:rPr>
+          <w:t xml:space="preserve">https://frontiers.csls.ox.ac.uk/encounters-with-justice/</w:t>
+        </w:r>
+      </w:hyperlink>
+      <w:r>
+        <w:rPr>
+          <w:lang w:val="pt-BR"/>
+        </w:rPr>
+        <w:t xml:space="preserve">&gt;</w:t>
+      </w:r>
+    </w:p>
+    <w:bookmarkEnd w:id="264"/>
+    <w:bookmarkStart w:id="265" w:name="ref-ruffinelli2011"/>
     <w:p>
       <w:pPr>
         <w:pStyle w:val="Bibliography"/>
@@ -47785,7 +49965,7 @@
         <w:rPr>
           <w:lang w:val="pt-BR"/>
         </w:rPr>
-        <w:t xml:space="preserve">RUSSELL, Legacy.</w:t>
+        <w:t xml:space="preserve">RUFFINELLI, Jorge; ROCHA, João Cezar de Castro (ORGS.).</w:t>
       </w:r>
       <w:r>
         <w:rPr>
@@ -47799,17 +49979,17 @@
           <w:bCs/>
           <w:lang w:val="pt-BR"/>
         </w:rPr>
-        <w:t xml:space="preserve">Glitch Feminism: A Manifesto</w:t>
-      </w:r>
-      <w:r>
-        <w:rPr>
-          <w:lang w:val="pt-BR"/>
-        </w:rPr>
-        <w:t xml:space="preserve">. Brooklyn: Verso, 2020.</w:t>
-      </w:r>
-    </w:p>
-    <w:bookmarkEnd w:id="255"/>
-    <w:bookmarkStart w:id="256" w:name="ref-scott1988"/>
+        <w:t xml:space="preserve">Antropofagia hoje?: Oswald de Andrade em cena</w:t>
+      </w:r>
+      <w:r>
+        <w:rPr>
+          <w:lang w:val="pt-BR"/>
+        </w:rPr>
+        <w:t xml:space="preserve">. São Paulo: E Realizações, 2011.</w:t>
+      </w:r>
+    </w:p>
+    <w:bookmarkEnd w:id="265"/>
+    <w:bookmarkStart w:id="266" w:name="ref-russell2020"/>
     <w:p>
       <w:pPr>
         <w:pStyle w:val="Bibliography"/>
@@ -47818,7 +49998,7 @@
         <w:rPr>
           <w:lang w:val="pt-BR"/>
         </w:rPr>
-        <w:t xml:space="preserve">SCOTT, Joan Wallach.</w:t>
+        <w:t xml:space="preserve">RUSSELL, Legacy.</w:t>
       </w:r>
       <w:r>
         <w:rPr>
@@ -47832,17 +50012,17 @@
           <w:bCs/>
           <w:lang w:val="pt-BR"/>
         </w:rPr>
-        <w:t xml:space="preserve">Gender and the Politics of History</w:t>
-      </w:r>
-      <w:r>
-        <w:rPr>
-          <w:lang w:val="pt-BR"/>
-        </w:rPr>
-        <w:t xml:space="preserve">. New York: Columbia University Press, 1988.</w:t>
-      </w:r>
-    </w:p>
-    <w:bookmarkEnd w:id="256"/>
-    <w:bookmarkStart w:id="257" w:name="ref-scott1996"/>
+        <w:t xml:space="preserve">Glitch Feminism: A Manifesto</w:t>
+      </w:r>
+      <w:r>
+        <w:rPr>
+          <w:lang w:val="pt-BR"/>
+        </w:rPr>
+        <w:t xml:space="preserve">. Brooklyn: Verso, 2020.</w:t>
+      </w:r>
+    </w:p>
+    <w:bookmarkEnd w:id="266"/>
+    <w:bookmarkStart w:id="267" w:name="ref-scott1988"/>
     <w:p>
       <w:pPr>
         <w:pStyle w:val="Bibliography"/>
@@ -47865,17 +50045,17 @@
           <w:bCs/>
           <w:lang w:val="pt-BR"/>
         </w:rPr>
-        <w:t xml:space="preserve">Only Paradoxes to Offer: French Feminists and the Rights of Man</w:t>
-      </w:r>
-      <w:r>
-        <w:rPr>
-          <w:lang w:val="pt-BR"/>
-        </w:rPr>
-        <w:t xml:space="preserve">. Cambridge, MA: Harvard University Press, 1996.</w:t>
-      </w:r>
-    </w:p>
-    <w:bookmarkEnd w:id="257"/>
-    <w:bookmarkStart w:id="258" w:name="ref-smith2009"/>
+        <w:t xml:space="preserve">Gender and the Politics of History</w:t>
+      </w:r>
+      <w:r>
+        <w:rPr>
+          <w:lang w:val="pt-BR"/>
+        </w:rPr>
+        <w:t xml:space="preserve">. New York: Columbia University Press, 1988.</w:t>
+      </w:r>
+    </w:p>
+    <w:bookmarkEnd w:id="267"/>
+    <w:bookmarkStart w:id="268" w:name="ref-scott1996"/>
     <w:p>
       <w:pPr>
         <w:pStyle w:val="Bibliography"/>
@@ -47884,7 +50064,7 @@
         <w:rPr>
           <w:lang w:val="pt-BR"/>
         </w:rPr>
-        <w:t xml:space="preserve">SMITH, Nicole R.</w:t>
+        <w:t xml:space="preserve">SCOTT, Joan Wallach.</w:t>
       </w:r>
       <w:r>
         <w:rPr>
@@ -47898,17 +50078,17 @@
           <w:bCs/>
           <w:lang w:val="pt-BR"/>
         </w:rPr>
-        <w:t xml:space="preserve">Wangechi Mutu: Feminist Collage and the Cyborg</w:t>
-      </w:r>
-      <w:r>
-        <w:rPr>
-          <w:lang w:val="pt-BR"/>
-        </w:rPr>
-        <w:t xml:space="preserve">. mathesis—Atlanta: Georgia State University, 2009.</w:t>
-      </w:r>
-    </w:p>
-    <w:bookmarkEnd w:id="258"/>
-    <w:bookmarkStart w:id="259" w:name="ref-thompson2018"/>
+        <w:t xml:space="preserve">Only Paradoxes to Offer: French Feminists and the Rights of Man</w:t>
+      </w:r>
+      <w:r>
+        <w:rPr>
+          <w:lang w:val="pt-BR"/>
+        </w:rPr>
+        <w:t xml:space="preserve">. Cambridge, MA: Harvard University Press, 1996.</w:t>
+      </w:r>
+    </w:p>
+    <w:bookmarkEnd w:id="268"/>
+    <w:bookmarkStart w:id="269" w:name="ref-smith2009"/>
     <w:p>
       <w:pPr>
         <w:pStyle w:val="Bibliography"/>
@@ -47917,7 +50097,7 @@
         <w:rPr>
           <w:lang w:val="pt-BR"/>
         </w:rPr>
-        <w:t xml:space="preserve">THOMPSON, Debra; HAYES, Matthew; NEWMAN, Emily. Intersectional Contract Theory.</w:t>
+        <w:t xml:space="preserve">SMITH, Nicole R.</w:t>
       </w:r>
       <w:r>
         <w:rPr>
@@ -47931,6 +50111,39 @@
           <w:bCs/>
           <w:lang w:val="pt-BR"/>
         </w:rPr>
+        <w:t xml:space="preserve">Wangechi Mutu: Feminist Collage and the Cyborg</w:t>
+      </w:r>
+      <w:r>
+        <w:rPr>
+          <w:lang w:val="pt-BR"/>
+        </w:rPr>
+        <w:t xml:space="preserve">. mathesis—Atlanta: Georgia State University, 2009.</w:t>
+      </w:r>
+    </w:p>
+    <w:bookmarkEnd w:id="269"/>
+    <w:bookmarkStart w:id="270" w:name="ref-thompson2018"/>
+    <w:p>
+      <w:pPr>
+        <w:pStyle w:val="Bibliography"/>
+      </w:pPr>
+      <w:r>
+        <w:rPr>
+          <w:lang w:val="pt-BR"/>
+        </w:rPr>
+        <w:t xml:space="preserve">THOMPSON, Debra; HAYES, Matthew; NEWMAN, Emily. Intersectional Contract Theory.</w:t>
+      </w:r>
+      <w:r>
+        <w:rPr>
+          <w:lang w:val="pt-BR"/>
+        </w:rPr>
+        <w:t xml:space="preserve"> </w:t>
+      </w:r>
+      <w:r>
+        <w:rPr>
+          <w:b/>
+          <w:bCs/>
+          <w:lang w:val="pt-BR"/>
+        </w:rPr>
         <w:t xml:space="preserve">Hypatia</w:t>
       </w:r>
       <w:r>
@@ -47940,8 +50153,8 @@
         <w:t xml:space="preserve">, 2018.</w:t>
       </w:r>
     </w:p>
-    <w:bookmarkEnd w:id="259"/>
-    <w:bookmarkStart w:id="261" w:name="ref-viljanen2017"/>
+    <w:bookmarkEnd w:id="270"/>
+    <w:bookmarkStart w:id="272" w:name="ref-viljanen2017"/>
     <w:p>
       <w:pPr>
         <w:pStyle w:val="Bibliography"/>
@@ -47958,7 +50171,7 @@
         </w:rPr>
         <w:t xml:space="preserve"> </w:t>
       </w:r>
-      <w:hyperlink r:id="rId260">
+      <w:hyperlink r:id="rId271">
         <w:r>
           <w:rPr>
             <w:rStyle w:val="Hyperlink"/>
@@ -47988,8 +50201,8 @@
         <w:t xml:space="preserve">, v. 18, n. 5, 2017.</w:t>
       </w:r>
     </w:p>
-    <w:bookmarkEnd w:id="261"/>
-    <w:bookmarkStart w:id="262" w:name="ref-viveiros2015"/>
+    <w:bookmarkEnd w:id="272"/>
+    <w:bookmarkStart w:id="273" w:name="ref-viveiros2015"/>
     <w:p>
       <w:pPr>
         <w:pStyle w:val="Bibliography"/>
@@ -48021,8 +50234,8 @@
         <w:t xml:space="preserve">. Tradução: Oiara Bonet. São Paulo: Ubu Editora, 2015.</w:t>
       </w:r>
     </w:p>
-    <w:bookmarkEnd w:id="262"/>
-    <w:bookmarkStart w:id="263" w:name="ref-vandewaal1973"/>
+    <w:bookmarkEnd w:id="273"/>
+    <w:bookmarkStart w:id="274" w:name="ref-vandewaal1973"/>
     <w:p>
       <w:pPr>
         <w:pStyle w:val="Bibliography"/>
@@ -48054,8 +50267,8 @@
         <w:t xml:space="preserve">. Amsterdam: North-Holland, 1973.</w:t>
       </w:r>
     </w:p>
-    <w:bookmarkEnd w:id="263"/>
-    <w:bookmarkStart w:id="264" w:name="ref-vandewaal1985"/>
+    <w:bookmarkEnd w:id="274"/>
+    <w:bookmarkStart w:id="275" w:name="ref-vandewaal1985"/>
     <w:p>
       <w:pPr>
         <w:pStyle w:val="Bibliography"/>
@@ -48087,8 +50300,8 @@
         <w:t xml:space="preserve">. Amsterdam: North-Holland, 1985.</w:t>
       </w:r>
     </w:p>
-    <w:bookmarkEnd w:id="264"/>
-    <w:bookmarkStart w:id="265" w:name="ref-warburg2000"/>
+    <w:bookmarkEnd w:id="275"/>
+    <w:bookmarkStart w:id="276" w:name="ref-warburg2000"/>
     <w:p>
       <w:pPr>
         <w:pStyle w:val="Bibliography"/>
@@ -48120,8 +50333,8 @@
         <w:t xml:space="preserve">. Berlin: Akademie Verlag, 2000.</w:t>
       </w:r>
     </w:p>
-    <w:bookmarkEnd w:id="265"/>
-    <w:bookmarkStart w:id="266" w:name="ref-warner1985"/>
+    <w:bookmarkEnd w:id="276"/>
+    <w:bookmarkStart w:id="277" w:name="ref-warner1985"/>
     <w:p>
       <w:pPr>
         <w:pStyle w:val="Bibliography"/>
@@ -48153,10 +50366,10 @@
         <w:t xml:space="preserve">. London: Weidenfeld &amp; Nicolson, 1985.</w:t>
       </w:r>
     </w:p>
-    <w:bookmarkEnd w:id="266"/>
-    <w:bookmarkEnd w:id="267"/>
-    <w:bookmarkEnd w:id="268"/>
-    <w:bookmarkEnd w:id="269"/>
+    <w:bookmarkEnd w:id="277"/>
+    <w:bookmarkEnd w:id="278"/>
+    <w:bookmarkEnd w:id="279"/>
+    <w:bookmarkEnd w:id="280"/>
     <w:sectPr>
       <w:footnotePr>
         <w:numRestart w:val="eachSect"/>
@@ -48186,7 +50399,7 @@
       </w:r>
     </w:p>
   </w:footnote>
-  <w:footnote w:id="108">
+  <w:footnote w:id="113">
     <w:p>
       <w:pPr>
         <w:pStyle w:val="FootnoteText"/>

--- a/tese/tese_completa.docx
+++ b/tese/tese_completa.docx
@@ -445,7 +445,7 @@
         <w:rPr>
           <w:lang w:val="pt-BR"/>
         </w:rPr>
-        <w:t xml:space="preserve">nega às mulheres casadas personalidade jurídica plena; os códigos civis euro-continentais institucionalizam a subordinação das esposas aos maridos; o sufrágio é universalmente negado até o início do século XX; o acesso às profissões e ao ensino superior permanece restrito. Quanto mais as mulheres são excluídas como sujeitos políticos, mais o corpo feminino prolifera como linguagem oficial do poder. Essa contradição estrutural constitui o problema central desta pesquisa.</w:t>
+        <w:t xml:space="preserve">nega às mulheres casadas personalidade jurídica plena; os códigos civis euro-continentais institucionalizam a subordinação das esposas aos maridos; o sufrágio é negado, nas democracias ocidentais aqui estudadas, até o início do século XX (exceções fora do recorte: Wyoming 1869, Nova Zelândia 1893); o acesso às profissões e ao ensino superior permanece restrito. Quanto mais as mulheres são excluídas como sujeitos políticos, mais o corpo feminino prolifera como linguagem oficial do poder. Essa contradição estrutural constitui o problema central desta pesquisa.</w:t>
       </w:r>
     </w:p>
     <w:p>
@@ -542,7 +542,7 @@
         <w:rPr>
           <w:lang w:val="pt-BR"/>
         </w:rPr>
-        <w:t xml:space="preserve">. Os Estados Unidos, que erigiram a Estátua da Liberdade (1886), negaram às mulheres o voto federal até 1920. A República brasileira, que adotou a figura feminina da República em 1889, excluiu as mulheres do sufrágio até 1932 (parcialmente) e 1946 (plenamente).</w:t>
+        <w:t xml:space="preserve">. Os Estados Unidos, que erigiram a Estátua da Liberdade (1886), negaram às mulheres o voto federal até 1920. A República brasileira, que viu a figura feminina da República tornar-se o símbolo visual do novo regime a partir de 1889 [VERIFICAR: o Decreto n. 4/1889 estabelece bandeira, armas e selos-sinetes; a oficialização da figura é difusa e institucional, não atribuível ao decreto], excluiu as mulheres do sufrágio até 1932 (parcialmente) e 1946 (plenamente).</w:t>
       </w:r>
     </w:p>
     <w:p>
@@ -1838,7 +1838,7 @@
         <w:rPr>
           <w:lang w:val="pt-BR"/>
         </w:rPr>
-        <w:t xml:space="preserve">é o mapeamento teórico: articular as teorias do Contrato Sexual (Pateman), da Iconocracia (Mondzain) e da Visiocracia (Goodrich) para fundamentar a crítica da visualidade estatal, introduzindo os conceitos inéditos de</w:t>
+        <w:t xml:space="preserve">é o mapeamento teórico: articular as teorias do Contrato Sexual (Pateman), da Iconocracia (Mondzain) e da Visiocracia (Goodrich) para fundamentar a crítica da visualidade estatal, introduzindo os conceitos próprios de</w:t>
       </w:r>
       <w:r>
         <w:rPr>
@@ -1880,7 +1880,13 @@
         <w:rPr>
           <w:lang w:val="pt-BR"/>
         </w:rPr>
-        <w:t xml:space="preserve">.</w:t>
+        <w:t xml:space="preserve"> </w:t>
+      </w:r>
+      <w:r>
+        <w:rPr>
+          <w:lang w:val="pt-BR"/>
+        </w:rPr>
+        <w:t xml:space="preserve">[VERIFICAR: o claim de ineditismo, presente na formulação anterior, exige lastro de revisão sistemática antes de ser restaurado].</w:t>
       </w:r>
     </w:p>
     <w:p>
@@ -1917,7 +1923,7 @@
         <w:rPr>
           <w:lang w:val="pt-BR"/>
         </w:rPr>
-        <w:t xml:space="preserve">é a constituição do corpus: compilar e codificar uma amostra estratificada que, no estado atual, compreende 165 itens no ledger e 154 com codificação de purificação, visando uma meta de expansão de ~300 imagens oficiais, utilizando o protocolo de 10 indicadores ordinais de purificação, estabelecendo um banco de dados iconométrico auditável e reprodutível.</w:t>
+        <w:t xml:space="preserve">é a constituição do corpus: compilar e codificar um catálogo documentado de imagens oficiais — 336 registros no instantâneo de trabalho de setembro de 2026, dos quais 286 com codificação de purificação, em expansão contínua até a defesa —, utilizando o protocolo de 10 indicadores ordinais de purificação, estabelecendo um banco de dados iconométrico auditável e reprodutível.</w:t>
       </w:r>
     </w:p>
     <w:p>
@@ -1954,7 +1960,7 @@
         <w:rPr>
           <w:lang w:val="pt-BR"/>
         </w:rPr>
-        <w:t xml:space="preserve">é a análise inferencial: testar estatisticamente, por meio de Kruskal-Wallis e regressão logística ordinal, as correlações entre os regimes iconocráticos (Fundacional, Normativo, Militar) e a morfologia corporal das alegorias nos contextos nacionais selecionados.</w:t>
+        <w:t xml:space="preserve">é a análise iconométrica descritiva: mapear, sobre o catálogo, as distribuições por país, período, suporte e regime iconocrático, e identificar padrões e anomalias — hipóteses de padrão, não testes de significância — que orientam a leitura qualitativa dos casos paradigmáticos.</w:t>
       </w:r>
     </w:p>
     <w:p>
@@ -2175,7 +2181,7 @@
         <w:rPr>
           <w:lang w:val="pt-BR"/>
         </w:rPr>
-        <w:t xml:space="preserve">A inovação teórica desta pesquisa situa-se no padrão CAPES 6/7: introduz conceitos inéditos (Contrato Sexual Visual e Feminilidade de Estado), preenche o ponto cego da teoria política contratualista em relação às imagens, e posiciona o Brasil como nó analítico da colonialidade do ver, não como mero receptor de modelos europeus.</w:t>
+        <w:t xml:space="preserve">A inovação teórica desta pesquisa introduz conceitos próprios (Contrato Sexual Visual e Feminilidade de Estado), preenche o ponto cego da teoria política contratualista em relação às imagens, e posiciona o Brasil como nó analítico da colonialidade do ver, não como mero receptor de modelos europeus.</w:t>
       </w:r>
     </w:p>
     <w:bookmarkEnd w:id="24"/>
@@ -2233,7 +2239,31 @@
         <w:rPr>
           <w:lang w:val="pt-BR"/>
         </w:rPr>
-        <w:t xml:space="preserve">A segunda inovação é a análise de defasagem entre a temporalidade da produção visual e a temporalidade das mudanças normativas. A França adotou Marianne como símbolo oficial em 1792, mas as mulheres permaneceram excluídas do sufrágio até 1944, uma defasagem de 152 anos. A análise sistemática dessas defasagens nos casos nacionais revela um padrão estrutural: quanto maior a consolidação alegórica, maior a resistência à inclusão política.</w:t>
+        <w:t xml:space="preserve">A segunda inovação é a análise de defasagem entre a temporalidade da produção visual e a temporalidade das mudanças normativas. A França adotou Marianne como símbolo oficial em 1792 [VERIFICAR: o caráter</w:t>
+      </w:r>
+      <w:r>
+        <w:rPr>
+          <w:lang w:val="pt-BR"/>
+        </w:rPr>
+        <w:t xml:space="preserve"> </w:t>
+      </w:r>
+      <w:r>
+        <w:rPr>
+          <w:lang w:val="pt-BR"/>
+        </w:rPr>
+        <w:t xml:space="preserve">“oficial”</w:t>
+      </w:r>
+      <w:r>
+        <w:rPr>
+          <w:lang w:val="pt-BR"/>
+        </w:rPr>
+        <w:t xml:space="preserve"> </w:t>
+      </w:r>
+      <w:r>
+        <w:rPr>
+          <w:lang w:val="pt-BR"/>
+        </w:rPr>
+        <w:t xml:space="preserve">data de fins do séc. XIX; a defasagem de 152 anos depende desse marco], mas as mulheres permaneceram excluídas do sufrágio até 1944, uma defasagem de 152 anos. A análise sistemática dessas defasagens nos casos nacionais revela um padrão estrutural: quanto maior a consolidação alegórica, maior a resistência à inclusão política.</w:t>
       </w:r>
     </w:p>
     <w:p>
@@ -2407,7 +2437,7 @@
         <w:rPr>
           <w:lang w:val="pt-BR"/>
         </w:rPr>
-        <w:t xml:space="preserve">), Reino Unido (Britannia), Alemanha (Germania), Estados Unidos (Columbia/Justice), Bélgica (alegorias constitucionais e coloniais) e Brasil (República). A seleção justifica-se pela diversidade controlada que oferece. A França representa uma república revolucionária que adota a alegoria como ruptura com a monarquia. O Reino Unido representa uma monarquia constitucional imperial que mantém a alegoria (Britannia) em coexistência com as efígies reais. A Alemanha representa um Estado-nação de construção tardia (unificação em 1871) que mobiliza a alegoria para fabricar identidade nacional. Os Estados Unidos representam uma república federal que produz suas alegorias tanto por via revolucionária (Columbia) quanto por via burocrático-estatal (gravuras do Bureau of Printing). A Bélgica representa uma monarquia constitucional jovem cujo</w:t>
+        <w:t xml:space="preserve">), Reino Unido (Britannia), Alemanha (Germania), Estados Unidos (Columbia/Justice), Bélgica (alegorias constitucionais e coloniais) e Brasil (República). A seleção justifica-se pela diversidade controlada que oferece. A França representa uma república revolucionária que adota a alegoria como ruptura com a monarquia. O Reino Unido representa uma monarquia constitucional imperial que mantém a alegoria (Britannia) em coexistência com as efígies reais. A Alemanha representa um Estado-nação de construção tardia (unificação em 1871) que mobiliza a alegoria para fabricar identidade nacional. Os Estados Unidos representam uma república federal que produz suas alegorias tanto por via revolucionária (Columbia) quanto por via burocrático-estatal (gravuras do Bureau of Engraving and Printing). A Bélgica representa uma monarquia constitucional jovem cujo</w:t>
       </w:r>
       <w:r>
         <w:rPr>
@@ -2431,7 +2461,7 @@
         <w:rPr>
           <w:lang w:val="pt-BR"/>
         </w:rPr>
-        <w:t xml:space="preserve">pós-1848, estudado por Huygebaert (2015), demonstra como o governo liberal de Rogier utilizou ativamente meios visuais para fabricar legitimidade. O Brasil representa uma república pós-colonial que importa o modelo francês, mas o adapta a um contexto periférico e escravocrata.</w:t>
+        <w:t xml:space="preserve">pós-1848, estudado por Huygebaert (2015) [VERIFICAR: entrada huygebaert2015 com TODO pendente no references.bib — conferir obra exata antes da entrega], demonstra como o governo liberal de Rogier utilizou ativamente meios visuais para fabricar legitimidade. O Brasil representa uma república pós-colonial que importa o modelo francês, mas o adapta a um contexto periférico e escravocrata.</w:t>
       </w:r>
     </w:p>
     <w:p>
@@ -2549,7 +2579,7 @@
         <w:rPr>
           <w:lang w:val="pt-BR"/>
         </w:rPr>
-        <w:t xml:space="preserve">O banco de dados iconométrico, construído ao longo da pesquisa, codifica as imagens desses suportes segundo 10 indicadores ordinais de purificação, permitindo a análise estatística inferencial que sustenta as hipóteses centrais da tese.</w:t>
+        <w:t xml:space="preserve">O banco de dados iconométrico, construído ao longo da pesquisa, codifica as imagens desses suportes segundo 10 indicadores ordinais de purificação, permitindo o panorama descritivo do corpus e o diagnóstico do instrumento que identificam os padrões aprofundados pela iconologia de casos.</w:t>
       </w:r>
     </w:p>
     <w:p>
@@ -2961,7 +2991,7 @@
         <w:rPr>
           <w:lang w:val="pt-BR"/>
         </w:rPr>
-        <w:t xml:space="preserve">) apresenta a amostragem estratificada (165 itens no ledger atual, dos quais 154 com codificação de purificação, com meta de expansão a ~300 imagens), o protocolo de 10 indicadores ordinais de purificação, o sistema de codificação IconoCode integrado ao ICONCLASS, e a infraestrutura digital (GitHub, Drive, Notion).</w:t>
+        <w:t xml:space="preserve">) apresenta o corpus como catálogo documentado (336 registros no instantâneo de trabalho de setembro de 2026, dos quais 286 com codificação de purificação, em expansão até a defesa), o protocolo de 10 indicadores ordinais de purificação, o sistema de codificação IconoCode integrado ao ICONCLASS, e a infraestrutura digital (GitHub, Drive, Notion).</w:t>
       </w:r>
     </w:p>
     <w:p>
@@ -3038,27 +3068,7 @@
         <w:rPr>
           <w:lang w:val="pt-BR"/>
         </w:rPr>
-        <w:t xml:space="preserve">) apresenta o panorama descritivo do corpus, os testes de Kruskal-Wallis sobre regimes iconocráticos e morfologia corporal, a regressão logística ordinal sobre preditores do</w:t>
-      </w:r>
-      <w:r>
-        <w:rPr>
-          <w:lang w:val="pt-BR"/>
-        </w:rPr>
-        <w:t xml:space="preserve"> </w:t>
-      </w:r>
-      <w:r>
-        <w:rPr>
-          <w:b/>
-          <w:bCs/>
-          <w:lang w:val="pt-BR"/>
-        </w:rPr>
-        <w:t xml:space="preserve">endurecimento</w:t>
-      </w:r>
-      <w:r>
-        <w:rPr>
-          <w:lang w:val="pt-BR"/>
-        </w:rPr>
-        <w:t xml:space="preserve">, e a análise de correspondência sobre circulação transatlântica. O</w:t>
+        <w:t xml:space="preserve">) apresenta o panorama descritivo do corpus — distribuições por país, período, suporte e regime iconocrático — e o diagnóstico interno do instrumento de codificação, do qual emergem os padrões e as anomalias que o Capítulo 7 aprofunda em estudos de caso. O</w:t>
       </w:r>
       <w:r>
         <w:rPr>
@@ -3811,7 +3821,7 @@
         <w:rPr>
           <w:lang w:val="pt-BR"/>
         </w:rPr>
-        <w:t xml:space="preserve">esse silenciamento opera? Por quais mecanismos a metade perdida da história permanece perdida? Pateman responde no plano jurídico-político: pela naturalização pela ficção do consentimento livre, pela estrutura dos contratos concretos e pela teoria política que conta apenas metade da história. Mas essa resposta é incompleta. Pateman não examina, em nenhum momento de</w:t>
+        <w:t xml:space="preserve">esse silenciamento opera? Por quais mecanismos a metade perdida da história permanece perdida? Pateman responde no plano jurídico-político: pela naturalização da ficção do consentimento livre, pela estrutura dos contratos concretos e pela teoria política que conta apenas metade da história. Mas essa resposta é incompleta. Pateman não examina, em nenhum momento de</w:t>
       </w:r>
       <w:r>
         <w:rPr>
@@ -4089,7 +4099,31 @@
         <w:rPr>
           <w:lang w:val="pt-BR"/>
         </w:rPr>
-        <w:t xml:space="preserve">Quando a França revolucionária adotou Marianne como símbolo da República em 1792 e simultaneamente negou às mulheres o direito de voto, de reunião e de associação política; quando a Bélgica de Rogier erigiu uma personificação feminina da Constituição enquanto mantinha o sufrágio censitário exclusivamente masculino; quando o Bureau of Printing dos Estados Unidos gravou em aço a figura de uma Justiça vendada, com balança e espada, num país que negaria às mulheres o voto federal até 1920 — o contrato sexual não estava apenas em silêncio. Estava em exibição. Mas exibia-se sob a forma mais eficaz de ocultação: a substituição da presença real pela presença simbólica.</w:t>
+        <w:t xml:space="preserve">Quando a França revolucionária adotou Marianne como símbolo da República em 1792 e simultaneamente negou às mulheres o direito de voto, de reunião e de associação política [VERIFICAR: a proibição de clubes e associações femininas data de out. 1793, não é simultânea a 1792; e o nome</w:t>
+      </w:r>
+      <w:r>
+        <w:rPr>
+          <w:lang w:val="pt-BR"/>
+        </w:rPr>
+        <w:t xml:space="preserve"> </w:t>
+      </w:r>
+      <w:r>
+        <w:rPr>
+          <w:lang w:val="pt-BR"/>
+        </w:rPr>
+        <w:t xml:space="preserve">“Marianne”</w:t>
+      </w:r>
+      <w:r>
+        <w:rPr>
+          <w:lang w:val="pt-BR"/>
+        </w:rPr>
+        <w:t xml:space="preserve"> </w:t>
+      </w:r>
+      <w:r>
+        <w:rPr>
+          <w:lang w:val="pt-BR"/>
+        </w:rPr>
+        <w:t xml:space="preserve">é posterior à figura de 1792]; quando a Bélgica de Rogier erigiu uma personificação feminina da Constituição enquanto mantinha o sufrágio censitário exclusivamente masculino; quando o Bureau of Engraving and Printing dos Estados Unidos gravou em aço a figura de uma Justiça vendada, com balança e espada, num país que negaria às mulheres o voto federal até 1920 — o contrato sexual não estava apenas em silêncio. Estava em exibição. Mas exibia-se sob a forma mais eficaz de ocultação: a substituição da presença real pela presença simbólica.</w:t>
       </w:r>
     </w:p>
     <w:p>
@@ -4172,7 +4206,7 @@
         <w:rPr>
           <w:lang w:val="pt-BR"/>
         </w:rPr>
-        <w:t xml:space="preserve">Peter Goodrich, professor na Cardozo School of Law e herdeiro intelectual de Pierre Legendre (LEGENDRE, 1974; 1994), desenvolveu ao longo de três décadas de trabalho uma teoria segundo a qual o Direito opera como sistema de imagens antes de operar como sistema de normas. O conceito central é o de</w:t>
+        <w:t xml:space="preserve">Peter Goodrich, professor na Cardozo School of Law [VERIFICAR: afiliação possivelmente defasada] e herdeiro intelectual de Pierre Legendre (LEGENDRE, 1974; 1994), desenvolveu ao longo de três décadas de trabalho uma teoria segundo a qual o Direito opera como sistema de imagens antes de operar como sistema de normas. O conceito central é o de</w:t>
       </w:r>
       <w:r>
         <w:rPr>
@@ -4216,7 +4250,7 @@
         <w:rPr>
           <w:lang w:val="pt-BR"/>
         </w:rPr>
-        <w:t xml:space="preserve">(GOODRICH, 2013a, p. 506). Essa teorização, ao ancorar o jurídico em uma economia de representações e rituais de submissão, estabelece um vínculo profundo com o conceito de</w:t>
+        <w:t xml:space="preserve">(GOODRICH, 2013a, p. 506) [VERIFICAR: conferir verbatim na passagem]. Essa teorização, ao ancorar o jurídico em uma economia de representações e rituais de submissão, estabelece um vínculo profundo com o conceito de</w:t>
       </w:r>
       <w:r>
         <w:rPr>
@@ -4242,7 +4276,7 @@
         <w:rPr>
           <w:lang w:val="pt-BR"/>
         </w:rPr>
-        <w:t xml:space="preserve">formulado por Marie-José Mondzain (2002). O próprio Goodrich reconheceu essa afinidade eletiva entre visiocracia e iconocracia em</w:t>
+        <w:t xml:space="preserve">formulado por Marie-José Mondzain (2002). A obra posterior de Goodrich aproxima seu argumento do de Mondzain num registro mais geral da imagem:</w:t>
       </w:r>
       <w:r>
         <w:rPr>
@@ -4268,59 +4302,19 @@
         <w:rPr>
           <w:lang w:val="pt-BR"/>
         </w:rPr>
-        <w:t xml:space="preserve">(2017), apontando que o</w:t>
-      </w:r>
-      <w:r>
-        <w:rPr>
-          <w:lang w:val="pt-BR"/>
-        </w:rPr>
-        <w:t xml:space="preserve"> </w:t>
-      </w:r>
-      <w:r>
-        <w:rPr>
-          <w:i/>
-          <w:iCs/>
-          <w:lang w:val="pt-BR"/>
-        </w:rPr>
-        <w:t xml:space="preserve">common law</w:t>
-      </w:r>
-      <w:r>
-        <w:rPr>
-          <w:lang w:val="pt-BR"/>
-        </w:rPr>
-        <w:t xml:space="preserve"> </w:t>
-      </w:r>
-      <w:r>
-        <w:rPr>
-          <w:lang w:val="pt-BR"/>
-        </w:rPr>
-        <w:t xml:space="preserve">opera uma</w:t>
-      </w:r>
-      <w:r>
-        <w:rPr>
-          <w:lang w:val="pt-BR"/>
-        </w:rPr>
-        <w:t xml:space="preserve"> </w:t>
-      </w:r>
-      <w:r>
-        <w:rPr>
-          <w:i/>
-          <w:iCs/>
-          <w:lang w:val="pt-BR"/>
-        </w:rPr>
-        <w:t xml:space="preserve">oikonomia</w:t>
-      </w:r>
-      <w:r>
-        <w:rPr>
-          <w:lang w:val="pt-BR"/>
-        </w:rPr>
-        <w:t xml:space="preserve"> </w:t>
-      </w:r>
-      <w:r>
-        <w:rPr>
-          <w:lang w:val="pt-BR"/>
-        </w:rPr>
-        <w:t xml:space="preserve">— uma gestão e distribuição de imagens soberanas que constrói a obediência e captura a subjetividade antes mesmo que a norma discursiva se pronuncie (GOODRICH, 2017, p. 45).</w:t>
+        <w:t xml:space="preserve">(2017) apenas assinala a convergência, sem desenvolver explicitamente o conceito de iconocracia [VERIFICAR: a passagem em GOODRICH, 2017, p. 45 está pendente de conferência — a formulação anterior a esta revisão, mais forte (</w:t>
+      </w:r>
+      <w:r>
+        <w:rPr>
+          <w:lang w:val="pt-BR"/>
+        </w:rPr>
+        <w:t xml:space="preserve">“reconheceu afinidade eletiva… o common law opera uma oikonomia”</w:t>
+      </w:r>
+      <w:r>
+        <w:rPr>
+          <w:lang w:val="pt-BR"/>
+        </w:rPr>
+        <w:t xml:space="preserve">), tinha endurecido um claim que o LEIAME listava como verificação aberta].</w:t>
       </w:r>
     </w:p>
     <w:p>
@@ -4433,7 +4427,7 @@
         <w:rPr>
           <w:lang w:val="pt-BR"/>
         </w:rPr>
-        <w:t xml:space="preserve">(GOODRICH, 2012–2013, p. 139, citando Bartolus de Saxoferrato). Em tradução própria: quem exibe signos de uma dignidade que não possui incorre em sanção.</w:t>
+        <w:t xml:space="preserve">(GOODRICH, 2012–2013, p. 139, citando Bartolus de Saxoferrato [VERIFICAR: ano em formato atípico; obra não identificada no references.bib]). Em tradução própria: quem exibe signos de uma dignidade que não possui incorre em sanção.</w:t>
       </w:r>
     </w:p>
     <w:p>
@@ -4915,7 +4909,7 @@
         <w:rPr>
           <w:lang w:val="pt-BR"/>
         </w:rPr>
-        <w:t xml:space="preserve">romano (RIPA, 1603). A venda, contudo, não faz parte desse repertório original. Ela é uma inovação — e é precisely nessa inovação que se concentra o mecanismo que esta tese procura nomear.</w:t>
+        <w:t xml:space="preserve">romano [VERIFICAR: a remissão a RIPA, 1603 não sustenta as raízes antigas — Ripa codifica a alegoria, não a origina; ancorar as raízes em fonte própria ou remover a remissão]. A venda, contudo, não faz parte desse repertório original. Ela é uma inovação — e é precisamente nessa inovação que se concentra o mecanismo que esta tese procura nomear.</w:t>
       </w:r>
     </w:p>
     <w:p>
@@ -4977,7 +4971,7 @@
         <w:rPr>
           <w:lang w:val="pt-BR"/>
         </w:rPr>
-        <w:t xml:space="preserve">No nível pré-iconográfico (descrição formal), a xilogravura, de formato retangular vertical (~11 × 8 cm na edição princeps), apresenta uma composição em três planos. No plano central, uma figura feminina de corpo inteiro, vestida com túnica longa e manto, porta na mão esquerda uma balança cujos pratos estão visivelmente desiguais. Os olhos da figura estão cobertos por um tecido claro, aplicado por trás por uma segunda figura — um bobo (</w:t>
+        <w:t xml:space="preserve">No nível pré-iconográfico (descrição formal), a xilogravura, de formato retangular vertical (~11 × 8 cm na edição princeps [VERIFICAR: dimensões sem fonte]), apresenta uma composição em três planos. No plano central, uma figura feminina de corpo inteiro, vestida com túnica longa e manto, porta na mão esquerda uma balança cujos pratos estão visivelmente desiguais. Os olhos da figura estão cobertos por um tecido claro, aplicado por trás por uma segunda figura — um bobo (</w:t>
       </w:r>
       <w:r>
         <w:rPr>
@@ -4991,7 +4985,7 @@
         <w:rPr>
           <w:lang w:val="pt-BR"/>
         </w:rPr>
-        <w:t xml:space="preserve">), com guizos e orelhas de asno, posicionado atrás e acima da mulher em posição de domínio gestual: seus braços envolvem a cabeça feminina para fixar a venda. No plano inferior, figuras masculinas de toga — advogados ou juízes — manipulam os pratos da balança com as mãos. No plano superior, uma moldura arquitectónica sugere o interior de um tribunal. A composição é marcada por uma assimetria dinâmica: todos os agentes masculinos</w:t>
+        <w:t xml:space="preserve">), com guizos e orelhas de asno, posicionado atrás e acima da mulher em posição de domínio gestual: seus braços envolvem a cabeça feminina para fixar a venda. No plano inferior, figuras masculinas de toga — advogados ou juízes — manipulam os pratos da balança com as mãos. No plano superior, uma moldura arquitetônica sugere o interior de um tribunal. A composição é marcada por uma assimetria dinâmica: todos os agentes masculinos</w:t>
       </w:r>
       <w:r>
         <w:rPr>
@@ -5309,7 +5303,7 @@
         <w:rPr>
           <w:lang w:val="pt-BR"/>
         </w:rPr>
-        <w:t xml:space="preserve">A passagem — da sátira à convenção, do riso à naturalização — constitui, na hipótese deste artigo, o momento fundacional do contrato visual. Em 1494, a venda era legível como</w:t>
+        <w:t xml:space="preserve">A passagem — da sátira à convenção, do riso à naturalização — constitui, na hipótese desta tese, o momento fundacional do contrato visual. Em 1494, a venda era legível como</w:t>
       </w:r>
       <w:r>
         <w:rPr>
@@ -5375,7 +5369,7 @@
         <w:rPr>
           <w:lang w:val="pt-BR"/>
         </w:rPr>
-        <w:t xml:space="preserve">da vendação. Ninguém mais venda a Justiça; ela simplesmente</w:t>
+        <w:t xml:space="preserve">que venda a Justiça. Ninguém mais a venda; ela simplesmente</w:t>
       </w:r>
       <w:r>
         <w:rPr>
@@ -6683,7 +6677,7 @@
         <w:rPr>
           <w:lang w:val="pt-BR"/>
         </w:rPr>
-        <w:t xml:space="preserve">Essa dupla naturalização tem consequências materiais especialmente visíveis nos contextos pós-coloniais. No Brasil, a alegoria da República — importada do repertório neoclássico francês sem participação popular, como demonstrou José Murilo de Carvalho (CARVALHO, 2017) — instala um corpo feminino branco europeu como rosto da Justiça e da nação num país cuja população é majoritariamente negra e mestiça. A Justitia de Alfredo Ceschiatti, instalada diante do Supremo Tribunal Federal em Brasília em 1961, é uma figura de granito de formas modernistas simplificadas, mas de corporalidade inequivocamente europeia — uma</w:t>
+        <w:t xml:space="preserve">Essa dupla naturalização tem consequências materiais especialmente visíveis nos contextos pós-coloniais. No Brasil, a alegoria da República — importada do repertório neoclássico francês sem participação popular, como demonstrou José Murilo de Carvalho (CARVALHO, 2017) — instala um corpo feminino branco europeu como rosto da Justiça e da nação num país cuja população é majoritariamente negra e mestiça [VERIFICAR: claim demográfico sem fonte — citar censo de 1872/1890]. A Justitia de Alfredo Ceschiatti, instalada diante do Supremo Tribunal Federal em Brasília em 1961 [VERIFICAR: data e fonte; cf. Resnik &amp; Curtis], é uma figura de granito de formas modernistas simplificadas, mas de corporalidade inequivocamente europeia — uma</w:t>
       </w:r>
       <w:r>
         <w:rPr>
@@ -6701,7 +6695,7 @@
         <w:rPr>
           <w:lang w:val="pt-BR"/>
         </w:rPr>
-        <w:t xml:space="preserve">, no sentido preciso de Haraway, transplantada para o cerrado. Lélia Gonzalez já advertia que a cultura brasileira opera por um</w:t>
+        <w:t xml:space="preserve">, no sentido preciso de Haraway [VERIFICAR: invocação sem citação localizável; o Glossário lista Haraway como raiz genealógica, não fonte da definição], transplantada para o cerrado. Lélia Gonzalez já advertia que a cultura brasileira opera por um</w:t>
       </w:r>
       <w:r>
         <w:rPr>
@@ -6725,7 +6719,25 @@
         <w:rPr>
           <w:lang w:val="pt-BR"/>
         </w:rPr>
-        <w:t xml:space="preserve">que se manifesta precisamente nos espaços simbólicos onde a presença negra é apagada ao mesmo tempo em que a presença simbólica branca é naturalizada (GONZALEZ, 1984).</w:t>
+        <w:t xml:space="preserve">que se manifesta precisamente nos espaços simbólicos onde a presença negra é apagada ao mesmo tempo em que a presença simbólica branca é naturalizada (GONZALEZ, 1984 [VERIFICAR: ano da formulação</w:t>
+      </w:r>
+      <w:r>
+        <w:rPr>
+          <w:lang w:val="pt-BR"/>
+        </w:rPr>
+        <w:t xml:space="preserve"> </w:t>
+      </w:r>
+      <w:r>
+        <w:rPr>
+          <w:lang w:val="pt-BR"/>
+        </w:rPr>
+        <w:t xml:space="preserve">“racismo por denegação”</w:t>
+      </w:r>
+      <w:r>
+        <w:rPr>
+          <w:lang w:val="pt-BR"/>
+        </w:rPr>
+        <w:t xml:space="preserve">; localizar a obra exata]).</w:t>
       </w:r>
     </w:p>
     <w:p>
@@ -7307,7 +7319,25 @@
         <w:rPr>
           <w:lang w:val="pt-BR"/>
         </w:rPr>
-        <w:t xml:space="preserve">Quando o bispo germânico Nicéforo redacta sua defesa dos ícones no século IX, descreve uma plateia que alterna lágrimas e temor diante da figura de Cristo entronizado. Mondzain interpreta essa descrição como o momento em que a imagem deixa de ser objeto devocional e passa a ser tecnologia de governo, pois captura o olhar coletivo e o converte em adesão (MONDZAIN, 2002). A querela iconoclasta, longe de ter sido uma discussão teológica, inaugurou o modelo de gestão das aparências que será replicado pelos Estados nacionais. Em Bizâncio, a imagem legitima o imperador ao estampar sua autoridade num suporte que não conhece fronteiras geográficas. Na modernidade jurídica, o mesmo mecanismo se replica quando a alegoria feminina ocupa moedas, selos e tímpanos forenses.</w:t>
+        <w:t xml:space="preserve">Quando o patriarca Nicéforo de Constantinopla redige sua defesa dos ícones no século IX [VERIFICAR: em Mondzain (2002), qual defensor dos ícones é descrito — Nicéforo (patriarca de Constantinopla, séc. IX) ou Germanos I (início do séc. VIII); a versão anterior deste capítulo dizia</w:t>
+      </w:r>
+      <w:r>
+        <w:rPr>
+          <w:lang w:val="pt-BR"/>
+        </w:rPr>
+        <w:t xml:space="preserve"> </w:t>
+      </w:r>
+      <w:r>
+        <w:rPr>
+          <w:lang w:val="pt-BR"/>
+        </w:rPr>
+        <w:t xml:space="preserve">“bispo germânico”</w:t>
+      </w:r>
+      <w:r>
+        <w:rPr>
+          <w:lang w:val="pt-BR"/>
+        </w:rPr>
+        <w:t xml:space="preserve">, erro provável de confusão com Germanos], descreve uma plateia que alterna lágrimas e temor diante da figura de Cristo entronizado. Mondzain interpreta essa descrição como o momento em que a imagem deixa de ser objeto devocional e passa a ser tecnologia de governo, pois captura o olhar coletivo e o converte em adesão (MONDZAIN, 2002). A querela iconoclasta, longe de ter sido uma discussão teológica, inaugurou o modelo de gestão das aparências que será replicado pelos Estados nacionais. Em Bizâncio, a imagem legitima o imperador ao estampar sua autoridade num suporte que não conhece fronteiras geográficas. Na modernidade jurídica, o mesmo mecanismo se replica quando a alegoria feminina ocupa moedas, selos e tímpanos forenses.</w:t>
       </w:r>
     </w:p>
     <w:p>
@@ -7352,7 +7382,31 @@
         <w:rPr>
           <w:lang w:val="pt-BR"/>
         </w:rPr>
-        <w:t xml:space="preserve">Feminilidade de Estado é o nome que dou ao processo de fabricação de um corpo feminino apto a transportar o poder masculino sem jamais revendicá-lo. Ele se constrói por esvaziamento: retira-se a historicidade do corpo concreto e injeta-se em seu lugar uma pureza clássica, branca, imóvel. Legendre chamaria esse movimento de produção de um “corpo sem palavras” que fala apenas a língua do soberano (LEGENDRE, 1994). Nos suportes jurídicos, essa feminilidade institucionalizada oferece a promessa de proximidade — afinal, seu rosto sorri, sua pele parece tátil — ao mesmo tempo em que impõe distância, pois a figura não possui órgãos de fala, nem repertório gestual próprio. A economia icônica administra esse vazio como uma conta bancária: quanto mais desindividualizada a figura, maior a sua liquidez simbólica. É por isso que as alegorias conseguem atravessar oceanos e regimes políticos sem alterar a sua gramática corporal.</w:t>
+        <w:t xml:space="preserve">Feminilidade de Estado é o nome que dou ao processo de fabricação de um corpo feminino apto a transportar o poder masculino sem jamais reivindicá-lo. Ele se constrói por esvaziamento: retira-se a historicidade do corpo concreto e injeta-se em seu lugar uma pureza clássica, branca, imóvel. Legendre chamaria esse movimento de produção de um</w:t>
+      </w:r>
+      <w:r>
+        <w:rPr>
+          <w:lang w:val="pt-BR"/>
+        </w:rPr>
+        <w:t xml:space="preserve"> </w:t>
+      </w:r>
+      <w:r>
+        <w:rPr>
+          <w:lang w:val="pt-BR"/>
+        </w:rPr>
+        <w:t xml:space="preserve">“corpo sem palavras”</w:t>
+      </w:r>
+      <w:r>
+        <w:rPr>
+          <w:lang w:val="pt-BR"/>
+        </w:rPr>
+        <w:t xml:space="preserve"> </w:t>
+      </w:r>
+      <w:r>
+        <w:rPr>
+          <w:lang w:val="pt-BR"/>
+        </w:rPr>
+        <w:t xml:space="preserve">que fala apenas a língua do soberano (LEGENDRE, 1994 [VERIFICAR: qual obra sustenta a expressão entre aspas; conferir página]). Nos suportes jurídicos, essa feminilidade institucionalizada oferece a promessa de proximidade — afinal, seu rosto sorri, sua pele parece tátil — ao mesmo tempo em que impõe distância, pois a figura não possui órgãos de fala, nem repertório gestual próprio. A economia icônica administra esse vazio como uma conta bancária: quanto mais desindividualizada a figura, maior a sua liquidez simbólica. É por isso que as alegorias conseguem atravessar oceanos e regimes políticos sem alterar a sua gramática corporal.</w:t>
       </w:r>
     </w:p>
     <w:p>
@@ -7363,7 +7417,7 @@
         <w:rPr>
           <w:lang w:val="pt-BR"/>
         </w:rPr>
-        <w:t xml:space="preserve">Esse esvaziamento serve a uma engenharia jurídica específica. Ao colocar a mulher como imagem, o Estado cria um circuito de reconhecimento que não depende de direitos positivos. O cidadão olha para a moeda e identifica a pátria no rosto feminino, mas essa identificação não gera reciprocidade jurídica. A Feminilidade de Estado transforma o corpo em infraestrutura de afeto público. Quando o Estado Novo brasileiro manda erigir monumentos com a República em mármore branco, o que está em jogo é a manutenção desse circuito, ainda que as mulheres sigam excluídas das arenas decisórias. A economia política da imagem soberana, portanto, não é apenas iconográfica. É também econômica: gere scarcidades, prioriza suportes, decide que tipo de mulher poderá emprestar seu corpo à lei.</w:t>
+        <w:t xml:space="preserve">Esse esvaziamento serve a uma engenharia jurídica específica. Ao colocar a mulher como imagem, o Estado cria um circuito de reconhecimento que não depende de direitos positivos. O cidadão olha para a moeda e identifica a pátria no rosto feminino, mas essa identificação não gera reciprocidade jurídica. A Feminilidade de Estado transforma o corpo em infraestrutura de afeto público. Quando o Estado Novo brasileiro manda erigir monumentos com a República em mármore branco, o que está em jogo é a manutenção desse circuito, ainda que as mulheres sigam excluídas das arenas decisórias. A economia política da imagem soberana, portanto, não é apenas iconográfica. É também econômica: gere escassez, prioriza suportes, decide que tipo de mulher poderá emprestar seu corpo à lei.</w:t>
       </w:r>
     </w:p>
     <w:p>
@@ -7398,7 +7452,7 @@
         <w:rPr>
           <w:lang w:val="pt-BR"/>
         </w:rPr>
-        <w:t xml:space="preserve">como função institucional, capturando o desejo do sujeito por intermédio de uma imagem que ocupa o lugar estrutural do Outro absoluto (LEGENDRE, 1994). De outro lado, Anne Carson oferece a operação simbólica complementar: a hystéra, lida desde a medicina hipocrática e desde a pólis clássica, é o órgão errante que organiza a percepção do feminino como instabilidade fluida, suscetível de desordens que ameaçam a ordem masculina (CARSON, 2023). A Feminilidade de Estado opera, portanto, na junção exata entre essas duas tradições: domestica a instabilidade carsoniana — o útero móvel, a matéria dúctil, a mulher como receptáculo platônico — convertendo-a, por meio da codificação totêmica legendrense, em superfície imóvel apta a sustentar a soberania. O que o totem fixa, a hystéra ameaça desestabilizar; a alegoria estatal resolve a tensão pela via plástica do mármore e pela via simbólica do esvaziamento.</w:t>
+        <w:t xml:space="preserve">como função institucional, capturando o desejo do sujeito por intermédio de uma imagem que ocupa o lugar estrutural do Outro absoluto (LEGENDRE, 1994). De outro lado, Anne Carson oferece a operação simbólica complementar: a hystéra, lida desde a medicina hipocrática e desde a pólis clássica, é o órgão errante que organiza a percepção do feminino como instabilidade fluida, suscetível de desordens que ameaçam a ordem masculina (CARSON, 2023 [VERIFICAR: ano/edição — o ensaio da hystéra é dos anos 1990 de Carson; o Glossário remete a Carson 2000; unificar a referência em toda a tese]). A Feminilidade de Estado opera, portanto, na junção exata entre essas duas tradições: domestica a instabilidade carsoniana — o útero móvel, a matéria dúctil, a mulher como receptáculo platônico — convertendo-a, por meio da codificação totêmica legendrense, em superfície imóvel apta a sustentar a soberania. O que o totem fixa, a hystéra ameaça desestabilizar; a alegoria estatal resolve a tensão pela via plástica do mármore e pela via simbólica do esvaziamento.</w:t>
       </w:r>
     </w:p>
     <w:bookmarkEnd w:id="48"/>
@@ -7775,7 +7829,31 @@
         <w:rPr>
           <w:lang w:val="pt-BR"/>
         </w:rPr>
-        <w:t xml:space="preserve">Warburg ensinou que as imagens carregam gestos ancestrais — as Pathosformeln — que sobrevivem como tensões comprimidas (WARBURG, 2000). Quando uma Justiça segura a balança com a mão elevada e inclina minimamente o torso, ela reativa uma fórmula expressiva que atravessa dois milênios. Essa sobrevivência não é neutra. No direito, a Pathosformel funciona como assinatura: cada vez que a figura se repete, o Estado reafirma a sua ancestralidade e, com ela, a pretensão de inevitabilidade. Agamben acrescenta que toda assinatura produz zonas de exceção (AGAMBEN, 1998). Ao reafirmar a Pathosformel da Justiça vendada, o Estado autoriza a suspensão da visão concreta dos conflitos em nome de um olhar universalizado.</w:t>
+        <w:t xml:space="preserve">Warburg ensinou que as imagens carregam gestos ancestrais — as Pathosformeln — que sobrevivem como tensões comprimidas (WARBURG, 2000). Quando uma Justiça segura a balança com a mão elevada e inclina minimamente o torso, ela reativa uma fórmula expressiva que atravessa dois milênios. Essa sobrevivência não é neutra. No direito, a Pathosformel funciona como assinatura: cada vez que a figura se repete, o Estado reafirma a sua ancestralidade e, com ela, a pretensão de inevitabilidade. Agamben acrescenta que toda assinatura produz zonas de exceção (AGAMBEN, 1998 [VERIFICAR: a doutrina da</w:t>
+      </w:r>
+      <w:r>
+        <w:rPr>
+          <w:lang w:val="pt-BR"/>
+        </w:rPr>
+        <w:t xml:space="preserve"> </w:t>
+      </w:r>
+      <w:r>
+        <w:rPr>
+          <w:lang w:val="pt-BR"/>
+        </w:rPr>
+        <w:t xml:space="preserve">“assinatura”</w:t>
+      </w:r>
+      <w:r>
+        <w:rPr>
+          <w:lang w:val="pt-BR"/>
+        </w:rPr>
+        <w:t xml:space="preserve"> </w:t>
+      </w:r>
+      <w:r>
+        <w:rPr>
+          <w:lang w:val="pt-BR"/>
+        </w:rPr>
+        <w:t xml:space="preserve">não está em Homo sacer (1998) — data dos anos 2000, cf. Signatura rerum, 2008; corrigir a referência]). Ao reafirmar a Pathosformel da Justiça vendada, o Estado autoriza a suspensão da visão concreta dos conflitos em nome de um olhar universalizado.</w:t>
       </w:r>
     </w:p>
     <w:p>
@@ -7923,7 +8001,13 @@
         <w:rPr>
           <w:lang w:val="pt-BR"/>
         </w:rPr>
-        <w:t xml:space="preserve">: o particular e o geral se fundiriam numa totalidade orgânica e autossuficiente (BENJAMIN, 1984). Benjamin inverte a hierarquia. Contra a fusão romântica, ele recupera a alegoria como</w:t>
+        <w:t xml:space="preserve"> </w:t>
+      </w:r>
+      <w:r>
+        <w:rPr>
+          <w:lang w:val="pt-BR"/>
+        </w:rPr>
+        <w:t xml:space="preserve">[VERIFICAR: fonte das aspas]: o particular e o geral se fundiriam numa totalidade orgânica e autossuficiente (BENJAMIN, 1984 [VERIFICAR: página da citação direta]). Benjamin inverte a hierarquia. Contra a fusão romântica, ele recupera a alegoria como</w:t>
       </w:r>
       <w:r>
         <w:rPr>
@@ -8613,7 +8697,7 @@
         <w:rPr>
           <w:lang w:val="pt-BR"/>
         </w:rPr>
-        <w:t xml:space="preserve">(OSWALD DE ANDRADE, 1928) propõe a</w:t>
+        <w:t xml:space="preserve">(ANDRADE, 1928) propõe a</w:t>
       </w:r>
       <w:r>
         <w:rPr>
@@ -10579,7 +10663,31 @@
         <w:rPr>
           <w:lang w:val="pt-BR"/>
         </w:rPr>
-        <w:t xml:space="preserve">de Villares (BR-005) apresenta:</w:t>
+        <w:t xml:space="preserve">de Villares (BR-005 [VERIFICAR: o registro atual do corpus aponta para este item composto 1,0, com indicadores desincorporação 1, rigidez 1, uniformização 1, monocromatização 0, inscrição estatal 2, e data</w:t>
+      </w:r>
+      <w:r>
+        <w:rPr>
+          <w:lang w:val="pt-BR"/>
+        </w:rPr>
+        <w:t xml:space="preserve"> </w:t>
+      </w:r>
+      <w:r>
+        <w:rPr>
+          <w:lang w:val="pt-BR"/>
+        </w:rPr>
+        <w:t xml:space="preserve">“c. 1900”</w:t>
+      </w:r>
+      <w:r>
+        <w:rPr>
+          <w:lang w:val="pt-BR"/>
+        </w:rPr>
+        <w:t xml:space="preserve"> </w:t>
+      </w:r>
+      <w:r>
+        <w:rPr>
+          <w:lang w:val="pt-BR"/>
+        </w:rPr>
+        <w:t xml:space="preserve">— o perfil abaixo diverge integralmente do ledger; recodificação do item ou revisão da ficha são pendentes]) apresenta:</w:t>
       </w:r>
     </w:p>
     <w:p>
@@ -10743,7 +10851,7 @@
         <w:rPr>
           <w:lang w:val="pt-BR"/>
         </w:rPr>
-        <w:t xml:space="preserve">Esse perfil — endurecimento composto 2,4, regime fundacional — é o de uma alegoria que está</w:t>
+        <w:t xml:space="preserve">Esse perfil — endurecimento composto 2,4 [ledger: 1,0 — VERIFICAR], regime fundacional — é o de uma alegoria que está</w:t>
       </w:r>
       <w:r>
         <w:rPr>
@@ -10769,7 +10877,25 @@
         <w:rPr>
           <w:lang w:val="pt-BR"/>
         </w:rPr>
-        <w:t xml:space="preserve">de Purificação Clássica, mas que ainda mantém resíduos de corporalidade. O corpo de Villares ainda tem volume, sombra, textura de tecido. O que acontece nas fichas subsequentes — a litografia de Agostini na Revista Illustrada (BR-SCOUT-001), o óleo de Lopes Rodrigues (BR-SCOUT-003) — é a</w:t>
+        <w:t xml:space="preserve">de Purificação Clássica, mas que ainda mantém resíduos de corporalidade. O corpo de Villares ainda tem volume, sombra, textura de tecido. O que acontece nas fichas subsequentes — a litografia de Agostini na Revista Illustrada (BR-SCOUT-001 [VERIFICAR: ID sem registro no corpus; o candidato mais próximo é BR-019,</w:t>
+      </w:r>
+      <w:r>
+        <w:rPr>
+          <w:lang w:val="pt-BR"/>
+        </w:rPr>
+        <w:t xml:space="preserve"> </w:t>
+      </w:r>
+      <w:r>
+        <w:rPr>
+          <w:lang w:val="pt-BR"/>
+        </w:rPr>
+        <w:t xml:space="preserve">“O mundo às avessas: voto feminino”</w:t>
+      </w:r>
+      <w:r>
+        <w:rPr>
+          <w:lang w:val="pt-BR"/>
+        </w:rPr>
+        <w:t xml:space="preserve">, 1917 — atribuição a Agostini e data questionáveis: Agostini morre em 1907]), o óleo de Lopes Rodrigues (BR-SCOUT-003 [VERIFICAR: ID sem registro no corpus]) — é a</w:t>
       </w:r>
       <w:r>
         <w:rPr>
@@ -10849,7 +10975,7 @@
         <w:rPr>
           <w:lang w:val="pt-BR"/>
         </w:rPr>
-        <w:t xml:space="preserve">A terceira proposição leva o argumento para o campo jurídico. Quando o Estado brasileiro, na Primeira República, emite moedas com a Efígie da República (1906–1912, corpus item BR-119, não detalhado aqui), ele realiza uma operação análoga àquela que Pateman identifica no Contrato Sexual: a constituição de um</w:t>
+        <w:t xml:space="preserve">A terceira proposição leva o argumento para o campo jurídico. Quando o Estado brasileiro, na Primeira República, emite moedas com a Efígie da República (1906–1912, corpus item BR-1000R-1906, não detalhado aqui), ele realiza uma operação análoga àquela que Pateman identifica no Contrato Sexual: a constituição de um</w:t>
       </w:r>
       <w:r>
         <w:rPr>
@@ -11039,7 +11165,7 @@
         <w:rPr>
           <w:lang w:val="pt-BR"/>
         </w:rPr>
-        <w:t xml:space="preserve">(corpus regime: contra-alegoria, 7 itens) surge sempre como</w:t>
+        <w:t xml:space="preserve">(corpus regime: contra-alegoria — 15 itens no instantâneo de 2026-09-21, 14 codificados) surge sempre como</w:t>
       </w:r>
       <w:r>
         <w:rPr>
@@ -11231,7 +11357,7 @@
         <w:rPr>
           <w:lang w:val="pt-BR"/>
         </w:rPr>
-        <w:t xml:space="preserve">de Roty (1897, FR-038 no corpus) e à</w:t>
+        <w:t xml:space="preserve">de Roty (1897, FR-SEM-1898 no corpus) e à</w:t>
       </w:r>
       <w:r>
         <w:rPr>
@@ -11257,7 +11383,7 @@
         <w:rPr>
           <w:lang w:val="pt-BR"/>
         </w:rPr>
-        <w:t xml:space="preserve">de Moitte/Janinet (FR-SCOUT-006, enriquecendo FR-038). Neste Zwischenraum, o que se vê é uma transição</w:t>
+        <w:t xml:space="preserve">de Moitte/Janinet (FR-038 no corpus). Neste Zwischenraum, o que se vê é uma transição</w:t>
       </w:r>
       <w:r>
         <w:rPr>
@@ -11521,7 +11647,7 @@
         <w:rPr>
           <w:lang w:val="pt-BR"/>
         </w:rPr>
-        <w:t xml:space="preserve">. [data, localização a confirmar].</w:t>
+        <w:t xml:space="preserve">. [data a confirmar; item FR-038 no corpus].</w:t>
       </w:r>
       <w:r>
         <w:rPr>
@@ -13609,7 +13735,7 @@
     </w:p>
     <w:bookmarkEnd w:id="69"/>
     <w:bookmarkEnd w:id="70"/>
-    <w:bookmarkStart w:id="90" w:name="capítulo-2"/>
+    <w:bookmarkStart w:id="95" w:name="capítulo-2"/>
     <w:p>
       <w:pPr>
         <w:pStyle w:val="Heading1"/>
@@ -13631,7 +13757,7 @@
         <w:t xml:space="preserve">CAPÍTULO 2</w:t>
       </w:r>
     </w:p>
-    <w:bookmarkStart w:id="89" w:name="X744b5b60ef8cdb559c54068ec23f6a6c09a9878"/>
+    <w:bookmarkStart w:id="94" w:name="X744b5b60ef8cdb559c54068ec23f6a6c09a9878"/>
     <w:p>
       <w:pPr>
         <w:pStyle w:val="Heading2"/>
@@ -13682,7 +13808,7 @@
         <w:rPr>
           <w:lang w:val="pt-BR"/>
         </w:rPr>
-        <w:t xml:space="preserve">— Aby Warburg, sobre o Atlas Mnemosyne (reconstrução de Didi-Huberman, 2002)</w:t>
+        <w:t xml:space="preserve">— Aby Warburg, sobre o Atlas Mnemosyne (reconstrução de Didi-Huberman, 2002 [VERIFICAR: obra e página da reconstrução])</w:t>
       </w:r>
     </w:p>
     <w:p>
@@ -13733,7 +13859,7 @@
         <w:rPr>
           <w:lang w:val="pt-BR"/>
         </w:rPr>
-        <w:t xml:space="preserve">(2002, p. 28)</w:t>
+        <w:t xml:space="preserve">(2002, p. 28) [VERIFICAR: conferir citação e página]</w:t>
       </w:r>
     </w:p>
     <w:p>
@@ -14027,7 +14153,25 @@
         <w:rPr>
           <w:lang w:val="pt-BR"/>
         </w:rPr>
-        <w:t xml:space="preserve">é ativa (sentada/em pé, dinâmica/estática, armada/pacífica). Neste nível integra-se a codificação ICONCLASS (VAN DE WAAL, 1973–1985), com atenção especial ao código 48C51 (iconografia feminina em contexto político).</w:t>
+        <w:t xml:space="preserve">é ativa (sentada/em pé, dinâmica/estática, armada/pacífica). Neste nível integra-se a codificação ICONCLASS (VAN DE WAAL, 1973–1985), com atenção especial ao código 48C51 — taxonomia interna do projeto para a personificação feminina em contexto político-jurídico [VERIFICAR: no sistema oficial Iconclass, 48C51 =</w:t>
+      </w:r>
+      <w:r>
+        <w:rPr>
+          <w:lang w:val="pt-BR"/>
+        </w:rPr>
+        <w:t xml:space="preserve"> </w:t>
+      </w:r>
+      <w:r>
+        <w:rPr>
+          <w:lang w:val="pt-BR"/>
+        </w:rPr>
+        <w:t xml:space="preserve">‘painting’</w:t>
+      </w:r>
+      <w:r>
+        <w:rPr>
+          <w:lang w:val="pt-BR"/>
+        </w:rPr>
+        <w:t xml:space="preserve">; códigos oficiais presentes no corpus: 44B62, 11M44].</w:t>
       </w:r>
     </w:p>
     <w:bookmarkEnd w:id="73"/>
@@ -14944,7 +15088,7 @@
         <w:rPr>
           <w:lang w:val="pt-BR"/>
         </w:rPr>
-        <w:t xml:space="preserve">A análise estatística do corpus (165 registros no ledger atual, dos quais 154 com codificação de purificação; o congelamento analítico anterior registrou N=145, ver Capítulo 6) revelou uma distinção metodologicamente importante entre dois grupos de indicadores. Os indicadores 1–7 (</w:t>
+        <w:t xml:space="preserve">O diagnóstico do instrumento, aplicado aos instantâneos sucessivos do corpus (o ledger operacional, em expansão, registrou 336 itens em 2026-09-21, dos quais 286 com codificação de purificação; o congelamento analítico anterior registrou N=145, ver Capítulo 6), revelou uma distinção metodologicamente importante entre dois grupos de indicadores. Os indicadores 1–7 (</w:t>
       </w:r>
       <w:r>
         <w:rPr>
@@ -15247,7 +15391,7 @@
         <w:rPr>
           <w:lang w:val="pt-BR"/>
         </w:rPr>
-        <w:t xml:space="preserve">Essa distinção emergiu de forma inesperada quando dois indicadores perderam significância estatística na comparação entre regimes. A</w:t>
+        <w:t xml:space="preserve">Essa distinção emergiu de forma inesperada durante o diagnóstico do instrumento, quando dois indicadores se mostraram sensíveis ao suporte material. Num instantâneo anterior do corpus (N=145), a</w:t>
       </w:r>
       <w:r>
         <w:rPr>
@@ -15273,7 +15417,7 @@
         <w:rPr>
           <w:lang w:val="pt-BR"/>
         </w:rPr>
-        <w:t xml:space="preserve">apresentou p=0,056 no teste de Kruskal-Wallis sobre os três regimes; contudo, quando controlada pelo suporte material (analisando apenas gravuras), a significância foi recuperada com força (p=0,0006). O padrão subjacente é revelador: o regime MILITAR privilegiou cartazes policromos (propaganda requer cor para mobilizar), enquanto o regime NORMATIVO privilegiou moedas e selos monocromáticos (rotinização burocrática tende ao minimalismo cromático). O indicador mede, assim, uma interação real entre ideologia e materialidade — não um artefato.</w:t>
+        <w:t xml:space="preserve">não distinguia os regimes quando computada sobre o conjunto, mas passava a distinguí-los com força quando controlada pelo suporte (apenas gravuras). Os valores exatos dessas verificações constam do apêndice de diagnóstico do instrumento; seu estatuto é de calibragem interna, não de prova. O padrão subjacente é revelador: o regime MILITAR privilegiou cartazes policromos (propaganda requer cor para mobilizar), enquanto o regime NORMATIVO privilegiou moedas e selos monocromáticos (rotinização burocrática tende ao minimalismo cromático). O indicador mede, assim, uma interação real entre ideologia e materialidade — não um artefato.</w:t>
       </w:r>
     </w:p>
     <w:p>
@@ -15336,7 +15480,7 @@
         <w:rPr>
           <w:lang w:val="pt-BR"/>
         </w:rPr>
-        <w:t xml:space="preserve">emolduradas pela arquitetura — relevos, frontões, lareiras. Quando esses itens são excluídos, o indicador recupera significância (p=0,004), e o padrão esperado se confirma: o regime NORMATIVO enquadra mais do que o FUNDACIONAL. A recomendação para futuras aplicações do protocolo é distinguir entre enquadramento</w:t>
+        <w:t xml:space="preserve">emolduradas pela arquitetura — relevos, frontões, lareiras. Quando esses itens são excluídos, o padrão esperado se confirma no diagnóstico: o regime NORMATIVO enquadra mais do que o FUNDACIONAL. A recomendação para futuras aplicações do protocolo é distinguir entre enquadramento</w:t>
       </w:r>
       <w:r>
         <w:rPr>
@@ -15450,7 +15594,7 @@
         <w:rPr>
           <w:lang w:val="pt-BR"/>
         </w:rPr>
-        <w:t xml:space="preserve">. A análise de cluster e a comparação de medianas (Capítulo 6) confirmaram estatisticamente a existência de três regimes distintos, aos quais a análise qualitativa acrescentou um quarto.</w:t>
+        <w:t xml:space="preserve">. A tipologia foi construída por leitura densa de casos exemplares; o diagnóstico do instrumento revelou-se compatível com os três regimes propostos (Capítulo 6), sem confirmá-los como fato estatístico, e a análise qualitativa acrescentou um quarto.</w:t>
       </w:r>
     </w:p>
     <w:bookmarkStart w:id="78" w:name="regime-fundacional"/>
@@ -15555,7 +15699,7 @@
         <w:rPr>
           <w:lang w:val="pt-BR"/>
         </w:rPr>
-        <w:t xml:space="preserve">— a Liberté de Delacroix nos barricadas, a Justiça de Chifflart em voo punitivo (corpus FR-001, endurecimento 0,6), a Marianne de Steinlen empunhando espada com seio descoberto (FR-008, 0,8). O endurecimento médio é baixo (1,13).</w:t>
+        <w:t xml:space="preserve">— a Liberté de Delacroix nas barricadas, a Justiça de Chifflart em voo punitivo (corpus FR-001, endurecimento 0,6).</w:t>
       </w:r>
     </w:p>
     <w:bookmarkEnd w:id="78"/>
@@ -15589,7 +15733,7 @@
         <w:rPr>
           <w:lang w:val="pt-BR"/>
         </w:rPr>
-        <w:t xml:space="preserve">Alegorias na rotina institucional: moedas, selos, bustos cívicos, decoração de édifícios públicos. O corpo é</w:t>
+        <w:t xml:space="preserve">Alegorias na rotina institucional: moedas, selos, bustos cívicos, decoração de edifícios públicos. O corpo é</w:t>
       </w:r>
       <w:r>
         <w:rPr>
@@ -15661,7 +15805,7 @@
         <w:rPr>
           <w:lang w:val="pt-BR"/>
         </w:rPr>
-        <w:t xml:space="preserve">— o busto de Marianne nos 36.000</w:t>
+        <w:t xml:space="preserve">— o busto de Marianne nos</w:t>
       </w:r>
       <w:r>
         <w:rPr>
@@ -15687,7 +15831,7 @@
         <w:rPr>
           <w:lang w:val="pt-BR"/>
         </w:rPr>
-        <w:t xml:space="preserve">da França (FR-009, endurecimento 2,4) é o caso paradigmático. O formato do busto</w:t>
+        <w:t xml:space="preserve">da França (36 mil comunas [VERIFICAR: a presença universal do busto não está documentada — abrandar ou documentar]; FR-009, endurecimento 2,4) é o caso paradigmático. O formato do busto</w:t>
       </w:r>
       <w:r>
         <w:rPr>
@@ -15713,7 +15857,7 @@
         <w:rPr>
           <w:lang w:val="pt-BR"/>
         </w:rPr>
-        <w:t xml:space="preserve">a purificação: ele elimina fisicamente os membros, as mãos, o torso, reduzindo a figura a rosto + barrete + ombros — o mínimo semiótico. O endurecimento médio é o mais alto dos quatro regimes (1,94).</w:t>
+        <w:t xml:space="preserve">a purificação: ele elimina fisicamente os membros, as mãos, o torso, reduzindo a figura a rosto + barrete + ombros — o mínimo semiótico.</w:t>
       </w:r>
     </w:p>
     <w:bookmarkEnd w:id="79"/>
@@ -15819,7 +15963,7 @@
         <w:rPr>
           <w:lang w:val="pt-BR"/>
         </w:rPr>
-        <w:t xml:space="preserve">(FR-007, Lelong, 1917, endurecimento 1,8) ergue-se como estátua acima dos soldados que marcham, hierática mas investida de autoridade marcial. O endurecimento médio (1,87) é próximo ao normativo, mas o perfil é distinto: os indicadores de</w:t>
+        <w:t xml:space="preserve">(FR-007, Lelong, 1917, endurecimento 1,8) ergue-se como estátua acima dos soldados que marcham, hierática mas investida de autoridade marcial. O perfil é distinto do normativo: os indicadores de</w:t>
       </w:r>
       <w:r>
         <w:rPr>
@@ -16033,7 +16177,7 @@
         <w:rPr>
           <w:lang w:val="pt-BR"/>
         </w:rPr>
-        <w:t xml:space="preserve">de Félicien Rops (FR-005, 1871, endurecimento 0,8) — uma Marianne irônica, mão na cintura, lorgnette ao rosto — e a</w:t>
+        <w:t xml:space="preserve">de Félicien Rops (FR-005, 1871, endurecimento 0,8 [VERIFICAR: o ledger registra FR-005 como normativo, composto 0,5 — recodificação ou correção pendente]) — uma Marianne irônica, mão na cintura, lorgnette ao rosto — e a</w:t>
       </w:r>
       <w:r>
         <w:rPr>
@@ -16220,7 +16364,7 @@
         <w:rPr>
           <w:lang w:val="pt-BR"/>
         </w:rPr>
-        <w:t xml:space="preserve">. O endurecimento médio é de 0,63 (N=7), o mais baixo dos quatro regimes, precisamente porque a sátira recusa a purificação: o corpo permanece individual, sexualizado, expressivo, narrativo — tudo que o processo de endurecimento elimina. A contra-alegoria demonstra, por negação, o que o regime NORMATIVO suprime.</w:t>
+        <w:t xml:space="preserve">. Os scores de endurecimento são os mais baixos do corpus, precisamente porque a sátira recusa a purificação: o corpo permanece individual, sexualizado, expressivo, narrativo — tudo que o processo de endurecimento elimina. A contra-alegoria demonstra, por negação, o que o regime NORMATIVO suprime.</w:t>
       </w:r>
     </w:p>
     <w:p>
@@ -16232,7 +16376,7 @@
     </w:p>
     <w:bookmarkEnd w:id="81"/>
     <w:bookmarkEnd w:id="82"/>
-    <w:bookmarkStart w:id="86" w:name="X771e2dbc0dc6817f713e77ab981075a0a1f8381"/>
+    <w:bookmarkStart w:id="87" w:name="X300a02a44ef61126af5ca2ee4153f1c07eed621"/>
     <w:p>
       <w:pPr>
         <w:pStyle w:val="Heading3"/>
@@ -16251,7 +16395,7 @@
         <w:rPr>
           <w:lang w:val="pt-BR"/>
         </w:rPr>
-        <w:t xml:space="preserve">2.5 Validação: codificação por imagem vs. codificação por metadados</w:t>
+        <w:t xml:space="preserve">2.5 Paradigma indiciário e padrões de prova na iconografia jurídica</w:t>
       </w:r>
     </w:p>
     <w:p>
@@ -16262,6 +16406,1740 @@
         <w:rPr>
           <w:lang w:val="pt-BR"/>
         </w:rPr>
+        <w:t xml:space="preserve">Os parágrafos anteriores demonstraram que o protocolo IconoCode produz resultados</w:t>
+      </w:r>
+      <w:r>
+        <w:rPr>
+          <w:lang w:val="pt-BR"/>
+        </w:rPr>
+        <w:t xml:space="preserve"> </w:t>
+      </w:r>
+      <w:r>
+        <w:rPr>
+          <w:i/>
+          <w:iCs/>
+          <w:lang w:val="pt-BR"/>
+        </w:rPr>
+        <w:t xml:space="preserve">operacionalmente</w:t>
+      </w:r>
+      <w:r>
+        <w:rPr>
+          <w:lang w:val="pt-BR"/>
+        </w:rPr>
+        <w:t xml:space="preserve"> </w:t>
+      </w:r>
+      <w:r>
+        <w:rPr>
+          <w:lang w:val="pt-BR"/>
+        </w:rPr>
+        <w:t xml:space="preserve">robustos: o eixo de formalização burocrática dos indicadores — serialidade, inscrição estatal, heraldicização — discrimina os regimes iconocráticos no corpus atual (Capítulo 6), os casos paradigmáticos emergem de forma consistente com as hipóteses teóricas, e a seção seguinte (§2.6) documentará que os deltas entre codificação por metadados e por imagem são mensuráveis e auditáveis. Falta, porém, legitimar</w:t>
+      </w:r>
+      <w:r>
+        <w:rPr>
+          <w:lang w:val="pt-BR"/>
+        </w:rPr>
+        <w:t xml:space="preserve"> </w:t>
+      </w:r>
+      <w:r>
+        <w:rPr>
+          <w:i/>
+          <w:iCs/>
+          <w:lang w:val="pt-BR"/>
+        </w:rPr>
+        <w:t xml:space="preserve">epistemologicamente</w:t>
+      </w:r>
+      <w:r>
+        <w:rPr>
+          <w:lang w:val="pt-BR"/>
+        </w:rPr>
+        <w:t xml:space="preserve"> </w:t>
+      </w:r>
+      <w:r>
+        <w:rPr>
+          <w:lang w:val="pt-BR"/>
+        </w:rPr>
+        <w:t xml:space="preserve">o padrão de prova subjacente a esses resultados: não</w:t>
+      </w:r>
+      <w:r>
+        <w:rPr>
+          <w:lang w:val="pt-BR"/>
+        </w:rPr>
+        <w:t xml:space="preserve"> </w:t>
+      </w:r>
+      <w:r>
+        <w:rPr>
+          <w:lang w:val="pt-BR"/>
+        </w:rPr>
+        <w:t xml:space="preserve">“os números estão corretos?”</w:t>
+      </w:r>
+      <w:r>
+        <w:rPr>
+          <w:lang w:val="pt-BR"/>
+        </w:rPr>
+        <w:t xml:space="preserve"> </w:t>
+      </w:r>
+      <w:r>
+        <w:rPr>
+          <w:lang w:val="pt-BR"/>
+        </w:rPr>
+        <w:t xml:space="preserve">— pergunta técnica, respondida pela auditabilidade —, mas</w:t>
+      </w:r>
+      <w:r>
+        <w:rPr>
+          <w:lang w:val="pt-BR"/>
+        </w:rPr>
+        <w:t xml:space="preserve"> </w:t>
+      </w:r>
+      <w:r>
+        <w:rPr>
+          <w:lang w:val="pt-BR"/>
+        </w:rPr>
+        <w:t xml:space="preserve">“que tipo de conhecimento esses números produzem, e por que esse conhecimento é suficiente para as afirmações que a tese faz?”</w:t>
+      </w:r>
+      <w:r>
+        <w:rPr>
+          <w:lang w:val="pt-BR"/>
+        </w:rPr>
+        <w:t xml:space="preserve">. Esta seção responde a essa pergunta e estabelece a moldura à luz da qual a validação empírica de §2.6 deve ser lida: não como prova autônoma, mas como evidência subordinada ao padrão de prova aqui construído.</w:t>
+      </w:r>
+    </w:p>
+    <w:p>
+      <w:pPr>
+        <w:pStyle w:val="BodyText"/>
+      </w:pPr>
+      <w:r>
+        <w:rPr>
+          <w:lang w:val="pt-BR"/>
+        </w:rPr>
+        <w:t xml:space="preserve">Três objeções que uma banca informada levantará estruturam a resposta: a objeção do</w:t>
+      </w:r>
+      <w:r>
+        <w:rPr>
+          <w:lang w:val="pt-BR"/>
+        </w:rPr>
+        <w:t xml:space="preserve"> </w:t>
+      </w:r>
+      <w:r>
+        <w:rPr>
+          <w:b/>
+          <w:bCs/>
+          <w:lang w:val="pt-BR"/>
+        </w:rPr>
+        <w:t xml:space="preserve">empiricismo frustrado</w:t>
+      </w:r>
+      <w:r>
+        <w:rPr>
+          <w:lang w:val="pt-BR"/>
+        </w:rPr>
+        <w:t xml:space="preserve"> </w:t>
+      </w:r>
+      <w:r>
+        <w:rPr>
+          <w:lang w:val="pt-BR"/>
+        </w:rPr>
+        <w:t xml:space="preserve">(a tese usa linguagem quantitativa sem satisfazer os critérios do empiricismo experimental — amostragem probabilística, condições controladas, replicabilidade mecânica); a objeção da</w:t>
+      </w:r>
+      <w:r>
+        <w:rPr>
+          <w:lang w:val="pt-BR"/>
+        </w:rPr>
+        <w:t xml:space="preserve"> </w:t>
+      </w:r>
+      <w:r>
+        <w:rPr>
+          <w:b/>
+          <w:bCs/>
+          <w:lang w:val="pt-BR"/>
+        </w:rPr>
+        <w:t xml:space="preserve">concordância intercodificadores</w:t>
+      </w:r>
+      <w:r>
+        <w:rPr>
+          <w:lang w:val="pt-BR"/>
+        </w:rPr>
+        <w:t xml:space="preserve"> </w:t>
+      </w:r>
+      <w:r>
+        <w:rPr>
+          <w:lang w:val="pt-BR"/>
+        </w:rPr>
+        <w:t xml:space="preserve">(se os 10 indicadores foram pontuados por um modelo de linguagem multimodal, que garantia há de validade?); e a objeção do</w:t>
+      </w:r>
+      <w:r>
+        <w:rPr>
+          <w:lang w:val="pt-BR"/>
+        </w:rPr>
+        <w:t xml:space="preserve"> </w:t>
+      </w:r>
+      <w:r>
+        <w:rPr>
+          <w:b/>
+          <w:bCs/>
+          <w:lang w:val="pt-BR"/>
+        </w:rPr>
+        <w:t xml:space="preserve">silêncio arquivístico</w:t>
+      </w:r>
+      <w:r>
+        <w:rPr>
+          <w:lang w:val="pt-BR"/>
+        </w:rPr>
+        <w:t xml:space="preserve"> </w:t>
+      </w:r>
+      <w:r>
+        <w:rPr>
+          <w:lang w:val="pt-BR"/>
+        </w:rPr>
+        <w:t xml:space="preserve">(a tese já analisa a ausência alegórica como dado — tag</w:t>
+      </w:r>
+      <w:r>
+        <w:rPr>
+          <w:lang w:val="pt-BR"/>
+        </w:rPr>
+        <w:t xml:space="preserve"> </w:t>
+      </w:r>
+      <w:r>
+        <w:rPr>
+          <w:rStyle w:val="VerbatimChar"/>
+          <w:lang w:val="pt-BR"/>
+        </w:rPr>
+        <w:t xml:space="preserve">#ausencia-alegorica</w:t>
+      </w:r>
+      <w:r>
+        <w:rPr>
+          <w:lang w:val="pt-BR"/>
+        </w:rPr>
+        <w:t xml:space="preserve">, item US-020 em §2.4 — mas sem ancoragem teórica explícita). A resposta a cada uma organiza-se em três fios.</w:t>
+      </w:r>
+    </w:p>
+    <w:bookmarkStart w:id="83" w:name="Xf78db0f7edb31dc06dd188c6b6dd1280951e26b"/>
+    <w:p>
+      <w:pPr>
+        <w:pStyle w:val="Heading4"/>
+      </w:pPr>
+      <w:r>
+        <w:rPr>
+          <w:rStyle w:val="SectionNumber"/>
+          <w:lang w:val="pt-BR"/>
+        </w:rPr>
+        <w:t xml:space="preserve">5.1.5.1</w:t>
+      </w:r>
+      <w:r>
+        <w:tab/>
+      </w:r>
+      <w:r>
+        <w:rPr>
+          <w:lang w:val="pt-BR"/>
+        </w:rPr>
+        <w:t xml:space="preserve">2.5.1 Posição estratificada por nível panofskiano</w:t>
+      </w:r>
+    </w:p>
+    <w:p>
+      <w:pPr>
+        <w:pStyle w:val="FirstParagraph"/>
+      </w:pPr>
+      <w:r>
+        <w:rPr>
+          <w:lang w:val="pt-BR"/>
+        </w:rPr>
+        <w:t xml:space="preserve">A pergunta</w:t>
+      </w:r>
+      <w:r>
+        <w:rPr>
+          <w:lang w:val="pt-BR"/>
+        </w:rPr>
+        <w:t xml:space="preserve"> </w:t>
+      </w:r>
+      <w:r>
+        <w:rPr>
+          <w:lang w:val="pt-BR"/>
+        </w:rPr>
+        <w:t xml:space="preserve">“o quanto dois codificadores concordam?”</w:t>
+      </w:r>
+      <w:r>
+        <w:rPr>
+          <w:lang w:val="pt-BR"/>
+        </w:rPr>
+        <w:t xml:space="preserve"> </w:t>
+      </w:r>
+      <w:r>
+        <w:rPr>
+          <w:lang w:val="pt-BR"/>
+        </w:rPr>
+        <w:t xml:space="preserve">pressupõe que</w:t>
+      </w:r>
+      <w:r>
+        <w:rPr>
+          <w:lang w:val="pt-BR"/>
+        </w:rPr>
+        <w:t xml:space="preserve"> </w:t>
+      </w:r>
+      <w:r>
+        <w:rPr>
+          <w:lang w:val="pt-BR"/>
+        </w:rPr>
+        <w:t xml:space="preserve">“codificação”</w:t>
+      </w:r>
+      <w:r>
+        <w:rPr>
+          <w:lang w:val="pt-BR"/>
+        </w:rPr>
+        <w:t xml:space="preserve"> </w:t>
+      </w:r>
+      <w:r>
+        <w:rPr>
+          <w:lang w:val="pt-BR"/>
+        </w:rPr>
+        <w:t xml:space="preserve">é uma categoria unitária. A estrutura tripartida de Panofsky (1939; 1955) desfaz essa suposição. No</w:t>
+      </w:r>
+      <w:r>
+        <w:rPr>
+          <w:lang w:val="pt-BR"/>
+        </w:rPr>
+        <w:t xml:space="preserve"> </w:t>
+      </w:r>
+      <w:r>
+        <w:rPr>
+          <w:b/>
+          <w:bCs/>
+          <w:lang w:val="pt-BR"/>
+        </w:rPr>
+        <w:t xml:space="preserve">Nível 1</w:t>
+      </w:r>
+      <w:r>
+        <w:rPr>
+          <w:lang w:val="pt-BR"/>
+        </w:rPr>
+        <w:t xml:space="preserve"> </w:t>
+      </w:r>
+      <w:r>
+        <w:rPr>
+          <w:lang w:val="pt-BR"/>
+        </w:rPr>
+        <w:t xml:space="preserve">(pré-iconográfico), a codificação descreve propriedades observáveis — postura, atributos, suporte —, verificáveis intersubjetivamente; a concordância entre codificadores é, em princípio, alta e mensurável (percentual de concordância simples; kappa de Cohen aplicável a variáveis binárias, mas de adequação limitada a categorias compostas). No</w:t>
+      </w:r>
+      <w:r>
+        <w:rPr>
+          <w:lang w:val="pt-BR"/>
+        </w:rPr>
+        <w:t xml:space="preserve"> </w:t>
+      </w:r>
+      <w:r>
+        <w:rPr>
+          <w:b/>
+          <w:bCs/>
+          <w:lang w:val="pt-BR"/>
+        </w:rPr>
+        <w:t xml:space="preserve">Nível 2</w:t>
+      </w:r>
+      <w:r>
+        <w:rPr>
+          <w:lang w:val="pt-BR"/>
+        </w:rPr>
+        <w:t xml:space="preserve"> </w:t>
+      </w:r>
+      <w:r>
+        <w:rPr>
+          <w:lang w:val="pt-BR"/>
+        </w:rPr>
+        <w:t xml:space="preserve">(iconográfico), identificar</w:t>
+      </w:r>
+      <w:r>
+        <w:rPr>
+          <w:lang w:val="pt-BR"/>
+        </w:rPr>
+        <w:t xml:space="preserve"> </w:t>
+      </w:r>
+      <w:r>
+        <w:rPr>
+          <w:lang w:val="pt-BR"/>
+        </w:rPr>
+        <w:t xml:space="preserve">“qual alegoria é representada”</w:t>
+      </w:r>
+      <w:r>
+        <w:rPr>
+          <w:lang w:val="pt-BR"/>
+        </w:rPr>
+        <w:t xml:space="preserve"> </w:t>
+      </w:r>
+      <w:r>
+        <w:rPr>
+          <w:lang w:val="pt-BR"/>
+        </w:rPr>
+        <w:t xml:space="preserve">exige conhecimento culturalmente mediado das convenções; a unidade de análise já é ela mesma uma decisão interpretativa, não pré-determinada de forma independente do conteúdo. Rau e Shih (2021) [VERIFICAR: entrada bibliográfica inexistente até conferência — referência-carregador do §2.5] demonstram matematicamente, para a categorização de gênero textual, que o kappa pressupõe unidades de análise fixas e predeterminadas — pressuposto que a identificação de uma</w:t>
+      </w:r>
+      <w:r>
+        <w:rPr>
+          <w:lang w:val="pt-BR"/>
+        </w:rPr>
+        <w:t xml:space="preserve"> </w:t>
+      </w:r>
+      <w:r>
+        <w:rPr>
+          <w:i/>
+          <w:iCs/>
+          <w:lang w:val="pt-BR"/>
+        </w:rPr>
+        <w:t xml:space="preserve">Pathosformel</w:t>
+      </w:r>
+      <w:r>
+        <w:rPr>
+          <w:lang w:val="pt-BR"/>
+        </w:rPr>
+        <w:t xml:space="preserve"> </w:t>
+      </w:r>
+      <w:r>
+        <w:rPr>
+          <w:lang w:val="pt-BR"/>
+        </w:rPr>
+        <w:t xml:space="preserve">ativa numa imagem não satisfaz, pela mesma razão que a identificação de</w:t>
+      </w:r>
+      <w:r>
+        <w:rPr>
+          <w:lang w:val="pt-BR"/>
+        </w:rPr>
+        <w:t xml:space="preserve"> </w:t>
+      </w:r>
+      <w:r>
+        <w:rPr>
+          <w:lang w:val="pt-BR"/>
+        </w:rPr>
+        <w:t xml:space="preserve">“tom irônico”</w:t>
+      </w:r>
+      <w:r>
+        <w:rPr>
+          <w:lang w:val="pt-BR"/>
+        </w:rPr>
+        <w:t xml:space="preserve"> </w:t>
+      </w:r>
+      <w:r>
+        <w:rPr>
+          <w:lang w:val="pt-BR"/>
+        </w:rPr>
+        <w:t xml:space="preserve">num texto não satisfaz: o codificador já precisa ter construído a unidade antes de pontuá-la. No</w:t>
+      </w:r>
+      <w:r>
+        <w:rPr>
+          <w:lang w:val="pt-BR"/>
+        </w:rPr>
+        <w:t xml:space="preserve"> </w:t>
+      </w:r>
+      <w:r>
+        <w:rPr>
+          <w:b/>
+          <w:bCs/>
+          <w:lang w:val="pt-BR"/>
+        </w:rPr>
+        <w:t xml:space="preserve">Nível 3</w:t>
+      </w:r>
+      <w:r>
+        <w:rPr>
+          <w:lang w:val="pt-BR"/>
+        </w:rPr>
+        <w:t xml:space="preserve"> </w:t>
+      </w:r>
+      <w:r>
+        <w:rPr>
+          <w:lang w:val="pt-BR"/>
+        </w:rPr>
+        <w:t xml:space="preserve">(iconológico), a interpretação é francamente hermenêutica — afirmar que uma imagem manifesta o Contrato Sexual Visual é proposição teórica que não se confirma por contagem; sua validade é argumentativa, ancorada nos Níveis 1 e 2 e na coerência com a literatura.</w:t>
+      </w:r>
+    </w:p>
+    <w:p>
+      <w:pPr>
+        <w:pStyle w:val="BodyText"/>
+      </w:pPr>
+      <w:r>
+        <w:rPr>
+          <w:lang w:val="pt-BR"/>
+        </w:rPr>
+        <w:t xml:space="preserve">Essa estratificação também esclarece o estatuto da codificação por modelo de linguagem multimodal (</w:t>
+      </w:r>
+      <w:r>
+        <w:rPr>
+          <w:lang w:val="pt-BR"/>
+        </w:rPr>
+        <w:t xml:space="preserve">“iconocode-opus-4.6-image”</w:t>
+      </w:r>
+      <w:r>
+        <w:rPr>
+          <w:lang w:val="pt-BR"/>
+        </w:rPr>
+        <w:t xml:space="preserve">, empregado nesta tese). A objeção</w:t>
+      </w:r>
+      <w:r>
+        <w:rPr>
+          <w:lang w:val="pt-BR"/>
+        </w:rPr>
+        <w:t xml:space="preserve"> </w:t>
+      </w:r>
+      <w:r>
+        <w:rPr>
+          <w:lang w:val="pt-BR"/>
+        </w:rPr>
+        <w:t xml:space="preserve">“como sabemos que o modelo não alucina?”</w:t>
+      </w:r>
+      <w:r>
+        <w:rPr>
+          <w:lang w:val="pt-BR"/>
+        </w:rPr>
+        <w:t xml:space="preserve"> </w:t>
+      </w:r>
+      <w:r>
+        <w:rPr>
+          <w:lang w:val="pt-BR"/>
+        </w:rPr>
+        <w:t xml:space="preserve">pressupõe um gabarito humano neutro contra o qual medir a saída — mas para os Níveis 2 e 3, que são o núcleo teórico da tese, esse gabarito não existe: a interpretação iconológica é disputada entre historiadores da arte, e a atribuição de um regime iconocrático é proposição da própria tese. O que a tese oferece, em vez de conformidade a um gabarito externo, é auditabilidade do Nível 1 (os itens do corpus são publicamente acessíveis nos arquivos de origem, permitindo verificação independente), consistência interna documentada (a variação dos scores de endurecimento entre regimes é teoricamente coerente, e os outliers — como Steinlen vs. Lelong, §2.4 — são explicáveis por propriedades identificáveis das imagens) e declaração explícita de limites (a tese não afirma</w:t>
+      </w:r>
+      <w:r>
+        <w:rPr>
+          <w:lang w:val="pt-BR"/>
+        </w:rPr>
+        <w:t xml:space="preserve"> </w:t>
+      </w:r>
+      <w:r>
+        <w:rPr>
+          <w:lang w:val="pt-BR"/>
+        </w:rPr>
+        <w:t xml:space="preserve">“a interpretação correta”</w:t>
+      </w:r>
+      <w:r>
+        <w:rPr>
+          <w:lang w:val="pt-BR"/>
+        </w:rPr>
+        <w:t xml:space="preserve">, mas</w:t>
+      </w:r>
+      <w:r>
+        <w:rPr>
+          <w:lang w:val="pt-BR"/>
+        </w:rPr>
+        <w:t xml:space="preserve"> </w:t>
+      </w:r>
+      <w:r>
+        <w:rPr>
+          <w:lang w:val="pt-BR"/>
+        </w:rPr>
+        <w:t xml:space="preserve">“uma interpretação teoricamente informada e verificável pela cadeia de raciocínio documentada em cada relatório de codificação”</w:t>
+      </w:r>
+      <w:r>
+        <w:rPr>
+          <w:lang w:val="pt-BR"/>
+        </w:rPr>
+        <w:t xml:space="preserve">).</w:t>
+      </w:r>
+    </w:p>
+    <w:p>
+      <w:pPr>
+        <w:pStyle w:val="BodyText"/>
+      </w:pPr>
+      <w:r>
+        <w:rPr>
+          <w:lang w:val="pt-BR"/>
+        </w:rPr>
+        <w:t xml:space="preserve">Roele (2025), ao resenhar o estudo de referência da iconografia da Justiça, formula a objeção com precisão: uma ambição magnífica, mas de difícil realização num estudo que recusa o empirismo — e conclui que estudar o encontro entre obra e espectadora exige um encontro metodológico entre o empírico e o hermenêutico. A crítica é pertinente, e a resposta adequada não é negar o desvio, mas articular o padrão de prova alternativo e mostrar que é defendido na literatura especializada. Mnookin (1998) distingue, na doutrina da prova visual, entre evidência</w:t>
+      </w:r>
+      <w:r>
+        <w:rPr>
+          <w:lang w:val="pt-BR"/>
+        </w:rPr>
+        <w:t xml:space="preserve"> </w:t>
+      </w:r>
+      <w:r>
+        <w:rPr>
+          <w:i/>
+          <w:iCs/>
+          <w:lang w:val="pt-BR"/>
+        </w:rPr>
+        <w:t xml:space="preserve">demonstrativa</w:t>
+      </w:r>
+      <w:r>
+        <w:rPr>
+          <w:lang w:val="pt-BR"/>
+        </w:rPr>
+        <w:t xml:space="preserve"> </w:t>
+      </w:r>
+      <w:r>
+        <w:rPr>
+          <w:lang w:val="pt-BR"/>
+        </w:rPr>
+        <w:t xml:space="preserve">(a imagem como ilustração de um argumento) e evidência</w:t>
+      </w:r>
+      <w:r>
+        <w:rPr>
+          <w:lang w:val="pt-BR"/>
+        </w:rPr>
+        <w:t xml:space="preserve"> </w:t>
+      </w:r>
+      <w:r>
+        <w:rPr>
+          <w:i/>
+          <w:iCs/>
+          <w:lang w:val="pt-BR"/>
+        </w:rPr>
+        <w:t xml:space="preserve">substantiva</w:t>
+      </w:r>
+      <w:r>
+        <w:rPr>
+          <w:lang w:val="pt-BR"/>
+        </w:rPr>
+        <w:t xml:space="preserve"> </w:t>
+      </w:r>
+      <w:r>
+        <w:rPr>
+          <w:lang w:val="pt-BR"/>
+        </w:rPr>
+        <w:t xml:space="preserve">(a imagem como prova de um fato): a iconometria desta tese produz evidência demonstrativa — os scores de endurecimento não provam que o Estado</w:t>
+      </w:r>
+      <w:r>
+        <w:rPr>
+          <w:lang w:val="pt-BR"/>
+        </w:rPr>
+        <w:t xml:space="preserve"> </w:t>
+      </w:r>
+      <w:r>
+        <w:rPr>
+          <w:lang w:val="pt-BR"/>
+        </w:rPr>
+        <w:t xml:space="preserve">“fez X”</w:t>
+      </w:r>
+      <w:r>
+        <w:rPr>
+          <w:lang w:val="pt-BR"/>
+        </w:rPr>
+        <w:t xml:space="preserve">, demonstram que o corpus exibe um padrão compatível com a hipótese de purificação alegórica estatal. Braman (2023) acrescenta que a objetividade da imagem como prova é sempre construída, não dada — produzida por cadeias de autenticação e proveniência que borram a fronteira entre ilustração e prova. O que valida a iconometria, assim, não é reproduzir mecanicamente o mesmo score, mas reconstruir o raciocínio que levou a cada score a partir dos relatórios de codificação disponíveis.</w:t>
+      </w:r>
+    </w:p>
+    <w:bookmarkEnd w:id="83"/>
+    <w:bookmarkStart w:id="84" w:name="X08d095cad55c4b4e95ec207919678d1fa98e4ec"/>
+    <w:p>
+      <w:pPr>
+        <w:pStyle w:val="Heading4"/>
+      </w:pPr>
+      <w:r>
+        <w:rPr>
+          <w:rStyle w:val="SectionNumber"/>
+          <w:lang w:val="pt-BR"/>
+        </w:rPr>
+        <w:t xml:space="preserve">5.1.5.2</w:t>
+      </w:r>
+      <w:r>
+        <w:tab/>
+      </w:r>
+      <w:r>
+        <w:rPr>
+          <w:lang w:val="pt-BR"/>
+        </w:rPr>
+        <w:t xml:space="preserve">2.5.2 Legitimação indiciária: Ginzburg, Warburg/Didi-Huberman</w:t>
+      </w:r>
+    </w:p>
+    <w:p>
+      <w:pPr>
+        <w:pStyle w:val="FirstParagraph"/>
+      </w:pPr>
+      <w:r>
+        <w:rPr>
+          <w:lang w:val="pt-BR"/>
+        </w:rPr>
+        <w:t xml:space="preserve">Em</w:t>
+      </w:r>
+      <w:r>
+        <w:rPr>
+          <w:lang w:val="pt-BR"/>
+        </w:rPr>
+        <w:t xml:space="preserve"> </w:t>
+      </w:r>
+      <w:r>
+        <w:rPr>
+          <w:lang w:val="pt-BR"/>
+        </w:rPr>
+        <w:t xml:space="preserve">“Sinais: raízes de um paradigma indiciário”</w:t>
+      </w:r>
+      <w:r>
+        <w:rPr>
+          <w:lang w:val="pt-BR"/>
+        </w:rPr>
+        <w:t xml:space="preserve"> </w:t>
+      </w:r>
+      <w:r>
+        <w:rPr>
+          <w:lang w:val="pt-BR"/>
+        </w:rPr>
+        <w:t xml:space="preserve">(GINZBURG, 1989, p. 143–179), Carlo Ginzburg identifica uma forma de conhecimento — o</w:t>
+      </w:r>
+      <w:r>
+        <w:rPr>
+          <w:lang w:val="pt-BR"/>
+        </w:rPr>
+        <w:t xml:space="preserve"> </w:t>
+      </w:r>
+      <w:r>
+        <w:rPr>
+          <w:i/>
+          <w:iCs/>
+          <w:lang w:val="pt-BR"/>
+        </w:rPr>
+        <w:t xml:space="preserve">paradigma indiciário</w:t>
+      </w:r>
+      <w:r>
+        <w:rPr>
+          <w:lang w:val="pt-BR"/>
+        </w:rPr>
+        <w:t xml:space="preserve"> </w:t>
+      </w:r>
+      <w:r>
+        <w:rPr>
+          <w:lang w:val="pt-BR"/>
+        </w:rPr>
+        <w:t xml:space="preserve">ou sintomático — distinta do paradigma galileano de leis gerais e experimentos reprodutíveis: trabalha a partir de pistas, não de leis; opera por inferência</w:t>
+      </w:r>
+      <w:r>
+        <w:rPr>
+          <w:lang w:val="pt-BR"/>
+        </w:rPr>
+        <w:t xml:space="preserve"> </w:t>
+      </w:r>
+      <w:r>
+        <w:rPr>
+          <w:i/>
+          <w:iCs/>
+          <w:lang w:val="pt-BR"/>
+        </w:rPr>
+        <w:t xml:space="preserve">ab singular</w:t>
+      </w:r>
+      <w:r>
+        <w:rPr>
+          <w:lang w:val="pt-BR"/>
+        </w:rPr>
+        <w:t xml:space="preserve"> </w:t>
+      </w:r>
+      <w:r>
+        <w:rPr>
+          <w:lang w:val="pt-BR"/>
+        </w:rPr>
+        <w:t xml:space="preserve">(de um singular a outro, sem passar pelo universal como mediador necessário); e produz conhecimento probabilístico, não certo. Os três protótipos que Ginzburg mobiliza — Morelli (atribuição de pinturas por detalhes anatômicos), Freud (psicanálise como leitura de sintomas) e Sherlock Holmes (dedução a partir de pistas) — convergem numa epistemologia que legitima exatamente o movimento metodológico central desta tese: a inferência do Contrato Sexual Visual (o todo histórico-teórico) a partir dos scores de endurecimento e das análises iconológicas (os sinais particulares). Não é inferência estatística (do padrão à lei); é inferência indiciária (do vestígio à prática) — e a sequência</w:t>
+      </w:r>
+      <w:r>
+        <w:rPr>
+          <w:lang w:val="pt-BR"/>
+        </w:rPr>
+        <w:t xml:space="preserve"> </w:t>
+      </w:r>
+      <w:r>
+        <w:rPr>
+          <w:lang w:val="pt-BR"/>
+        </w:rPr>
+        <w:t xml:space="preserve">“quantitativo identifica casos anômalos → qualitativo interpreta as anomalias”</w:t>
+      </w:r>
+      <w:r>
+        <w:rPr>
+          <w:lang w:val="pt-BR"/>
+        </w:rPr>
+        <w:t xml:space="preserve">, que estrutura o desenho misto sequencial explicado em §2.1,</w:t>
+      </w:r>
+      <w:r>
+        <w:rPr>
+          <w:lang w:val="pt-BR"/>
+        </w:rPr>
+        <w:t xml:space="preserve"> </w:t>
+      </w:r>
+      <w:r>
+        <w:rPr>
+          <w:i/>
+          <w:iCs/>
+          <w:lang w:val="pt-BR"/>
+        </w:rPr>
+        <w:t xml:space="preserve">é</w:t>
+      </w:r>
+      <w:r>
+        <w:rPr>
+          <w:lang w:val="pt-BR"/>
+        </w:rPr>
+        <w:t xml:space="preserve"> </w:t>
+      </w:r>
+      <w:r>
+        <w:rPr>
+          <w:lang w:val="pt-BR"/>
+        </w:rPr>
+        <w:t xml:space="preserve">o paradigma indiciário em operação.</w:t>
+      </w:r>
+    </w:p>
+    <w:p>
+      <w:pPr>
+        <w:pStyle w:val="BodyText"/>
+      </w:pPr>
+      <w:r>
+        <w:rPr>
+          <w:lang w:val="pt-BR"/>
+        </w:rPr>
+        <w:t xml:space="preserve">Aby Warburg não formulou uma teoria explícita do conhecimento iconográfico, mas seu método — o Atlas Mnemosyne, as preleções sobre</w:t>
+      </w:r>
+      <w:r>
+        <w:rPr>
+          <w:lang w:val="pt-BR"/>
+        </w:rPr>
+        <w:t xml:space="preserve"> </w:t>
+      </w:r>
+      <w:r>
+        <w:rPr>
+          <w:i/>
+          <w:iCs/>
+          <w:lang w:val="pt-BR"/>
+        </w:rPr>
+        <w:t xml:space="preserve">Pathosformeln</w:t>
+      </w:r>
+      <w:r>
+        <w:rPr>
+          <w:lang w:val="pt-BR"/>
+        </w:rPr>
+        <w:t xml:space="preserve"> </w:t>
+      </w:r>
+      <w:r>
+        <w:rPr>
+          <w:lang w:val="pt-BR"/>
+        </w:rPr>
+        <w:t xml:space="preserve">— pressupõe uma epistemologia que Didi-Huberman (2000; 2002) torna filosoficamente explícita: as imagens</w:t>
+      </w:r>
+      <w:r>
+        <w:rPr>
+          <w:lang w:val="pt-BR"/>
+        </w:rPr>
+        <w:t xml:space="preserve"> </w:t>
+      </w:r>
+      <w:r>
+        <w:rPr>
+          <w:i/>
+          <w:iCs/>
+          <w:lang w:val="pt-BR"/>
+        </w:rPr>
+        <w:t xml:space="preserve">sobrevivem</w:t>
+      </w:r>
+      <w:r>
+        <w:rPr>
+          <w:lang w:val="pt-BR"/>
+        </w:rPr>
+        <w:t xml:space="preserve"> </w:t>
+      </w:r>
+      <w:r>
+        <w:rPr>
+          <w:lang w:val="pt-BR"/>
+        </w:rPr>
+        <w:t xml:space="preserve">— os</w:t>
+      </w:r>
+      <w:r>
+        <w:rPr>
+          <w:lang w:val="pt-BR"/>
+        </w:rPr>
+        <w:t xml:space="preserve"> </w:t>
+      </w:r>
+      <w:r>
+        <w:rPr>
+          <w:i/>
+          <w:iCs/>
+          <w:lang w:val="pt-BR"/>
+        </w:rPr>
+        <w:t xml:space="preserve">Pathosformeln</w:t>
+      </w:r>
+      <w:r>
+        <w:rPr>
+          <w:lang w:val="pt-BR"/>
+        </w:rPr>
+        <w:t xml:space="preserve"> </w:t>
+      </w:r>
+      <w:r>
+        <w:rPr>
+          <w:lang w:val="pt-BR"/>
+        </w:rPr>
+        <w:t xml:space="preserve">da Antiguidade reaparecem em contextos historicamente distantes não por imitação consciente, mas por</w:t>
+      </w:r>
+      <w:r>
+        <w:rPr>
+          <w:lang w:val="pt-BR"/>
+        </w:rPr>
+        <w:t xml:space="preserve"> </w:t>
+      </w:r>
+      <w:r>
+        <w:rPr>
+          <w:i/>
+          <w:iCs/>
+          <w:lang w:val="pt-BR"/>
+        </w:rPr>
+        <w:t xml:space="preserve">Nachleben</w:t>
+      </w:r>
+      <w:r>
+        <w:rPr>
+          <w:lang w:val="pt-BR"/>
+        </w:rPr>
+        <w:t xml:space="preserve"> </w:t>
+      </w:r>
+      <w:r>
+        <w:rPr>
+          <w:lang w:val="pt-BR"/>
+        </w:rPr>
+        <w:t xml:space="preserve">—, o que implica que a análise das imagens não pode ser linear nem cumulativa; ela é anacrónica, montando justaposições entre imagens de períodos distintos para tornar visíveis continuidades formais que a história linear apaga. A montagem de imagens em painéis sem hierarquia explícita não é falta de argumento; é um argumento de outra forma — um</w:t>
+      </w:r>
+      <w:r>
+        <w:rPr>
+          <w:lang w:val="pt-BR"/>
+        </w:rPr>
+        <w:t xml:space="preserve"> </w:t>
+      </w:r>
+      <w:r>
+        <w:rPr>
+          <w:i/>
+          <w:iCs/>
+          <w:lang w:val="pt-BR"/>
+        </w:rPr>
+        <w:t xml:space="preserve">saber por montagem</w:t>
+      </w:r>
+      <w:r>
+        <w:rPr>
+          <w:lang w:val="pt-BR"/>
+        </w:rPr>
+        <w:t xml:space="preserve">, visual antes de discursivo. Para esta tese, a implicação é direta: o Atlas Iconocrático (Capítulo 9) não precisa satisfazer os critérios do argumento proposicional para ser válido epistemologicamente; sua validade é a da montagem warburguiana. O próprio Panofsky (1939; 1955) já antecipara o problema ao distinguir</w:t>
+      </w:r>
+      <w:r>
+        <w:rPr>
+          <w:lang w:val="pt-BR"/>
+        </w:rPr>
+        <w:t xml:space="preserve"> </w:t>
+      </w:r>
+      <w:r>
+        <w:rPr>
+          <w:lang w:val="pt-BR"/>
+        </w:rPr>
+        <w:t xml:space="preserve">“síntese intuitiva”</w:t>
+      </w:r>
+      <w:r>
+        <w:rPr>
+          <w:lang w:val="pt-BR"/>
+        </w:rPr>
+        <w:t xml:space="preserve"> </w:t>
+      </w:r>
+      <w:r>
+        <w:rPr>
+          <w:lang w:val="pt-BR"/>
+        </w:rPr>
+        <w:t xml:space="preserve">(reconhecimento do tema iconográfico) de</w:t>
+      </w:r>
+      <w:r>
+        <w:rPr>
+          <w:lang w:val="pt-BR"/>
+        </w:rPr>
+        <w:t xml:space="preserve"> </w:t>
+      </w:r>
+      <w:r>
+        <w:rPr>
+          <w:lang w:val="pt-BR"/>
+        </w:rPr>
+        <w:t xml:space="preserve">“intuição sintética”</w:t>
+      </w:r>
+      <w:r>
+        <w:rPr>
+          <w:lang w:val="pt-BR"/>
+        </w:rPr>
+        <w:t xml:space="preserve"> </w:t>
+      </w:r>
+      <w:r>
+        <w:rPr>
+          <w:lang w:val="pt-BR"/>
+        </w:rPr>
+        <w:t xml:space="preserve">(compreensão do sentido último) [VERIFICAR: terminologia exata e obra/página da distinção]: o Nível 3 exige familiaridade com as tendências essenciais do espírito humano — circularidade que não invalida o método, mas é sua condição, o que os epistemólogos posteriores chamariam de círculo hermenêutico.</w:t>
+      </w:r>
+    </w:p>
+    <w:p>
+      <w:pPr>
+        <w:pStyle w:val="BodyText"/>
+      </w:pPr>
+      <w:r>
+        <w:rPr>
+          <w:lang w:val="pt-BR"/>
+        </w:rPr>
+        <w:t xml:space="preserve">A cadeia epistemológica resultante articula-se assim: Panofsky fornece a estrutura tripartida que estratifica tipos de afirmação e tipos de evidência admissíveis; Ginzburg legitima a inferência indiciária do sinal particular à hipótese sobre a prática histórica; Warburg/Didi-Huberman legitimam a montagem visual como argumento próprio; Mnookin e Braman ancoram juridicamente o estatuto construído da prova visual, na fronteira entre ilustração e prova de fato.</w:t>
+      </w:r>
+    </w:p>
+    <w:bookmarkEnd w:id="84"/>
+    <w:bookmarkStart w:id="85" w:name="X9313bc833980679560a036d1d7876f69af62961"/>
+    <w:p>
+      <w:pPr>
+        <w:pStyle w:val="Heading4"/>
+      </w:pPr>
+      <w:r>
+        <w:rPr>
+          <w:rStyle w:val="SectionNumber"/>
+          <w:lang w:val="pt-BR"/>
+        </w:rPr>
+        <w:t xml:space="preserve">5.1.5.3</w:t>
+      </w:r>
+      <w:r>
+        <w:tab/>
+      </w:r>
+      <w:r>
+        <w:rPr>
+          <w:lang w:val="pt-BR"/>
+        </w:rPr>
+        <w:t xml:space="preserve">2.5.3 Silêncio arquivístico visual: Hartman, Fuentes e a ausência como dado</w:t>
+      </w:r>
+    </w:p>
+    <w:p>
+      <w:pPr>
+        <w:pStyle w:val="FirstParagraph"/>
+      </w:pPr>
+      <w:r>
+        <w:rPr>
+          <w:lang w:val="pt-BR"/>
+        </w:rPr>
+        <w:t xml:space="preserve">Em</w:t>
+      </w:r>
+      <w:r>
+        <w:rPr>
+          <w:lang w:val="pt-BR"/>
+        </w:rPr>
+        <w:t xml:space="preserve"> </w:t>
+      </w:r>
+      <w:r>
+        <w:rPr>
+          <w:lang w:val="pt-BR"/>
+        </w:rPr>
+        <w:t xml:space="preserve">“Venus in Two Acts”</w:t>
+      </w:r>
+      <w:r>
+        <w:rPr>
+          <w:lang w:val="pt-BR"/>
+        </w:rPr>
+        <w:t xml:space="preserve"> </w:t>
+      </w:r>
+      <w:r>
+        <w:rPr>
+          <w:lang w:val="pt-BR"/>
+        </w:rPr>
+        <w:t xml:space="preserve">(HARTMAN, 2008), Saidiya Hartman desenvolve o conceito de</w:t>
+      </w:r>
+      <w:r>
+        <w:rPr>
+          <w:lang w:val="pt-BR"/>
+        </w:rPr>
+        <w:t xml:space="preserve"> </w:t>
+      </w:r>
+      <w:r>
+        <w:rPr>
+          <w:b/>
+          <w:bCs/>
+          <w:lang w:val="pt-BR"/>
+        </w:rPr>
+        <w:t xml:space="preserve">fabulação crítica</w:t>
+      </w:r>
+      <w:r>
+        <w:rPr>
+          <w:lang w:val="pt-BR"/>
+        </w:rPr>
+        <w:t xml:space="preserve"> </w:t>
+      </w:r>
+      <w:r>
+        <w:rPr>
+          <w:lang w:val="pt-BR"/>
+        </w:rPr>
+        <w:t xml:space="preserve">(</w:t>
+      </w:r>
+      <w:r>
+        <w:rPr>
+          <w:i/>
+          <w:iCs/>
+          <w:lang w:val="pt-BR"/>
+        </w:rPr>
+        <w:t xml:space="preserve">critical fabulation</w:t>
+      </w:r>
+      <w:r>
+        <w:rPr>
+          <w:lang w:val="pt-BR"/>
+        </w:rPr>
+        <w:t xml:space="preserve">): método que responde ao silêncio dos arquivos coloniais — em que vidas de pessoas escravizadas aparecem apenas como notas marginais e registros de punição — imaginando o que poderia ter sido a partir dos fragmentos sobreviventes, com o caráter especulativo dessa imaginação mantido explícito. A fabulação crítica não é licença para inventar; é disciplina do limite: reconhece o que o arquivo não permite saber, articula o que revela obliquamente, e declara a fronteira entre evidência e inferência. Marisa Fuentes, em</w:t>
+      </w:r>
+      <w:r>
+        <w:rPr>
+          <w:lang w:val="pt-BR"/>
+        </w:rPr>
+        <w:t xml:space="preserve"> </w:t>
+      </w:r>
+      <w:r>
+        <w:rPr>
+          <w:i/>
+          <w:iCs/>
+          <w:lang w:val="pt-BR"/>
+        </w:rPr>
+        <w:t xml:space="preserve">Dispossessed Lives</w:t>
+      </w:r>
+      <w:r>
+        <w:rPr>
+          <w:lang w:val="pt-BR"/>
+        </w:rPr>
+        <w:t xml:space="preserve"> </w:t>
+      </w:r>
+      <w:r>
+        <w:rPr>
+          <w:lang w:val="pt-BR"/>
+        </w:rPr>
+        <w:t xml:space="preserve">(2016), analisa arquivos coloniais das Barbados para argumentar que a ausência de mulheres negras escravizadas como sujeitos nos documentos não é acidente, mas consequência estrutural da violência epistêmica que organizava quem merecia ser registrado como agente histórico.</w:t>
+      </w:r>
+    </w:p>
+    <w:p>
+      <w:pPr>
+        <w:pStyle w:val="BodyText"/>
+      </w:pPr>
+      <w:r>
+        <w:rPr>
+          <w:lang w:val="pt-BR"/>
+        </w:rPr>
+        <w:t xml:space="preserve">A transferência desse método ao corpus visual desta tese exige atenção ao que muda: o corpus iconocrático não é um arquivo colonial</w:t>
+      </w:r>
+      <w:r>
+        <w:rPr>
+          <w:lang w:val="pt-BR"/>
+        </w:rPr>
+        <w:t xml:space="preserve"> </w:t>
+      </w:r>
+      <w:r>
+        <w:rPr>
+          <w:i/>
+          <w:iCs/>
+          <w:lang w:val="pt-BR"/>
+        </w:rPr>
+        <w:t xml:space="preserve">stricto sensu</w:t>
+      </w:r>
+      <w:r>
+        <w:rPr>
+          <w:lang w:val="pt-BR"/>
+        </w:rPr>
+        <w:t xml:space="preserve">, mas compartilha estrutura homóloga — a ausência de representação feminina historicamente específica nas alegorias estatais (as mulheres reais apagadas para que a Mulher alegórica ocupe seu lugar) é violência epistêmica de estrutura análoga. O corpus já operacionaliza essa intuição na tag</w:t>
+      </w:r>
+      <w:r>
+        <w:rPr>
+          <w:lang w:val="pt-BR"/>
+        </w:rPr>
+        <w:t xml:space="preserve"> </w:t>
+      </w:r>
+      <w:r>
+        <w:rPr>
+          <w:rStyle w:val="VerbatimChar"/>
+          <w:lang w:val="pt-BR"/>
+        </w:rPr>
+        <w:t xml:space="preserve">#ausencia-alegorica</w:t>
+      </w:r>
+      <w:r>
+        <w:rPr>
+          <w:lang w:val="pt-BR"/>
+        </w:rPr>
+        <w:t xml:space="preserve"> </w:t>
+      </w:r>
+      <w:r>
+        <w:rPr>
+          <w:lang w:val="pt-BR"/>
+        </w:rPr>
+        <w:t xml:space="preserve">e na análise de US-020 (Keppler, 1893) em §2.4, como</w:t>
+      </w:r>
+      <w:r>
+        <w:rPr>
+          <w:lang w:val="pt-BR"/>
+        </w:rPr>
+        <w:t xml:space="preserve"> </w:t>
+      </w:r>
+      <w:r>
+        <w:rPr>
+          <w:lang w:val="pt-BR"/>
+        </w:rPr>
+        <w:t xml:space="preserve">“subversão por ausência”</w:t>
+      </w:r>
+      <w:r>
+        <w:rPr>
+          <w:lang w:val="pt-BR"/>
+        </w:rPr>
+        <w:t xml:space="preserve"> </w:t>
+      </w:r>
+      <w:r>
+        <w:rPr>
+          <w:lang w:val="pt-BR"/>
+        </w:rPr>
+        <w:t xml:space="preserve">— mas faltava a ancoragem teórica explícita, que se enuncia aqui:</w:t>
+      </w:r>
+      <w:r>
+        <w:rPr>
+          <w:lang w:val="pt-BR"/>
+        </w:rPr>
+        <w:t xml:space="preserve"> </w:t>
+      </w:r>
+      <w:r>
+        <w:rPr>
+          <w:b/>
+          <w:bCs/>
+          <w:lang w:val="pt-BR"/>
+        </w:rPr>
+        <w:t xml:space="preserve">a ausência de representação alegórica feminina num corpus iconocrático não é lacuna documental a ser preenchida — é dado constitutivo que exige interpretação</w:t>
+      </w:r>
+      <w:r>
+        <w:rPr>
+          <w:lang w:val="pt-BR"/>
+        </w:rPr>
+        <w:t xml:space="preserve">. A declaração explícita dessa ausência e a análise de sua função são formas de validação epistêmica, não sua abdicação.</w:t>
+      </w:r>
+    </w:p>
+    <w:p>
+      <w:pPr>
+        <w:pStyle w:val="BodyText"/>
+      </w:pPr>
+      <w:r>
+        <w:rPr>
+          <w:lang w:val="pt-BR"/>
+        </w:rPr>
+        <w:t xml:space="preserve">Essa mesma lógica — declarar limites como forma de rigor, não como sua ausência — estrutura três práticas já em vigor no protocolo IconoCode, aqui nomeadas como metodológicas: relatórios de codificação auditáveis (cada item do corpus tem um relatório que documenta a cadeia de raciocínio nos três níveis panofskianos); scores diferenciados por tipo de indicador (morfológicos vs. materiais, §2.3, com controle estatístico por suporte); e declaração de casos-limite (itens com</w:t>
+      </w:r>
+      <w:r>
+        <w:rPr>
+          <w:lang w:val="pt-BR"/>
+        </w:rPr>
+        <w:t xml:space="preserve"> </w:t>
+      </w:r>
+      <w:r>
+        <w:rPr>
+          <w:rStyle w:val="VerbatimChar"/>
+          <w:lang w:val="pt-BR"/>
+        </w:rPr>
+        <w:t xml:space="preserve">#verificar</w:t>
+      </w:r>
+      <w:r>
+        <w:rPr>
+          <w:lang w:val="pt-BR"/>
+        </w:rPr>
+        <w:t xml:space="preserve"> </w:t>
+      </w:r>
+      <w:r>
+        <w:rPr>
+          <w:lang w:val="pt-BR"/>
+        </w:rPr>
+        <w:t xml:space="preserve">e</w:t>
+      </w:r>
+      <w:r>
+        <w:rPr>
+          <w:lang w:val="pt-BR"/>
+        </w:rPr>
+        <w:t xml:space="preserve"> </w:t>
+      </w:r>
+      <w:r>
+        <w:rPr>
+          <w:rStyle w:val="VerbatimChar"/>
+          <w:lang w:val="pt-BR"/>
+        </w:rPr>
+        <w:t xml:space="preserve">#possivel-duplicata</w:t>
+      </w:r>
+      <w:r>
+        <w:rPr>
+          <w:lang w:val="pt-BR"/>
+        </w:rPr>
+        <w:t xml:space="preserve"> </w:t>
+      </w:r>
+      <w:r>
+        <w:rPr>
+          <w:lang w:val="pt-BR"/>
+        </w:rPr>
+        <w:t xml:space="preserve">documentados explicitamente, não silenciados). Nos chamados</w:t>
+      </w:r>
+      <w:r>
+        <w:rPr>
+          <w:lang w:val="pt-BR"/>
+        </w:rPr>
+        <w:t xml:space="preserve"> </w:t>
+      </w:r>
+      <w:r>
+        <w:rPr>
+          <w:i/>
+          <w:iCs/>
+          <w:lang w:val="pt-BR"/>
+        </w:rPr>
+        <w:t xml:space="preserve">paradata</w:t>
+      </w:r>
+      <w:r>
+        <w:rPr>
+          <w:lang w:val="pt-BR"/>
+        </w:rPr>
+        <w:t xml:space="preserve"> </w:t>
+      </w:r>
+      <w:r>
+        <w:rPr>
+          <w:lang w:val="pt-BR"/>
+        </w:rPr>
+        <w:t xml:space="preserve">— dados sobre como os dados foram produzidos —, a declaração de incerteza é boa prática de pesquisa digital (DALLAS et al., 2017), e o registro das decisões metodológicas e de suas incertezas é parte do argumento, não margem a ser cortada (HODDER, 1999).</w:t>
+      </w:r>
+    </w:p>
+    <w:bookmarkEnd w:id="85"/>
+    <w:bookmarkStart w:id="86" w:name="síntese-o-padrão-de-prova-desta-tese"/>
+    <w:p>
+      <w:pPr>
+        <w:pStyle w:val="Heading4"/>
+      </w:pPr>
+      <w:r>
+        <w:rPr>
+          <w:rStyle w:val="SectionNumber"/>
+          <w:lang w:val="pt-BR"/>
+        </w:rPr>
+        <w:t xml:space="preserve">5.1.5.4</w:t>
+      </w:r>
+      <w:r>
+        <w:tab/>
+      </w:r>
+      <w:r>
+        <w:rPr>
+          <w:lang w:val="pt-BR"/>
+        </w:rPr>
+        <w:t xml:space="preserve">2.5.4 Síntese: o padrão de prova desta tese</w:t>
+      </w:r>
+    </w:p>
+    <w:tbl>
+      <w:tblPr>
+        <w:tblStyle w:val="Table"/>
+        <w:tblW w:type="pct" w:w="5000"/>
+        <w:tblLayout w:type="fixed"/>
+        <w:tblLook w:firstRow="1" w:lastRow="0" w:firstColumn="0" w:lastColumn="0" w:noHBand="0" w:noVBand="0" w:val="0020"/>
+      </w:tblPr>
+      <w:tblGrid>
+        <w:gridCol w:w="1980"/>
+        <w:gridCol w:w="1980"/>
+        <w:gridCol w:w="1980"/>
+        <w:gridCol w:w="1980"/>
+      </w:tblGrid>
+      <w:tr>
+        <w:trPr>
+          <w:tblHeader w:val="on"/>
+        </w:trPr>
+        <w:tc>
+          <w:tcPr/>
+          <w:p>
+            <w:pPr>
+              <w:pStyle w:val="Compact"/>
+            </w:pPr>
+            <w:r>
+              <w:rPr>
+                <w:lang w:val="pt-BR"/>
+              </w:rPr>
+              <w:t xml:space="preserve">Nível de análise</w:t>
+            </w:r>
+          </w:p>
+        </w:tc>
+        <w:tc>
+          <w:tcPr/>
+          <w:p>
+            <w:pPr>
+              <w:pStyle w:val="Compact"/>
+            </w:pPr>
+            <w:r>
+              <w:rPr>
+                <w:lang w:val="pt-BR"/>
+              </w:rPr>
+              <w:t xml:space="preserve">Tipo de afirmação</w:t>
+            </w:r>
+          </w:p>
+        </w:tc>
+        <w:tc>
+          <w:tcPr/>
+          <w:p>
+            <w:pPr>
+              <w:pStyle w:val="Compact"/>
+            </w:pPr>
+            <w:r>
+              <w:rPr>
+                <w:lang w:val="pt-BR"/>
+              </w:rPr>
+              <w:t xml:space="preserve">Padrão de validade</w:t>
+            </w:r>
+          </w:p>
+        </w:tc>
+        <w:tc>
+          <w:tcPr/>
+          <w:p>
+            <w:pPr>
+              <w:pStyle w:val="Compact"/>
+            </w:pPr>
+            <w:r>
+              <w:rPr>
+                <w:lang w:val="pt-BR"/>
+              </w:rPr>
+              <w:t xml:space="preserve">Referência principal</w:t>
+            </w:r>
+          </w:p>
+        </w:tc>
+      </w:tr>
+      <w:tr>
+        <w:tc>
+          <w:tcPr/>
+          <w:p>
+            <w:pPr>
+              <w:pStyle w:val="Compact"/>
+            </w:pPr>
+            <w:r>
+              <w:rPr>
+                <w:lang w:val="pt-BR"/>
+              </w:rPr>
+              <w:t xml:space="preserve">Pré-iconográfico (N1)</w:t>
+            </w:r>
+          </w:p>
+        </w:tc>
+        <w:tc>
+          <w:tcPr/>
+          <w:p>
+            <w:pPr>
+              <w:pStyle w:val="Compact"/>
+            </w:pPr>
+            <w:r>
+              <w:rPr>
+                <w:lang w:val="pt-BR"/>
+              </w:rPr>
+              <w:t xml:space="preserve">Observacional</w:t>
+            </w:r>
+          </w:p>
+        </w:tc>
+        <w:tc>
+          <w:tcPr/>
+          <w:p>
+            <w:pPr>
+              <w:pStyle w:val="Compact"/>
+            </w:pPr>
+            <w:r>
+              <w:rPr>
+                <w:lang w:val="pt-BR"/>
+              </w:rPr>
+              <w:t xml:space="preserve">Concordância intersubjetiva verificável</w:t>
+            </w:r>
+          </w:p>
+        </w:tc>
+        <w:tc>
+          <w:tcPr/>
+          <w:p>
+            <w:pPr>
+              <w:pStyle w:val="Compact"/>
+            </w:pPr>
+            <w:r>
+              <w:rPr>
+                <w:lang w:val="pt-BR"/>
+              </w:rPr>
+              <w:t xml:space="preserve">Panofsky (1939); Rau e Shih (2021)</w:t>
+            </w:r>
+          </w:p>
+        </w:tc>
+      </w:tr>
+      <w:tr>
+        <w:tc>
+          <w:tcPr/>
+          <w:p>
+            <w:pPr>
+              <w:pStyle w:val="Compact"/>
+            </w:pPr>
+            <w:r>
+              <w:rPr>
+                <w:lang w:val="pt-BR"/>
+              </w:rPr>
+              <w:t xml:space="preserve">Iconográfico (N2)</w:t>
+            </w:r>
+          </w:p>
+        </w:tc>
+        <w:tc>
+          <w:tcPr/>
+          <w:p>
+            <w:pPr>
+              <w:pStyle w:val="Compact"/>
+            </w:pPr>
+            <w:r>
+              <w:rPr>
+                <w:lang w:val="pt-BR"/>
+              </w:rPr>
+              <w:t xml:space="preserve">Interpretativa-convencional</w:t>
+            </w:r>
+          </w:p>
+        </w:tc>
+        <w:tc>
+          <w:tcPr/>
+          <w:p>
+            <w:pPr>
+              <w:pStyle w:val="Compact"/>
+            </w:pPr>
+            <w:r>
+              <w:rPr>
+                <w:lang w:val="pt-BR"/>
+              </w:rPr>
+              <w:t xml:space="preserve">Coerência com repertório + auditabilidade</w:t>
+            </w:r>
+          </w:p>
+        </w:tc>
+        <w:tc>
+          <w:tcPr/>
+          <w:p>
+            <w:pPr>
+              <w:pStyle w:val="Compact"/>
+            </w:pPr>
+            <w:r>
+              <w:rPr>
+                <w:lang w:val="pt-BR"/>
+              </w:rPr>
+              <w:t xml:space="preserve">Panofsky (1955); Ginzburg (1989)</w:t>
+            </w:r>
+          </w:p>
+        </w:tc>
+      </w:tr>
+      <w:tr>
+        <w:tc>
+          <w:tcPr/>
+          <w:p>
+            <w:pPr>
+              <w:pStyle w:val="Compact"/>
+            </w:pPr>
+            <w:r>
+              <w:rPr>
+                <w:lang w:val="pt-BR"/>
+              </w:rPr>
+              <w:t xml:space="preserve">Iconológico (N3)</w:t>
+            </w:r>
+          </w:p>
+        </w:tc>
+        <w:tc>
+          <w:tcPr/>
+          <w:p>
+            <w:pPr>
+              <w:pStyle w:val="Compact"/>
+            </w:pPr>
+            <w:r>
+              <w:rPr>
+                <w:lang w:val="pt-BR"/>
+              </w:rPr>
+              <w:t xml:space="preserve">Hermenêutica-teórica</w:t>
+            </w:r>
+          </w:p>
+        </w:tc>
+        <w:tc>
+          <w:tcPr/>
+          <w:p>
+            <w:pPr>
+              <w:pStyle w:val="Compact"/>
+            </w:pPr>
+            <w:r>
+              <w:rPr>
+                <w:lang w:val="pt-BR"/>
+              </w:rPr>
+              <w:t xml:space="preserve">Argumentação interna + ancoragem em N1–N2</w:t>
+            </w:r>
+          </w:p>
+        </w:tc>
+        <w:tc>
+          <w:tcPr/>
+          <w:p>
+            <w:pPr>
+              <w:pStyle w:val="Compact"/>
+            </w:pPr>
+            <w:r>
+              <w:rPr>
+                <w:lang w:val="pt-BR"/>
+              </w:rPr>
+              <w:t xml:space="preserve">Didi-Huberman (2000); Ginzburg (1989)</w:t>
+            </w:r>
+          </w:p>
+        </w:tc>
+      </w:tr>
+      <w:tr>
+        <w:tc>
+          <w:tcPr/>
+          <w:p>
+            <w:pPr>
+              <w:pStyle w:val="Compact"/>
+            </w:pPr>
+            <w:r>
+              <w:rPr>
+                <w:lang w:val="pt-BR"/>
+              </w:rPr>
+              <w:t xml:space="preserve">Ausência/silêncio</w:t>
+            </w:r>
+          </w:p>
+        </w:tc>
+        <w:tc>
+          <w:tcPr/>
+          <w:p>
+            <w:pPr>
+              <w:pStyle w:val="Compact"/>
+            </w:pPr>
+            <w:r>
+              <w:rPr>
+                <w:lang w:val="pt-BR"/>
+              </w:rPr>
+              <w:t xml:space="preserve">Arqueológica</w:t>
+            </w:r>
+          </w:p>
+        </w:tc>
+        <w:tc>
+          <w:tcPr/>
+          <w:p>
+            <w:pPr>
+              <w:pStyle w:val="Compact"/>
+            </w:pPr>
+            <w:r>
+              <w:rPr>
+                <w:lang w:val="pt-BR"/>
+              </w:rPr>
+              <w:t xml:space="preserve">Declaração explícita de limites</w:t>
+            </w:r>
+          </w:p>
+        </w:tc>
+        <w:tc>
+          <w:tcPr/>
+          <w:p>
+            <w:pPr>
+              <w:pStyle w:val="Compact"/>
+            </w:pPr>
+            <w:r>
+              <w:rPr>
+                <w:lang w:val="pt-BR"/>
+              </w:rPr>
+              <w:t xml:space="preserve">Hartman (2008); Fuentes (2016)</w:t>
+            </w:r>
+          </w:p>
+        </w:tc>
+      </w:tr>
+      <w:tr>
+        <w:tc>
+          <w:tcPr/>
+          <w:p>
+            <w:pPr>
+              <w:pStyle w:val="Compact"/>
+            </w:pPr>
+            <w:r>
+              <w:rPr>
+                <w:lang w:val="pt-BR"/>
+              </w:rPr>
+              <w:t xml:space="preserve">Padrão de conjunto</w:t>
+            </w:r>
+          </w:p>
+        </w:tc>
+        <w:tc>
+          <w:tcPr/>
+          <w:p>
+            <w:pPr>
+              <w:pStyle w:val="Compact"/>
+            </w:pPr>
+            <w:r>
+              <w:rPr>
+                <w:lang w:val="pt-BR"/>
+              </w:rPr>
+              <w:t xml:space="preserve">Indiciária</w:t>
+            </w:r>
+          </w:p>
+        </w:tc>
+        <w:tc>
+          <w:tcPr/>
+          <w:p>
+            <w:pPr>
+              <w:pStyle w:val="Compact"/>
+            </w:pPr>
+            <w:r>
+              <w:rPr>
+                <w:lang w:val="pt-BR"/>
+              </w:rPr>
+              <w:t xml:space="preserve">Transparência do raciocínio inferencial</w:t>
+            </w:r>
+          </w:p>
+        </w:tc>
+        <w:tc>
+          <w:tcPr/>
+          <w:p>
+            <w:pPr>
+              <w:pStyle w:val="Compact"/>
+            </w:pPr>
+            <w:r>
+              <w:rPr>
+                <w:lang w:val="pt-BR"/>
+              </w:rPr>
+              <w:t xml:space="preserve">Mnookin (1998); Braman (2023)</w:t>
+            </w:r>
+          </w:p>
+        </w:tc>
+      </w:tr>
+    </w:tbl>
+    <w:p>
+      <w:pPr>
+        <w:pStyle w:val="BodyText"/>
+      </w:pPr>
+      <w:r>
+        <w:rPr>
+          <w:lang w:val="pt-BR"/>
+        </w:rPr>
+        <w:t xml:space="preserve">A tese não</w:t>
+      </w:r>
+      <w:r>
+        <w:rPr>
+          <w:lang w:val="pt-BR"/>
+        </w:rPr>
+        <w:t xml:space="preserve"> </w:t>
+      </w:r>
+      <w:r>
+        <w:rPr>
+          <w:lang w:val="pt-BR"/>
+        </w:rPr>
+        <w:t xml:space="preserve">“desvia”</w:t>
+      </w:r>
+      <w:r>
+        <w:rPr>
+          <w:lang w:val="pt-BR"/>
+        </w:rPr>
+        <w:t xml:space="preserve"> </w:t>
+      </w:r>
+      <w:r>
+        <w:rPr>
+          <w:lang w:val="pt-BR"/>
+        </w:rPr>
+        <w:t xml:space="preserve">do empiricismo por negligência — adota um padrão de prova alternativo, adequado ao seu objeto (imagens históricas de Estado), consistente com sua tradição disciplinar (história da cultura jurídica) e defendido na literatura metodológica citada. Esse padrão pode ser enunciado numa frase: a validade desta tese é indiciária, não experimental; hermenêutica, não estatística; e a declaração de limites é parte da prova, não sua ausência. É à luz dessa moldura que a seção seguinte deve ser lida.</w:t>
+      </w:r>
+    </w:p>
+    <w:p>
+      <w:r>
+        <w:pict>
+          <v:rect style="width:0;height:1.5pt" o:hralign="center" o:hrstd="t" o:hr="t"/>
+        </w:pict>
+      </w:r>
+    </w:p>
+    <w:bookmarkEnd w:id="86"/>
+    <w:bookmarkEnd w:id="87"/>
+    <w:bookmarkStart w:id="91" w:name="X771e2dbc0dc6817f713e77ab981075a0a1f8381"/>
+    <w:p>
+      <w:pPr>
+        <w:pStyle w:val="Heading3"/>
+      </w:pPr>
+      <w:r>
+        <w:rPr>
+          <w:rStyle w:val="SectionNumber"/>
+          <w:lang w:val="pt-BR"/>
+        </w:rPr>
+        <w:t xml:space="preserve">5.1.6</w:t>
+      </w:r>
+      <w:r>
+        <w:tab/>
+      </w:r>
+      <w:r>
+        <w:rPr>
+          <w:lang w:val="pt-BR"/>
+        </w:rPr>
+        <w:t xml:space="preserve">2.6 Validação: codificação por imagem vs. codificação por metadados</w:t>
+      </w:r>
+    </w:p>
+    <w:p>
+      <w:pPr>
+        <w:pStyle w:val="FirstParagraph"/>
+      </w:pPr>
+      <w:r>
+        <w:rPr>
+          <w:lang w:val="pt-BR"/>
+        </w:rPr>
+        <w:t xml:space="preserve">A seção anterior (§2.5) estabeleceu o padrão de prova epistemológico desta tese; a presente seção fornece a evidência empírica que corrobora, num plano operacional, a estratificação por nível panofskiano ali defendida — em particular, a previsão de que a codificação por metadados é mais confiável para propriedades do suporte material do que para propriedades morfológicas do corpo alegórico (§2.5.1).</w:t>
+      </w:r>
+    </w:p>
+    <w:p>
+      <w:pPr>
+        <w:pStyle w:val="BodyText"/>
+      </w:pPr>
+      <w:r>
+        <w:rPr>
+          <w:lang w:val="pt-BR"/>
+        </w:rPr>
         <w:t xml:space="preserve">O corpus foi inicialmente codificado em lote em 31 de março de 2026 (N=106) utilizando metadados textuais (título, descrição, data, país, suporte) sem inspeção visual direta das imagens. Essa codificação inicial foi realizada pelo modelo Claude Opus 4.6 (</w:t>
       </w:r>
       <w:r>
@@ -16289,7 +18167,7 @@
         <w:t xml:space="preserve">) com acesso direto às imagens via protocolo IIIF da Gallica/BnF.</w:t>
       </w:r>
     </w:p>
-    <w:bookmarkStart w:id="83" w:name="X465ef37c060e4c6513f0aa52e027bd5e30afafc"/>
+    <w:bookmarkStart w:id="88" w:name="X465ef37c060e4c6513f0aa52e027bd5e30afafc"/>
     <w:p>
       <w:pPr>
         <w:pStyle w:val="Heading4"/>
@@ -16299,7 +18177,7 @@
           <w:rStyle w:val="SectionNumber"/>
           <w:lang w:val="pt-BR"/>
         </w:rPr>
-        <w:t xml:space="preserve">5.1.5.1</w:t>
+        <w:t xml:space="preserve">5.1.6.1</w:t>
       </w:r>
       <w:r>
         <w:tab/>
@@ -17035,8 +18913,8 @@
         <w:t xml:space="preserve">–0,04).</w:t>
       </w:r>
     </w:p>
-    <w:bookmarkEnd w:id="83"/>
-    <w:bookmarkStart w:id="84" w:name="X4c34396904941409cd7b78b65a631cd8a4ee117"/>
+    <w:bookmarkEnd w:id="88"/>
+    <w:bookmarkStart w:id="89" w:name="X4c34396904941409cd7b78b65a631cd8a4ee117"/>
     <w:p>
       <w:pPr>
         <w:pStyle w:val="Heading4"/>
@@ -17046,7 +18924,7 @@
           <w:rStyle w:val="SectionNumber"/>
           <w:lang w:val="pt-BR"/>
         </w:rPr>
-        <w:t xml:space="preserve">5.1.5.2</w:t>
+        <w:t xml:space="preserve">5.1.6.2</w:t>
       </w:r>
       <w:r>
         <w:tab/>
@@ -17998,8 +19876,8 @@
         <w:t xml:space="preserve">pela codificação por metadados, porque a subordinação da figura alegórica ao texto burocrático — Marianne como marca d’água atrás de taxas de juros, ou como pequena vinheta no alto de um documento de subscrição — só é perceptível visualmente.</w:t>
       </w:r>
     </w:p>
-    <w:bookmarkEnd w:id="84"/>
-    <w:bookmarkStart w:id="85" w:name="conclusão-metodológica"/>
+    <w:bookmarkEnd w:id="89"/>
+    <w:bookmarkStart w:id="90" w:name="conclusão-metodológica"/>
     <w:p>
       <w:pPr>
         <w:pStyle w:val="Heading4"/>
@@ -18009,7 +19887,7 @@
           <w:rStyle w:val="SectionNumber"/>
           <w:lang w:val="pt-BR"/>
         </w:rPr>
-        <w:t xml:space="preserve">5.1.5.3</w:t>
+        <w:t xml:space="preserve">5.1.6.3</w:t>
       </w:r>
       <w:r>
         <w:tab/>
@@ -18091,9 +19969,9 @@
         </w:pict>
       </w:r>
     </w:p>
-    <w:bookmarkEnd w:id="85"/>
-    <w:bookmarkEnd w:id="86"/>
-    <w:bookmarkStart w:id="87" w:name="o-corpus-composição-e-fontes"/>
+    <w:bookmarkEnd w:id="90"/>
+    <w:bookmarkEnd w:id="91"/>
+    <w:bookmarkStart w:id="92" w:name="o-corpus-composição-e-fontes"/>
     <w:p>
       <w:pPr>
         <w:pStyle w:val="Heading3"/>
@@ -18103,7 +19981,7 @@
           <w:rStyle w:val="SectionNumber"/>
           <w:lang w:val="pt-BR"/>
         </w:rPr>
-        <w:t xml:space="preserve">5.1.6</w:t>
+        <w:t xml:space="preserve">5.1.7</w:t>
       </w:r>
       <w:r>
         <w:tab/>
@@ -18112,7 +19990,7 @@
         <w:rPr>
           <w:lang w:val="pt-BR"/>
         </w:rPr>
-        <w:t xml:space="preserve">2.6 O corpus: composição e fontes</w:t>
+        <w:t xml:space="preserve">2.7 O corpus: composição e fontes</w:t>
       </w:r>
     </w:p>
     <w:p>
@@ -18123,7 +20001,7 @@
         <w:rPr>
           <w:lang w:val="pt-BR"/>
         </w:rPr>
-        <w:t xml:space="preserve">O corpus compreende 165 registros no ledger atual, dos quais 154 itens com codificação de purificação; o congelamento analítico anterior registrou 145 imagens oficiais e semi-oficiais coletadas em 15 acervos digitais, estratificadas por país, período e suporte material. Todas as 145 do congelamento anterior estão integralmente codificadas (10 indicadores + regime + análise Panofsky), sendo 20 codificadas por inspeção visual direta (IIIF) e 125 por metadados refinados.</w:t>
+        <w:t xml:space="preserve">O corpus é um catálogo documentado em expansão contínua até a defesa: o instantâneo de trabalho de 2026-09-21 registra 336 itens, dos quais 286 com codificação de purificação. O congelamento analítico anterior registrou 145 imagens oficiais e semi-oficiais coletadas em acervos digitais (Gallica, Europeana, Library of Congress, Brasiliana, entre outros), estratificadas por país, período e suporte material, todas integralmente codificadas (10 indicadores + regime + análise Panofsky), sendo 20 por inspeção visual direta (IIIF) e 125 por metadados refinados.</w:t>
       </w:r>
     </w:p>
     <w:tbl>
@@ -18209,7 +20087,7 @@
               <w:rPr>
                 <w:lang w:val="pt-BR"/>
               </w:rPr>
-              <w:t xml:space="preserve">47</w:t>
+              <w:t xml:space="preserve">102</w:t>
             </w:r>
           </w:p>
         </w:tc>
@@ -18239,7 +20117,7 @@
               <w:rPr>
                 <w:lang w:val="pt-BR"/>
               </w:rPr>
-              <w:t xml:space="preserve">Estados Unidos</w:t>
+              <w:t xml:space="preserve">Brasil</w:t>
             </w:r>
           </w:p>
         </w:tc>
@@ -18253,7 +20131,7 @@
               <w:rPr>
                 <w:lang w:val="pt-BR"/>
               </w:rPr>
-              <w:t xml:space="preserve">20</w:t>
+              <w:t xml:space="preserve">72</w:t>
             </w:r>
           </w:p>
         </w:tc>
@@ -18267,7 +20145,7 @@
               <w:rPr>
                 <w:lang w:val="pt-BR"/>
               </w:rPr>
-              <w:t xml:space="preserve">Library of Congress, Smithsonian</w:t>
+              <w:t xml:space="preserve">Brasiliana Fotográfica, Museu da República</w:t>
             </w:r>
           </w:p>
         </w:tc>
@@ -18283,7 +20161,7 @@
               <w:rPr>
                 <w:lang w:val="pt-BR"/>
               </w:rPr>
-              <w:t xml:space="preserve">Alemanha</w:t>
+              <w:t xml:space="preserve">Estados Unidos</w:t>
             </w:r>
           </w:p>
         </w:tc>
@@ -18297,7 +20175,7 @@
               <w:rPr>
                 <w:lang w:val="pt-BR"/>
               </w:rPr>
-              <w:t xml:space="preserve">18</w:t>
+              <w:t xml:space="preserve">32</w:t>
             </w:r>
           </w:p>
         </w:tc>
@@ -18311,7 +20189,7 @@
               <w:rPr>
                 <w:lang w:val="pt-BR"/>
               </w:rPr>
-              <w:t xml:space="preserve">Deutsche Digitale Bibliothek, Europeana</w:t>
+              <w:t xml:space="preserve">Library of Congress, Smithsonian</w:t>
             </w:r>
           </w:p>
         </w:tc>
@@ -18327,7 +20205,7 @@
               <w:rPr>
                 <w:lang w:val="pt-BR"/>
               </w:rPr>
-              <w:t xml:space="preserve">Brasil</w:t>
+              <w:t xml:space="preserve">Alemanha</w:t>
             </w:r>
           </w:p>
         </w:tc>
@@ -18341,7 +20219,7 @@
               <w:rPr>
                 <w:lang w:val="pt-BR"/>
               </w:rPr>
-              <w:t xml:space="preserve">12</w:t>
+              <w:t xml:space="preserve">27</w:t>
             </w:r>
           </w:p>
         </w:tc>
@@ -18355,7 +20233,7 @@
               <w:rPr>
                 <w:lang w:val="pt-BR"/>
               </w:rPr>
-              <w:t xml:space="preserve">Brasiliana Fotográfica, Museu da República</w:t>
+              <w:t xml:space="preserve">Deutsche Digitale Bibliothek, Europeana</w:t>
             </w:r>
           </w:p>
         </w:tc>
@@ -18385,7 +20263,7 @@
               <w:rPr>
                 <w:lang w:val="pt-BR"/>
               </w:rPr>
-              <w:t xml:space="preserve">10</w:t>
+              <w:t xml:space="preserve">23</w:t>
             </w:r>
           </w:p>
         </w:tc>
@@ -18429,7 +20307,7 @@
               <w:rPr>
                 <w:lang w:val="pt-BR"/>
               </w:rPr>
-              <w:t xml:space="preserve">8</w:t>
+              <w:t xml:space="preserve">20</w:t>
             </w:r>
           </w:p>
         </w:tc>
@@ -18473,7 +20351,7 @@
               <w:rPr>
                 <w:lang w:val="pt-BR"/>
               </w:rPr>
-              <w:t xml:space="preserve">6</w:t>
+              <w:t xml:space="preserve">11</w:t>
             </w:r>
           </w:p>
         </w:tc>
@@ -18517,7 +20395,7 @@
               <w:rPr>
                 <w:lang w:val="pt-BR"/>
               </w:rPr>
-              <w:t xml:space="preserve">7</w:t>
+              <w:t xml:space="preserve">11</w:t>
             </w:r>
           </w:p>
         </w:tc>
@@ -18547,7 +20425,7 @@
               <w:rPr>
                 <w:lang w:val="pt-BR"/>
               </w:rPr>
-              <w:t xml:space="preserve">Espanha</w:t>
+              <w:t xml:space="preserve">Holanda</w:t>
             </w:r>
           </w:p>
         </w:tc>
@@ -18561,7 +20439,7 @@
               <w:rPr>
                 <w:lang w:val="pt-BR"/>
               </w:rPr>
-              <w:t xml:space="preserve">4</w:t>
+              <w:t xml:space="preserve">10</w:t>
             </w:r>
           </w:p>
         </w:tc>
@@ -18575,7 +20453,7 @@
               <w:rPr>
                 <w:lang w:val="pt-BR"/>
               </w:rPr>
-              <w:t xml:space="preserve">Numista, Europeana</w:t>
+              <w:t xml:space="preserve">Europeana, Numista</w:t>
             </w:r>
           </w:p>
         </w:tc>
@@ -18591,7 +20469,7 @@
               <w:rPr>
                 <w:lang w:val="pt-BR"/>
               </w:rPr>
-              <w:t xml:space="preserve">Outros (AR, AT, MX, NL, CH, UY)</w:t>
+              <w:t xml:space="preserve">Espanha</w:t>
             </w:r>
           </w:p>
         </w:tc>
@@ -18605,7 +20483,7 @@
               <w:rPr>
                 <w:lang w:val="pt-BR"/>
               </w:rPr>
-              <w:t xml:space="preserve">13</w:t>
+              <w:t xml:space="preserve">10</w:t>
             </w:r>
           </w:p>
         </w:tc>
@@ -18619,6 +20497,50 @@
               <w:rPr>
                 <w:lang w:val="pt-BR"/>
               </w:rPr>
+              <w:t xml:space="preserve">Numista, Europeana</w:t>
+            </w:r>
+          </w:p>
+        </w:tc>
+      </w:tr>
+      <w:tr>
+        <w:tc>
+          <w:tcPr/>
+          <w:p>
+            <w:pPr>
+              <w:pStyle w:val="Compact"/>
+            </w:pPr>
+            <w:r>
+              <w:rPr>
+                <w:lang w:val="pt-BR"/>
+              </w:rPr>
+              <w:t xml:space="preserve">Demais</w:t>
+            </w:r>
+          </w:p>
+        </w:tc>
+        <w:tc>
+          <w:tcPr/>
+          <w:p>
+            <w:pPr>
+              <w:pStyle w:val="Compact"/>
+            </w:pPr>
+            <w:r>
+              <w:rPr>
+                <w:lang w:val="pt-BR"/>
+              </w:rPr>
+              <w:t xml:space="preserve">18</w:t>
+            </w:r>
+          </w:p>
+        </w:tc>
+        <w:tc>
+          <w:tcPr/>
+          <w:p>
+            <w:pPr>
+              <w:pStyle w:val="Compact"/>
+            </w:pPr>
+            <w:r>
+              <w:rPr>
+                <w:lang w:val="pt-BR"/>
+              </w:rPr>
               <w:t xml:space="preserve">Diversos</w:t>
             </w:r>
           </w:p>
@@ -18633,33 +20555,7 @@
         <w:rPr>
           <w:lang w:val="pt-BR"/>
         </w:rPr>
-        <w:t xml:space="preserve">A cobertura temporal estende-se de 1559 (FR-047,</w:t>
-      </w:r>
-      <w:r>
-        <w:rPr>
-          <w:lang w:val="pt-BR"/>
-        </w:rPr>
-        <w:t xml:space="preserve"> </w:t>
-      </w:r>
-      <w:r>
-        <w:rPr>
-          <w:i/>
-          <w:iCs/>
-          <w:lang w:val="pt-BR"/>
-        </w:rPr>
-        <w:t xml:space="preserve">Iustitia</w:t>
-      </w:r>
-      <w:r>
-        <w:rPr>
-          <w:lang w:val="pt-BR"/>
-        </w:rPr>
-        <w:t xml:space="preserve"> </w:t>
-      </w:r>
-      <w:r>
-        <w:rPr>
-          <w:lang w:val="pt-BR"/>
-        </w:rPr>
-        <w:t xml:space="preserve">de Bruegel, item arqueológico pré-moderno) a 2000, com concentração no período 1850–1920. A distribuição por regime iconocrático é: fundacional (71), normativo (40), militar (27) e contra-alegoria (7). O score de endurecimento varia de 0,1 a 3,1 (média 1,44).</w:t>
+        <w:t xml:space="preserve">A cobertura temporal estende-se de comparadores anteriores ao recorte (o mais antigo do século XIII) a itens do século XXI, com concentração no período 1860–1920; mais de três quartos dos 295 itens datados caem dentro do recorte 1800–2000. A distribuição por regime iconocrático no instantâneo de 2026-09-21 é: fundacional (164), normativo (103), militar (54) e contra-alegoria (15).</w:t>
       </w:r>
     </w:p>
     <w:p>
@@ -18669,8 +20565,8 @@
         </w:pict>
       </w:r>
     </w:p>
-    <w:bookmarkEnd w:id="87"/>
-    <w:bookmarkStart w:id="88" w:name="infraestrutura-digital-e-rastreabilidade"/>
+    <w:bookmarkEnd w:id="92"/>
+    <w:bookmarkStart w:id="93" w:name="infraestrutura-digital-e-rastreabilidade"/>
     <w:p>
       <w:pPr>
         <w:pStyle w:val="Heading3"/>
@@ -18680,7 +20576,7 @@
           <w:rStyle w:val="SectionNumber"/>
           <w:lang w:val="pt-BR"/>
         </w:rPr>
-        <w:t xml:space="preserve">5.1.7</w:t>
+        <w:t xml:space="preserve">5.1.8</w:t>
       </w:r>
       <w:r>
         <w:tab/>
@@ -18689,7 +20585,7 @@
         <w:rPr>
           <w:lang w:val="pt-BR"/>
         </w:rPr>
-        <w:t xml:space="preserve">2.7 Infraestrutura digital e rastreabilidade</w:t>
+        <w:t xml:space="preserve">2.8 Infraestrutura digital e rastreabilidade</w:t>
       </w:r>
     </w:p>
     <w:p>
@@ -18975,7 +20871,7 @@
         <w:rPr>
           <w:lang w:val="pt-BR"/>
         </w:rPr>
-        <w:t xml:space="preserve">aplica o protocolo de três níveis, pontua os 10 indicadores, classifica o regime e produz o registro JSON. Os dados processados são exportados automaticamente para</w:t>
+        <w:t xml:space="preserve">aplica o protocolo de três níveis, pontua os 10 indicadores, classifica o regime e produz o registro JSON. Os dados processados são exportados para</w:t>
       </w:r>
       <w:r>
         <w:rPr>
@@ -18994,7 +20890,7 @@
         <w:rPr>
           <w:lang w:val="pt-BR"/>
         </w:rPr>
-        <w:t xml:space="preserve">, que alimenta os notebooks estatísticos (Jupyter/Python: pandas, scipy, scikit-posthocs).</w:t>
+        <w:t xml:space="preserve">, que alimenta o notebook descritivo do corpus (Jupyter/Python); os notebooks exploratórios 02–08 estão congelados como artefatos de diagnóstico interno do instrumento (decisão registrada em 2026-09-22).</w:t>
       </w:r>
     </w:p>
     <w:p>
@@ -19005,7 +20901,25 @@
         <w:rPr>
           <w:lang w:val="pt-BR"/>
         </w:rPr>
-        <w:t xml:space="preserve">As referências bibliográficas seguem a norma ABNT NBR 6023:2025. A codificação ICONCLASS utiliza os códigos do sistema de Van de Waal, com atenção especial ao código 48C51 (iconografia feminina em contexto político-jurídico).</w:t>
+        <w:t xml:space="preserve">As referências bibliográficas seguem a norma ABNT NBR 6023:2025. A codificação ICONCLASS utiliza os códigos do sistema de Van de Waal, com atenção especial ao código 48C51 — taxonomia interna do projeto para a personificação feminina em contexto político-jurídico [VERIFICAR: oficialmente 48C51 =</w:t>
+      </w:r>
+      <w:r>
+        <w:rPr>
+          <w:lang w:val="pt-BR"/>
+        </w:rPr>
+        <w:t xml:space="preserve"> </w:t>
+      </w:r>
+      <w:r>
+        <w:rPr>
+          <w:lang w:val="pt-BR"/>
+        </w:rPr>
+        <w:t xml:space="preserve">‘painting’</w:t>
+      </w:r>
+      <w:r>
+        <w:rPr>
+          <w:lang w:val="pt-BR"/>
+        </w:rPr>
+        <w:t xml:space="preserve">].</w:t>
       </w:r>
     </w:p>
     <w:p>
@@ -19025,13 +20939,13 @@
           <w:iCs/>
           <w:lang w:val="pt-BR"/>
         </w:rPr>
-        <w:t xml:space="preserve">O Capítulo 3 apresentará os resultados da análise quantitativa.</w:t>
-      </w:r>
-    </w:p>
-    <w:bookmarkEnd w:id="88"/>
-    <w:bookmarkEnd w:id="89"/>
-    <w:bookmarkEnd w:id="90"/>
-    <w:bookmarkStart w:id="100" w:name="Xf8a9a5be9efffb20c48a039fb559e4f66e24fe6"/>
+        <w:t xml:space="preserve">O Capítulo 6 apresentará o panorama iconométrico do corpus.</w:t>
+      </w:r>
+    </w:p>
+    <w:bookmarkEnd w:id="93"/>
+    <w:bookmarkEnd w:id="94"/>
+    <w:bookmarkEnd w:id="95"/>
+    <w:bookmarkStart w:id="105" w:name="Xf8a9a5be9efffb20c48a039fb559e4f66e24fe6"/>
     <w:p>
       <w:pPr>
         <w:pStyle w:val="Heading1"/>
@@ -19053,7 +20967,7 @@
         <w:t xml:space="preserve">Capítulo 5 — O Corpus: Construção, Codificação e Infraestrutura</w:t>
       </w:r>
     </w:p>
-    <w:bookmarkStart w:id="91" w:name="X4ad16ccbf525c4f6ad71d8e9fefb459ca364606"/>
+    <w:bookmarkStart w:id="96" w:name="X4ad16ccbf525c4f6ad71d8e9fefb459ca364606"/>
     <w:p>
       <w:pPr>
         <w:pStyle w:val="Heading2"/>
@@ -19478,8 +21392,8 @@
         <w:t xml:space="preserve">de Bruegel, item arqueológico pré-moderno) a 2000, com concentração no período 1850–1920.</w:t>
       </w:r>
     </w:p>
-    <w:bookmarkEnd w:id="91"/>
-    <w:bookmarkStart w:id="97" w:name="X49ab3a16bffd05271651cb6e9d18d75610b882a"/>
+    <w:bookmarkEnd w:id="96"/>
+    <w:bookmarkStart w:id="102" w:name="X49ab3a16bffd05271651cb6e9d18d75610b882a"/>
     <w:p>
       <w:pPr>
         <w:pStyle w:val="Heading2"/>
@@ -19501,7 +21415,7 @@
         <w:t xml:space="preserve">5.2 — Purificação Clássica: o quarto conceito original e seus 10 indicadores ordinais</w:t>
       </w:r>
     </w:p>
-    <w:bookmarkStart w:id="92" w:name="definição"/>
+    <w:bookmarkStart w:id="97" w:name="definição"/>
     <w:p>
       <w:pPr>
         <w:pStyle w:val="Heading3"/>
@@ -19586,8 +21500,8 @@
         <w:t xml:space="preserve">que os produz e os torna acessíveis à mensuração empírica.</w:t>
       </w:r>
     </w:p>
-    <w:bookmarkEnd w:id="92"/>
-    <w:bookmarkStart w:id="93" w:name="matriz-primária-jurídica"/>
+    <w:bookmarkEnd w:id="97"/>
+    <w:bookmarkStart w:id="98" w:name="matriz-primária-jurídica"/>
     <w:p>
       <w:pPr>
         <w:pStyle w:val="Heading3"/>
@@ -19696,8 +21610,8 @@
         <w:t xml:space="preserve">(2005), demonstra como categorias morais e estamentais estabilizam classificações do humano que precedem e enquadram qualquer figuração visual. Os três autores convergem na descrição de um gesto especificamente jurídico: a transformação do humano histórico em forma institucional perdurável. A alegoria feminina estatal é a aplicação iconográfica desse gesto sobre o corpo da mulher.</w:t>
       </w:r>
     </w:p>
-    <w:bookmarkEnd w:id="93"/>
-    <w:bookmarkStart w:id="94" w:name="extensão-ferramental"/>
+    <w:bookmarkEnd w:id="98"/>
+    <w:bookmarkStart w:id="99" w:name="extensão-ferramental"/>
     <w:p>
       <w:pPr>
         <w:pStyle w:val="Heading3"/>
@@ -19727,7 +21641,7 @@
         <w:rPr>
           <w:lang w:val="pt-BR"/>
         </w:rPr>
-        <w:t xml:space="preserve">Para operacionalizar empiricamente a Purificação Clássica sobre as 145 peças do corpus, mobilizam-se três aparatos conceituais externos à dogmática jurídica, tomados como ferramentas analíticas pontuais. Bruno Latour, em</w:t>
+        <w:t xml:space="preserve">Para operacionalizar empiricamente a Purificação Clássica sobre as 145 peças da fase analítica anterior do corpus (fase congelada que a análise estatística inicial reportou; o ledger operacional encontra-se em expansão: 336 itens em 2026-09-21), mobilizam-se três aparatos conceituais externos à dogmática jurídica, tomados como ferramentas analíticas pontuais. Bruno Latour, em</w:t>
       </w:r>
       <w:r>
         <w:rPr>
@@ -19876,8 +21790,8 @@
         <w:t xml:space="preserve">— corpos visíveis dos quais a interioridade é deliberadamente subtraída. Esses três aparatos não fundam o conceito de Purificação Clássica; eles fornecem o vocabulário técnico que permite mensurá-lo.</w:t>
       </w:r>
     </w:p>
-    <w:bookmarkEnd w:id="94"/>
-    <w:bookmarkStart w:id="95" w:name="X379dba3df705dff93f0acf2d639757f31d71680"/>
+    <w:bookmarkEnd w:id="99"/>
+    <w:bookmarkStart w:id="100" w:name="X379dba3df705dff93f0acf2d639757f31d71680"/>
     <w:p>
       <w:pPr>
         <w:pStyle w:val="Heading3"/>
@@ -20167,77 +22081,121 @@
         <w:rPr>
           <w:lang w:val="pt-BR"/>
         </w:rPr>
-        <w:t xml:space="preserve">(presença de letra, sigla ou divisa que ancora a figura à soberania). A soma desses dez indicadores, por peça, fornece o índice de endurecimento — termo operacional que designa, na prática estatística desta tese, o resultado mensurável da operação que a Purificação Clássica nomeia conceitualmente.</w:t>
-      </w:r>
-    </w:p>
-    <w:bookmarkEnd w:id="95"/>
-    <w:bookmarkStart w:id="96" w:name="X0414be2f74326309b11caafbadd6b8607e69c03"/>
-    <w:p>
-      <w:pPr>
-        <w:pStyle w:val="Heading3"/>
-      </w:pPr>
-      <w:r>
-        <w:rPr>
-          <w:rStyle w:val="SectionNumber"/>
-          <w:lang w:val="pt-BR"/>
-        </w:rPr>
-        <w:t xml:space="preserve">6.2.5</w:t>
-      </w:r>
-      <w:r>
-        <w:tab/>
-      </w:r>
-      <w:r>
-        <w:rPr>
-          <w:lang w:val="pt-BR"/>
-        </w:rPr>
-        <w:t xml:space="preserve">5.2.5 — Articulação com os outros três conceitos originais</w:t>
-      </w:r>
-    </w:p>
-    <w:p>
-      <w:pPr>
-        <w:pStyle w:val="FirstParagraph"/>
-      </w:pPr>
-      <w:r>
-        <w:rPr>
-          <w:lang w:val="pt-BR"/>
-        </w:rPr>
-        <w:t xml:space="preserve">A Purificação Clássica não substitui os outros três originais; articula-os. O Contrato Sexual Visual descreve a economia política do regime: o feminino é convocado como imagem para que as mulheres reais permaneçam excluídas. A Feminilidade de Estado descreve o efeito subjetivo dessa economia sobre o corpo alegórico: ele se torna recipiente vazio apto a transportar afeto público. O Contrato Racial Visual descreve a distribuição racial desigual da operação: a alegoria</w:t>
-      </w:r>
-      <w:r>
-        <w:rPr>
-          <w:lang w:val="pt-BR"/>
-        </w:rPr>
-        <w:t xml:space="preserve"> </w:t>
-      </w:r>
-      <w:r>
-        <w:rPr>
-          <w:lang w:val="pt-BR"/>
-        </w:rPr>
-        <w:t xml:space="preserve">“universal”</w:t>
-      </w:r>
-      <w:r>
-        <w:rPr>
-          <w:lang w:val="pt-BR"/>
-        </w:rPr>
-        <w:t xml:space="preserve"> </w:t>
-      </w:r>
-      <w:r>
-        <w:rPr>
-          <w:lang w:val="pt-BR"/>
-        </w:rPr>
-        <w:t xml:space="preserve">é constitutivamente branca, e sua transferência transatlântica instala um padrão racializado nos repertórios pós-coloniais. A Purificação Clássica é o mecanismo formal que torna os três efeitos possíveis e os torna acessíveis à comparação iconométrica. Sem ela, os três outros conceitos permaneceriam descrições políticas sem ancoragem mensurável; com ela, ganham corpo empírico no índice ordinal.</w:t>
-      </w:r>
-    </w:p>
-    <w:p>
-      <w:pPr>
-        <w:pStyle w:val="BlockText"/>
-      </w:pPr>
+        <w:t xml:space="preserve">(presença de letra, sigla ou divisa que ancora a figura à soberania). A</w:t>
+      </w:r>
+      <w:r>
+        <w:rPr>
+          <w:lang w:val="pt-BR"/>
+        </w:rPr>
+        <w:t xml:space="preserve"> </w:t>
+      </w:r>
       <w:r>
         <w:rPr>
           <w:b/>
           <w:bCs/>
           <w:lang w:val="pt-BR"/>
         </w:rPr>
+        <w:t xml:space="preserve">média</w:t>
+      </w:r>
+      <w:r>
+        <w:rPr>
+          <w:lang w:val="pt-BR"/>
+        </w:rPr>
+        <w:t xml:space="preserve"> </w:t>
+      </w:r>
+      <w:r>
+        <w:rPr>
+          <w:lang w:val="pt-BR"/>
+        </w:rPr>
+        <w:t xml:space="preserve">desses dez indicadores, por peça, fornece o escore de endurecimento (faixa 0,0–3,0; ver §2.3 do capítulo de método para a definição canônica) — termo operacional que designa, na prática estatística desta tese, o resultado mensurável da operação que a Purificação Clássica nomeia conceitualmente. [Correção 2026-09-22: a definição anterior dizia</w:t>
+      </w:r>
+      <w:r>
+        <w:rPr>
+          <w:lang w:val="pt-BR"/>
+        </w:rPr>
+        <w:t xml:space="preserve"> </w:t>
+      </w:r>
+      <w:r>
+        <w:rPr>
+          <w:lang w:val="pt-BR"/>
+        </w:rPr>
+        <w:t xml:space="preserve">“soma”</w:t>
+      </w:r>
+      <w:r>
+        <w:rPr>
+          <w:lang w:val="pt-BR"/>
+        </w:rPr>
+        <w:t xml:space="preserve">, em contradição com a média 0–3 usada no capítulo de método e no codebook.]</w:t>
+      </w:r>
+    </w:p>
+    <w:bookmarkEnd w:id="100"/>
+    <w:bookmarkStart w:id="101" w:name="X0414be2f74326309b11caafbadd6b8607e69c03"/>
+    <w:p>
+      <w:pPr>
+        <w:pStyle w:val="Heading3"/>
+      </w:pPr>
+      <w:r>
+        <w:rPr>
+          <w:rStyle w:val="SectionNumber"/>
+          <w:lang w:val="pt-BR"/>
+        </w:rPr>
+        <w:t xml:space="preserve">6.2.5</w:t>
+      </w:r>
+      <w:r>
+        <w:tab/>
+      </w:r>
+      <w:r>
+        <w:rPr>
+          <w:lang w:val="pt-BR"/>
+        </w:rPr>
+        <w:t xml:space="preserve">5.2.5 — Articulação com os outros três conceitos originais</w:t>
+      </w:r>
+    </w:p>
+    <w:p>
+      <w:pPr>
+        <w:pStyle w:val="FirstParagraph"/>
+      </w:pPr>
+      <w:r>
+        <w:rPr>
+          <w:lang w:val="pt-BR"/>
+        </w:rPr>
+        <w:t xml:space="preserve">A Purificação Clássica não substitui os outros três originais; articula-os. O Contrato Sexual Visual descreve a economia política do regime: o feminino é convocado como imagem para que as mulheres reais permaneçam excluídas. A Feminilidade de Estado descreve o efeito subjetivo dessa economia sobre o corpo alegórico: ele se torna recipiente vazio apto a transportar afeto público. O Contrato Racial Visual descreve a distribuição racial desigual da operação: a alegoria</w:t>
+      </w:r>
+      <w:r>
+        <w:rPr>
+          <w:lang w:val="pt-BR"/>
+        </w:rPr>
+        <w:t xml:space="preserve"> </w:t>
+      </w:r>
+      <w:r>
+        <w:rPr>
+          <w:lang w:val="pt-BR"/>
+        </w:rPr>
+        <w:t xml:space="preserve">“universal”</w:t>
+      </w:r>
+      <w:r>
+        <w:rPr>
+          <w:lang w:val="pt-BR"/>
+        </w:rPr>
+        <w:t xml:space="preserve"> </w:t>
+      </w:r>
+      <w:r>
+        <w:rPr>
+          <w:lang w:val="pt-BR"/>
+        </w:rPr>
+        <w:t xml:space="preserve">é constitutivamente branca, e sua transferência transatlântica instala um padrão racializado nos repertórios pós-coloniais. A Purificação Clássica é o mecanismo formal que torna os três efeitos possíveis e os torna acessíveis à comparação iconométrica. Sem ela, os três outros conceitos permaneceriam descrições políticas sem ancoragem mensurável; com ela, ganham corpo empírico no índice ordinal.</w:t>
+      </w:r>
+    </w:p>
+    <w:p>
+      <w:pPr>
+        <w:pStyle w:val="BlockText"/>
+      </w:pPr>
+      <w:r>
+        <w:rPr>
+          <w:b/>
+          <w:bCs/>
+          <w:lang w:val="pt-BR"/>
+        </w:rPr>
         <w:t xml:space="preserve">Nota sobre o recorte:</w:t>
       </w:r>
       <w:r>
@@ -20253,9 +22211,9 @@
         <w:t xml:space="preserve">A Purificação Clássica, tal como aqui formulada, não engaja a tradição decolonial latino-americana (Lugones, Curiel, Segato) como filiação programática; tais autoras serão mobilizadas pontualmente no Cap. 3 para a discussão do Contrato Racial Visual. Tampouco se filia aos desdobramentos pós-2000 das teorias tecnopolíticas do corpo: aqui, a questão não é a mediação digital da subjetividade, mas a purificação clássica do corpo feminino pelo repertório visual do Estado. Os operadores Haraway/Latour/Descola entram, neste capítulo, como ferramentas analíticas para a mensuração da operação jurídica de purificação descrita por Kantorowicz, Legendre e Hespanha — não como adesão ao projeto político-tecnológico ciberfeminista. Essa discussão é reservada a desdobramentos pós-defesa.</w:t>
       </w:r>
     </w:p>
-    <w:bookmarkEnd w:id="96"/>
-    <w:bookmarkEnd w:id="97"/>
-    <w:bookmarkStart w:id="98" w:name="Xb010fdb689e473922056e5905ee393bbae53312"/>
+    <w:bookmarkEnd w:id="101"/>
+    <w:bookmarkEnd w:id="102"/>
+    <w:bookmarkStart w:id="103" w:name="Xb010fdb689e473922056e5905ee393bbae53312"/>
     <w:p>
       <w:pPr>
         <w:pStyle w:val="Heading2"/>
@@ -20277,8 +22235,8 @@
         <w:t xml:space="preserve">5.3 — Sistema de codificação IconoCode e integração ICONCLASS</w:t>
       </w:r>
     </w:p>
-    <w:bookmarkEnd w:id="98"/>
-    <w:bookmarkStart w:id="99" w:name="X039fbaf7f11a02dba737e9445ac21469bd6a869"/>
+    <w:bookmarkEnd w:id="103"/>
+    <w:bookmarkStart w:id="104" w:name="X039fbaf7f11a02dba737e9445ac21469bd6a869"/>
     <w:p>
       <w:pPr>
         <w:pStyle w:val="Heading2"/>
@@ -20605,9 +22563,9 @@
         <w:t xml:space="preserve">, que alimenta os notebooks estatísticos (Jupyter/Python: pandas, scipy, scikit-posthocs).</w:t>
       </w:r>
     </w:p>
-    <w:bookmarkEnd w:id="99"/>
-    <w:bookmarkEnd w:id="100"/>
-    <w:bookmarkStart w:id="107" w:name="capítulo-6"/>
+    <w:bookmarkEnd w:id="104"/>
+    <w:bookmarkEnd w:id="105"/>
+    <w:bookmarkStart w:id="112" w:name="capítulo-6"/>
     <w:p>
       <w:pPr>
         <w:pStyle w:val="Heading1"/>
@@ -20629,7 +22587,7 @@
         <w:t xml:space="preserve">CAPÍTULO 6</w:t>
       </w:r>
     </w:p>
-    <w:bookmarkStart w:id="106" w:name="X9340eea989866e28c383e4ffa939974c6403641"/>
+    <w:bookmarkStart w:id="111" w:name="X9340eea989866e28c383e4ffa939974c6403641"/>
     <w:p>
       <w:pPr>
         <w:pStyle w:val="Heading2"/>
@@ -20690,7 +22648,7 @@
         </w:pict>
       </w:r>
     </w:p>
-    <w:bookmarkStart w:id="104" w:name="X19b117f77e4b7bba20c87010702850b4f53dcf7"/>
+    <w:bookmarkStart w:id="109" w:name="X19b117f77e4b7bba20c87010702850b4f53dcf7"/>
     <w:p>
       <w:pPr>
         <w:pStyle w:val="Heading3"/>
@@ -20720,7 +22678,7 @@
         <w:rPr>
           <w:lang w:val="pt-BR"/>
         </w:rPr>
-        <w:t xml:space="preserve">A análise quantitativa do corpus ICONOCRACIA permite, em primeira instância, mapear a distribuição espacial, temporal e institucional das alegorias femininas que compõem a base empírica desta tese. Com um total de</w:t>
+        <w:t xml:space="preserve">A análise quantitativa do corpus ICONOCRACIA permite, em primeira instância, mapear a distribuição espacial, temporal e institucional das alegorias femininas que compõem a base empírica desta tese. O corpus é um catálogo documentado em expansão: o instantâneo de trabalho de setembro de 2026 registra</w:t>
       </w:r>
       <w:r>
         <w:rPr>
@@ -20734,22 +22692,16 @@
           <w:bCs/>
           <w:lang w:val="pt-BR"/>
         </w:rPr>
-        <w:t xml:space="preserve">265 registros</w:t>
-      </w:r>
-      <w:r>
-        <w:rPr>
-          <w:lang w:val="pt-BR"/>
-        </w:rPr>
-        <w:t xml:space="preserve"> </w:t>
-      </w:r>
-      <w:r>
-        <w:rPr>
-          <w:lang w:val="pt-BR"/>
-        </w:rPr>
-        <w:t xml:space="preserve">(dos quais 165 compõem o núcleo analítico consolidado e 100 registros de sincronização e validação), a amostra revela padrões de concentração que corroboram a centralidade do modelo franco-atlântico na cultura jurídica do século XIX.</w:t>
-      </w:r>
-    </w:p>
-    <w:bookmarkStart w:id="101" w:name="distribuição-geográfica-e-institucional"/>
+        <w:t xml:space="preserve">336 itens</w:t>
+      </w:r>
+      <w:r>
+        <w:rPr>
+          <w:lang w:val="pt-BR"/>
+        </w:rPr>
+        <w:t xml:space="preserve">, dos quais 286 com codificação de purificação (o ledger operacional segue aberto até a defesa; as distribuições abaixo referem-se a esse instantâneo). Os padrões de concentração corroboram a centralidade do modelo franco-atlântico na cultura jurídica do século XIX.</w:t>
+      </w:r>
+    </w:p>
+    <w:bookmarkStart w:id="106" w:name="distribuição-geográfica-e-institucional"/>
     <w:p>
       <w:pPr>
         <w:pStyle w:val="Heading4"/>
@@ -20779,7 +22731,7 @@
         <w:rPr>
           <w:lang w:val="pt-BR"/>
         </w:rPr>
-        <w:t xml:space="preserve">A França emerge como o polo dominante da amostra, representando</w:t>
+        <w:t xml:space="preserve">A França emerge como o polo dominante do catálogo, representando</w:t>
       </w:r>
       <w:r>
         <w:rPr>
@@ -20793,7 +22745,7 @@
           <w:bCs/>
           <w:lang w:val="pt-BR"/>
         </w:rPr>
-        <w:t xml:space="preserve">32,5% (86 registros)</w:t>
+        <w:t xml:space="preserve">30,4% (102 registros)</w:t>
       </w:r>
       <w:r>
         <w:rPr>
@@ -20869,7 +22821,7 @@
           <w:bCs/>
           <w:lang w:val="pt-BR"/>
         </w:rPr>
-        <w:t xml:space="preserve">16,2% (43 registros)</w:t>
+        <w:t xml:space="preserve">21,4% (72 registros)</w:t>
       </w:r>
       <w:r>
         <w:rPr>
@@ -20886,7 +22838,7 @@
         <w:rPr>
           <w:lang w:val="pt-BR"/>
         </w:rPr>
-        <w:t xml:space="preserve">Os Estados Unidos (10,9%), a Alemanha (8,7%) e o Reino Unido (7,9%) completam o núcleo central, enquanto países como Bélgica, Itália, Holanda e Portugal oferecem variações significativas que permitem testar a universalidade do protocolo</w:t>
+        <w:t xml:space="preserve">Os Estados Unidos (9,5%), a Alemanha (8,0%) e o Reino Unido (6,8%) completam o núcleo central, enquanto países como Itália (6,0%), Portugal, Bélgica, Holanda e Espanha oferecem variações significativas que permitem testar a universalidade do protocolo</w:t>
       </w:r>
       <w:r>
         <w:rPr>
@@ -20995,7 +22947,7 @@
               <w:rPr>
                 <w:lang w:val="pt-BR"/>
               </w:rPr>
-              <w:t xml:space="preserve">86</w:t>
+              <w:t xml:space="preserve">102</w:t>
             </w:r>
           </w:p>
         </w:tc>
@@ -21010,7 +22962,7 @@
               <w:rPr>
                 <w:lang w:val="pt-BR"/>
               </w:rPr>
-              <w:t xml:space="preserve">32,5%</w:t>
+              <w:t xml:space="preserve">30,4%</w:t>
             </w:r>
           </w:p>
         </w:tc>
@@ -21041,7 +22993,7 @@
               <w:rPr>
                 <w:lang w:val="pt-BR"/>
               </w:rPr>
-              <w:t xml:space="preserve">43</w:t>
+              <w:t xml:space="preserve">72</w:t>
             </w:r>
           </w:p>
         </w:tc>
@@ -21056,7 +23008,7 @@
               <w:rPr>
                 <w:lang w:val="pt-BR"/>
               </w:rPr>
-              <w:t xml:space="preserve">16,2%</w:t>
+              <w:t xml:space="preserve">21,4%</w:t>
             </w:r>
           </w:p>
         </w:tc>
@@ -21087,7 +23039,7 @@
               <w:rPr>
                 <w:lang w:val="pt-BR"/>
               </w:rPr>
-              <w:t xml:space="preserve">29</w:t>
+              <w:t xml:space="preserve">32</w:t>
             </w:r>
           </w:p>
         </w:tc>
@@ -21102,7 +23054,7 @@
               <w:rPr>
                 <w:lang w:val="pt-BR"/>
               </w:rPr>
-              <w:t xml:space="preserve">10,9%</w:t>
+              <w:t xml:space="preserve">9,5%</w:t>
             </w:r>
           </w:p>
         </w:tc>
@@ -21133,7 +23085,7 @@
               <w:rPr>
                 <w:lang w:val="pt-BR"/>
               </w:rPr>
-              <w:t xml:space="preserve">23</w:t>
+              <w:t xml:space="preserve">27</w:t>
             </w:r>
           </w:p>
         </w:tc>
@@ -21148,7 +23100,7 @@
               <w:rPr>
                 <w:lang w:val="pt-BR"/>
               </w:rPr>
-              <w:t xml:space="preserve">8,7%</w:t>
+              <w:t xml:space="preserve">8,0%</w:t>
             </w:r>
           </w:p>
         </w:tc>
@@ -21179,7 +23131,7 @@
               <w:rPr>
                 <w:lang w:val="pt-BR"/>
               </w:rPr>
-              <w:t xml:space="preserve">21</w:t>
+              <w:t xml:space="preserve">23</w:t>
             </w:r>
           </w:p>
         </w:tc>
@@ -21194,7 +23146,7 @@
               <w:rPr>
                 <w:lang w:val="pt-BR"/>
               </w:rPr>
-              <w:t xml:space="preserve">7,9%</w:t>
+              <w:t xml:space="preserve">6,8%</w:t>
             </w:r>
           </w:p>
         </w:tc>
@@ -21210,7 +23162,7 @@
               <w:rPr>
                 <w:lang w:val="pt-BR"/>
               </w:rPr>
-              <w:t xml:space="preserve">Outros (17 regiões)</w:t>
+              <w:t xml:space="preserve">Demais países e regiões</w:t>
             </w:r>
           </w:p>
         </w:tc>
@@ -21225,7 +23177,7 @@
               <w:rPr>
                 <w:lang w:val="pt-BR"/>
               </w:rPr>
-              <w:t xml:space="preserve">63</w:t>
+              <w:t xml:space="preserve">80</w:t>
             </w:r>
           </w:p>
         </w:tc>
@@ -21246,8 +23198,8 @@
         </w:tc>
       </w:tr>
     </w:tbl>
-    <w:bookmarkEnd w:id="101"/>
-    <w:bookmarkStart w:id="102" w:name="distribuição-por-regime-iconocrático"/>
+    <w:bookmarkEnd w:id="106"/>
+    <w:bookmarkStart w:id="107" w:name="distribuição-por-regime-iconocrático"/>
     <w:p>
       <w:pPr>
         <w:pStyle w:val="Heading4"/>
@@ -21317,7 +23269,7 @@
           <w:bCs/>
           <w:lang w:val="pt-BR"/>
         </w:rPr>
-        <w:t xml:space="preserve">106 registros (40%)</w:t>
+        <w:t xml:space="preserve">164 registros (48,8%)</w:t>
       </w:r>
       <w:r>
         <w:rPr>
@@ -21368,7 +23320,7 @@
           <w:bCs/>
           <w:lang w:val="pt-BR"/>
         </w:rPr>
-        <w:t xml:space="preserve">27,5% (73 registros)</w:t>
+        <w:t xml:space="preserve">30,7% (103 registros)</w:t>
       </w:r>
       <w:r>
         <w:rPr>
@@ -21408,19 +23360,19 @@
           <w:bCs/>
           <w:lang w:val="pt-BR"/>
         </w:rPr>
-        <w:t xml:space="preserve">12,8% (34 registros)</w:t>
-      </w:r>
-      <w:r>
-        <w:rPr>
-          <w:lang w:val="pt-BR"/>
-        </w:rPr>
-        <w:t xml:space="preserve"> </w:t>
-      </w:r>
-      <w:r>
-        <w:rPr>
-          <w:lang w:val="pt-BR"/>
-        </w:rPr>
-        <w:t xml:space="preserve">da amostra. Por fim, as</w:t>
+        <w:t xml:space="preserve">16,1% (54 registros)</w:t>
+      </w:r>
+      <w:r>
+        <w:rPr>
+          <w:lang w:val="pt-BR"/>
+        </w:rPr>
+        <w:t xml:space="preserve"> </w:t>
+      </w:r>
+      <w:r>
+        <w:rPr>
+          <w:lang w:val="pt-BR"/>
+        </w:rPr>
+        <w:t xml:space="preserve">do catálogo. Por fim, as</w:t>
       </w:r>
       <w:r>
         <w:rPr>
@@ -21446,7 +23398,7 @@
         <w:rPr>
           <w:lang w:val="pt-BR"/>
         </w:rPr>
-        <w:t xml:space="preserve">(4,2%) funcionam como o grupo de controle que demonstra, por subversão, os limites da</w:t>
+        <w:t xml:space="preserve">(4,5%, 15 registros) funcionam como o grupo de controle que demonstra, por subversão, os limites da</w:t>
       </w:r>
       <w:r>
         <w:rPr>
@@ -21473,8 +23425,8 @@
         <w:t xml:space="preserve">estatal.</w:t>
       </w:r>
     </w:p>
-    <w:bookmarkEnd w:id="102"/>
-    <w:bookmarkStart w:id="103" w:name="arco-temporal-e-densidade-iconográfica"/>
+    <w:bookmarkEnd w:id="107"/>
+    <w:bookmarkStart w:id="108" w:name="arco-temporal-e-densidade-iconográfica"/>
     <w:p>
       <w:pPr>
         <w:pStyle w:val="Heading4"/>
@@ -21504,7 +23456,7 @@
         <w:rPr>
           <w:lang w:val="pt-BR"/>
         </w:rPr>
-        <w:t xml:space="preserve">O arco temporal do corpus estende-se por mais de sete séculos (1239–2014), mas sua densidade analítica concentra-se entre</w:t>
+        <w:t xml:space="preserve">O arco temporal do catálogo estende-se por mais de sete séculos (1239–2021) — os itens fora do recorte 1800–2000 funcionam como comparadores arqueológicos e contemporâneos —, mas sua densidade analítica concentra-se entre</w:t>
       </w:r>
       <w:r>
         <w:rPr>
@@ -21524,7 +23476,13 @@
         <w:rPr>
           <w:lang w:val="pt-BR"/>
         </w:rPr>
-        <w:t xml:space="preserve">, período que coincide com a consolidação do Estado-nação moderno e a expansão industrial da imagem estatal. A década de</w:t>
+        <w:t xml:space="preserve"> </w:t>
+      </w:r>
+      <w:r>
+        <w:rPr>
+          <w:lang w:val="pt-BR"/>
+        </w:rPr>
+        <w:t xml:space="preserve">(mais da metade dos 295 itens datados), período que coincide com a consolidação do Estado-nação moderno e a expansão industrial da imagem estatal. A década de</w:t>
       </w:r>
       <w:r>
         <w:rPr>
@@ -21552,7 +23510,7 @@
           <w:bCs/>
           <w:lang w:val="pt-BR"/>
         </w:rPr>
-        <w:t xml:space="preserve">14,3%</w:t>
+        <w:t xml:space="preserve">36 registros datados</w:t>
       </w:r>
       <w:r>
         <w:rPr>
@@ -21595,7 +23553,25 @@
         <w:rPr>
           <w:lang w:val="pt-BR"/>
         </w:rPr>
-        <w:t xml:space="preserve">(iconografia feminina em contexto político) é a âncora do corpus, aparecendo em</w:t>
+        <w:t xml:space="preserve">— taxonomia interna do projeto para a personificação feminina em contexto político [VERIFICAR: no sistema oficial Iconclass, 48C51 =</w:t>
+      </w:r>
+      <w:r>
+        <w:rPr>
+          <w:lang w:val="pt-BR"/>
+        </w:rPr>
+        <w:t xml:space="preserve"> </w:t>
+      </w:r>
+      <w:r>
+        <w:rPr>
+          <w:lang w:val="pt-BR"/>
+        </w:rPr>
+        <w:t xml:space="preserve">‘painting’</w:t>
+      </w:r>
+      <w:r>
+        <w:rPr>
+          <w:lang w:val="pt-BR"/>
+        </w:rPr>
+        <w:t xml:space="preserve">; códigos oficiais presentes no corpus: 44B62, 11M44] — é a âncora do corpus, aparecendo em</w:t>
       </w:r>
       <w:r>
         <w:rPr>
@@ -21609,19 +23585,19 @@
           <w:bCs/>
           <w:lang w:val="pt-BR"/>
         </w:rPr>
-        <w:t xml:space="preserve">21,1%</w:t>
-      </w:r>
-      <w:r>
-        <w:rPr>
-          <w:lang w:val="pt-BR"/>
-        </w:rPr>
-        <w:t xml:space="preserve"> </w:t>
-      </w:r>
-      <w:r>
-        <w:rPr>
-          <w:lang w:val="pt-BR"/>
-        </w:rPr>
-        <w:t xml:space="preserve">das ocorrências codificadas. Essa convergência demonstra que, independentemente das variações nacionais, o uso da feminilidade como tecnologia de representação política segue um léxico compartilhado, o que justifica a aplicação de um protocolo comparativo global.</w:t>
+        <w:t xml:space="preserve">22,6%</w:t>
+      </w:r>
+      <w:r>
+        <w:rPr>
+          <w:lang w:val="pt-BR"/>
+        </w:rPr>
+        <w:t xml:space="preserve"> </w:t>
+      </w:r>
+      <w:r>
+        <w:rPr>
+          <w:lang w:val="pt-BR"/>
+        </w:rPr>
+        <w:t xml:space="preserve">das ocorrências codificadas (76 de 336 registros no instantâneo de 2026-09-21). Essa convergência demonstra que, independentemente das variações nacionais, o uso da feminilidade como tecnologia de representação política segue um léxico compartilhado, o que justifica a aplicação de um protocolo comparativo global.</w:t>
       </w:r>
     </w:p>
     <w:p>
@@ -21631,9 +23607,9 @@
         </w:pict>
       </w:r>
     </w:p>
-    <w:bookmarkEnd w:id="103"/>
-    <w:bookmarkEnd w:id="104"/>
-    <w:bookmarkStart w:id="105" w:name="X6058ed56a0f392c663e61b37defb067022a5065"/>
+    <w:bookmarkEnd w:id="108"/>
+    <w:bookmarkEnd w:id="109"/>
+    <w:bookmarkStart w:id="110" w:name="X331aaa8059bb35016a833e708c7d6ff9a06d5ad"/>
     <w:p>
       <w:pPr>
         <w:pStyle w:val="Heading3"/>
@@ -21652,7 +23628,7 @@
         <w:rPr>
           <w:lang w:val="pt-BR"/>
         </w:rPr>
-        <w:t xml:space="preserve">6.2 O Endurecimento sob Exame: Médias e Variações</w:t>
+        <w:t xml:space="preserve">6.2 O Endurecimento sob Exame: a matriz dos itens âncora</w:t>
       </w:r>
     </w:p>
     <w:p>
@@ -22605,7 +24581,7 @@
                 <w:bCs/>
                 <w:lang w:val="pt-BR"/>
               </w:rPr>
-              <w:t xml:space="preserve">3.0</w:t>
+              <w:t xml:space="preserve">1.7</w:t>
             </w:r>
           </w:p>
         </w:tc>
@@ -22703,7 +24679,7 @@
         <w:rPr>
           <w:lang w:val="pt-BR"/>
         </w:rPr>
-        <w:t xml:space="preserve">(SCOUT-562), enquanto dispositivo ontológico fundacional, atinge pontuação máxima (3.0), suprimindo quase que inteiramente a corporalidade humana. No extremo oposto, a</w:t>
+        <w:t xml:space="preserve">(SCOUT-562), dispositivo normativo por excelência, concentra-se no eixo de formalização burocrática — heraldização, apagamento narrativo, serialidade e inscrição estatal no grau máximo — e atinge score 1,7 [VERIFICAR: valor canônico corrigido em 2026-09-22; impressões anteriores deste capítulo traziam 3,0, herdado de uma sessão de codificação de junho já retificada no ledger]. No extremo oposto, a</w:t>
       </w:r>
       <w:r>
         <w:rPr>
@@ -22729,13 +24705,13 @@
         <w:rPr>
           <w:lang w:val="pt-BR"/>
         </w:rPr>
-        <w:t xml:space="preserve">(FR-094) atinge score basal (0.0), preservando a textura corpórea de seus modelos vivos. Este gradiente quantitativo subsidia as conclusões qualitativas, vinculando a não-abstração aos processos de dominação hídrica e comércio ultramarino.</w:t>
-      </w:r>
-    </w:p>
-    <w:bookmarkEnd w:id="105"/>
-    <w:bookmarkEnd w:id="106"/>
-    <w:bookmarkEnd w:id="107"/>
-    <w:bookmarkStart w:id="115" w:name="X10f02d5973796b069f9647a2ec35b651950acf3"/>
+        <w:t xml:space="preserve">(FR-094) atinge score basal (0,0), preservando a textura corpórea de seus modelos vivos. O gradiente quantitativo subsidia as conclusões qualitativas, vinculando a não-abstração aos processos de dominação hídrica e comércio ultramarino.</w:t>
+      </w:r>
+    </w:p>
+    <w:bookmarkEnd w:id="110"/>
+    <w:bookmarkEnd w:id="111"/>
+    <w:bookmarkEnd w:id="112"/>
+    <w:bookmarkStart w:id="120" w:name="X10f02d5973796b069f9647a2ec35b651950acf3"/>
     <w:p>
       <w:pPr>
         <w:pStyle w:val="Heading1"/>
@@ -23194,7 +25170,7 @@
         <w:t xml:space="preserve">Ceschiatti) à contra-alegoria que devolve o corpo à figura (a Marianne mutilada de 2018).</w:t>
       </w:r>
     </w:p>
-    <w:bookmarkStart w:id="109" w:name="marianne-da-barricada-ao-selo"/>
+    <w:bookmarkStart w:id="114" w:name="marianne-da-barricada-ao-selo"/>
     <w:p>
       <w:pPr>
         <w:pStyle w:val="Heading2"/>
@@ -23450,19 +25426,7 @@
         <w:rPr>
           <w:lang w:val="pt-BR"/>
         </w:rPr>
-        <w:t xml:space="preserve">dessexualização 0, rigidez postural 0, apagamento narrativo 0 (escore composto 0,1). Iconografia</w:t>
-      </w:r>
-      <w:r>
-        <w:rPr>
-          <w:lang w:val="pt-BR"/>
-        </w:rPr>
-        <w:softHyphen/>
-      </w:r>
-      <w:r>
-        <w:rPr>
-          <w:lang w:val="pt-BR"/>
-        </w:rPr>
-        <w:t xml:space="preserve">mente,</w:t>
+        <w:t xml:space="preserve">dessexualização 0, rigidez postural 0, apagamento narrativo 0 (escore composto 0,1). Iconograficamente,</w:t>
       </w:r>
       <w:r>
         <w:rPr>
@@ -23648,19 +25612,31 @@
         <w:rPr>
           <w:lang w:val="pt-BR"/>
         </w:rPr>
-        <w:t xml:space="preserve">de 1 franc de 1897, FR-038,</w:t>
-      </w:r>
-      <w:r>
-        <w:rPr>
-          <w:lang w:val="pt-BR"/>
-        </w:rPr>
-        <w:t xml:space="preserve"> </w:t>
-      </w:r>
-      <w:r>
-        <w:rPr>
-          <w:lang w:val="pt-BR"/>
-        </w:rPr>
-        <w:t xml:space="preserve">composto 2,7, tratada no Cap. 9) mostra outra coisa. A figura caminha, sim, mas o gesto de semear</w:t>
+        <w:t xml:space="preserve">de 1 franc de 1897,</w:t>
+      </w:r>
+      <w:r>
+        <w:rPr>
+          <w:lang w:val="pt-BR"/>
+        </w:rPr>
+        <w:t xml:space="preserve"> </w:t>
+      </w:r>
+      <w:r>
+        <w:rPr>
+          <w:lang w:val="pt-BR"/>
+        </w:rPr>
+        <w:t xml:space="preserve">FR-SEM-1898, composto 2,5 no registro atual [VERIFICAR: o texto e o Cap. 9 usavam 2,7, estimado</w:t>
+      </w:r>
+      <w:r>
+        <w:rPr>
+          <w:lang w:val="pt-BR"/>
+        </w:rPr>
+        <w:t xml:space="preserve"> </w:t>
+      </w:r>
+      <w:r>
+        <w:rPr>
+          <w:lang w:val="pt-BR"/>
+        </w:rPr>
+        <w:t xml:space="preserve">pré-codificação; conferir contra o ledger antes da entrega]) mostra outra coisa. A figura caminha, sim, mas o gesto de semear</w:t>
       </w:r>
       <w:r>
         <w:rPr>
@@ -23863,7 +25839,7 @@
         <w:rPr>
           <w:rStyle w:val="FootnoteReference"/>
         </w:rPr>
-        <w:footnoteReference w:id="108"/>
+        <w:footnoteReference w:id="113"/>
       </w:r>
     </w:p>
     <w:p>
@@ -24300,8 +26276,8 @@
         <w:t xml:space="preserve">inversão em 7.4, com a Justiça vandalizada de Brasília.</w:t>
       </w:r>
     </w:p>
-    <w:bookmarkEnd w:id="109"/>
-    <w:bookmarkStart w:id="110" w:name="X68e9164639514f2a75b52c8be802aae731638a9"/>
+    <w:bookmarkEnd w:id="114"/>
+    <w:bookmarkStart w:id="115" w:name="X68e9164639514f2a75b52c8be802aae731638a9"/>
     <w:p>
       <w:pPr>
         <w:pStyle w:val="Heading2"/>
@@ -25170,8 +27146,8 @@
         <w:t xml:space="preserve">marca o limite do caso, não a sua prova.</w:t>
       </w:r>
     </w:p>
-    <w:bookmarkEnd w:id="110"/>
-    <w:bookmarkStart w:id="111" w:name="columbia-e-justice-no-capitólio"/>
+    <w:bookmarkEnd w:id="115"/>
+    <w:bookmarkStart w:id="116" w:name="columbia-e-justice-no-capitólio"/>
     <w:p>
       <w:pPr>
         <w:pStyle w:val="Heading2"/>
@@ -25982,7 +27958,32 @@
         <w:rPr>
           <w:lang w:val="pt-BR"/>
         </w:rPr>
-        <w:t xml:space="preserve">baixa a desincorporação de 1 para 0 com uma anotação decisiva:</w:t>
+        <w:t xml:space="preserve">baixa a desincorporação de 1 para 0 [VERIFICAR: o campo segue 1 no registro atual de</w:t>
+      </w:r>
+      <w:r>
+        <w:rPr>
+          <w:lang w:val="pt-BR"/>
+        </w:rPr>
+        <w:t xml:space="preserve"> </w:t>
+      </w:r>
+      <w:r>
+        <w:rPr>
+          <w:rStyle w:val="VerbatimChar"/>
+          <w:lang w:val="pt-BR"/>
+        </w:rPr>
+        <w:t xml:space="preserve">2419621d</w:t>
+      </w:r>
+      <w:r>
+        <w:rPr>
+          <w:lang w:val="pt-BR"/>
+        </w:rPr>
+        <w:t xml:space="preserve"> </w:t>
+      </w:r>
+      <w:r>
+        <w:rPr>
+          <w:lang w:val="pt-BR"/>
+        </w:rPr>
+        <w:t xml:space="preserve">— atualizar a frase ou o registro] com uma anotação decisiva:</w:t>
       </w:r>
       <w:r>
         <w:rPr>
@@ -26073,8 +28074,8 @@
         <w:t xml:space="preserve">contra-alegoria não pela destruição (como a Marianne de 2018), mas pela reencarnação.</w:t>
       </w:r>
     </w:p>
-    <w:bookmarkEnd w:id="111"/>
-    <w:bookmarkStart w:id="112" w:name="Xb3a556b0eabd37267148a6b6f669fa6fad8287e"/>
+    <w:bookmarkEnd w:id="116"/>
+    <w:bookmarkStart w:id="117" w:name="Xb3a556b0eabd37267148a6b6f669fa6fad8287e"/>
     <w:p>
       <w:pPr>
         <w:pStyle w:val="Heading2"/>
@@ -26294,33 +28295,33 @@
       </w:r>
       <w:r>
         <w:rPr>
-          <w:i/>
-          <w:iCs/>
-          <w:lang w:val="pt-BR"/>
-        </w:rPr>
-        <w:t xml:space="preserve">sentada (contida), cega</w:t>
-      </w:r>
-      <w:r>
-        <w:rPr>
-          <w:i/>
-          <w:iCs/>
-          <w:lang w:val="pt-BR"/>
-        </w:rPr>
-        <w:t xml:space="preserve"> </w:t>
-      </w:r>
-      <w:r>
-        <w:rPr>
-          <w:i/>
-          <w:iCs/>
-          <w:lang w:val="pt-BR"/>
-        </w:rPr>
-        <w:t xml:space="preserve">(passiva), armada (violência delegada), silenciosa</w:t>
-      </w:r>
-      <w:r>
-        <w:rPr>
-          <w:lang w:val="pt-BR"/>
-        </w:rPr>
-        <w:t xml:space="preserve">. Cada atributo é uma subtração: a contenção</w:t>
+          <w:lang w:val="pt-BR"/>
+        </w:rPr>
+        <w:t xml:space="preserve">“sentada (contida), cega</w:t>
+      </w:r>
+      <w:r>
+        <w:rPr>
+          <w:lang w:val="pt-BR"/>
+        </w:rPr>
+        <w:t xml:space="preserve"> </w:t>
+      </w:r>
+      <w:r>
+        <w:rPr>
+          <w:lang w:val="pt-BR"/>
+        </w:rPr>
+        <w:t xml:space="preserve">(passiva), armada (violência delegada), silenciosa”</w:t>
+      </w:r>
+      <w:r>
+        <w:rPr>
+          <w:lang w:val="pt-BR"/>
+        </w:rPr>
+        <w:t xml:space="preserve"> </w:t>
+      </w:r>
+      <w:r>
+        <w:rPr>
+          <w:lang w:val="pt-BR"/>
+        </w:rPr>
+        <w:t xml:space="preserve">(nota de codificação do item BR-009, citada verbatim). Cada atributo é uma subtração: a contenção</w:t>
       </w:r>
       <w:r>
         <w:rPr>
@@ -26735,8 +28736,8 @@
         <w:t xml:space="preserve">a face de bronze. A iconoclastia é, aqui, a prova negativa da tese.</w:t>
       </w:r>
     </w:p>
-    <w:bookmarkEnd w:id="112"/>
-    <w:bookmarkStart w:id="113" w:name="o-palais-de-justice-de-bruxelas"/>
+    <w:bookmarkEnd w:id="117"/>
+    <w:bookmarkStart w:id="118" w:name="o-palais-de-justice-de-bruxelas"/>
     <w:p>
       <w:pPr>
         <w:pStyle w:val="Heading2"/>
@@ -26980,49 +28981,69 @@
       </w:r>
       <w:r>
         <w:rPr>
-          <w:i/>
-          <w:iCs/>
-          <w:lang w:val="pt-BR"/>
-        </w:rPr>
-        <w:t xml:space="preserve">beleza feminina = face cultural do edifício; autoridade</w:t>
-      </w:r>
-      <w:r>
-        <w:rPr>
-          <w:i/>
-          <w:iCs/>
-          <w:lang w:val="pt-BR"/>
-        </w:rPr>
-        <w:t xml:space="preserve"> </w:t>
-      </w:r>
-      <w:r>
-        <w:rPr>
-          <w:i/>
-          <w:iCs/>
+          <w:lang w:val="pt-BR"/>
+        </w:rPr>
+        <w:t xml:space="preserve">“beleza feminina = face cultural do edifício; autoridade</w:t>
+      </w:r>
+      <w:r>
+        <w:rPr>
+          <w:lang w:val="pt-BR"/>
+        </w:rPr>
+        <w:t xml:space="preserve"> </w:t>
+      </w:r>
+      <w:r>
+        <w:rPr>
           <w:lang w:val="pt-BR"/>
         </w:rPr>
         <w:t xml:space="preserve">masculina = núcleo operativo; as mulheres tornam-se colunas, e, no interior, todos os retratos são de</w:t>
       </w:r>
       <w:r>
         <w:rPr>
-          <w:i/>
-          <w:iCs/>
-          <w:lang w:val="pt-BR"/>
-        </w:rPr>
-        <w:t xml:space="preserve"> </w:t>
-      </w:r>
-      <w:r>
-        <w:rPr>
-          <w:i/>
-          <w:iCs/>
-          <w:lang w:val="pt-BR"/>
-        </w:rPr>
-        <w:t xml:space="preserve">juristas homens</w:t>
-      </w:r>
-      <w:r>
-        <w:rPr>
-          <w:lang w:val="pt-BR"/>
-        </w:rPr>
-        <w:t xml:space="preserve">. É a formulação mais literal possível do Contrato Sexual Visual: a fachada exibe o</w:t>
+          <w:lang w:val="pt-BR"/>
+        </w:rPr>
+        <w:t xml:space="preserve"> </w:t>
+      </w:r>
+      <w:r>
+        <w:rPr>
+          <w:lang w:val="pt-BR"/>
+        </w:rPr>
+        <w:t xml:space="preserve">juristas homens”</w:t>
+      </w:r>
+      <w:r>
+        <w:rPr>
+          <w:lang w:val="pt-BR"/>
+        </w:rPr>
+        <w:t xml:space="preserve"> </w:t>
+      </w:r>
+      <w:r>
+        <w:rPr>
+          <w:lang w:val="pt-BR"/>
+        </w:rPr>
+        <w:t xml:space="preserve">(nota de codificação do item, citada verbatim [VERIFICAR:</w:t>
+      </w:r>
+      <w:r>
+        <w:rPr>
+          <w:lang w:val="pt-BR"/>
+        </w:rPr>
+        <w:t xml:space="preserve"> </w:t>
+      </w:r>
+      <w:r>
+        <w:rPr>
+          <w:lang w:val="pt-BR"/>
+        </w:rPr>
+        <w:t xml:space="preserve">“todos os retratos”</w:t>
+      </w:r>
+      <w:r>
+        <w:rPr>
+          <w:lang w:val="pt-BR"/>
+        </w:rPr>
+        <w:t xml:space="preserve"> </w:t>
+      </w:r>
+      <w:r>
+        <w:rPr>
+          <w:lang w:val="pt-BR"/>
+        </w:rPr>
+        <w:t xml:space="preserve">— universal não verificado]). É a formulação mais literal possível do Contrato Sexual Visual: a fachada exibe o</w:t>
       </w:r>
       <w:r>
         <w:rPr>
@@ -27431,8 +29452,8 @@
         <w:t xml:space="preserve">o que acontece quando essa serenidade vira edifício.</w:t>
       </w:r>
     </w:p>
-    <w:bookmarkEnd w:id="113"/>
-    <w:bookmarkStart w:id="114" w:name="X9271b46cd275c1e29978f4d8ad7b202086751b0"/>
+    <w:bookmarkEnd w:id="118"/>
+    <w:bookmarkStart w:id="119" w:name="X9271b46cd275c1e29978f4d8ad7b202086751b0"/>
     <w:p>
       <w:pPr>
         <w:pStyle w:val="Heading2"/>
@@ -28092,9 +30113,9 @@
         <w:t xml:space="preserve">mantê-las visíveis no nível correto.</w:t>
       </w:r>
     </w:p>
-    <w:bookmarkEnd w:id="114"/>
-    <w:bookmarkEnd w:id="115"/>
-    <w:bookmarkStart w:id="119" w:name="Xe9489bcf89baa7cbbb63eb79968dc4cf9182020"/>
+    <w:bookmarkEnd w:id="119"/>
+    <w:bookmarkEnd w:id="120"/>
+    <w:bookmarkStart w:id="124" w:name="Xe9489bcf89baa7cbbb63eb79968dc4cf9182020"/>
     <w:p>
       <w:pPr>
         <w:pStyle w:val="Heading1"/>
@@ -28389,7 +30410,7 @@
         <w:t xml:space="preserve">Capítulo 9 apresenta os oito painéis que dela resultam.</w:t>
       </w:r>
     </w:p>
-    <w:bookmarkStart w:id="116" w:name="X8020449724d679c2d032921348973c42f9384d5"/>
+    <w:bookmarkStart w:id="121" w:name="X8020449724d679c2d032921348973c42f9384d5"/>
     <w:p>
       <w:pPr>
         <w:pStyle w:val="Heading2"/>
@@ -29271,8 +31292,8 @@
         <w:t xml:space="preserve">visual e um argumento verificável.</w:t>
       </w:r>
     </w:p>
-    <w:bookmarkEnd w:id="116"/>
-    <w:bookmarkStart w:id="117" w:name="critérios-de-composição-dos-painéis"/>
+    <w:bookmarkEnd w:id="121"/>
+    <w:bookmarkStart w:id="122" w:name="critérios-de-composição-dos-painéis"/>
     <w:p>
       <w:pPr>
         <w:pStyle w:val="Heading2"/>
@@ -30098,8 +32119,8 @@
         <w:t xml:space="preserve">em vez de apenas afirmar.</w:t>
       </w:r>
     </w:p>
-    <w:bookmarkEnd w:id="117"/>
-    <w:bookmarkStart w:id="118" w:name="Xdc014ca45af7c10750ba4208f5692bbc14003af"/>
+    <w:bookmarkEnd w:id="122"/>
+    <w:bookmarkStart w:id="123" w:name="Xdc014ca45af7c10750ba4208f5692bbc14003af"/>
     <w:p>
       <w:pPr>
         <w:pStyle w:val="Heading2"/>
@@ -30352,7 +32373,37 @@
         <w:rPr>
           <w:lang w:val="pt-BR"/>
         </w:rPr>
-        <w:t xml:space="preserve">. O Atlas Iconocrático conserva a topologia — o sentido está no</w:t>
+        <w:t xml:space="preserve"> </w:t>
+      </w:r>
+      <w:r>
+        <w:rPr>
+          <w:lang w:val="pt-BR"/>
+        </w:rPr>
+        <w:t xml:space="preserve">[VERIFICAR:</w:t>
+      </w:r>
+      <w:r>
+        <w:rPr>
+          <w:lang w:val="pt-BR"/>
+        </w:rPr>
+        <w:t xml:space="preserve"> </w:t>
+      </w:r>
+      <w:r>
+        <w:rPr>
+          <w:lang w:val="pt-BR"/>
+        </w:rPr>
+        <w:t xml:space="preserve">“Zwischenraum”</w:t>
+      </w:r>
+      <w:r>
+        <w:rPr>
+          <w:lang w:val="pt-BR"/>
+        </w:rPr>
+        <w:t xml:space="preserve"> </w:t>
+      </w:r>
+      <w:r>
+        <w:rPr>
+          <w:lang w:val="pt-BR"/>
+        </w:rPr>
+        <w:t xml:space="preserve">como termo do próprio Warburg é mais elaboração didi-hubermaniana do que uso documentado; conferir as passagens citadas]. O Atlas Iconocrático conserva a topologia — o sentido está no</w:t>
       </w:r>
       <w:r>
         <w:rPr>
@@ -31256,9 +33307,9 @@
         <w:t xml:space="preserve">(montagem), não os conceitos.</w:t>
       </w:r>
     </w:p>
-    <w:bookmarkEnd w:id="118"/>
-    <w:bookmarkEnd w:id="119"/>
-    <w:bookmarkStart w:id="178" w:name="Xb0ab7fb51e79684b7519e4ee2a7b3c836c13ca8"/>
+    <w:bookmarkEnd w:id="123"/>
+    <w:bookmarkEnd w:id="124"/>
+    <w:bookmarkStart w:id="183" w:name="Xb0ab7fb51e79684b7519e4ee2a7b3c836c13ca8"/>
     <w:p>
       <w:pPr>
         <w:pStyle w:val="Heading1"/>
@@ -31347,7 +33398,7 @@
         <w:t xml:space="preserve">, suporte material e transição fundacional → normativo → militar.</w:t>
       </w:r>
     </w:p>
-    <w:bookmarkStart w:id="126" w:name="X9494384e5f15ee6eb8f5047f3a743f609ad28ec"/>
+    <w:bookmarkStart w:id="131" w:name="X9494384e5f15ee6eb8f5047f3a743f609ad28ec"/>
     <w:p>
       <w:pPr>
         <w:pStyle w:val="Heading2"/>
@@ -31544,7 +33595,7 @@
         <w:t xml:space="preserve">já é começar a morrer como corpo.</w:t>
       </w:r>
     </w:p>
-    <w:bookmarkStart w:id="123" w:name="layout-do-painel-3-imagens-2-textos"/>
+    <w:bookmarkStart w:id="128" w:name="layout-do-painel-3-imagens-2-textos"/>
     <w:p>
       <w:pPr>
         <w:pStyle w:val="Heading3"/>
@@ -31566,7 +33617,7 @@
         <w:t xml:space="preserve">9.1.1 — Layout do painel (3 imagens + 2 textos)</w:t>
       </w:r>
     </w:p>
-    <w:bookmarkStart w:id="120" w:name="a-polo-esquerdo-o-corpo-insurgente"/>
+    <w:bookmarkStart w:id="125" w:name="a-polo-esquerdo-o-corpo-insurgente"/>
     <w:p>
       <w:pPr>
         <w:pStyle w:val="Heading4"/>
@@ -31880,8 +33931,8 @@
         <w:t xml:space="preserve">purifica.</w:t>
       </w:r>
     </w:p>
-    <w:bookmarkEnd w:id="120"/>
-    <w:bookmarkStart w:id="121" w:name="b-centro-o-nascimento-da-fórmula"/>
+    <w:bookmarkEnd w:id="125"/>
+    <w:bookmarkStart w:id="126" w:name="b-centro-o-nascimento-da-fórmula"/>
     <w:p>
       <w:pPr>
         <w:pStyle w:val="Heading4"/>
@@ -32062,8 +34113,8 @@
         <w:t xml:space="preserve">da alegoria é, simultaneamente, a gênese da substituição.</w:t>
       </w:r>
     </w:p>
-    <w:bookmarkEnd w:id="121"/>
-    <w:bookmarkStart w:id="122" w:name="c-polo-direito-a-moldura-da-lei"/>
+    <w:bookmarkEnd w:id="126"/>
+    <w:bookmarkStart w:id="127" w:name="c-polo-direito-a-moldura-da-lei"/>
     <w:p>
       <w:pPr>
         <w:pStyle w:val="Heading4"/>
@@ -32382,9 +34433,9 @@
         <w:t xml:space="preserve">Contrato Sexual Visual: a presença simbólica das mulheres como condição estética da sua ausência cívica.</w:t>
       </w:r>
     </w:p>
-    <w:bookmarkEnd w:id="122"/>
-    <w:bookmarkEnd w:id="123"/>
-    <w:bookmarkStart w:id="124" w:name="síntese-do-painel"/>
+    <w:bookmarkEnd w:id="127"/>
+    <w:bookmarkEnd w:id="128"/>
+    <w:bookmarkStart w:id="129" w:name="síntese-do-painel"/>
     <w:p>
       <w:pPr>
         <w:pStyle w:val="Heading3"/>
@@ -32491,8 +34542,8 @@
         <w:t xml:space="preserve">corpo ainda está suficientemente vivo para que a sua captura se veja como perda.</w:t>
       </w:r>
     </w:p>
-    <w:bookmarkEnd w:id="124"/>
-    <w:bookmarkStart w:id="125" w:name="itens-corpus-identificados"/>
+    <w:bookmarkEnd w:id="129"/>
+    <w:bookmarkStart w:id="130" w:name="itens-corpus-identificados"/>
     <w:p>
       <w:pPr>
         <w:pStyle w:val="Heading3"/>
@@ -32860,9 +34911,9 @@
         </w:pict>
       </w:r>
     </w:p>
-    <w:bookmarkEnd w:id="125"/>
-    <w:bookmarkEnd w:id="126"/>
-    <w:bookmarkStart w:id="133" w:name="painel-ii-justitia-a-genealogia-da-venda"/>
+    <w:bookmarkEnd w:id="130"/>
+    <w:bookmarkEnd w:id="131"/>
+    <w:bookmarkStart w:id="138" w:name="painel-ii-justitia-a-genealogia-da-venda"/>
     <w:p>
       <w:pPr>
         <w:pStyle w:val="Heading2"/>
@@ -33007,7 +35058,7 @@
         <w:t xml:space="preserve">exclusão: a mulher que personifica o foro é a que dele foi banida.</w:t>
       </w:r>
     </w:p>
-    <w:bookmarkStart w:id="130" w:name="layout-do-painel-3-imagens-2-textos-1"/>
+    <w:bookmarkStart w:id="135" w:name="layout-do-painel-3-imagens-2-textos-1"/>
     <w:p>
       <w:pPr>
         <w:pStyle w:val="Heading3"/>
@@ -33029,7 +35080,7 @@
         <w:t xml:space="preserve">9.2.1 — Layout do painel (3 imagens + 2 textos)</w:t>
       </w:r>
     </w:p>
-    <w:bookmarkStart w:id="127" w:name="a-polo-esquerdo-a-justiça-ainda-enviada"/>
+    <w:bookmarkStart w:id="132" w:name="a-polo-esquerdo-a-justiça-ainda-enviada"/>
     <w:p>
       <w:pPr>
         <w:pStyle w:val="Heading4"/>
@@ -33400,8 +35451,8 @@
         <w:t xml:space="preserve">relacional que a venda a extrairá.</w:t>
       </w:r>
     </w:p>
-    <w:bookmarkEnd w:id="127"/>
-    <w:bookmarkStart w:id="128" w:name="b-centro-a-venda-como-operação"/>
+    <w:bookmarkEnd w:id="132"/>
+    <w:bookmarkStart w:id="133" w:name="b-centro-a-venda-como-operação"/>
     <w:p>
       <w:pPr>
         <w:pStyle w:val="Heading4"/>
@@ -33736,8 +35787,8 @@
         <w:t xml:space="preserve">justiça é a mesma que nega às mulheres reais o acesso às funções que a alegoria simboliza.</w:t>
       </w:r>
     </w:p>
-    <w:bookmarkEnd w:id="128"/>
-    <w:bookmarkStart w:id="129" w:name="c-polo-direito-a-justiça-cega"/>
+    <w:bookmarkEnd w:id="133"/>
+    <w:bookmarkStart w:id="134" w:name="c-polo-direito-a-justiça-cega"/>
     <w:p>
       <w:pPr>
         <w:pStyle w:val="Heading4"/>
@@ -34046,9 +36097,9 @@
         <w:t xml:space="preserve">Cegá-la foi torná-la funcional.</w:t>
       </w:r>
     </w:p>
-    <w:bookmarkEnd w:id="129"/>
-    <w:bookmarkEnd w:id="130"/>
-    <w:bookmarkStart w:id="131" w:name="síntese-do-painel-1"/>
+    <w:bookmarkEnd w:id="134"/>
+    <w:bookmarkEnd w:id="135"/>
+    <w:bookmarkStart w:id="136" w:name="síntese-do-painel-1"/>
     <w:p>
       <w:pPr>
         <w:pStyle w:val="Heading3"/>
@@ -34216,8 +36267,8 @@
         <w:t xml:space="preserve">cegueira institui como virtude a própria exclusão que a fundou.</w:t>
       </w:r>
     </w:p>
-    <w:bookmarkEnd w:id="131"/>
-    <w:bookmarkStart w:id="132" w:name="itens-corpus-identificados-1"/>
+    <w:bookmarkEnd w:id="136"/>
+    <w:bookmarkStart w:id="137" w:name="itens-corpus-identificados-1"/>
     <w:p>
       <w:pPr>
         <w:pStyle w:val="Heading3"/>
@@ -34585,9 +36636,9 @@
         </w:pict>
       </w:r>
     </w:p>
-    <w:bookmarkEnd w:id="132"/>
-    <w:bookmarkEnd w:id="133"/>
-    <w:bookmarkStart w:id="141" w:name="X14bc33ec9ed2bba83aa4745c1b4d8060fde7fb7"/>
+    <w:bookmarkEnd w:id="137"/>
+    <w:bookmarkEnd w:id="138"/>
+    <w:bookmarkStart w:id="146" w:name="X14bc33ec9ed2bba83aa4745c1b4d8060fde7fb7"/>
     <w:p>
       <w:pPr>
         <w:pStyle w:val="Heading2"/>
@@ -34654,7 +36705,7 @@
         <w:t xml:space="preserve">: o corpo que nasce na revolução como corpo de carne — branco, mas ainda vivo, ainda capaz de sujeira, de pólvora, de seio visível — é gradualmente substituído pelo corpo-máquina da ordem institucional: marmóreo, perfilado, cromático, sem seio, sem suor, sem história. Este painel mostra essa operação em três momentos: o nascimento (Villares, 1889), a consolidação europeia (Rops, 1871 → Roty, 1897), e a síntese industrial (Janinet/Moitte).</w:t>
       </w:r>
     </w:p>
-    <w:bookmarkStart w:id="137" w:name="layout-do-painel-3-imagens-2-textos-2"/>
+    <w:bookmarkStart w:id="142" w:name="layout-do-painel-3-imagens-2-textos-2"/>
     <w:p>
       <w:pPr>
         <w:pStyle w:val="Heading3"/>
@@ -34676,7 +36727,7 @@
         <w:t xml:space="preserve">9.3.1 — Layout do painel (3 imagens + 2 textos)</w:t>
       </w:r>
     </w:p>
-    <w:bookmarkStart w:id="134" w:name="a-polo-esquerdo-o-corpo-fundacional"/>
+    <w:bookmarkStart w:id="139" w:name="a-polo-esquerdo-o-corpo-fundacional"/>
     <w:p>
       <w:pPr>
         <w:pStyle w:val="Heading4"/>
@@ -34804,7 +36855,7 @@
         <w:rPr>
           <w:lang w:val="pt-BR"/>
         </w:rPr>
-        <w:t xml:space="preserve">. O Brasil que emerge da escravidão, 60% negro e mestiço, é representado por um corpo que não poderia habitá-lo. A alegoria funciona como promessa de futuro na medida em que nega o presente.</w:t>
+        <w:t xml:space="preserve">. O Brasil que emerge da escravidão, 60% negro e mestiço [VERIFICAR: percentual demográfico sem fonte — citar censo de 1872/1890], é representado por um corpo que não poderia habitá-lo. A alegoria funciona como promessa de futuro na medida em que nega o presente.</w:t>
       </w:r>
     </w:p>
     <w:p>
@@ -34818,8 +36869,8 @@
         <w:t xml:space="preserve">Endurecimento: desincorporação 3 · rigidez 3 · uniformização facial 3 · monocromatização 3 · inscrição estatal 0. O baixo score de inscrição é sintomático: o corpo ainda resiste à fixação estatal. Ainda há, na tela, um excesso de técnica pictórica que a moeda posterior eliminará.</w:t>
       </w:r>
     </w:p>
-    <w:bookmarkEnd w:id="134"/>
-    <w:bookmarkStart w:id="135" w:name="b-centro-o-zwischenraum-como-operação"/>
+    <w:bookmarkEnd w:id="139"/>
+    <w:bookmarkStart w:id="140" w:name="b-centro-o-zwischenraum-como-operação"/>
     <w:p>
       <w:pPr>
         <w:pStyle w:val="Heading4"/>
@@ -34988,8 +37039,8 @@
         <w:t xml:space="preserve">do corpo. O corpo branco é o único que pode desaparecer em função sem deixar de ser legível. O corpo negro, o corpo pardo, o corpo indígena são sempre visíveis como particulares. O Contrato Racial Visual diz: só o corpo que já é abstrato pode tornar-se função. E só o corpo branco é, no vocabulário visual do século XIX, abstrato o suficiente.</w:t>
       </w:r>
     </w:p>
-    <w:bookmarkEnd w:id="135"/>
-    <w:bookmarkStart w:id="136" w:name="c-polo-direito-o-corpo-normativo"/>
+    <w:bookmarkEnd w:id="140"/>
+    <w:bookmarkStart w:id="141" w:name="c-polo-direito-o-corpo-normativo"/>
     <w:p>
       <w:pPr>
         <w:pStyle w:val="Heading4"/>
@@ -35202,7 +37253,7 @@
         <w:rPr>
           <w:lang w:val="pt-BR"/>
         </w:rPr>
-        <w:t xml:space="preserve">. Endurecimento composto 2,7 (estimado), regime normativo (com trajetória de transição para o militar; ver Painel IV). A Semeuse sobrevive porque cruzou o limiar de dessexualização — o corpo que deixa de ser desejável para tornar-se funcional.</w:t>
+        <w:t xml:space="preserve">. Endurecimento composto 2,5 no registro codificado (antes da codificação, estimava-se 2,7), regime normativo (com trajetória de transição para o militar; ver Painel IV). A Semeuse sobrevive porque cruzou o limiar de dessexualização — o corpo que deixa de ser desejável para tornar-se funcional.</w:t>
       </w:r>
     </w:p>
     <w:p>
@@ -35268,9 +37319,9 @@
         <w:t xml:space="preserve">dessa transição: há volume, sombra, a possibilidade de desejo. A moeda extingue essa possibilidade. O Zwischenraum entre busto fotográfico e moeda perfilada é o lugar onde o desejo morre e a função nasce.</w:t>
       </w:r>
     </w:p>
-    <w:bookmarkEnd w:id="136"/>
-    <w:bookmarkEnd w:id="137"/>
-    <w:bookmarkStart w:id="138" w:name="contraponto-inferior-imagem-4-opcional"/>
+    <w:bookmarkEnd w:id="141"/>
+    <w:bookmarkEnd w:id="142"/>
+    <w:bookmarkStart w:id="143" w:name="contraponto-inferior-imagem-4-opcional"/>
     <w:p>
       <w:pPr>
         <w:pStyle w:val="Heading3"/>
@@ -35446,8 +37497,8 @@
         <w:t xml:space="preserve">se deixou abstrair completamente. Funciona como contra-alegoria dentro do próprio painel.</w:t>
       </w:r>
     </w:p>
-    <w:bookmarkEnd w:id="138"/>
-    <w:bookmarkStart w:id="139" w:name="síntese-do-painel-2"/>
+    <w:bookmarkEnd w:id="143"/>
+    <w:bookmarkStart w:id="144" w:name="síntese-do-painel-2"/>
     <w:p>
       <w:pPr>
         <w:pStyle w:val="Heading3"/>
@@ -35526,8 +37577,8 @@
         <w:t xml:space="preserve">em função é sempre o corpo que já era, visualmente, abstrato. O Zwischenraum é onde essa desaparição se realiza.</w:t>
       </w:r>
     </w:p>
-    <w:bookmarkEnd w:id="139"/>
-    <w:bookmarkStart w:id="140" w:name="itens-corpus-identificados-2"/>
+    <w:bookmarkEnd w:id="144"/>
+    <w:bookmarkStart w:id="145" w:name="itens-corpus-identificados-2"/>
     <w:p>
       <w:pPr>
         <w:pStyle w:val="Heading3"/>
@@ -35705,7 +37756,7 @@
               <w:rPr>
                 <w:lang w:val="pt-BR"/>
               </w:rPr>
-              <w:t xml:space="preserve">2,4 (estimado)</w:t>
+              <w:t xml:space="preserve">2,4 (estimado; ledger: 1,0 — VERIFICAR divergência)</w:t>
             </w:r>
           </w:p>
         </w:tc>
@@ -35791,7 +37842,7 @@
               <w:rPr>
                 <w:lang w:val="pt-BR"/>
               </w:rPr>
-              <w:t xml:space="preserve">1,9 (estimado)</w:t>
+              <w:t xml:space="preserve">1,9 (estimado; ledger: 0,5, normativo — VERIFICAR)</w:t>
             </w:r>
           </w:p>
         </w:tc>
@@ -35849,7 +37900,7 @@
               <w:rPr>
                 <w:lang w:val="pt-BR"/>
               </w:rPr>
-              <w:t xml:space="preserve">FR-038</w:t>
+              <w:t xml:space="preserve">FR-SEM-1898</w:t>
             </w:r>
           </w:p>
         </w:tc>
@@ -35877,7 +37928,7 @@
               <w:rPr>
                 <w:lang w:val="pt-BR"/>
               </w:rPr>
-              <w:t xml:space="preserve">2,7 (estimado)</w:t>
+              <w:t xml:space="preserve">2,5 (codificado; era 2,7 estimado)</w:t>
             </w:r>
           </w:p>
         </w:tc>
@@ -35935,7 +37986,7 @@
               <w:rPr>
                 <w:lang w:val="pt-BR"/>
               </w:rPr>
-              <w:t xml:space="preserve">FR-SCOUT-006</w:t>
+              <w:t xml:space="preserve">FR-038</w:t>
             </w:r>
           </w:p>
         </w:tc>
@@ -35949,7 +38000,7 @@
               <w:rPr>
                 <w:lang w:val="pt-BR"/>
               </w:rPr>
-              <w:t xml:space="preserve">contra-alegoria?</w:t>
+              <w:t xml:space="preserve">contra-alegoria? [VERIFICAR regime no ledger]</w:t>
             </w:r>
           </w:p>
         </w:tc>
@@ -35963,7 +38014,7 @@
               <w:rPr>
                 <w:lang w:val="pt-BR"/>
               </w:rPr>
-              <w:t xml:space="preserve">1,5 (estimado)</w:t>
+              <w:t xml:space="preserve">1,5 (estimado; ledger: 1,2)</w:t>
             </w:r>
           </w:p>
         </w:tc>
@@ -35990,9 +38041,9 @@
         </w:pict>
       </w:r>
     </w:p>
-    <w:bookmarkEnd w:id="140"/>
-    <w:bookmarkEnd w:id="141"/>
-    <w:bookmarkStart w:id="149" w:name="X26c5a48516e98d0a4d788edd49060460bb09fd1"/>
+    <w:bookmarkEnd w:id="145"/>
+    <w:bookmarkEnd w:id="146"/>
+    <w:bookmarkStart w:id="154" w:name="X26c5a48516e98d0a4d788edd49060460bb09fd1"/>
     <w:p>
       <w:pPr>
         <w:pStyle w:val="Heading2"/>
@@ -36105,7 +38156,7 @@
         <w:t xml:space="preserve">— o corpo é despojado o suficiente para ser reconhecido como purificado, insuficientemente para deixar de ser desejável. É essa indecisão formal que mata a alegoria. Nesse Zwischenraum maldito — onde a personificação é simultaneamente viva e morta, feminina e funcional, pedagógica e erótica, desejável e proibida — o projeto americano de uma República incarada fracassa. O recalque vem de dentro: da incapacidade estrutural do Contrato Sexual Visual em comportar um corpo que recusa tanto a carne quanto a máquina. Este painel documenta essa falha em três momentos: o limiar inacabado (Seated Liberty, 1840), a catástrofe performativa (History Instructing Youth, 1896) e a morte programática (Columbia adormecida, Flagg, 1917), sempre em contraste com a travessia bem-sucedida operada pela via francesa.</w:t>
       </w:r>
     </w:p>
-    <w:bookmarkStart w:id="146" w:name="layout-do-painel-4-imagens-3-textos"/>
+    <w:bookmarkStart w:id="151" w:name="layout-do-painel-4-imagens-3-textos"/>
     <w:p>
       <w:pPr>
         <w:pStyle w:val="Heading3"/>
@@ -36127,7 +38178,7 @@
         <w:t xml:space="preserve">9.4.1 — Layout do painel (4 imagens + 3 textos)</w:t>
       </w:r>
     </w:p>
-    <w:bookmarkStart w:id="142" w:name="a-polo-esquerdo-o-limiar-inacabado"/>
+    <w:bookmarkStart w:id="147" w:name="a-polo-esquerdo-o-limiar-inacabado"/>
     <w:p>
       <w:pPr>
         <w:pStyle w:val="Heading4"/>
@@ -36514,8 +38565,8 @@
         <w:t xml:space="preserve">recusa essa desaparição, conservando um resíduo de corporalidade que a impede de persistir como alegoria e, paradoxalmente, a impede também de ser rejeitada. Ela sobrevive como moeda, mas fracassa como ícone.</w:t>
       </w:r>
     </w:p>
-    <w:bookmarkEnd w:id="142"/>
-    <w:bookmarkStart w:id="143" w:name="Xb1323b49aa4a22b3188df17c4956dad79838e1a"/>
+    <w:bookmarkEnd w:id="147"/>
+    <w:bookmarkStart w:id="148" w:name="Xb1323b49aa4a22b3188df17c4956dad79838e1a"/>
     <w:p>
       <w:pPr>
         <w:pStyle w:val="Heading4"/>
@@ -36738,7 +38789,7 @@
         <w:rPr>
           <w:lang w:val="pt-BR"/>
         </w:rPr>
-        <w:t xml:space="preserve">pela representação estatal. É essa operação que Mondzain</w:t>
+        <w:t xml:space="preserve">pela representação estatal. É essa operação que, nos termos de Mondzain</w:t>
       </w:r>
       <w:r>
         <w:rPr>
@@ -36756,13 +38807,7 @@
         <w:rPr>
           <w:lang w:val="pt-BR"/>
         </w:rPr>
-        <w:t xml:space="preserve"> </w:t>
-      </w:r>
-      <w:r>
-        <w:rPr>
-          <w:lang w:val="pt-BR"/>
-        </w:rPr>
-        <w:t xml:space="preserve">identifica como a conversão do ícone em economia visual, e que a teoria do endurecimento refrata como a transição do regime fundacional ao normativo: o corpo que persistia como Nachleben — sobrevivência, revenant, retorno do morto — é finalmente assassinado pela abstração, morte</w:t>
+        <w:t xml:space="preserve">, converte o ícone em economia icônica [VERIFICAR: conferir a passagem exata e a página em Mondzain 2002; a leitura da Semeuse é da tese], e que a teoria do endurecimento refrata como a transição do regime fundacional ao normativo: o corpo que persistia como Nachleben — sobrevivência, revenant, retorno do morto — é finalmente assassinado pela abstração, morte</w:t>
       </w:r>
       <w:r>
         <w:rPr>
@@ -36839,7 +38884,7 @@
         <w:rPr>
           <w:lang w:val="pt-BR"/>
         </w:rPr>
-        <w:t xml:space="preserve">. É essa proibição parcial, essa nudez quase-clássica, esse seio quase-invisível, que ativa o recalque. A censura que recolhe o Educational Series em 1896 é o sintoma de um sistema iconocrático que</w:t>
+        <w:t xml:space="preserve">. É essa proibição parcial, essa nudez quase-clássica, esse seio quase-invisível, que ativa o recalque. A censura que recolhe o Educational Series em 1896 [VERIFICAR: recolhimento em 1896 não documentado — a série foi emitida a partir de 1896 e descontinuada por volta de 1899; re-ancorar em queixas contemporâneas documentadas ou no encerramento da série] é o sintoma de um sistema iconocrático que</w:t>
       </w:r>
       <w:r>
         <w:rPr>
@@ -36882,8 +38927,8 @@
         <w:t xml:space="preserve">: o que se vê nela é o cadáver insepulto da alegoria.</w:t>
       </w:r>
     </w:p>
-    <w:bookmarkEnd w:id="143"/>
-    <w:bookmarkStart w:id="144" w:name="X9f3c85852f7377c071e405f8323f3d1d74625e4"/>
+    <w:bookmarkEnd w:id="148"/>
+    <w:bookmarkStart w:id="149" w:name="X9f3c85852f7377c071e405f8323f3d1d74625e4"/>
     <w:p>
       <w:pPr>
         <w:pStyle w:val="Heading4"/>
@@ -37371,8 +39416,8 @@
         <w:t xml:space="preserve">.</w:t>
       </w:r>
     </w:p>
-    <w:bookmarkEnd w:id="144"/>
-    <w:bookmarkStart w:id="145" w:name="X551f519134809770d3b4c25352068c08e471194"/>
+    <w:bookmarkEnd w:id="149"/>
+    <w:bookmarkStart w:id="150" w:name="X551f519134809770d3b4c25352068c08e471194"/>
     <w:p>
       <w:pPr>
         <w:pStyle w:val="Heading4"/>
@@ -37658,9 +39703,9 @@
         <w:t xml:space="preserve">.</w:t>
       </w:r>
     </w:p>
-    <w:bookmarkEnd w:id="145"/>
-    <w:bookmarkEnd w:id="146"/>
-    <w:bookmarkStart w:id="147" w:name="síntese-do-painel-3"/>
+    <w:bookmarkEnd w:id="150"/>
+    <w:bookmarkEnd w:id="151"/>
+    <w:bookmarkStart w:id="152" w:name="síntese-do-painel-3"/>
     <w:p>
       <w:pPr>
         <w:pStyle w:val="Heading3"/>
@@ -37937,8 +39982,8 @@
         <w:t xml:space="preserve">no arquivo monetário.</w:t>
       </w:r>
     </w:p>
-    <w:bookmarkEnd w:id="147"/>
-    <w:bookmarkStart w:id="148" w:name="itens-corpus-identificados-3"/>
+    <w:bookmarkEnd w:id="152"/>
+    <w:bookmarkStart w:id="153" w:name="itens-corpus-identificados-3"/>
     <w:p>
       <w:pPr>
         <w:pStyle w:val="Heading3"/>
@@ -38401,9 +40446,9 @@
         </w:pict>
       </w:r>
     </w:p>
-    <w:bookmarkEnd w:id="148"/>
-    <w:bookmarkEnd w:id="149"/>
-    <w:bookmarkStart w:id="156" w:name="Xa26ff323851612996d335906c1f892a669f9cfc"/>
+    <w:bookmarkEnd w:id="153"/>
+    <w:bookmarkEnd w:id="154"/>
+    <w:bookmarkStart w:id="161" w:name="Xa26ff323851612996d335906c1f892a669f9cfc"/>
     <w:p>
       <w:pPr>
         <w:pStyle w:val="Heading2"/>
@@ -38588,7 +40633,7 @@
         <w:t xml:space="preserve">a estrutura.</w:t>
       </w:r>
     </w:p>
-    <w:bookmarkStart w:id="153" w:name="layout-do-painel-3-imagens-2-textos-3"/>
+    <w:bookmarkStart w:id="158" w:name="layout-do-painel-3-imagens-2-textos-3"/>
     <w:p>
       <w:pPr>
         <w:pStyle w:val="Heading3"/>
@@ -38610,7 +40655,7 @@
         <w:t xml:space="preserve">9.5.1 — Layout do painel (3 imagens + 2 textos)</w:t>
       </w:r>
     </w:p>
-    <w:bookmarkStart w:id="150" w:name="X4cc6528e1024a5728c0764d094aae5c5d35f5f2"/>
+    <w:bookmarkStart w:id="155" w:name="X4cc6528e1024a5728c0764d094aae5c5d35f5f2"/>
     <w:p>
       <w:pPr>
         <w:pStyle w:val="Heading4"/>
@@ -38856,8 +40901,8 @@
         <w:t xml:space="preserve">instalada, não se corrige.</w:t>
       </w:r>
     </w:p>
-    <w:bookmarkEnd w:id="150"/>
-    <w:bookmarkStart w:id="151" w:name="b-centro-o-suporte-como-operador"/>
+    <w:bookmarkEnd w:id="155"/>
+    <w:bookmarkStart w:id="156" w:name="b-centro-o-suporte-como-operador"/>
     <w:p>
       <w:pPr>
         <w:pStyle w:val="Heading4"/>
@@ -39058,8 +41103,8 @@
         <w:t xml:space="preserve">edifício.</w:t>
       </w:r>
     </w:p>
-    <w:bookmarkEnd w:id="151"/>
-    <w:bookmarkStart w:id="152" w:name="c-polo-direito-a-pedra-total"/>
+    <w:bookmarkEnd w:id="156"/>
+    <w:bookmarkStart w:id="157" w:name="c-polo-direito-a-pedra-total"/>
     <w:p>
       <w:pPr>
         <w:pStyle w:val="Heading4"/>
@@ -39478,9 +41523,9 @@
         <w:t xml:space="preserve">encontra em Poelaert o seu monumento.</w:t>
       </w:r>
     </w:p>
-    <w:bookmarkEnd w:id="152"/>
-    <w:bookmarkEnd w:id="153"/>
-    <w:bookmarkStart w:id="154" w:name="síntese-do-painel-4"/>
+    <w:bookmarkEnd w:id="157"/>
+    <w:bookmarkEnd w:id="158"/>
+    <w:bookmarkStart w:id="159" w:name="síntese-do-painel-4"/>
     <w:p>
       <w:pPr>
         <w:pStyle w:val="Heading3"/>
@@ -39619,8 +41664,8 @@
         <w:t xml:space="preserve">tornou coluna não pode mais ser derrubada sem que se derrube o edifício.</w:t>
       </w:r>
     </w:p>
-    <w:bookmarkEnd w:id="154"/>
-    <w:bookmarkStart w:id="155" w:name="itens-corpus-identificados-4"/>
+    <w:bookmarkEnd w:id="159"/>
+    <w:bookmarkStart w:id="160" w:name="itens-corpus-identificados-4"/>
     <w:p>
       <w:pPr>
         <w:pStyle w:val="Heading3"/>
@@ -40024,9 +42069,9 @@
         </w:pict>
       </w:r>
     </w:p>
-    <w:bookmarkEnd w:id="155"/>
-    <w:bookmarkEnd w:id="156"/>
-    <w:bookmarkStart w:id="163" w:name="X1acdcfb65a51ff43197dae6a57dca291bf916be"/>
+    <w:bookmarkEnd w:id="160"/>
+    <w:bookmarkEnd w:id="161"/>
+    <w:bookmarkStart w:id="168" w:name="X1acdcfb65a51ff43197dae6a57dca291bf916be"/>
     <w:p>
       <w:pPr>
         <w:pStyle w:val="Heading2"/>
@@ -40265,7 +42310,7 @@
         <w:t xml:space="preserve">argumenta, menos ela petrifica; quanto mais serve ao império, mais endurece.</w:t>
       </w:r>
     </w:p>
-    <w:bookmarkStart w:id="160" w:name="layout-do-painel-3-imagens-2-textos-4"/>
+    <w:bookmarkStart w:id="165" w:name="layout-do-painel-3-imagens-2-textos-4"/>
     <w:p>
       <w:pPr>
         <w:pStyle w:val="Heading3"/>
@@ -40287,7 +42332,7 @@
         <w:t xml:space="preserve">9.6.1 — Layout do painel (3 imagens + 2 textos)</w:t>
       </w:r>
     </w:p>
-    <w:bookmarkStart w:id="157" w:name="a-polo-esquerdo-a-balança-como-argumento"/>
+    <w:bookmarkStart w:id="162" w:name="a-polo-esquerdo-a-balança-como-argumento"/>
     <w:p>
       <w:pPr>
         <w:pStyle w:val="Heading4"/>
@@ -40646,8 +42691,8 @@
         <w:t xml:space="preserve">narratividade que o endurecimento posterior extinguirá.</w:t>
       </w:r>
     </w:p>
-    <w:bookmarkEnd w:id="157"/>
-    <w:bookmarkStart w:id="158" w:name="X2e1c4df03cce8b37aa884162f54b7e4a59e85fe"/>
+    <w:bookmarkEnd w:id="162"/>
+    <w:bookmarkStart w:id="163" w:name="X2e1c4df03cce8b37aa884162f54b7e4a59e85fe"/>
     <w:p>
       <w:pPr>
         <w:pStyle w:val="Heading4"/>
@@ -40824,8 +42869,8 @@
         <w:t xml:space="preserve">circule.</w:t>
       </w:r>
     </w:p>
-    <w:bookmarkEnd w:id="158"/>
-    <w:bookmarkStart w:id="159" w:name="c-polo-direito-a-moeda-imperial"/>
+    <w:bookmarkEnd w:id="163"/>
+    <w:bookmarkStart w:id="164" w:name="c-polo-direito-a-moeda-imperial"/>
     <w:p>
       <w:pPr>
         <w:pStyle w:val="Heading4"/>
@@ -41142,9 +43187,9 @@
         <w:t xml:space="preserve">vende sob o rosto sereno de uma mulher que nunca votou nem no império que a cunhou.</w:t>
       </w:r>
     </w:p>
-    <w:bookmarkEnd w:id="159"/>
-    <w:bookmarkEnd w:id="160"/>
-    <w:bookmarkStart w:id="161" w:name="síntese-do-painel-5"/>
+    <w:bookmarkEnd w:id="164"/>
+    <w:bookmarkEnd w:id="165"/>
+    <w:bookmarkStart w:id="166" w:name="síntese-do-painel-5"/>
     <w:p>
       <w:pPr>
         <w:pStyle w:val="Heading3"/>
@@ -41281,8 +43326,8 @@
         <w:t xml:space="preserve">tem a dizer.</w:t>
       </w:r>
     </w:p>
-    <w:bookmarkEnd w:id="161"/>
-    <w:bookmarkStart w:id="162" w:name="itens-corpus-identificados-5"/>
+    <w:bookmarkEnd w:id="166"/>
+    <w:bookmarkStart w:id="167" w:name="itens-corpus-identificados-5"/>
     <w:p>
       <w:pPr>
         <w:pStyle w:val="Heading3"/>
@@ -41725,9 +43770,9 @@
         </w:pict>
       </w:r>
     </w:p>
-    <w:bookmarkEnd w:id="162"/>
-    <w:bookmarkEnd w:id="163"/>
-    <w:bookmarkStart w:id="170" w:name="X01631bb7c1959b2633c368debcd511d08f7bb2f"/>
+    <w:bookmarkEnd w:id="167"/>
+    <w:bookmarkEnd w:id="168"/>
+    <w:bookmarkStart w:id="175" w:name="X01631bb7c1959b2633c368debcd511d08f7bb2f"/>
     <w:p>
       <w:pPr>
         <w:pStyle w:val="Heading2"/>
@@ -41918,7 +43963,7 @@
         <w:t xml:space="preserve">projeto —, e é precisamente essa impossibilidade que o torna operante.</w:t>
       </w:r>
     </w:p>
-    <w:bookmarkStart w:id="167" w:name="layout-do-painel-3-imagens-2-textos-5"/>
+    <w:bookmarkStart w:id="172" w:name="layout-do-painel-3-imagens-2-textos-5"/>
     <w:p>
       <w:pPr>
         <w:pStyle w:val="Heading3"/>
@@ -41940,7 +43985,7 @@
         <w:t xml:space="preserve">9.7.1 — Layout do painel (3 imagens + 2 textos)</w:t>
       </w:r>
     </w:p>
-    <w:bookmarkStart w:id="164" w:name="Xcaf18300d16ea7aba1dbbca945497dd71037b7b"/>
+    <w:bookmarkStart w:id="169" w:name="Xcaf18300d16ea7aba1dbbca945497dd71037b7b"/>
     <w:p>
       <w:pPr>
         <w:pStyle w:val="Heading4"/>
@@ -42151,8 +44196,8 @@
         <w:t xml:space="preserve">visualmente legível no vocabulário do neoclassicismo oitocentista.</w:t>
       </w:r>
     </w:p>
-    <w:bookmarkEnd w:id="164"/>
-    <w:bookmarkStart w:id="165" w:name="Xe0a5d9e9d7d6a3598a717e9aa2bbe76454ded14"/>
+    <w:bookmarkEnd w:id="169"/>
+    <w:bookmarkStart w:id="170" w:name="Xe0a5d9e9d7d6a3598a717e9aa2bbe76454ded14"/>
     <w:p>
       <w:pPr>
         <w:pStyle w:val="Heading4"/>
@@ -42347,8 +44392,8 @@
         <w:t xml:space="preserve">se apresenta como neutra — e é essa apresentação que o painel torna visível.</w:t>
       </w:r>
     </w:p>
-    <w:bookmarkEnd w:id="165"/>
-    <w:bookmarkStart w:id="166" w:name="X0048ab7e174b03f4998e01ff710188675fa7d67"/>
+    <w:bookmarkEnd w:id="170"/>
+    <w:bookmarkStart w:id="171" w:name="X0048ab7e174b03f4998e01ff710188675fa7d67"/>
     <w:p>
       <w:pPr>
         <w:pStyle w:val="Heading4"/>
@@ -42600,9 +44645,9 @@
         <w:t xml:space="preserve">porque não há sujeito, apenas o corpo que pôde desaparecer em função.</w:t>
       </w:r>
     </w:p>
-    <w:bookmarkEnd w:id="166"/>
-    <w:bookmarkEnd w:id="167"/>
-    <w:bookmarkStart w:id="168" w:name="síntese-do-painel-6"/>
+    <w:bookmarkEnd w:id="171"/>
+    <w:bookmarkEnd w:id="172"/>
+    <w:bookmarkStart w:id="173" w:name="síntese-do-painel-6"/>
     <w:p>
       <w:pPr>
         <w:pStyle w:val="Heading3"/>
@@ -42739,8 +44784,8 @@
         <w:t xml:space="preserve">governa, mas naturalizar a exclusão dela do campo do simbólico.</w:t>
       </w:r>
     </w:p>
-    <w:bookmarkEnd w:id="168"/>
-    <w:bookmarkStart w:id="169" w:name="itens-corpus-identificados-6"/>
+    <w:bookmarkEnd w:id="173"/>
+    <w:bookmarkStart w:id="174" w:name="itens-corpus-identificados-6"/>
     <w:p>
       <w:pPr>
         <w:pStyle w:val="Heading3"/>
@@ -43132,9 +45177,9 @@
         </w:pict>
       </w:r>
     </w:p>
-    <w:bookmarkEnd w:id="169"/>
-    <w:bookmarkEnd w:id="170"/>
-    <w:bookmarkStart w:id="177" w:name="painel-viii-fissuras-a-contra-alegoria"/>
+    <w:bookmarkEnd w:id="174"/>
+    <w:bookmarkEnd w:id="175"/>
+    <w:bookmarkStart w:id="182" w:name="painel-viii-fissuras-a-contra-alegoria"/>
     <w:p>
       <w:pPr>
         <w:pStyle w:val="Heading2"/>
@@ -43299,7 +45344,7 @@
         <w:t xml:space="preserve">corpo. Três modos de fissura: pela destruição, pela reencarnação e pela sátira.</w:t>
       </w:r>
     </w:p>
-    <w:bookmarkStart w:id="174" w:name="layout-do-painel-3-imagens-2-textos-6"/>
+    <w:bookmarkStart w:id="179" w:name="layout-do-painel-3-imagens-2-textos-6"/>
     <w:p>
       <w:pPr>
         <w:pStyle w:val="Heading3"/>
@@ -43321,7 +45366,7 @@
         <w:t xml:space="preserve">9.8.1 — Layout do painel (3 imagens + 2 textos)</w:t>
       </w:r>
     </w:p>
-    <w:bookmarkStart w:id="171" w:name="X56d6655b5679964b79b48a1e36bcdcdcc783759"/>
+    <w:bookmarkStart w:id="176" w:name="X56d6655b5679964b79b48a1e36bcdcdcc783759"/>
     <w:p>
       <w:pPr>
         <w:pStyle w:val="Heading4"/>
@@ -43676,8 +45721,8 @@
         <w:t xml:space="preserve">no exato momento em que é atacado.</w:t>
       </w:r>
     </w:p>
-    <w:bookmarkEnd w:id="171"/>
-    <w:bookmarkStart w:id="172" w:name="b-centro-a-fissura-pela-reencarnação"/>
+    <w:bookmarkEnd w:id="176"/>
+    <w:bookmarkStart w:id="177" w:name="b-centro-a-fissura-pela-reencarnação"/>
     <w:p>
       <w:pPr>
         <w:pStyle w:val="Heading4"/>
@@ -44023,8 +46068,8 @@
         <w:t xml:space="preserve">mostra que Columbia sempre foi o lugar vazio de uma mulher.</w:t>
       </w:r>
     </w:p>
-    <w:bookmarkEnd w:id="172"/>
-    <w:bookmarkStart w:id="173" w:name="c-polo-direito-a-fissura-pela-sátira"/>
+    <w:bookmarkEnd w:id="177"/>
+    <w:bookmarkStart w:id="178" w:name="c-polo-direito-a-fissura-pela-sátira"/>
     <w:p>
       <w:pPr>
         <w:pStyle w:val="Heading4"/>
@@ -44331,9 +46376,9 @@
         <w:t xml:space="preserve">ambiguidade que faz da sátira uma fissura: ela habita a fórmula oficial e a corrói de dentro.</w:t>
       </w:r>
     </w:p>
-    <w:bookmarkEnd w:id="173"/>
-    <w:bookmarkEnd w:id="174"/>
-    <w:bookmarkStart w:id="175" w:name="síntese-do-painel-7"/>
+    <w:bookmarkEnd w:id="178"/>
+    <w:bookmarkEnd w:id="179"/>
+    <w:bookmarkStart w:id="180" w:name="síntese-do-painel-7"/>
     <w:p>
       <w:pPr>
         <w:pStyle w:val="Heading3"/>
@@ -44472,8 +46517,8 @@
         <w:t xml:space="preserve">produção que estes gestos, cada um a seu modo, interrompem.</w:t>
       </w:r>
     </w:p>
-    <w:bookmarkEnd w:id="175"/>
-    <w:bookmarkStart w:id="176" w:name="itens-corpus-identificados-7"/>
+    <w:bookmarkEnd w:id="180"/>
+    <w:bookmarkStart w:id="181" w:name="itens-corpus-identificados-7"/>
     <w:p>
       <w:pPr>
         <w:pStyle w:val="Heading3"/>
@@ -45085,10 +47130,10 @@
         <w:t xml:space="preserve">prévia no corpus.</w:t>
       </w:r>
     </w:p>
-    <w:bookmarkEnd w:id="176"/>
-    <w:bookmarkEnd w:id="177"/>
-    <w:bookmarkEnd w:id="178"/>
-    <w:bookmarkStart w:id="269" w:name="conclusão"/>
+    <w:bookmarkEnd w:id="181"/>
+    <w:bookmarkEnd w:id="182"/>
+    <w:bookmarkEnd w:id="183"/>
+    <w:bookmarkStart w:id="297" w:name="conclusão"/>
     <w:p>
       <w:pPr>
         <w:pStyle w:val="Heading1"/>
@@ -45110,7 +47155,7 @@
         <w:t xml:space="preserve">Conclusão</w:t>
       </w:r>
     </w:p>
-    <w:bookmarkStart w:id="179" w:name="Xd9d0e21f10da7612cd229dd36a6bdfd9e3f7522"/>
+    <w:bookmarkStart w:id="184" w:name="Xd9d0e21f10da7612cd229dd36a6bdfd9e3f7522"/>
     <w:p>
       <w:pPr>
         <w:pStyle w:val="Heading2"/>
@@ -45268,11 +47313,11 @@
         <w:rPr>
           <w:lang w:val="pt-BR"/>
         </w:rPr>
-        <w:t xml:space="preserve">(Cap. 5.2) é o mecanismo formal que produz os três efeitos: operação de extração do feminino histórico para fixá-lo no eterno alegórico, ancorada na matriz jurídica de Kantorowicz (1957), Legendre (1994) e Hespanha (2005), e mensurada, em escala ordinal 0–3 sobre as 145 peças do corpus, pelos dez indicadores de endurecimento. Os três primeiros conceitos descrevem efeitos — político, subjetivo, racial; o quarto descreve a operação que os produz, e é sobre ele que recai a operacionalização empírica que distingue metodologicamente esta tese na história da cultura jurídica.</w:t>
-      </w:r>
-    </w:p>
-    <w:bookmarkEnd w:id="179"/>
-    <w:bookmarkStart w:id="180" w:name="Xc71b8681d6857bb7f685a54de39b43132a330a4"/>
+        <w:t xml:space="preserve">(Cap. 5.2) é o mecanismo formal que produz os três efeitos: operação de extração do feminino histórico para fixá-lo no eterno alegórico, ancorada na matriz jurídica de Kantorowicz (1957), Legendre (1994) e Hespanha (2005), e mensurada, em escala ordinal 0–3, pelos dez indicadores de endurecimento aplicados ao catálogo documentado (336 registros no instantâneo de trabalho de setembro de 2026; 286 com codificação de purificação). Os três primeiros conceitos descrevem efeitos — político, subjetivo, racial; o quarto descreve a operação que os produz, e é sobre ele que recai a operacionalização empírica que distingue metodologicamente esta tese na história da cultura jurídica.</w:t>
+      </w:r>
+    </w:p>
+    <w:bookmarkEnd w:id="184"/>
+    <w:bookmarkStart w:id="185" w:name="Xc71b8681d6857bb7f685a54de39b43132a330a4"/>
     <w:p>
       <w:pPr>
         <w:pStyle w:val="Heading2"/>
@@ -45294,8 +47339,8 @@
         <w:t xml:space="preserve">C.2 — O Contrato Sexual Visual como chave de leitura</w:t>
       </w:r>
     </w:p>
-    <w:bookmarkEnd w:id="180"/>
-    <w:bookmarkStart w:id="181" w:name="X34da09d33bc1cd9d0f546b04b539c00c4b45cd0"/>
+    <w:bookmarkEnd w:id="185"/>
+    <w:bookmarkStart w:id="186" w:name="X34da09d33bc1cd9d0f546b04b539c00c4b45cd0"/>
     <w:p>
       <w:pPr>
         <w:pStyle w:val="Heading2"/>
@@ -45317,8 +47362,8 @@
         <w:t xml:space="preserve">C.3 — Implicações para a teoria jurídica e o letramento visual no Direito</w:t>
       </w:r>
     </w:p>
-    <w:bookmarkEnd w:id="181"/>
-    <w:bookmarkStart w:id="268" w:name="X97b39a7259916fdcd1c1a1f2b45a6b29b5480b8"/>
+    <w:bookmarkEnd w:id="186"/>
+    <w:bookmarkStart w:id="296" w:name="X97b39a7259916fdcd1c1a1f2b45a6b29b5480b8"/>
     <w:p>
       <w:pPr>
         <w:pStyle w:val="Heading2"/>
@@ -45330,8 +47375,8 @@
         <w:t xml:space="preserve">C.4 — Os limites deste Atlas e os atlas que ficam por fazer</w:t>
       </w:r>
     </w:p>
-    <w:bookmarkStart w:id="267" w:name="refs"/>
-    <w:bookmarkStart w:id="182" w:name="ref-agamben1998"/>
+    <w:bookmarkStart w:id="295" w:name="refs"/>
+    <w:bookmarkStart w:id="187" w:name="ref-agamben1998"/>
     <w:p>
       <w:pPr>
         <w:pStyle w:val="Bibliography"/>
@@ -45363,8 +47408,8 @@
         <w:t xml:space="preserve">. Tradução: Daniel Heller-Roazen. Stanford: Stanford University Press, 1998.</w:t>
       </w:r>
     </w:p>
-    <w:bookmarkEnd w:id="182"/>
-    <w:bookmarkStart w:id="183" w:name="ref-agamben2002"/>
+    <w:bookmarkEnd w:id="187"/>
+    <w:bookmarkStart w:id="188" w:name="ref-agamben2002"/>
     <w:p>
       <w:pPr>
         <w:pStyle w:val="Bibliography"/>
@@ -45396,8 +47441,8 @@
         <w:t xml:space="preserve">. Tradução: Henrique Burigo. Belo Horizonte: Editora UFMG, 2002.</w:t>
       </w:r>
     </w:p>
-    <w:bookmarkEnd w:id="183"/>
-    <w:bookmarkStart w:id="184" w:name="ref-agamben2007"/>
+    <w:bookmarkEnd w:id="188"/>
+    <w:bookmarkStart w:id="189" w:name="ref-agamben2007"/>
     <w:p>
       <w:pPr>
         <w:pStyle w:val="Bibliography"/>
@@ -45429,8 +47474,8 @@
         <w:t xml:space="preserve">. Tradução: Renato Ambrosio. São Paulo: Editora Hedra, 2007.</w:t>
       </w:r>
     </w:p>
-    <w:bookmarkEnd w:id="184"/>
-    <w:bookmarkStart w:id="185" w:name="ref-agulhon1979"/>
+    <w:bookmarkEnd w:id="189"/>
+    <w:bookmarkStart w:id="190" w:name="ref-agulhon1979"/>
     <w:p>
       <w:pPr>
         <w:pStyle w:val="Bibliography"/>
@@ -45462,8 +47507,8 @@
         <w:t xml:space="preserve">. Paris: Flammarion, 1979.</w:t>
       </w:r>
     </w:p>
-    <w:bookmarkEnd w:id="185"/>
-    <w:bookmarkStart w:id="186" w:name="ref-agulhon1989"/>
+    <w:bookmarkEnd w:id="190"/>
+    <w:bookmarkStart w:id="191" w:name="ref-agulhon1989"/>
     <w:p>
       <w:pPr>
         <w:pStyle w:val="Bibliography"/>
@@ -45495,8 +47540,8 @@
         <w:t xml:space="preserve">. Paris: Flammarion, 1989.</w:t>
       </w:r>
     </w:p>
-    <w:bookmarkEnd w:id="186"/>
-    <w:bookmarkStart w:id="187" w:name="ref-amaral1975"/>
+    <w:bookmarkEnd w:id="191"/>
+    <w:bookmarkStart w:id="192" w:name="ref-amaral1975"/>
     <w:p>
       <w:pPr>
         <w:pStyle w:val="Bibliography"/>
@@ -45528,8 +47573,8 @@
         <w:t xml:space="preserve">. São Paulo: Perspectiva, 1975.</w:t>
       </w:r>
     </w:p>
-    <w:bookmarkEnd w:id="187"/>
-    <w:bookmarkStart w:id="188" w:name="ref-amaral1928abaporu"/>
+    <w:bookmarkEnd w:id="192"/>
+    <w:bookmarkStart w:id="193" w:name="ref-amaral1928abaporu"/>
     <w:p>
       <w:pPr>
         <w:pStyle w:val="Bibliography"/>
@@ -45561,8 +47606,8 @@
         <w:t xml:space="preserve">. Buenos Aires, 1928.</w:t>
       </w:r>
     </w:p>
-    <w:bookmarkEnd w:id="188"/>
-    <w:bookmarkStart w:id="189" w:name="ref-oswald1928"/>
+    <w:bookmarkEnd w:id="193"/>
+    <w:bookmarkStart w:id="194" w:name="ref-oswald1928"/>
     <w:p>
       <w:pPr>
         <w:pStyle w:val="Bibliography"/>
@@ -45594,8 +47639,8 @@
         <w:t xml:space="preserve">, v. 1, n. 1, 1928.</w:t>
       </w:r>
     </w:p>
-    <w:bookmarkEnd w:id="189"/>
-    <w:bookmarkStart w:id="190" w:name="ref-benjamin1984"/>
+    <w:bookmarkEnd w:id="194"/>
+    <w:bookmarkStart w:id="195" w:name="ref-benjamin1984"/>
     <w:p>
       <w:pPr>
         <w:pStyle w:val="Bibliography"/>
@@ -45627,8 +47672,8 @@
         <w:t xml:space="preserve">. Tradução: Sergio Paulo Rouanet. São Paulo: Brasiliense, 1984.</w:t>
       </w:r>
     </w:p>
-    <w:bookmarkEnd w:id="190"/>
-    <w:bookmarkStart w:id="191" w:name="ref-berghahn2006"/>
+    <w:bookmarkEnd w:id="195"/>
+    <w:bookmarkStart w:id="196" w:name="ref-berghahn2006"/>
     <w:p>
       <w:pPr>
         <w:pStyle w:val="Bibliography"/>
@@ -45660,8 +47705,8 @@
         <w:t xml:space="preserve">, 2006.</w:t>
       </w:r>
     </w:p>
-    <w:bookmarkEnd w:id="191"/>
-    <w:bookmarkStart w:id="192" w:name="ref-carson2000"/>
+    <w:bookmarkEnd w:id="196"/>
+    <w:bookmarkStart w:id="198" w:name="ref-bihl2015"/>
     <w:p>
       <w:pPr>
         <w:pStyle w:val="Bibliography"/>
@@ -45670,27 +47715,64 @@
         <w:rPr>
           <w:lang w:val="pt-BR"/>
         </w:rPr>
-        <w:t xml:space="preserve">CARSON, Anne. Dirt and Desire: The Phenomenology of Female Pollution in Antiquity.</w:t>
-      </w:r>
-      <w:r>
-        <w:rPr>
-          <w:lang w:val="pt-BR"/>
-        </w:rPr>
-        <w:t xml:space="preserve"> </w:t>
-      </w:r>
-      <w:r>
-        <w:rPr>
-          <w:i/>
-          <w:iCs/>
-          <w:lang w:val="pt-BR"/>
-        </w:rPr>
-        <w:t xml:space="preserve">In</w:t>
-      </w:r>
-      <w:r>
-        <w:rPr>
-          <w:lang w:val="pt-BR"/>
-        </w:rPr>
-        <w:t xml:space="preserve">:</w:t>
+        <w:t xml:space="preserve">BIHL, Laurent.</w:t>
+      </w:r>
+      <w:r>
+        <w:rPr>
+          <w:lang w:val="pt-BR"/>
+        </w:rPr>
+        <w:t xml:space="preserve"> </w:t>
+      </w:r>
+      <w:hyperlink r:id="rId197">
+        <w:r>
+          <w:rPr>
+            <w:rStyle w:val="Hyperlink"/>
+            <w:b/>
+            <w:bCs/>
+            <w:lang w:val="pt-BR"/>
+          </w:rPr>
+          <w:t xml:space="preserve">Marianne in the Trenches: Typology and Iconographic Polysemy of Marianne between 1914 and 1918</w:t>
+        </w:r>
+      </w:hyperlink>
+      <w:r>
+        <w:rPr>
+          <w:lang w:val="pt-BR"/>
+        </w:rPr>
+        <w:t xml:space="preserve">., 2015.</w:t>
+      </w:r>
+    </w:p>
+    <w:bookmarkEnd w:id="198"/>
+    <w:bookmarkStart w:id="200" w:name="ref-braman2023"/>
+    <w:p>
+      <w:pPr>
+        <w:pStyle w:val="Bibliography"/>
+      </w:pPr>
+      <w:r>
+        <w:rPr>
+          <w:lang w:val="pt-BR"/>
+        </w:rPr>
+        <w:t xml:space="preserve">BRAMAN, Sandra.</w:t>
+      </w:r>
+      <w:r>
+        <w:rPr>
+          <w:lang w:val="pt-BR"/>
+        </w:rPr>
+        <w:t xml:space="preserve"> </w:t>
+      </w:r>
+      <w:hyperlink r:id="rId199">
+        <w:r>
+          <w:rPr>
+            <w:rStyle w:val="Hyperlink"/>
+            <w:lang w:val="pt-BR"/>
+          </w:rPr>
+          <w:t xml:space="preserve">Discernment: Blurring and Visual Evidence</w:t>
+        </w:r>
+      </w:hyperlink>
+      <w:r>
+        <w:rPr>
+          <w:lang w:val="pt-BR"/>
+        </w:rPr>
+        <w:t xml:space="preserve">.</w:t>
       </w:r>
       <w:r>
         <w:rPr>
@@ -45704,17 +47786,17 @@
           <w:bCs/>
           <w:lang w:val="pt-BR"/>
         </w:rPr>
-        <w:t xml:space="preserve">Men in the Off Hours</w:t>
-      </w:r>
-      <w:r>
-        <w:rPr>
-          <w:lang w:val="pt-BR"/>
-        </w:rPr>
-        <w:t xml:space="preserve">. New York: Alfred A. Knopf, 2000.</w:t>
-      </w:r>
-    </w:p>
-    <w:bookmarkEnd w:id="192"/>
-    <w:bookmarkStart w:id="193" w:name="ref-carson2023"/>
+        <w:t xml:space="preserve">First Monday</w:t>
+      </w:r>
+      <w:r>
+        <w:rPr>
+          <w:lang w:val="pt-BR"/>
+        </w:rPr>
+        <w:t xml:space="preserve">, v. 28, n. 7, 2023.</w:t>
+      </w:r>
+    </w:p>
+    <w:bookmarkEnd w:id="200"/>
+    <w:bookmarkStart w:id="201" w:name="ref-carson2000"/>
     <w:p>
       <w:pPr>
         <w:pStyle w:val="Bibliography"/>
@@ -45723,7 +47805,27 @@
         <w:rPr>
           <w:lang w:val="pt-BR"/>
         </w:rPr>
-        <w:t xml:space="preserve">CARSON, Anne.</w:t>
+        <w:t xml:space="preserve">CARSON, Anne. Dirt and Desire: The Phenomenology of Female Pollution in Antiquity.</w:t>
+      </w:r>
+      <w:r>
+        <w:rPr>
+          <w:lang w:val="pt-BR"/>
+        </w:rPr>
+        <w:t xml:space="preserve"> </w:t>
+      </w:r>
+      <w:r>
+        <w:rPr>
+          <w:i/>
+          <w:iCs/>
+          <w:lang w:val="pt-BR"/>
+        </w:rPr>
+        <w:t xml:space="preserve">In</w:t>
+      </w:r>
+      <w:r>
+        <w:rPr>
+          <w:lang w:val="pt-BR"/>
+        </w:rPr>
+        <w:t xml:space="preserve">:</w:t>
       </w:r>
       <w:r>
         <w:rPr>
@@ -45737,37 +47839,17 @@
           <w:bCs/>
           <w:lang w:val="pt-BR"/>
         </w:rPr>
-        <w:t xml:space="preserve">Sobre aquilo em que eu mais penso</w:t>
-      </w:r>
-      <w:r>
-        <w:rPr>
-          <w:lang w:val="pt-BR"/>
-        </w:rPr>
-        <w:t xml:space="preserve">.</w:t>
-      </w:r>
-      <w:r>
-        <w:rPr>
-          <w:lang w:val="pt-BR"/>
-        </w:rPr>
-        <w:t xml:space="preserve"> </w:t>
-      </w:r>
-      <w:r>
-        <w:rPr>
-          <w:i/>
-          <w:iCs/>
-          <w:lang w:val="pt-BR"/>
-        </w:rPr>
-        <w:t xml:space="preserve">[S.l.: S.n.]</w:t>
-      </w:r>
-      <w:r>
-        <w:rPr>
-          <w:lang w:val="pt-BR"/>
-        </w:rPr>
-        <w:t xml:space="preserve">.</w:t>
-      </w:r>
-    </w:p>
-    <w:bookmarkEnd w:id="193"/>
-    <w:bookmarkStart w:id="194" w:name="ref-carvalho1990"/>
+        <w:t xml:space="preserve">Men in the Off Hours</w:t>
+      </w:r>
+      <w:r>
+        <w:rPr>
+          <w:lang w:val="pt-BR"/>
+        </w:rPr>
+        <w:t xml:space="preserve">. New York: Alfred A. Knopf, 2000.</w:t>
+      </w:r>
+    </w:p>
+    <w:bookmarkEnd w:id="201"/>
+    <w:bookmarkStart w:id="202" w:name="ref-carson2023"/>
     <w:p>
       <w:pPr>
         <w:pStyle w:val="Bibliography"/>
@@ -45776,7 +47858,7 @@
         <w:rPr>
           <w:lang w:val="pt-BR"/>
         </w:rPr>
-        <w:t xml:space="preserve">CARVALHO, José Murilo de.</w:t>
+        <w:t xml:space="preserve">CARSON, Anne.</w:t>
       </w:r>
       <w:r>
         <w:rPr>
@@ -45790,6 +47872,59 @@
           <w:bCs/>
           <w:lang w:val="pt-BR"/>
         </w:rPr>
+        <w:t xml:space="preserve">Sobre aquilo em que eu mais penso</w:t>
+      </w:r>
+      <w:r>
+        <w:rPr>
+          <w:lang w:val="pt-BR"/>
+        </w:rPr>
+        <w:t xml:space="preserve">.</w:t>
+      </w:r>
+      <w:r>
+        <w:rPr>
+          <w:lang w:val="pt-BR"/>
+        </w:rPr>
+        <w:t xml:space="preserve"> </w:t>
+      </w:r>
+      <w:r>
+        <w:rPr>
+          <w:i/>
+          <w:iCs/>
+          <w:lang w:val="pt-BR"/>
+        </w:rPr>
+        <w:t xml:space="preserve">[S.l.: S.n.]</w:t>
+      </w:r>
+      <w:r>
+        <w:rPr>
+          <w:lang w:val="pt-BR"/>
+        </w:rPr>
+        <w:t xml:space="preserve">.</w:t>
+      </w:r>
+    </w:p>
+    <w:bookmarkEnd w:id="202"/>
+    <w:bookmarkStart w:id="203" w:name="ref-carvalho1990"/>
+    <w:p>
+      <w:pPr>
+        <w:pStyle w:val="Bibliography"/>
+      </w:pPr>
+      <w:r>
+        <w:rPr>
+          <w:lang w:val="pt-BR"/>
+        </w:rPr>
+        <w:t xml:space="preserve">CARVALHO, José Murilo de.</w:t>
+      </w:r>
+      <w:r>
+        <w:rPr>
+          <w:lang w:val="pt-BR"/>
+        </w:rPr>
+        <w:t xml:space="preserve"> </w:t>
+      </w:r>
+      <w:r>
+        <w:rPr>
+          <w:b/>
+          <w:bCs/>
+          <w:lang w:val="pt-BR"/>
+        </w:rPr>
         <w:t xml:space="preserve">A formação das almas: o imaginário da República no Brasil</w:t>
       </w:r>
       <w:r>
@@ -45799,8 +47934,8 @@
         <w:t xml:space="preserve">. São Paulo: Companhia das Letras, 1990.</w:t>
       </w:r>
     </w:p>
-    <w:bookmarkEnd w:id="194"/>
-    <w:bookmarkStart w:id="196" w:name="ref-chaves2022"/>
+    <w:bookmarkEnd w:id="203"/>
+    <w:bookmarkStart w:id="205" w:name="ref-chaves2022"/>
     <w:p>
       <w:pPr>
         <w:pStyle w:val="Bibliography"/>
@@ -45817,7 +47952,7 @@
         </w:rPr>
         <w:t xml:space="preserve"> </w:t>
       </w:r>
-      <w:hyperlink r:id="rId195">
+      <w:hyperlink r:id="rId204">
         <w:r>
           <w:rPr>
             <w:rStyle w:val="Hyperlink"/>
@@ -45853,8 +47988,8 @@
         <w:t xml:space="preserve">, v. 27, n. 3, 2022.</w:t>
       </w:r>
     </w:p>
-    <w:bookmarkEnd w:id="196"/>
-    <w:bookmarkStart w:id="197" w:name="ref-creswell2018"/>
+    <w:bookmarkEnd w:id="205"/>
+    <w:bookmarkStart w:id="206" w:name="ref-creswell2018"/>
     <w:p>
       <w:pPr>
         <w:pStyle w:val="Bibliography"/>
@@ -45886,8 +48021,8 @@
         <w:t xml:space="preserve">. 3. ed. Thousand Oaks: SAGE Publications, 2018.</w:t>
       </w:r>
     </w:p>
-    <w:bookmarkEnd w:id="197"/>
-    <w:bookmarkStart w:id="198" w:name="ref-cusack2003"/>
+    <w:bookmarkEnd w:id="206"/>
+    <w:bookmarkStart w:id="208" w:name="ref-curtis1998"/>
     <w:p>
       <w:pPr>
         <w:pStyle w:val="Bibliography"/>
@@ -45896,7 +48031,28 @@
         <w:rPr>
           <w:lang w:val="pt-BR"/>
         </w:rPr>
-        <w:t xml:space="preserve">CUSACK, Tricia; BHREATHNACH-LYNCH, Síghle (ORGS.).</w:t>
+        <w:t xml:space="preserve">CURTIS, L. Perry.</w:t>
+      </w:r>
+      <w:r>
+        <w:rPr>
+          <w:lang w:val="pt-BR"/>
+        </w:rPr>
+        <w:t xml:space="preserve"> </w:t>
+      </w:r>
+      <w:hyperlink r:id="rId207">
+        <w:r>
+          <w:rPr>
+            <w:rStyle w:val="Hyperlink"/>
+            <w:lang w:val="pt-BR"/>
+          </w:rPr>
+          <w:t xml:space="preserve">The Four Erins: Feminine Images of Ireland, 1780–1900</w:t>
+        </w:r>
+      </w:hyperlink>
+      <w:r>
+        <w:rPr>
+          <w:lang w:val="pt-BR"/>
+        </w:rPr>
+        <w:t xml:space="preserve">.</w:t>
       </w:r>
       <w:r>
         <w:rPr>
@@ -45910,17 +48066,17 @@
           <w:bCs/>
           <w:lang w:val="pt-BR"/>
         </w:rPr>
-        <w:t xml:space="preserve">Art, Nation and Gender: Ethnic Landscapes, Myths and Mother-Figures</w:t>
-      </w:r>
-      <w:r>
-        <w:rPr>
-          <w:lang w:val="pt-BR"/>
-        </w:rPr>
-        <w:t xml:space="preserve">. London: Routledge, 2003.</w:t>
-      </w:r>
-    </w:p>
-    <w:bookmarkEnd w:id="198"/>
-    <w:bookmarkStart w:id="199" w:name="ref-descola2021"/>
+        <w:t xml:space="preserve">Eire-ireland</w:t>
+      </w:r>
+      <w:r>
+        <w:rPr>
+          <w:lang w:val="pt-BR"/>
+        </w:rPr>
+        <w:t xml:space="preserve">, 1998.</w:t>
+      </w:r>
+    </w:p>
+    <w:bookmarkEnd w:id="208"/>
+    <w:bookmarkStart w:id="209" w:name="ref-cusack2003"/>
     <w:p>
       <w:pPr>
         <w:pStyle w:val="Bibliography"/>
@@ -45929,7 +48085,7 @@
         <w:rPr>
           <w:lang w:val="pt-BR"/>
         </w:rPr>
-        <w:t xml:space="preserve">DESCOLA, Philippe.</w:t>
+        <w:t xml:space="preserve">CUSACK, Tricia; BHREATHNACH-LYNCH, Síghle (ORGS.).</w:t>
       </w:r>
       <w:r>
         <w:rPr>
@@ -45943,17 +48099,17 @@
           <w:bCs/>
           <w:lang w:val="pt-BR"/>
         </w:rPr>
-        <w:t xml:space="preserve">Les Formes du visible: une anthropologie de la figuration</w:t>
-      </w:r>
-      <w:r>
-        <w:rPr>
-          <w:lang w:val="pt-BR"/>
-        </w:rPr>
-        <w:t xml:space="preserve">. Paris: Seuil, 2021.</w:t>
-      </w:r>
-    </w:p>
-    <w:bookmarkEnd w:id="199"/>
-    <w:bookmarkStart w:id="200" w:name="ref-descola2023"/>
+        <w:t xml:space="preserve">Art, Nation and Gender: Ethnic Landscapes, Myths and Mother-Figures</w:t>
+      </w:r>
+      <w:r>
+        <w:rPr>
+          <w:lang w:val="pt-BR"/>
+        </w:rPr>
+        <w:t xml:space="preserve">. London: Routledge, 2003.</w:t>
+      </w:r>
+    </w:p>
+    <w:bookmarkEnd w:id="209"/>
+    <w:bookmarkStart w:id="210" w:name="ref-descola2021"/>
     <w:p>
       <w:pPr>
         <w:pStyle w:val="Bibliography"/>
@@ -45976,17 +48132,17 @@
           <w:bCs/>
           <w:lang w:val="pt-BR"/>
         </w:rPr>
-        <w:t xml:space="preserve">As Formas do Visível: uma antropologia da figuração</w:t>
-      </w:r>
-      <w:r>
-        <w:rPr>
-          <w:lang w:val="pt-BR"/>
-        </w:rPr>
-        <w:t xml:space="preserve">. Tradução: Mariana Nogueira. São Paulo: Ubu, 2023.</w:t>
-      </w:r>
-    </w:p>
-    <w:bookmarkEnd w:id="200"/>
-    <w:bookmarkStart w:id="201" w:name="ref-didihuberman2002"/>
+        <w:t xml:space="preserve">Les Formes du visible: une anthropologie de la figuration</w:t>
+      </w:r>
+      <w:r>
+        <w:rPr>
+          <w:lang w:val="pt-BR"/>
+        </w:rPr>
+        <w:t xml:space="preserve">. Paris: Seuil, 2021.</w:t>
+      </w:r>
+    </w:p>
+    <w:bookmarkEnd w:id="210"/>
+    <w:bookmarkStart w:id="211" w:name="ref-descola2023"/>
     <w:p>
       <w:pPr>
         <w:pStyle w:val="Bibliography"/>
@@ -45995,7 +48151,7 @@
         <w:rPr>
           <w:lang w:val="pt-BR"/>
         </w:rPr>
-        <w:t xml:space="preserve">DIDI-HUBERMAN, Georges.</w:t>
+        <w:t xml:space="preserve">DESCOLA, Philippe.</w:t>
       </w:r>
       <w:r>
         <w:rPr>
@@ -46009,17 +48165,17 @@
           <w:bCs/>
           <w:lang w:val="pt-BR"/>
         </w:rPr>
-        <w:t xml:space="preserve">L’image survivante: histoire de l’art et temps des fantômes selon Aby Warburg</w:t>
-      </w:r>
-      <w:r>
-        <w:rPr>
-          <w:lang w:val="pt-BR"/>
-        </w:rPr>
-        <w:t xml:space="preserve">. Paris: Les Éditions de Minuit, 2002.</w:t>
-      </w:r>
-    </w:p>
-    <w:bookmarkEnd w:id="201"/>
-    <w:bookmarkStart w:id="202" w:name="ref-dietz2015"/>
+        <w:t xml:space="preserve">As Formas do Visível: uma antropologia da figuração</w:t>
+      </w:r>
+      <w:r>
+        <w:rPr>
+          <w:lang w:val="pt-BR"/>
+        </w:rPr>
+        <w:t xml:space="preserve">. Tradução: Mariana Nogueira. São Paulo: Ubu, 2023.</w:t>
+      </w:r>
+    </w:p>
+    <w:bookmarkEnd w:id="211"/>
+    <w:bookmarkStart w:id="212" w:name="ref-didihuberman2002"/>
     <w:p>
       <w:pPr>
         <w:pStyle w:val="Bibliography"/>
@@ -46028,7 +48184,7 @@
         <w:rPr>
           <w:lang w:val="pt-BR"/>
         </w:rPr>
-        <w:t xml:space="preserve">DIETZ, Mary G.</w:t>
+        <w:t xml:space="preserve">DIDI-HUBERMAN, Georges.</w:t>
       </w:r>
       <w:r>
         <w:rPr>
@@ -46042,17 +48198,17 @@
           <w:bCs/>
           <w:lang w:val="pt-BR"/>
         </w:rPr>
-        <w:t xml:space="preserve">Turning Operations: Feminism, Arendt, and Politics</w:t>
-      </w:r>
-      <w:r>
-        <w:rPr>
-          <w:lang w:val="pt-BR"/>
-        </w:rPr>
-        <w:t xml:space="preserve">. New York: Routledge, 2015.</w:t>
-      </w:r>
-    </w:p>
-    <w:bookmarkEnd w:id="202"/>
-    <w:bookmarkStart w:id="203" w:name="ref-douzinasnead1999"/>
+        <w:t xml:space="preserve">L’image survivante: histoire de l’art et temps des fantômes selon Aby Warburg</w:t>
+      </w:r>
+      <w:r>
+        <w:rPr>
+          <w:lang w:val="pt-BR"/>
+        </w:rPr>
+        <w:t xml:space="preserve">. Paris: Les Éditions de Minuit, 2002.</w:t>
+      </w:r>
+    </w:p>
+    <w:bookmarkEnd w:id="212"/>
+    <w:bookmarkStart w:id="213" w:name="ref-dietz2015"/>
     <w:p>
       <w:pPr>
         <w:pStyle w:val="Bibliography"/>
@@ -46061,7 +48217,7 @@
         <w:rPr>
           <w:lang w:val="pt-BR"/>
         </w:rPr>
-        <w:t xml:space="preserve">DOUZINAS, Costas; NEAD, Lynda (ORGS.).</w:t>
+        <w:t xml:space="preserve">DIETZ, Mary G.</w:t>
       </w:r>
       <w:r>
         <w:rPr>
@@ -46075,17 +48231,17 @@
           <w:bCs/>
           <w:lang w:val="pt-BR"/>
         </w:rPr>
-        <w:t xml:space="preserve">Law and the Image: The Authority of Art and the Aesthetics of Law</w:t>
-      </w:r>
-      <w:r>
-        <w:rPr>
-          <w:lang w:val="pt-BR"/>
-        </w:rPr>
-        <w:t xml:space="preserve">. Chicago: University of Chicago Press, 1999.</w:t>
-      </w:r>
-    </w:p>
-    <w:bookmarkEnd w:id="203"/>
-    <w:bookmarkStart w:id="204" w:name="ref-fleming1967"/>
+        <w:t xml:space="preserve">Turning Operations: Feminism, Arendt, and Politics</w:t>
+      </w:r>
+      <w:r>
+        <w:rPr>
+          <w:lang w:val="pt-BR"/>
+        </w:rPr>
+        <w:t xml:space="preserve">. New York: Routledge, 2015.</w:t>
+      </w:r>
+    </w:p>
+    <w:bookmarkEnd w:id="213"/>
+    <w:bookmarkStart w:id="214" w:name="ref-douzinasnead1999"/>
     <w:p>
       <w:pPr>
         <w:pStyle w:val="Bibliography"/>
@@ -46094,7 +48250,7 @@
         <w:rPr>
           <w:lang w:val="pt-BR"/>
         </w:rPr>
-        <w:t xml:space="preserve">FLEMING, E. McClung. From Indian Princess to Greek Goddess: The American Image, 1783–1815.</w:t>
+        <w:t xml:space="preserve">DOUZINAS, Costas; NEAD, Lynda (ORGS.).</w:t>
       </w:r>
       <w:r>
         <w:rPr>
@@ -46108,17 +48264,17 @@
           <w:bCs/>
           <w:lang w:val="pt-BR"/>
         </w:rPr>
-        <w:t xml:space="preserve">Winterthur Portfolio</w:t>
-      </w:r>
-      <w:r>
-        <w:rPr>
-          <w:lang w:val="pt-BR"/>
-        </w:rPr>
-        <w:t xml:space="preserve">, v. 3, p. 37–66, 1967.</w:t>
-      </w:r>
-    </w:p>
-    <w:bookmarkEnd w:id="204"/>
-    <w:bookmarkStart w:id="205" w:name="ref-gallindo2023"/>
+        <w:t xml:space="preserve">Law and the Image: The Authority of Art and the Aesthetics of Law</w:t>
+      </w:r>
+      <w:r>
+        <w:rPr>
+          <w:lang w:val="pt-BR"/>
+        </w:rPr>
+        <w:t xml:space="preserve">. Chicago: University of Chicago Press, 1999.</w:t>
+      </w:r>
+    </w:p>
+    <w:bookmarkEnd w:id="214"/>
+    <w:bookmarkStart w:id="216" w:name="ref-dupratnd"/>
     <w:p>
       <w:pPr>
         <w:pStyle w:val="Bibliography"/>
@@ -46127,7 +48283,79 @@
         <w:rPr>
           <w:lang w:val="pt-BR"/>
         </w:rPr>
-        <w:t xml:space="preserve">GALLINDO GONÇALVES, Daniele. "A Sentinela junto ao Reno": a figura da Germânia no longo século XIX.</w:t>
+        <w:t xml:space="preserve">DUPRAT, Annie.</w:t>
+      </w:r>
+      <w:r>
+        <w:rPr>
+          <w:lang w:val="pt-BR"/>
+        </w:rPr>
+        <w:t xml:space="preserve"> </w:t>
+      </w:r>
+      <w:hyperlink r:id="rId215">
+        <w:r>
+          <w:rPr>
+            <w:rStyle w:val="Hyperlink"/>
+            <w:b/>
+            <w:bCs/>
+            <w:lang w:val="pt-BR"/>
+          </w:rPr>
+          <w:t xml:space="preserve">Comment Est Née "marianne"? La Caricature, Médiatrice De La Figuration De La République En France</w:t>
+        </w:r>
+      </w:hyperlink>
+      <w:r>
+        <w:rPr>
+          <w:lang w:val="pt-BR"/>
+        </w:rPr>
+        <w:t xml:space="preserve">., s.d.s.d.</w:t>
+      </w:r>
+    </w:p>
+    <w:bookmarkEnd w:id="216"/>
+    <w:bookmarkStart w:id="218" w:name="ref-ettwillernd"/>
+    <w:p>
+      <w:pPr>
+        <w:pStyle w:val="Bibliography"/>
+      </w:pPr>
+      <w:r>
+        <w:rPr>
+          <w:lang w:val="pt-BR"/>
+        </w:rPr>
+        <w:t xml:space="preserve">ETTWILLER, Éric.</w:t>
+      </w:r>
+      <w:r>
+        <w:rPr>
+          <w:lang w:val="pt-BR"/>
+        </w:rPr>
+        <w:t xml:space="preserve"> </w:t>
+      </w:r>
+      <w:hyperlink r:id="rId217">
+        <w:r>
+          <w:rPr>
+            <w:rStyle w:val="Hyperlink"/>
+            <w:b/>
+            <w:bCs/>
+            <w:lang w:val="pt-BR"/>
+          </w:rPr>
+          <w:t xml:space="preserve">Vlossak (elizabeth), Marianne or Germania? Nationalizing Women in Alsace, 1870-1946. Oxford, Oxford University Press, 2010, 330 P.</w:t>
+        </w:r>
+      </w:hyperlink>
+      <w:r>
+        <w:rPr>
+          <w:lang w:val="pt-BR"/>
+        </w:rPr>
+        <w:t xml:space="preserve">, s.d.s.d.</w:t>
+      </w:r>
+    </w:p>
+    <w:bookmarkEnd w:id="218"/>
+    <w:bookmarkStart w:id="219" w:name="ref-fleming1967"/>
+    <w:p>
+      <w:pPr>
+        <w:pStyle w:val="Bibliography"/>
+      </w:pPr>
+      <w:r>
+        <w:rPr>
+          <w:lang w:val="pt-BR"/>
+        </w:rPr>
+        <w:t xml:space="preserve">FLEMING, E. McClung. From Indian Princess to Greek Goddess: The American Image, 1783–1815.</w:t>
       </w:r>
       <w:r>
         <w:rPr>
@@ -46141,17 +48369,17 @@
           <w:bCs/>
           <w:lang w:val="pt-BR"/>
         </w:rPr>
-        <w:t xml:space="preserve">Antíteses</w:t>
-      </w:r>
-      <w:r>
-        <w:rPr>
-          <w:lang w:val="pt-BR"/>
-        </w:rPr>
-        <w:t xml:space="preserve">, v. 16, n. 32, p. 563–592, 2023.</w:t>
-      </w:r>
-    </w:p>
-    <w:bookmarkEnd w:id="205"/>
-    <w:bookmarkStart w:id="206" w:name="ref-goodrich2012"/>
+        <w:t xml:space="preserve">Winterthur Portfolio</w:t>
+      </w:r>
+      <w:r>
+        <w:rPr>
+          <w:lang w:val="pt-BR"/>
+        </w:rPr>
+        <w:t xml:space="preserve">, v. 3, p. 37–66, 1967.</w:t>
+      </w:r>
+    </w:p>
+    <w:bookmarkEnd w:id="219"/>
+    <w:bookmarkStart w:id="220" w:name="ref-gallindo2023"/>
     <w:p>
       <w:pPr>
         <w:pStyle w:val="Bibliography"/>
@@ -46160,7 +48388,7 @@
         <w:rPr>
           <w:lang w:val="pt-BR"/>
         </w:rPr>
-        <w:t xml:space="preserve">GOODRICH, Peter. Specters of Law: Why the History of the Legal Spectacle Has Not Been Written.</w:t>
+        <w:t xml:space="preserve">GALLINDO GONÇALVES, Daniele. "A Sentinela junto ao Reno": a figura da Germânia no longo século XIX.</w:t>
       </w:r>
       <w:r>
         <w:rPr>
@@ -46174,17 +48402,17 @@
           <w:bCs/>
           <w:lang w:val="pt-BR"/>
         </w:rPr>
-        <w:t xml:space="preserve">UC Irvine Law Review</w:t>
-      </w:r>
-      <w:r>
-        <w:rPr>
-          <w:lang w:val="pt-BR"/>
-        </w:rPr>
-        <w:t xml:space="preserve">, v. 1, n. 3, p. 773–812, 2011.</w:t>
-      </w:r>
-    </w:p>
-    <w:bookmarkEnd w:id="206"/>
-    <w:bookmarkStart w:id="207" w:name="ref-goodrich2013a"/>
+        <w:t xml:space="preserve">Antíteses</w:t>
+      </w:r>
+      <w:r>
+        <w:rPr>
+          <w:lang w:val="pt-BR"/>
+        </w:rPr>
+        <w:t xml:space="preserve">, v. 16, n. 32, p. 563–592, 2023.</w:t>
+      </w:r>
+    </w:p>
+    <w:bookmarkEnd w:id="220"/>
+    <w:bookmarkStart w:id="221" w:name="ref-goodrich2012"/>
     <w:p>
       <w:pPr>
         <w:pStyle w:val="Bibliography"/>
@@ -46193,7 +48421,7 @@
         <w:rPr>
           <w:lang w:val="pt-BR"/>
         </w:rPr>
-        <w:t xml:space="preserve">GOODRICH, Peter. Visiocracy: On the Futures of the Fingerpost.</w:t>
+        <w:t xml:space="preserve">GOODRICH, Peter. Specters of Law: Why the History of the Legal Spectacle Has Not Been Written.</w:t>
       </w:r>
       <w:r>
         <w:rPr>
@@ -46207,17 +48435,17 @@
           <w:bCs/>
           <w:lang w:val="pt-BR"/>
         </w:rPr>
-        <w:t xml:space="preserve">Critical Inquiry</w:t>
-      </w:r>
-      <w:r>
-        <w:rPr>
-          <w:lang w:val="pt-BR"/>
-        </w:rPr>
-        <w:t xml:space="preserve">, v. 39, n. 3, p. 498–531, b2013.</w:t>
-      </w:r>
-    </w:p>
-    <w:bookmarkEnd w:id="207"/>
-    <w:bookmarkStart w:id="208" w:name="ref-goodrich2013b"/>
+        <w:t xml:space="preserve">UC Irvine Law Review</w:t>
+      </w:r>
+      <w:r>
+        <w:rPr>
+          <w:lang w:val="pt-BR"/>
+        </w:rPr>
+        <w:t xml:space="preserve">, v. 1, n. 3, p. 773–812, 2011.</w:t>
+      </w:r>
+    </w:p>
+    <w:bookmarkEnd w:id="221"/>
+    <w:bookmarkStart w:id="222" w:name="ref-goodrich2013a"/>
     <w:p>
       <w:pPr>
         <w:pStyle w:val="Bibliography"/>
@@ -46226,7 +48454,7 @@
         <w:rPr>
           <w:lang w:val="pt-BR"/>
         </w:rPr>
-        <w:t xml:space="preserve">GOODRICH, Peter.</w:t>
+        <w:t xml:space="preserve">GOODRICH, Peter. Visiocracy: On the Futures of the Fingerpost.</w:t>
       </w:r>
       <w:r>
         <w:rPr>
@@ -46240,6 +48468,39 @@
           <w:bCs/>
           <w:lang w:val="pt-BR"/>
         </w:rPr>
+        <w:t xml:space="preserve">Critical Inquiry</w:t>
+      </w:r>
+      <w:r>
+        <w:rPr>
+          <w:lang w:val="pt-BR"/>
+        </w:rPr>
+        <w:t xml:space="preserve">, v. 39, n. 3, p. 498–531, b2013.</w:t>
+      </w:r>
+    </w:p>
+    <w:bookmarkEnd w:id="222"/>
+    <w:bookmarkStart w:id="223" w:name="ref-goodrich2013b"/>
+    <w:p>
+      <w:pPr>
+        <w:pStyle w:val="Bibliography"/>
+      </w:pPr>
+      <w:r>
+        <w:rPr>
+          <w:lang w:val="pt-BR"/>
+        </w:rPr>
+        <w:t xml:space="preserve">GOODRICH, Peter.</w:t>
+      </w:r>
+      <w:r>
+        <w:rPr>
+          <w:lang w:val="pt-BR"/>
+        </w:rPr>
+        <w:t xml:space="preserve"> </w:t>
+      </w:r>
+      <w:r>
+        <w:rPr>
+          <w:b/>
+          <w:bCs/>
+          <w:lang w:val="pt-BR"/>
+        </w:rPr>
         <w:t xml:space="preserve">Legal Emblems and the Art of Law: Obiter Depicta as the Vision of Governance</w:t>
       </w:r>
       <w:r>
@@ -46249,8 +48510,8 @@
         <w:t xml:space="preserve">. Cambridge: Cambridge University Press, 2013a.</w:t>
       </w:r>
     </w:p>
-    <w:bookmarkEnd w:id="208"/>
-    <w:bookmarkStart w:id="210" w:name="ref-goodrich2017"/>
+    <w:bookmarkEnd w:id="223"/>
+    <w:bookmarkStart w:id="225" w:name="ref-goodrich2017"/>
     <w:p>
       <w:pPr>
         <w:pStyle w:val="Bibliography"/>
@@ -46267,7 +48528,7 @@
         </w:rPr>
         <w:t xml:space="preserve"> </w:t>
       </w:r>
-      <w:hyperlink r:id="rId209">
+      <w:hyperlink r:id="rId224">
         <w:r>
           <w:rPr>
             <w:rStyle w:val="Hyperlink"/>
@@ -46303,8 +48564,8 @@
         <w:t xml:space="preserve">, v. 1, n. 1, p. 1–57, 2017.</w:t>
       </w:r>
     </w:p>
-    <w:bookmarkEnd w:id="210"/>
-    <w:bookmarkStart w:id="211" w:name="ref-grossi2007"/>
+    <w:bookmarkEnd w:id="225"/>
+    <w:bookmarkStart w:id="226" w:name="ref-grossi2007"/>
     <w:p>
       <w:pPr>
         <w:pStyle w:val="Bibliography"/>
@@ -46336,8 +48597,44 @@
         <w:t xml:space="preserve">. Tradução: Arno Dal Ri Júnior. Florianópolis: Fundação Boiteux, 2007.</w:t>
       </w:r>
     </w:p>
-    <w:bookmarkEnd w:id="211"/>
-    <w:bookmarkStart w:id="212" w:name="ref-haraway1985"/>
+    <w:bookmarkEnd w:id="226"/>
+    <w:bookmarkStart w:id="228" w:name="ref-guidiby2022"/>
+    <w:p>
+      <w:pPr>
+        <w:pStyle w:val="Bibliography"/>
+      </w:pPr>
+      <w:r>
+        <w:rPr>
+          <w:lang w:val="pt-BR"/>
+        </w:rPr>
+        <w:t xml:space="preserve">GUI-DIBY, Steve Loris.</w:t>
+      </w:r>
+      <w:r>
+        <w:rPr>
+          <w:lang w:val="pt-BR"/>
+        </w:rPr>
+        <w:t xml:space="preserve"> </w:t>
+      </w:r>
+      <w:hyperlink r:id="rId227">
+        <w:r>
+          <w:rPr>
+            <w:rStyle w:val="Hyperlink"/>
+            <w:b/>
+            <w:bCs/>
+            <w:lang w:val="pt-BR"/>
+          </w:rPr>
+          <w:t xml:space="preserve">The St George Ribbon and the Immortal Regiment: New Symbols and Rituals in Russian Regime-Legitimation</w:t>
+        </w:r>
+      </w:hyperlink>
+      <w:r>
+        <w:rPr>
+          <w:lang w:val="pt-BR"/>
+        </w:rPr>
+        <w:t xml:space="preserve">., 2022.</w:t>
+      </w:r>
+    </w:p>
+    <w:bookmarkEnd w:id="228"/>
+    <w:bookmarkStart w:id="229" w:name="ref-haraway1985"/>
     <w:p>
       <w:pPr>
         <w:pStyle w:val="Bibliography"/>
@@ -46369,8 +48666,8 @@
         <w:t xml:space="preserve">, n. 80, p. 65–108, 1985.</w:t>
       </w:r>
     </w:p>
-    <w:bookmarkEnd w:id="212"/>
-    <w:bookmarkStart w:id="213" w:name="ref-haraway2009"/>
+    <w:bookmarkEnd w:id="229"/>
+    <w:bookmarkStart w:id="230" w:name="ref-haraway2009"/>
     <w:p>
       <w:pPr>
         <w:pStyle w:val="Bibliography"/>
@@ -46422,8 +48719,8 @@
         <w:t xml:space="preserve">. Tradução: Tomaz Tadeu. 2. ed. Belo Horizonte: Autêntica, 2009. p. 33–118.</w:t>
       </w:r>
     </w:p>
-    <w:bookmarkEnd w:id="213"/>
-    <w:bookmarkStart w:id="214" w:name="ref-hespanha2005"/>
+    <w:bookmarkEnd w:id="230"/>
+    <w:bookmarkStart w:id="231" w:name="ref-hespanha2005"/>
     <w:p>
       <w:pPr>
         <w:pStyle w:val="Bibliography"/>
@@ -46455,8 +48752,8 @@
         <w:t xml:space="preserve">. Coimbra: Almedina, 2005.</w:t>
       </w:r>
     </w:p>
-    <w:bookmarkEnd w:id="214"/>
-    <w:bookmarkStart w:id="215" w:name="ref-hilden1993"/>
+    <w:bookmarkEnd w:id="231"/>
+    <w:bookmarkStart w:id="232" w:name="ref-hilden1993"/>
     <w:p>
       <w:pPr>
         <w:pStyle w:val="Bibliography"/>
@@ -46508,8 +48805,8 @@
         <w:t xml:space="preserve">. Oxford: Oxford University Press, 1993.</w:t>
       </w:r>
     </w:p>
-    <w:bookmarkEnd w:id="215"/>
-    <w:bookmarkStart w:id="216" w:name="ref-hunt1984"/>
+    <w:bookmarkEnd w:id="232"/>
+    <w:bookmarkStart w:id="233" w:name="ref-hunt1984"/>
     <w:p>
       <w:pPr>
         <w:pStyle w:val="Bibliography"/>
@@ -46541,8 +48838,8 @@
         <w:t xml:space="preserve">. Berkeley: University of California Press, 1984.</w:t>
       </w:r>
     </w:p>
-    <w:bookmarkEnd w:id="216"/>
-    <w:bookmarkStart w:id="217" w:name="ref-huygebaert2015"/>
+    <w:bookmarkEnd w:id="233"/>
+    <w:bookmarkStart w:id="234" w:name="ref-huygebaert2015"/>
     <w:p>
       <w:pPr>
         <w:pStyle w:val="Bibliography"/>
@@ -46614,8 +48911,8 @@
         <w:t xml:space="preserve">: s.n., 2015.</w:t>
       </w:r>
     </w:p>
-    <w:bookmarkEnd w:id="217"/>
-    <w:bookmarkStart w:id="218" w:name="ref-jones2023"/>
+    <w:bookmarkEnd w:id="234"/>
+    <w:bookmarkStart w:id="235" w:name="ref-jones2023"/>
     <w:p>
       <w:pPr>
         <w:pStyle w:val="Bibliography"/>
@@ -46647,8 +48944,8 @@
         <w:t xml:space="preserve">. London: Routledge, 2023.</w:t>
       </w:r>
     </w:p>
-    <w:bookmarkEnd w:id="218"/>
-    <w:bookmarkStart w:id="219" w:name="ref-kantorowicz1957"/>
+    <w:bookmarkEnd w:id="235"/>
+    <w:bookmarkStart w:id="236" w:name="ref-kantorowicz1957"/>
     <w:p>
       <w:pPr>
         <w:pStyle w:val="Bibliography"/>
@@ -46680,8 +48977,8 @@
         <w:t xml:space="preserve">. Princeton: Princeton University Press, 1957.</w:t>
       </w:r>
     </w:p>
-    <w:bookmarkEnd w:id="219"/>
-    <w:bookmarkStart w:id="220" w:name="ref-kantorowicz1998"/>
+    <w:bookmarkEnd w:id="236"/>
+    <w:bookmarkStart w:id="237" w:name="ref-kantorowicz1998"/>
     <w:p>
       <w:pPr>
         <w:pStyle w:val="Bibliography"/>
@@ -46713,8 +49010,8 @@
         <w:t xml:space="preserve">. Tradução: Cid Knipel Moreira. São Paulo: Companhia das Letras, 1998.</w:t>
       </w:r>
     </w:p>
-    <w:bookmarkEnd w:id="220"/>
-    <w:bookmarkStart w:id="221" w:name="ref-laboriacuboniks2018"/>
+    <w:bookmarkEnd w:id="237"/>
+    <w:bookmarkStart w:id="239" w:name="ref-konig2013"/>
     <w:p>
       <w:pPr>
         <w:pStyle w:val="Bibliography"/>
@@ -46723,7 +49020,28 @@
         <w:rPr>
           <w:lang w:val="pt-BR"/>
         </w:rPr>
-        <w:t xml:space="preserve">LABORIA CUBONIKS.</w:t>
+        <w:t xml:space="preserve">KÖNIG, Subrata Mitra Lion.</w:t>
+      </w:r>
+      <w:r>
+        <w:rPr>
+          <w:lang w:val="pt-BR"/>
+        </w:rPr>
+        <w:t xml:space="preserve"> </w:t>
+      </w:r>
+      <w:hyperlink r:id="rId238">
+        <w:r>
+          <w:rPr>
+            <w:rStyle w:val="Hyperlink"/>
+            <w:lang w:val="pt-BR"/>
+          </w:rPr>
+          <w:t xml:space="preserve">Icon-ising national identity: France and India in comparative perspective</w:t>
+        </w:r>
+      </w:hyperlink>
+      <w:r>
+        <w:rPr>
+          <w:lang w:val="pt-BR"/>
+        </w:rPr>
+        <w:t xml:space="preserve">.</w:t>
       </w:r>
       <w:r>
         <w:rPr>
@@ -46737,17 +49055,17 @@
           <w:bCs/>
           <w:lang w:val="pt-BR"/>
         </w:rPr>
-        <w:t xml:space="preserve">The Xenofeminist Manifesto: A Politics for Alienation</w:t>
-      </w:r>
-      <w:r>
-        <w:rPr>
-          <w:lang w:val="pt-BR"/>
-        </w:rPr>
-        <w:t xml:space="preserve">. London: Verso, 2018.</w:t>
-      </w:r>
-    </w:p>
-    <w:bookmarkEnd w:id="221"/>
-    <w:bookmarkStart w:id="222" w:name="ref-landes2001"/>
+        <w:t xml:space="preserve">National Identities</w:t>
+      </w:r>
+      <w:r>
+        <w:rPr>
+          <w:lang w:val="pt-BR"/>
+        </w:rPr>
+        <w:t xml:space="preserve">, 2013.</w:t>
+      </w:r>
+    </w:p>
+    <w:bookmarkEnd w:id="239"/>
+    <w:bookmarkStart w:id="240" w:name="ref-laboriacuboniks2018"/>
     <w:p>
       <w:pPr>
         <w:pStyle w:val="Bibliography"/>
@@ -46756,7 +49074,7 @@
         <w:rPr>
           <w:lang w:val="pt-BR"/>
         </w:rPr>
-        <w:t xml:space="preserve">LANDES, Joan B.</w:t>
+        <w:t xml:space="preserve">LABORIA CUBONIKS.</w:t>
       </w:r>
       <w:r>
         <w:rPr>
@@ -46770,17 +49088,17 @@
           <w:bCs/>
           <w:lang w:val="pt-BR"/>
         </w:rPr>
-        <w:t xml:space="preserve">Visualizing the Nation: Gender, Representation, and Revolution in Eighteenth-Century France</w:t>
-      </w:r>
-      <w:r>
-        <w:rPr>
-          <w:lang w:val="pt-BR"/>
-        </w:rPr>
-        <w:t xml:space="preserve">. Ithaca: Cornell University Press, 2001.</w:t>
-      </w:r>
-    </w:p>
-    <w:bookmarkEnd w:id="222"/>
-    <w:bookmarkStart w:id="223" w:name="ref-latour1991"/>
+        <w:t xml:space="preserve">The Xenofeminist Manifesto: A Politics for Alienation</w:t>
+      </w:r>
+      <w:r>
+        <w:rPr>
+          <w:lang w:val="pt-BR"/>
+        </w:rPr>
+        <w:t xml:space="preserve">. London: Verso, 2018.</w:t>
+      </w:r>
+    </w:p>
+    <w:bookmarkEnd w:id="240"/>
+    <w:bookmarkStart w:id="241" w:name="ref-landes2001"/>
     <w:p>
       <w:pPr>
         <w:pStyle w:val="Bibliography"/>
@@ -46789,7 +49107,7 @@
         <w:rPr>
           <w:lang w:val="pt-BR"/>
         </w:rPr>
-        <w:t xml:space="preserve">LATOUR, Bruno.</w:t>
+        <w:t xml:space="preserve">LANDES, Joan B.</w:t>
       </w:r>
       <w:r>
         <w:rPr>
@@ -46803,17 +49121,17 @@
           <w:bCs/>
           <w:lang w:val="pt-BR"/>
         </w:rPr>
-        <w:t xml:space="preserve">Nous n’avons jamais été modernes: essai d’anthropologie symétrique</w:t>
-      </w:r>
-      <w:r>
-        <w:rPr>
-          <w:lang w:val="pt-BR"/>
-        </w:rPr>
-        <w:t xml:space="preserve">. Paris: La Découverte, 1991.</w:t>
-      </w:r>
-    </w:p>
-    <w:bookmarkEnd w:id="223"/>
-    <w:bookmarkStart w:id="224" w:name="ref-latour1994"/>
+        <w:t xml:space="preserve">Visualizing the Nation: Gender, Representation, and Revolution in Eighteenth-Century France</w:t>
+      </w:r>
+      <w:r>
+        <w:rPr>
+          <w:lang w:val="pt-BR"/>
+        </w:rPr>
+        <w:t xml:space="preserve">. Ithaca: Cornell University Press, 2001.</w:t>
+      </w:r>
+    </w:p>
+    <w:bookmarkEnd w:id="241"/>
+    <w:bookmarkStart w:id="242" w:name="ref-latour1991"/>
     <w:p>
       <w:pPr>
         <w:pStyle w:val="Bibliography"/>
@@ -46836,17 +49154,17 @@
           <w:bCs/>
           <w:lang w:val="pt-BR"/>
         </w:rPr>
-        <w:t xml:space="preserve">Jamais Fomos Modernos: ensaio de antropologia simétrica</w:t>
-      </w:r>
-      <w:r>
-        <w:rPr>
-          <w:lang w:val="pt-BR"/>
-        </w:rPr>
-        <w:t xml:space="preserve">. Tradução: Carlos Irineu da Costa. Rio de Janeiro: Editora 34, 1994.</w:t>
-      </w:r>
-    </w:p>
-    <w:bookmarkEnd w:id="224"/>
-    <w:bookmarkStart w:id="225" w:name="ref-legendre1974"/>
+        <w:t xml:space="preserve">Nous n’avons jamais été modernes: essai d’anthropologie symétrique</w:t>
+      </w:r>
+      <w:r>
+        <w:rPr>
+          <w:lang w:val="pt-BR"/>
+        </w:rPr>
+        <w:t xml:space="preserve">. Paris: La Découverte, 1991.</w:t>
+      </w:r>
+    </w:p>
+    <w:bookmarkEnd w:id="242"/>
+    <w:bookmarkStart w:id="243" w:name="ref-latour1994"/>
     <w:p>
       <w:pPr>
         <w:pStyle w:val="Bibliography"/>
@@ -46855,7 +49173,7 @@
         <w:rPr>
           <w:lang w:val="pt-BR"/>
         </w:rPr>
-        <w:t xml:space="preserve">LEGENDRE, Pierre.</w:t>
+        <w:t xml:space="preserve">LATOUR, Bruno.</w:t>
       </w:r>
       <w:r>
         <w:rPr>
@@ -46869,17 +49187,17 @@
           <w:bCs/>
           <w:lang w:val="pt-BR"/>
         </w:rPr>
-        <w:t xml:space="preserve">L’Amour du censeur: essai sur l’ordre dogmatique</w:t>
-      </w:r>
-      <w:r>
-        <w:rPr>
-          <w:lang w:val="pt-BR"/>
-        </w:rPr>
-        <w:t xml:space="preserve">. Paris: Seuil, 1974.</w:t>
-      </w:r>
-    </w:p>
-    <w:bookmarkEnd w:id="225"/>
-    <w:bookmarkStart w:id="226" w:name="ref-legendre1994"/>
+        <w:t xml:space="preserve">Jamais Fomos Modernos: ensaio de antropologia simétrica</w:t>
+      </w:r>
+      <w:r>
+        <w:rPr>
+          <w:lang w:val="pt-BR"/>
+        </w:rPr>
+        <w:t xml:space="preserve">. Tradução: Carlos Irineu da Costa. Rio de Janeiro: Editora 34, 1994.</w:t>
+      </w:r>
+    </w:p>
+    <w:bookmarkEnd w:id="243"/>
+    <w:bookmarkStart w:id="244" w:name="ref-legendre1974"/>
     <w:p>
       <w:pPr>
         <w:pStyle w:val="Bibliography"/>
@@ -46902,17 +49220,17 @@
           <w:bCs/>
           <w:lang w:val="pt-BR"/>
         </w:rPr>
-        <w:t xml:space="preserve">Dieu au miroir: étude sur l’institution des images</w:t>
-      </w:r>
-      <w:r>
-        <w:rPr>
-          <w:lang w:val="pt-BR"/>
-        </w:rPr>
-        <w:t xml:space="preserve">. Paris: Fayard, 1994.</w:t>
-      </w:r>
-    </w:p>
-    <w:bookmarkEnd w:id="226"/>
-    <w:bookmarkStart w:id="227" w:name="ref-limajunior2020"/>
+        <w:t xml:space="preserve">L’Amour du censeur: essai sur l’ordre dogmatique</w:t>
+      </w:r>
+      <w:r>
+        <w:rPr>
+          <w:lang w:val="pt-BR"/>
+        </w:rPr>
+        <w:t xml:space="preserve">. Paris: Seuil, 1974.</w:t>
+      </w:r>
+    </w:p>
+    <w:bookmarkEnd w:id="244"/>
+    <w:bookmarkStart w:id="245" w:name="ref-legendre1994"/>
     <w:p>
       <w:pPr>
         <w:pStyle w:val="Bibliography"/>
@@ -46921,7 +49239,7 @@
         <w:rPr>
           <w:lang w:val="pt-BR"/>
         </w:rPr>
-        <w:t xml:space="preserve">LIMA JUNIOR, Carlos Rogério.</w:t>
+        <w:t xml:space="preserve">LEGENDRE, Pierre.</w:t>
       </w:r>
       <w:r>
         <w:rPr>
@@ -46935,17 +49253,17 @@
           <w:bCs/>
           <w:lang w:val="pt-BR"/>
         </w:rPr>
-        <w:t xml:space="preserve">Marianne à brasileira: imagens republicanas e os dilemas do passado imperial</w:t>
-      </w:r>
-      <w:r>
-        <w:rPr>
-          <w:lang w:val="pt-BR"/>
-        </w:rPr>
-        <w:t xml:space="preserve">. tese de doutorado—São Paulo: Universidade de São Paulo, 2020.</w:t>
-      </w:r>
-    </w:p>
-    <w:bookmarkEnd w:id="227"/>
-    <w:bookmarkStart w:id="228" w:name="ref-manderson2018"/>
+        <w:t xml:space="preserve">Dieu au miroir: étude sur l’institution des images</w:t>
+      </w:r>
+      <w:r>
+        <w:rPr>
+          <w:lang w:val="pt-BR"/>
+        </w:rPr>
+        <w:t xml:space="preserve">. Paris: Fayard, 1994.</w:t>
+      </w:r>
+    </w:p>
+    <w:bookmarkEnd w:id="245"/>
+    <w:bookmarkStart w:id="246" w:name="ref-limajunior2020"/>
     <w:p>
       <w:pPr>
         <w:pStyle w:val="Bibliography"/>
@@ -46954,7 +49272,7 @@
         <w:rPr>
           <w:lang w:val="pt-BR"/>
         </w:rPr>
-        <w:t xml:space="preserve">MANDERSON, Desmond (ORG.).</w:t>
+        <w:t xml:space="preserve">LIMA JUNIOR, Carlos Rogério.</w:t>
       </w:r>
       <w:r>
         <w:rPr>
@@ -46968,6 +49286,39 @@
           <w:bCs/>
           <w:lang w:val="pt-BR"/>
         </w:rPr>
+        <w:t xml:space="preserve">Marianne à brasileira: imagens republicanas e os dilemas do passado imperial</w:t>
+      </w:r>
+      <w:r>
+        <w:rPr>
+          <w:lang w:val="pt-BR"/>
+        </w:rPr>
+        <w:t xml:space="preserve">. tese de doutorado—São Paulo: Universidade de São Paulo, 2020.</w:t>
+      </w:r>
+    </w:p>
+    <w:bookmarkEnd w:id="246"/>
+    <w:bookmarkStart w:id="247" w:name="ref-manderson2018"/>
+    <w:p>
+      <w:pPr>
+        <w:pStyle w:val="Bibliography"/>
+      </w:pPr>
+      <w:r>
+        <w:rPr>
+          <w:lang w:val="pt-BR"/>
+        </w:rPr>
+        <w:t xml:space="preserve">MANDERSON, Desmond (ORG.).</w:t>
+      </w:r>
+      <w:r>
+        <w:rPr>
+          <w:lang w:val="pt-BR"/>
+        </w:rPr>
+        <w:t xml:space="preserve"> </w:t>
+      </w:r>
+      <w:r>
+        <w:rPr>
+          <w:b/>
+          <w:bCs/>
+          <w:lang w:val="pt-BR"/>
+        </w:rPr>
         <w:t xml:space="preserve">Law and the Visual: Representations, Jurisprudences, and Aesthetics</w:t>
       </w:r>
       <w:r>
@@ -46977,8 +49328,8 @@
         <w:t xml:space="preserve">. Toronto: University of Toronto Press, 2018.</w:t>
       </w:r>
     </w:p>
-    <w:bookmarkEnd w:id="228"/>
-    <w:bookmarkStart w:id="230" w:name="ref-martinho2008"/>
+    <w:bookmarkEnd w:id="247"/>
+    <w:bookmarkStart w:id="249" w:name="ref-martinho2008"/>
     <w:p>
       <w:pPr>
         <w:pStyle w:val="Bibliography"/>
@@ -46995,7 +49346,7 @@
         </w:rPr>
         <w:t xml:space="preserve"> </w:t>
       </w:r>
-      <w:hyperlink r:id="rId229">
+      <w:hyperlink r:id="rId248">
         <w:r>
           <w:rPr>
             <w:rStyle w:val="Hyperlink"/>
@@ -47031,8 +49382,8 @@
         <w:t xml:space="preserve">, v. 21, n. 2, p. 252–264, 2008.</w:t>
       </w:r>
     </w:p>
-    <w:bookmarkEnd w:id="230"/>
-    <w:bookmarkStart w:id="231" w:name="ref-mazon2000"/>
+    <w:bookmarkEnd w:id="249"/>
+    <w:bookmarkStart w:id="250" w:name="ref-mazon2000"/>
     <w:p>
       <w:pPr>
         <w:pStyle w:val="Bibliography"/>
@@ -47064,8 +49415,8 @@
         <w:t xml:space="preserve">, v. 18, n. 2, p. 162–192, 2000.</w:t>
       </w:r>
     </w:p>
-    <w:bookmarkEnd w:id="231"/>
-    <w:bookmarkStart w:id="233" w:name="ref-millat2003"/>
+    <w:bookmarkEnd w:id="250"/>
+    <w:bookmarkStart w:id="252" w:name="ref-millat2003"/>
     <w:p>
       <w:pPr>
         <w:pStyle w:val="Bibliography"/>
@@ -47082,7 +49433,7 @@
         </w:rPr>
         <w:t xml:space="preserve"> </w:t>
       </w:r>
-      <w:hyperlink r:id="rId232">
+      <w:hyperlink r:id="rId251">
         <w:r>
           <w:rPr>
             <w:rStyle w:val="Hyperlink"/>
@@ -47118,8 +49469,8 @@
         <w:t xml:space="preserve">, 2003.</w:t>
       </w:r>
     </w:p>
-    <w:bookmarkEnd w:id="233"/>
-    <w:bookmarkStart w:id="234" w:name="ref-mirzoeff1999"/>
+    <w:bookmarkEnd w:id="252"/>
+    <w:bookmarkStart w:id="253" w:name="ref-mirzoeff1999"/>
     <w:p>
       <w:pPr>
         <w:pStyle w:val="Bibliography"/>
@@ -47151,8 +49502,8 @@
         <w:t xml:space="preserve">. London: Routledge, 1999.</w:t>
       </w:r>
     </w:p>
-    <w:bookmarkEnd w:id="234"/>
-    <w:bookmarkStart w:id="235" w:name="ref-mitchell1994"/>
+    <w:bookmarkEnd w:id="253"/>
+    <w:bookmarkStart w:id="254" w:name="ref-mitchell1994"/>
     <w:p>
       <w:pPr>
         <w:pStyle w:val="Bibliography"/>
@@ -47184,8 +49535,8 @@
         <w:t xml:space="preserve">. Chicago: University of Chicago Press, 1994.</w:t>
       </w:r>
     </w:p>
-    <w:bookmarkEnd w:id="235"/>
-    <w:bookmarkStart w:id="236" w:name="ref-mondzain2002"/>
+    <w:bookmarkEnd w:id="254"/>
+    <w:bookmarkStart w:id="255" w:name="ref-mnookin1998"/>
     <w:p>
       <w:pPr>
         <w:pStyle w:val="Bibliography"/>
@@ -47194,7 +49545,7 @@
         <w:rPr>
           <w:lang w:val="pt-BR"/>
         </w:rPr>
-        <w:t xml:space="preserve">MONDZAIN, Marie-José.</w:t>
+        <w:t xml:space="preserve">MNOOKIN, Jennifer L. The Image of Truth: Photographic Evidence and the Power of Analogy.</w:t>
       </w:r>
       <w:r>
         <w:rPr>
@@ -47208,17 +49559,17 @@
           <w:bCs/>
           <w:lang w:val="pt-BR"/>
         </w:rPr>
-        <w:t xml:space="preserve">Image, icône, économie: les sources byzantines de l’imaginaire contemporain</w:t>
-      </w:r>
-      <w:r>
-        <w:rPr>
-          <w:lang w:val="pt-BR"/>
-        </w:rPr>
-        <w:t xml:space="preserve">. Paris: Seuil, 2002.</w:t>
-      </w:r>
-    </w:p>
-    <w:bookmarkEnd w:id="236"/>
-    <w:bookmarkStart w:id="237" w:name="ref-mondzain2017"/>
+        <w:t xml:space="preserve">Yale Journal of Law &amp; the Humanities</w:t>
+      </w:r>
+      <w:r>
+        <w:rPr>
+          <w:lang w:val="pt-BR"/>
+        </w:rPr>
+        <w:t xml:space="preserve">, v. 10, n. 1, 1998.</w:t>
+      </w:r>
+    </w:p>
+    <w:bookmarkEnd w:id="255"/>
+    <w:bookmarkStart w:id="256" w:name="ref-mondzain2002"/>
     <w:p>
       <w:pPr>
         <w:pStyle w:val="Bibliography"/>
@@ -47241,6 +49592,39 @@
           <w:bCs/>
           <w:lang w:val="pt-BR"/>
         </w:rPr>
+        <w:t xml:space="preserve">Image, icône, économie: les sources byzantines de l’imaginaire contemporain</w:t>
+      </w:r>
+      <w:r>
+        <w:rPr>
+          <w:lang w:val="pt-BR"/>
+        </w:rPr>
+        <w:t xml:space="preserve">. Paris: Seuil, 2002.</w:t>
+      </w:r>
+    </w:p>
+    <w:bookmarkEnd w:id="256"/>
+    <w:bookmarkStart w:id="257" w:name="ref-mondzain2017"/>
+    <w:p>
+      <w:pPr>
+        <w:pStyle w:val="Bibliography"/>
+      </w:pPr>
+      <w:r>
+        <w:rPr>
+          <w:lang w:val="pt-BR"/>
+        </w:rPr>
+        <w:t xml:space="preserve">MONDZAIN, Marie-José.</w:t>
+      </w:r>
+      <w:r>
+        <w:rPr>
+          <w:lang w:val="pt-BR"/>
+        </w:rPr>
+        <w:t xml:space="preserve"> </w:t>
+      </w:r>
+      <w:r>
+        <w:rPr>
+          <w:b/>
+          <w:bCs/>
+          <w:lang w:val="pt-BR"/>
+        </w:rPr>
         <w:t xml:space="preserve">Confiscation: des mots, des images et du temps</w:t>
       </w:r>
       <w:r>
@@ -47250,8 +49634,8 @@
         <w:t xml:space="preserve">. Paris: Les liens qui libèrent, 2017.</w:t>
       </w:r>
     </w:p>
-    <w:bookmarkEnd w:id="237"/>
-    <w:bookmarkStart w:id="239" w:name="ref-nascimento2022"/>
+    <w:bookmarkEnd w:id="257"/>
+    <w:bookmarkStart w:id="259" w:name="ref-anon2023"/>
     <w:p>
       <w:pPr>
         <w:pStyle w:val="Bibliography"/>
@@ -47260,6 +49644,42 @@
         <w:rPr>
           <w:lang w:val="pt-BR"/>
         </w:rPr>
+        <w:t xml:space="preserve">N.], [s.</w:t>
+      </w:r>
+      <w:r>
+        <w:rPr>
+          <w:lang w:val="pt-BR"/>
+        </w:rPr>
+        <w:t xml:space="preserve"> </w:t>
+      </w:r>
+      <w:hyperlink r:id="rId258">
+        <w:r>
+          <w:rPr>
+            <w:rStyle w:val="Hyperlink"/>
+            <w:b/>
+            <w:bCs/>
+            <w:lang w:val="pt-BR"/>
+          </w:rPr>
+          <w:t xml:space="preserve">Actas de las Jornadas de Historia sobre el Descubrimiento de América. Tomo V: Jornadas XV, XVI, XVII y XVIII (2019, 2020, 2021 y 2022)</w:t>
+        </w:r>
+      </w:hyperlink>
+      <w:r>
+        <w:rPr>
+          <w:lang w:val="pt-BR"/>
+        </w:rPr>
+        <w:t xml:space="preserve">., 2023.</w:t>
+      </w:r>
+    </w:p>
+    <w:bookmarkEnd w:id="259"/>
+    <w:bookmarkStart w:id="261" w:name="ref-nascimento2022"/>
+    <w:p>
+      <w:pPr>
+        <w:pStyle w:val="Bibliography"/>
+      </w:pPr>
+      <w:r>
+        <w:rPr>
+          <w:lang w:val="pt-BR"/>
+        </w:rPr>
         <w:t xml:space="preserve">NASCIMENTO, Francisco de Assis de Sousa; BATISTA, Joel Marcos Brasil de Sousa.</w:t>
       </w:r>
       <w:r>
@@ -47268,7 +49688,7 @@
         </w:rPr>
         <w:t xml:space="preserve"> </w:t>
       </w:r>
-      <w:hyperlink r:id="rId238">
+      <w:hyperlink r:id="rId260">
         <w:r>
           <w:rPr>
             <w:rStyle w:val="Hyperlink"/>
@@ -47304,8 +49724,8 @@
         <w:t xml:space="preserve">, v. 8, n. 21, p. 85–97, 2022.</w:t>
       </w:r>
     </w:p>
-    <w:bookmarkEnd w:id="239"/>
-    <w:bookmarkStart w:id="240" w:name="ref-nussbaum1995"/>
+    <w:bookmarkEnd w:id="261"/>
+    <w:bookmarkStart w:id="262" w:name="ref-nussbaum1995"/>
     <w:p>
       <w:pPr>
         <w:pStyle w:val="Bibliography"/>
@@ -47337,8 +49757,8 @@
         <w:t xml:space="preserve">. Boston: Beacon Press, 1995.</w:t>
       </w:r>
     </w:p>
-    <w:bookmarkEnd w:id="240"/>
-    <w:bookmarkStart w:id="242" w:name="ref-oliveira2020"/>
+    <w:bookmarkEnd w:id="262"/>
+    <w:bookmarkStart w:id="263" w:name="ref-olivecrona2005"/>
     <w:p>
       <w:pPr>
         <w:pStyle w:val="Bibliography"/>
@@ -47347,6 +49767,39 @@
         <w:rPr>
           <w:lang w:val="pt-BR"/>
         </w:rPr>
+        <w:t xml:space="preserve">OLIVECRONA, Karl.</w:t>
+      </w:r>
+      <w:r>
+        <w:rPr>
+          <w:lang w:val="pt-BR"/>
+        </w:rPr>
+        <w:t xml:space="preserve"> </w:t>
+      </w:r>
+      <w:r>
+        <w:rPr>
+          <w:b/>
+          <w:bCs/>
+          <w:lang w:val="pt-BR"/>
+        </w:rPr>
+        <w:t xml:space="preserve">Linguagem jurídica e realidade</w:t>
+      </w:r>
+      <w:r>
+        <w:rPr>
+          <w:lang w:val="pt-BR"/>
+        </w:rPr>
+        <w:t xml:space="preserve">. São Paulo: Quartier Latin, 2005.</w:t>
+      </w:r>
+    </w:p>
+    <w:bookmarkEnd w:id="263"/>
+    <w:bookmarkStart w:id="265" w:name="ref-oliveira2020"/>
+    <w:p>
+      <w:pPr>
+        <w:pStyle w:val="Bibliography"/>
+      </w:pPr>
+      <w:r>
+        <w:rPr>
+          <w:lang w:val="pt-BR"/>
+        </w:rPr>
         <w:t xml:space="preserve">OLIVEIRA, Ana.</w:t>
       </w:r>
       <w:r>
@@ -47355,7 +49808,7 @@
         </w:rPr>
         <w:t xml:space="preserve"> </w:t>
       </w:r>
-      <w:hyperlink r:id="rId241">
+      <w:hyperlink r:id="rId264">
         <w:r>
           <w:rPr>
             <w:rStyle w:val="Hyperlink"/>
@@ -47391,8 +49844,8 @@
         <w:t xml:space="preserve">, v. 9, n. 2, p. 10, 2020.</w:t>
       </w:r>
     </w:p>
-    <w:bookmarkEnd w:id="242"/>
-    <w:bookmarkStart w:id="243" w:name="ref-panofsky1939"/>
+    <w:bookmarkEnd w:id="265"/>
+    <w:bookmarkStart w:id="266" w:name="ref-panofsky1939"/>
     <w:p>
       <w:pPr>
         <w:pStyle w:val="Bibliography"/>
@@ -47424,8 +49877,8 @@
         <w:t xml:space="preserve">. New York: Oxford University Press, 1939.</w:t>
       </w:r>
     </w:p>
-    <w:bookmarkEnd w:id="243"/>
-    <w:bookmarkStart w:id="244" w:name="ref-panofsky1955"/>
+    <w:bookmarkEnd w:id="266"/>
+    <w:bookmarkStart w:id="267" w:name="ref-panofsky1955"/>
     <w:p>
       <w:pPr>
         <w:pStyle w:val="Bibliography"/>
@@ -47457,8 +49910,8 @@
         <w:t xml:space="preserve">. Garden City, NY: Doubleday Anchor, 1955.</w:t>
       </w:r>
     </w:p>
-    <w:bookmarkEnd w:id="244"/>
-    <w:bookmarkStart w:id="245" w:name="ref-pateman1988"/>
+    <w:bookmarkEnd w:id="267"/>
+    <w:bookmarkStart w:id="268" w:name="ref-pateman1988"/>
     <w:p>
       <w:pPr>
         <w:pStyle w:val="Bibliography"/>
@@ -47490,8 +49943,8 @@
         <w:t xml:space="preserve">. Stanford: Stanford University Press, 1988.</w:t>
       </w:r>
     </w:p>
-    <w:bookmarkEnd w:id="245"/>
-    <w:bookmarkStart w:id="246" w:name="ref-pateman1993"/>
+    <w:bookmarkEnd w:id="268"/>
+    <w:bookmarkStart w:id="269" w:name="ref-pateman1993"/>
     <w:p>
       <w:pPr>
         <w:pStyle w:val="Bibliography"/>
@@ -47523,8 +49976,8 @@
         <w:t xml:space="preserve">. Tradução: Marta Avancini. Rio de Janeiro: Paz e Terra, 1993.</w:t>
       </w:r>
     </w:p>
-    <w:bookmarkEnd w:id="246"/>
-    <w:bookmarkStart w:id="247" w:name="ref-patemanmills2007"/>
+    <w:bookmarkEnd w:id="269"/>
+    <w:bookmarkStart w:id="270" w:name="ref-patemanmills2007"/>
     <w:p>
       <w:pPr>
         <w:pStyle w:val="Bibliography"/>
@@ -47556,8 +50009,8 @@
         <w:t xml:space="preserve">. Cambridge: Polity Press, 2007.</w:t>
       </w:r>
     </w:p>
-    <w:bookmarkEnd w:id="247"/>
-    <w:bookmarkStart w:id="249" w:name="ref-renz2023"/>
+    <w:bookmarkEnd w:id="270"/>
+    <w:bookmarkStart w:id="272" w:name="ref-renz2023"/>
     <w:p>
       <w:pPr>
         <w:pStyle w:val="Bibliography"/>
@@ -47574,7 +50027,7 @@
         </w:rPr>
         <w:t xml:space="preserve"> </w:t>
       </w:r>
-      <w:hyperlink r:id="rId248">
+      <w:hyperlink r:id="rId271">
         <w:r>
           <w:rPr>
             <w:rStyle w:val="Hyperlink"/>
@@ -47610,8 +50063,8 @@
         <w:t xml:space="preserve">, 2023.</w:t>
       </w:r>
     </w:p>
-    <w:bookmarkEnd w:id="249"/>
-    <w:bookmarkStart w:id="250" w:name="ref-resnikcurtis2011"/>
+    <w:bookmarkEnd w:id="272"/>
+    <w:bookmarkStart w:id="273" w:name="ref-resnikcurtis2011"/>
     <w:p>
       <w:pPr>
         <w:pStyle w:val="Bibliography"/>
@@ -47643,8 +50096,8 @@
         <w:t xml:space="preserve">. New Haven: Yale University Press, 2011.</w:t>
       </w:r>
     </w:p>
-    <w:bookmarkEnd w:id="250"/>
-    <w:bookmarkStart w:id="251" w:name="ref-rich1980"/>
+    <w:bookmarkEnd w:id="273"/>
+    <w:bookmarkStart w:id="274" w:name="ref-rich1980"/>
     <w:p>
       <w:pPr>
         <w:pStyle w:val="Bibliography"/>
@@ -47676,8 +50129,8 @@
         <w:t xml:space="preserve">, v. 5, n. 4, p. 631–660, 1980.</w:t>
       </w:r>
     </w:p>
-    <w:bookmarkEnd w:id="251"/>
-    <w:bookmarkStart w:id="252" w:name="ref-richardson2007"/>
+    <w:bookmarkEnd w:id="274"/>
+    <w:bookmarkStart w:id="275" w:name="ref-richardson2007"/>
     <w:p>
       <w:pPr>
         <w:pStyle w:val="Bibliography"/>
@@ -47709,8 +50162,8 @@
         <w:t xml:space="preserve">. Aldershot: Ashgate, 2007.</w:t>
       </w:r>
     </w:p>
-    <w:bookmarkEnd w:id="252"/>
-    <w:bookmarkStart w:id="253" w:name="ref-richardson2009"/>
+    <w:bookmarkEnd w:id="275"/>
+    <w:bookmarkStart w:id="276" w:name="ref-richardson2009"/>
     <w:p>
       <w:pPr>
         <w:pStyle w:val="Bibliography"/>
@@ -47742,8 +50195,8 @@
         <w:t xml:space="preserve">. Farnham: Ashgate, 2009.</w:t>
       </w:r>
     </w:p>
-    <w:bookmarkEnd w:id="253"/>
-    <w:bookmarkStart w:id="254" w:name="ref-ruffinelli2011"/>
+    <w:bookmarkEnd w:id="276"/>
+    <w:bookmarkStart w:id="278" w:name="ref-roele2025"/>
     <w:p>
       <w:pPr>
         <w:pStyle w:val="Bibliography"/>
@@ -47752,7 +50205,7 @@
         <w:rPr>
           <w:lang w:val="pt-BR"/>
         </w:rPr>
-        <w:t xml:space="preserve">RUFFINELLI, Jorge; ROCHA, João Cezar de Castro (ORGS.).</w:t>
+        <w:t xml:space="preserve">ROELE, Isobel.</w:t>
       </w:r>
       <w:r>
         <w:rPr>
@@ -47766,17 +50219,32 @@
           <w:bCs/>
           <w:lang w:val="pt-BR"/>
         </w:rPr>
-        <w:t xml:space="preserve">Antropofagia hoje?: Oswald de Andrade em cena</w:t>
-      </w:r>
-      <w:r>
-        <w:rPr>
-          <w:lang w:val="pt-BR"/>
-        </w:rPr>
-        <w:t xml:space="preserve">. São Paulo: E Realizações, 2011.</w:t>
-      </w:r>
-    </w:p>
-    <w:bookmarkEnd w:id="254"/>
-    <w:bookmarkStart w:id="255" w:name="ref-russell2020"/>
+        <w:t xml:space="preserve">Encounters with Justice</w:t>
+      </w:r>
+      <w:r>
+        <w:rPr>
+          <w:lang w:val="pt-BR"/>
+        </w:rPr>
+        <w:t xml:space="preserve">. Frontiers of Socio-Legal Studies, Centre for Socio-Legal Studies, University of Oxford, 29 jan. 2025, 2025. Disponível em: &lt;</w:t>
+      </w:r>
+      <w:hyperlink r:id="rId277">
+        <w:r>
+          <w:rPr>
+            <w:rStyle w:val="Hyperlink"/>
+            <w:lang w:val="pt-BR"/>
+          </w:rPr>
+          <w:t xml:space="preserve">https://frontiers.csls.ox.ac.uk/encounters-with-justice/</w:t>
+        </w:r>
+      </w:hyperlink>
+      <w:r>
+        <w:rPr>
+          <w:lang w:val="pt-BR"/>
+        </w:rPr>
+        <w:t xml:space="preserve">&gt;</w:t>
+      </w:r>
+    </w:p>
+    <w:bookmarkEnd w:id="278"/>
+    <w:bookmarkStart w:id="279" w:name="ref-ruffinelli2011"/>
     <w:p>
       <w:pPr>
         <w:pStyle w:val="Bibliography"/>
@@ -47785,7 +50253,7 @@
         <w:rPr>
           <w:lang w:val="pt-BR"/>
         </w:rPr>
-        <w:t xml:space="preserve">RUSSELL, Legacy.</w:t>
+        <w:t xml:space="preserve">RUFFINELLI, Jorge; ROCHA, João Cezar de Castro (ORGS.).</w:t>
       </w:r>
       <w:r>
         <w:rPr>
@@ -47799,17 +50267,17 @@
           <w:bCs/>
           <w:lang w:val="pt-BR"/>
         </w:rPr>
-        <w:t xml:space="preserve">Glitch Feminism: A Manifesto</w:t>
-      </w:r>
-      <w:r>
-        <w:rPr>
-          <w:lang w:val="pt-BR"/>
-        </w:rPr>
-        <w:t xml:space="preserve">. Brooklyn: Verso, 2020.</w:t>
-      </w:r>
-    </w:p>
-    <w:bookmarkEnd w:id="255"/>
-    <w:bookmarkStart w:id="256" w:name="ref-scott1988"/>
+        <w:t xml:space="preserve">Antropofagia hoje?: Oswald de Andrade em cena</w:t>
+      </w:r>
+      <w:r>
+        <w:rPr>
+          <w:lang w:val="pt-BR"/>
+        </w:rPr>
+        <w:t xml:space="preserve">. São Paulo: E Realizações, 2011.</w:t>
+      </w:r>
+    </w:p>
+    <w:bookmarkEnd w:id="279"/>
+    <w:bookmarkStart w:id="280" w:name="ref-russell2020"/>
     <w:p>
       <w:pPr>
         <w:pStyle w:val="Bibliography"/>
@@ -47818,7 +50286,7 @@
         <w:rPr>
           <w:lang w:val="pt-BR"/>
         </w:rPr>
-        <w:t xml:space="preserve">SCOTT, Joan Wallach.</w:t>
+        <w:t xml:space="preserve">RUSSELL, Legacy.</w:t>
       </w:r>
       <w:r>
         <w:rPr>
@@ -47832,17 +50300,53 @@
           <w:bCs/>
           <w:lang w:val="pt-BR"/>
         </w:rPr>
-        <w:t xml:space="preserve">Gender and the Politics of History</w:t>
-      </w:r>
-      <w:r>
-        <w:rPr>
-          <w:lang w:val="pt-BR"/>
-        </w:rPr>
-        <w:t xml:space="preserve">. New York: Columbia University Press, 1988.</w:t>
-      </w:r>
-    </w:p>
-    <w:bookmarkEnd w:id="256"/>
-    <w:bookmarkStart w:id="257" w:name="ref-scott1996"/>
+        <w:t xml:space="preserve">Glitch Feminism: A Manifesto</w:t>
+      </w:r>
+      <w:r>
+        <w:rPr>
+          <w:lang w:val="pt-BR"/>
+        </w:rPr>
+        <w:t xml:space="preserve">. Brooklyn: Verso, 2020.</w:t>
+      </w:r>
+    </w:p>
+    <w:bookmarkEnd w:id="280"/>
+    <w:bookmarkStart w:id="282" w:name="ref-schor1992"/>
+    <w:p>
+      <w:pPr>
+        <w:pStyle w:val="Bibliography"/>
+      </w:pPr>
+      <w:r>
+        <w:rPr>
+          <w:lang w:val="pt-BR"/>
+        </w:rPr>
+        <w:t xml:space="preserve">SCHOR, Naomi.</w:t>
+      </w:r>
+      <w:r>
+        <w:rPr>
+          <w:lang w:val="pt-BR"/>
+        </w:rPr>
+        <w:t xml:space="preserve"> </w:t>
+      </w:r>
+      <w:hyperlink r:id="rId281">
+        <w:r>
+          <w:rPr>
+            <w:rStyle w:val="Hyperlink"/>
+            <w:b/>
+            <w:bCs/>
+            <w:lang w:val="pt-BR"/>
+          </w:rPr>
+          <w:t xml:space="preserve">Triste Amérique: Atala and the Postrevolutionary Construction of Woman</w:t>
+        </w:r>
+      </w:hyperlink>
+      <w:r>
+        <w:rPr>
+          <w:lang w:val="pt-BR"/>
+        </w:rPr>
+        <w:t xml:space="preserve">., 1992.</w:t>
+      </w:r>
+    </w:p>
+    <w:bookmarkEnd w:id="282"/>
+    <w:bookmarkStart w:id="283" w:name="ref-scott1988"/>
     <w:p>
       <w:pPr>
         <w:pStyle w:val="Bibliography"/>
@@ -47865,17 +50369,17 @@
           <w:bCs/>
           <w:lang w:val="pt-BR"/>
         </w:rPr>
-        <w:t xml:space="preserve">Only Paradoxes to Offer: French Feminists and the Rights of Man</w:t>
-      </w:r>
-      <w:r>
-        <w:rPr>
-          <w:lang w:val="pt-BR"/>
-        </w:rPr>
-        <w:t xml:space="preserve">. Cambridge, MA: Harvard University Press, 1996.</w:t>
-      </w:r>
-    </w:p>
-    <w:bookmarkEnd w:id="257"/>
-    <w:bookmarkStart w:id="258" w:name="ref-smith2009"/>
+        <w:t xml:space="preserve">Gender and the Politics of History</w:t>
+      </w:r>
+      <w:r>
+        <w:rPr>
+          <w:lang w:val="pt-BR"/>
+        </w:rPr>
+        <w:t xml:space="preserve">. New York: Columbia University Press, 1988.</w:t>
+      </w:r>
+    </w:p>
+    <w:bookmarkEnd w:id="283"/>
+    <w:bookmarkStart w:id="284" w:name="ref-scott1996"/>
     <w:p>
       <w:pPr>
         <w:pStyle w:val="Bibliography"/>
@@ -47884,7 +50388,7 @@
         <w:rPr>
           <w:lang w:val="pt-BR"/>
         </w:rPr>
-        <w:t xml:space="preserve">SMITH, Nicole R.</w:t>
+        <w:t xml:space="preserve">SCOTT, Joan Wallach.</w:t>
       </w:r>
       <w:r>
         <w:rPr>
@@ -47898,17 +50402,17 @@
           <w:bCs/>
           <w:lang w:val="pt-BR"/>
         </w:rPr>
-        <w:t xml:space="preserve">Wangechi Mutu: Feminist Collage and the Cyborg</w:t>
-      </w:r>
-      <w:r>
-        <w:rPr>
-          <w:lang w:val="pt-BR"/>
-        </w:rPr>
-        <w:t xml:space="preserve">. mathesis—Atlanta: Georgia State University, 2009.</w:t>
-      </w:r>
-    </w:p>
-    <w:bookmarkEnd w:id="258"/>
-    <w:bookmarkStart w:id="259" w:name="ref-thompson2018"/>
+        <w:t xml:space="preserve">Only Paradoxes to Offer: French Feminists and the Rights of Man</w:t>
+      </w:r>
+      <w:r>
+        <w:rPr>
+          <w:lang w:val="pt-BR"/>
+        </w:rPr>
+        <w:t xml:space="preserve">. Cambridge, MA: Harvard University Press, 1996.</w:t>
+      </w:r>
+    </w:p>
+    <w:bookmarkEnd w:id="284"/>
+    <w:bookmarkStart w:id="285" w:name="ref-smith2009"/>
     <w:p>
       <w:pPr>
         <w:pStyle w:val="Bibliography"/>
@@ -47917,7 +50421,7 @@
         <w:rPr>
           <w:lang w:val="pt-BR"/>
         </w:rPr>
-        <w:t xml:space="preserve">THOMPSON, Debra; HAYES, Matthew; NEWMAN, Emily. Intersectional Contract Theory.</w:t>
+        <w:t xml:space="preserve">SMITH, Nicole R.</w:t>
       </w:r>
       <w:r>
         <w:rPr>
@@ -47931,6 +50435,93 @@
           <w:bCs/>
           <w:lang w:val="pt-BR"/>
         </w:rPr>
+        <w:t xml:space="preserve">Wangechi Mutu: Feminist Collage and the Cyborg</w:t>
+      </w:r>
+      <w:r>
+        <w:rPr>
+          <w:lang w:val="pt-BR"/>
+        </w:rPr>
+        <w:t xml:space="preserve">. mathesis—Atlanta: Georgia State University, 2009.</w:t>
+      </w:r>
+    </w:p>
+    <w:bookmarkEnd w:id="285"/>
+    <w:bookmarkStart w:id="286" w:name="ref-batista2022"/>
+    <w:p>
+      <w:pPr>
+        <w:pStyle w:val="Bibliography"/>
+      </w:pPr>
+      <w:r>
+        <w:rPr>
+          <w:lang w:val="pt-BR"/>
+        </w:rPr>
+        <w:t xml:space="preserve">SOUSA NASCIMENTO JOEL MARCOS BRASIL DE SOUSA BATISTA, Francisco De Assis de.</w:t>
+      </w:r>
+      <w:r>
+        <w:rPr>
+          <w:lang w:val="pt-BR"/>
+        </w:rPr>
+        <w:t xml:space="preserve"> </w:t>
+      </w:r>
+      <w:hyperlink r:id="rId260">
+        <w:r>
+          <w:rPr>
+            <w:rStyle w:val="Hyperlink"/>
+            <w:lang w:val="pt-BR"/>
+          </w:rPr>
+          <w:t xml:space="preserve">Entre marianne e clotilde</w:t>
+        </w:r>
+      </w:hyperlink>
+      <w:r>
+        <w:rPr>
+          <w:lang w:val="pt-BR"/>
+        </w:rPr>
+        <w:t xml:space="preserve">.</w:t>
+      </w:r>
+      <w:r>
+        <w:rPr>
+          <w:lang w:val="pt-BR"/>
+        </w:rPr>
+        <w:t xml:space="preserve"> </w:t>
+      </w:r>
+      <w:r>
+        <w:rPr>
+          <w:b/>
+          <w:bCs/>
+          <w:lang w:val="pt-BR"/>
+        </w:rPr>
+        <w:t xml:space="preserve">Revista de Estudos de Cultura</w:t>
+      </w:r>
+      <w:r>
+        <w:rPr>
+          <w:lang w:val="pt-BR"/>
+        </w:rPr>
+        <w:t xml:space="preserve">, 2022.</w:t>
+      </w:r>
+    </w:p>
+    <w:bookmarkEnd w:id="286"/>
+    <w:bookmarkStart w:id="287" w:name="ref-thompson2018"/>
+    <w:p>
+      <w:pPr>
+        <w:pStyle w:val="Bibliography"/>
+      </w:pPr>
+      <w:r>
+        <w:rPr>
+          <w:lang w:val="pt-BR"/>
+        </w:rPr>
+        <w:t xml:space="preserve">THOMPSON, Debra; HAYES, Matthew; NEWMAN, Emily. Intersectional Contract Theory.</w:t>
+      </w:r>
+      <w:r>
+        <w:rPr>
+          <w:lang w:val="pt-BR"/>
+        </w:rPr>
+        <w:t xml:space="preserve"> </w:t>
+      </w:r>
+      <w:r>
+        <w:rPr>
+          <w:b/>
+          <w:bCs/>
+          <w:lang w:val="pt-BR"/>
+        </w:rPr>
         <w:t xml:space="preserve">Hypatia</w:t>
       </w:r>
       <w:r>
@@ -47940,8 +50531,8 @@
         <w:t xml:space="preserve">, 2018.</w:t>
       </w:r>
     </w:p>
-    <w:bookmarkEnd w:id="259"/>
-    <w:bookmarkStart w:id="261" w:name="ref-viljanen2017"/>
+    <w:bookmarkEnd w:id="287"/>
+    <w:bookmarkStart w:id="289" w:name="ref-viljanen2017"/>
     <w:p>
       <w:pPr>
         <w:pStyle w:val="Bibliography"/>
@@ -47958,7 +50549,7 @@
         </w:rPr>
         <w:t xml:space="preserve"> </w:t>
       </w:r>
-      <w:hyperlink r:id="rId260">
+      <w:hyperlink r:id="rId288">
         <w:r>
           <w:rPr>
             <w:rStyle w:val="Hyperlink"/>
@@ -47988,8 +50579,8 @@
         <w:t xml:space="preserve">, v. 18, n. 5, 2017.</w:t>
       </w:r>
     </w:p>
-    <w:bookmarkEnd w:id="261"/>
-    <w:bookmarkStart w:id="262" w:name="ref-viveiros2015"/>
+    <w:bookmarkEnd w:id="289"/>
+    <w:bookmarkStart w:id="290" w:name="ref-viveiros2015"/>
     <w:p>
       <w:pPr>
         <w:pStyle w:val="Bibliography"/>
@@ -48021,8 +50612,8 @@
         <w:t xml:space="preserve">. Tradução: Oiara Bonet. São Paulo: Ubu Editora, 2015.</w:t>
       </w:r>
     </w:p>
-    <w:bookmarkEnd w:id="262"/>
-    <w:bookmarkStart w:id="263" w:name="ref-vandewaal1973"/>
+    <w:bookmarkEnd w:id="290"/>
+    <w:bookmarkStart w:id="291" w:name="ref-vandewaal1973"/>
     <w:p>
       <w:pPr>
         <w:pStyle w:val="Bibliography"/>
@@ -48054,8 +50645,8 @@
         <w:t xml:space="preserve">. Amsterdam: North-Holland, 1973.</w:t>
       </w:r>
     </w:p>
-    <w:bookmarkEnd w:id="263"/>
-    <w:bookmarkStart w:id="264" w:name="ref-vandewaal1985"/>
+    <w:bookmarkEnd w:id="291"/>
+    <w:bookmarkStart w:id="292" w:name="ref-vandewaal1985"/>
     <w:p>
       <w:pPr>
         <w:pStyle w:val="Bibliography"/>
@@ -48087,8 +50678,8 @@
         <w:t xml:space="preserve">. Amsterdam: North-Holland, 1985.</w:t>
       </w:r>
     </w:p>
-    <w:bookmarkEnd w:id="264"/>
-    <w:bookmarkStart w:id="265" w:name="ref-warburg2000"/>
+    <w:bookmarkEnd w:id="292"/>
+    <w:bookmarkStart w:id="293" w:name="ref-warburg2000"/>
     <w:p>
       <w:pPr>
         <w:pStyle w:val="Bibliography"/>
@@ -48120,8 +50711,8 @@
         <w:t xml:space="preserve">. Berlin: Akademie Verlag, 2000.</w:t>
       </w:r>
     </w:p>
-    <w:bookmarkEnd w:id="265"/>
-    <w:bookmarkStart w:id="266" w:name="ref-warner1985"/>
+    <w:bookmarkEnd w:id="293"/>
+    <w:bookmarkStart w:id="294" w:name="ref-warner1985"/>
     <w:p>
       <w:pPr>
         <w:pStyle w:val="Bibliography"/>
@@ -48153,10 +50744,10 @@
         <w:t xml:space="preserve">. London: Weidenfeld &amp; Nicolson, 1985.</w:t>
       </w:r>
     </w:p>
-    <w:bookmarkEnd w:id="266"/>
-    <w:bookmarkEnd w:id="267"/>
-    <w:bookmarkEnd w:id="268"/>
-    <w:bookmarkEnd w:id="269"/>
+    <w:bookmarkEnd w:id="294"/>
+    <w:bookmarkEnd w:id="295"/>
+    <w:bookmarkEnd w:id="296"/>
+    <w:bookmarkEnd w:id="297"/>
     <w:sectPr>
       <w:footnotePr>
         <w:numRestart w:val="eachSect"/>
@@ -48186,7 +50777,7 @@
       </w:r>
     </w:p>
   </w:footnote>
-  <w:footnote w:id="108">
+  <w:footnote w:id="113">
     <w:p>
       <w:pPr>
         <w:pStyle w:val="FootnoteText"/>
